--- a/docs/BYNATIONALITY/Ижорки.docx
+++ b/docs/BYNATIONALITY/Ижорки.docx
@@ -1,6 +1,6 @@
 
 <file path=word/document.xml><?xml version="1.0" encoding="utf-8"?>
-<w:document xmlns:wpc="http://schemas.microsoft.com/office/word/2010/wordprocessingCanvas" xmlns:cx="http://schemas.microsoft.com/office/drawing/2014/chartex" xmlns:cx1="http://schemas.microsoft.com/office/drawing/2015/9/8/chartex" xmlns:cx2="http://schemas.microsoft.com/office/drawing/2015/10/21/chartex" xmlns:cx3="http://schemas.microsoft.com/office/drawing/2016/5/9/chartex" xmlns:cx4="http://schemas.microsoft.com/office/drawing/2016/5/10/chartex" xmlns:cx5="http://schemas.microsoft.com/office/drawing/2016/5/11/chartex" xmlns:cx6="http://schemas.microsoft.com/office/drawing/2016/5/12/chartex" xmlns:cx7="http://schemas.microsoft.com/office/drawing/2016/5/13/chartex" xmlns:cx8="http://schemas.microsoft.com/office/drawing/2016/5/14/chartex" xmlns:mc="http://schemas.openxmlformats.org/markup-compatibility/2006" xmlns:aink="http://schemas.microsoft.com/office/drawing/2016/ink" xmlns:am3d="http://schemas.microsoft.com/office/drawing/2017/model3d" xmlns:o="urn:schemas-microsoft-com:office:office" xmlns:oel="http://schemas.microsoft.com/office/2019/extlst" xmlns:r="http://schemas.openxmlformats.org/officeDocument/2006/relationships" xmlns:m="http://schemas.openxmlformats.org/officeDocument/2006/math" xmlns:v="urn:schemas-microsoft-com:vml" xmlns:wp14="http://schemas.microsoft.com/office/word/2010/wordprocessingDrawing" xmlns:wp="http://schemas.openxmlformats.org/drawingml/2006/wordprocessingDrawing" xmlns:w10="urn:schemas-microsoft-com:office:word" xmlns:w="http://schemas.openxmlformats.org/wordprocessingml/2006/main" xmlns:w14="http://schemas.microsoft.com/office/word/2010/wordml" xmlns:w15="http://schemas.microsoft.com/office/word/2012/wordml" xmlns:w16cex="http://schemas.microsoft.com/office/word/2018/wordml/cex" xmlns:w16cid="http://schemas.microsoft.com/office/word/2016/wordml/cid" xmlns:w16="http://schemas.microsoft.com/office/word/2018/wordml" xmlns:w16du="http://schemas.microsoft.com/office/word/2023/wordml/word16du" xmlns:w16sdtdh="http://schemas.microsoft.com/office/word/2020/wordml/sdtdatahash" xmlns:w16se="http://schemas.microsoft.com/office/word/2015/wordml/symex" xmlns:wpg="http://schemas.microsoft.com/office/word/2010/wordprocessingGroup" xmlns:wpi="http://schemas.microsoft.com/office/word/2010/wordprocessingInk" xmlns:wne="http://schemas.microsoft.com/office/word/2006/wordml" xmlns:wps="http://schemas.microsoft.com/office/word/2010/wordprocessingShape" mc:Ignorable="w14 w15 w16se w16cid w16 w16cex w16sdtdh w16du wp14">
+<w:document xmlns:wpc="http://schemas.microsoft.com/office/word/2010/wordprocessingCanvas" xmlns:cx="http://schemas.microsoft.com/office/drawing/2014/chartex" xmlns:cx1="http://schemas.microsoft.com/office/drawing/2015/9/8/chartex" xmlns:cx2="http://schemas.microsoft.com/office/drawing/2015/10/21/chartex" xmlns:cx3="http://schemas.microsoft.com/office/drawing/2016/5/9/chartex" xmlns:cx4="http://schemas.microsoft.com/office/drawing/2016/5/10/chartex" xmlns:cx5="http://schemas.microsoft.com/office/drawing/2016/5/11/chartex" xmlns:cx6="http://schemas.microsoft.com/office/drawing/2016/5/12/chartex" xmlns:cx7="http://schemas.microsoft.com/office/drawing/2016/5/13/chartex" xmlns:cx8="http://schemas.microsoft.com/office/drawing/2016/5/14/chartex" xmlns:mc="http://schemas.openxmlformats.org/markup-compatibility/2006" xmlns:aink="http://schemas.microsoft.com/office/drawing/2016/ink" xmlns:am3d="http://schemas.microsoft.com/office/drawing/2017/model3d" xmlns:o="urn:schemas-microsoft-com:office:office" xmlns:oel="http://schemas.microsoft.com/office/2019/extlst" xmlns:r="http://schemas.openxmlformats.org/officeDocument/2006/relationships" xmlns:m="http://schemas.openxmlformats.org/officeDocument/2006/math" xmlns:v="urn:schemas-microsoft-com:vml" xmlns:wp14="http://schemas.microsoft.com/office/word/2010/wordprocessingDrawing" xmlns:wp="http://schemas.openxmlformats.org/drawingml/2006/wordprocessingDrawing" xmlns:w10="urn:schemas-microsoft-com:office:word" xmlns:w="http://schemas.openxmlformats.org/wordprocessingml/2006/main" xmlns:w14="http://schemas.microsoft.com/office/word/2010/wordml" xmlns:w15="http://schemas.microsoft.com/office/word/2012/wordml" xmlns:w16cex="http://schemas.microsoft.com/office/word/2018/wordml/cex" xmlns:w16cid="http://schemas.microsoft.com/office/word/2016/wordml/cid" xmlns:w16="http://schemas.microsoft.com/office/word/2018/wordml" xmlns:w16du="http://schemas.microsoft.com/office/word/2023/wordml/word16du" xmlns:w16sdtdh="http://schemas.microsoft.com/office/word/2020/wordml/sdtdatahash" xmlns:w16sdtfl="http://schemas.microsoft.com/office/word/2024/wordml/sdtformatlock" xmlns:w16se="http://schemas.microsoft.com/office/word/2015/wordml/symex" xmlns:wpg="http://schemas.microsoft.com/office/word/2010/wordprocessingGroup" xmlns:wpi="http://schemas.microsoft.com/office/word/2010/wordprocessingInk" xmlns:wne="http://schemas.microsoft.com/office/word/2006/wordml" xmlns:wps="http://schemas.microsoft.com/office/word/2010/wordprocessingShape" mc:Ignorable="w14 w15 w16se w16cid w16 w16cex w16sdtdh w16sdtfl w16du wp14">
   <w:body>
     <w:p>
       <w:pPr>
@@ -256,6 +256,7 @@
                 <w:rFonts w:ascii="Arial" w:hAnsi="Arial" w:cs="Arial"/>
                 <w:sz w:val="16"/>
                 <w:szCs w:val="16"/>
+                <w:lang w:val="ru-RU"/>
               </w:rPr>
               <w:t>.</w:t>
             </w:r>
@@ -396,7 +397,27 @@
                 <w:szCs w:val="16"/>
                 <w:lang w:val="ru-RU"/>
               </w:rPr>
-              <w:t>расстреляны в возрастной группе: 31-35 лет.</w:t>
+              <w:t xml:space="preserve">расстреляны в возрастной группе: </w:t>
+            </w:r>
+            <w:proofErr w:type="gramStart"/>
+            <w:r>
+              <w:rPr>
+                <w:rFonts w:ascii="Arial" w:hAnsi="Arial" w:cs="Arial"/>
+                <w:sz w:val="16"/>
+                <w:szCs w:val="16"/>
+                <w:lang w:val="ru-RU"/>
+              </w:rPr>
+              <w:t>31-35</w:t>
+            </w:r>
+            <w:proofErr w:type="gramEnd"/>
+            <w:r>
+              <w:rPr>
+                <w:rFonts w:ascii="Arial" w:hAnsi="Arial" w:cs="Arial"/>
+                <w:sz w:val="16"/>
+                <w:szCs w:val="16"/>
+                <w:lang w:val="ru-RU"/>
+              </w:rPr>
+              <w:t xml:space="preserve"> лет.</w:t>
             </w:r>
           </w:p>
           <w:p>
@@ -669,6 +690,100 @@
                 <w:lang w:val="ru-RU"/>
               </w:rPr>
               <w:t>.</w:t>
+            </w:r>
+          </w:p>
+        </w:tc>
+      </w:tr>
+      <w:tr>
+        <w:tc>
+          <w:tcPr>
+            <w:tcW w:w="9962" w:type="dxa"/>
+            <w:tcBorders>
+              <w:top w:val="nil"/>
+              <w:left w:val="nil"/>
+              <w:bottom w:val="nil"/>
+              <w:right w:val="nil"/>
+            </w:tcBorders>
+          </w:tcPr>
+          <w:p>
+            <w:pPr>
+              <w:jc w:val="center"/>
+              <w:rPr>
+                <w:rFonts w:ascii="Arial" w:hAnsi="Arial" w:cs="Arial"/>
+                <w:sz w:val="16"/>
+                <w:szCs w:val="16"/>
+                <w:lang w:val="ru-RU"/>
+              </w:rPr>
+            </w:pPr>
+          </w:p>
+          <w:p>
+            <w:pPr>
+              <w:jc w:val="center"/>
+              <w:rPr>
+                <w:rFonts w:ascii="Arial" w:hAnsi="Arial" w:cs="Arial"/>
+                <w:sz w:val="16"/>
+                <w:szCs w:val="16"/>
+                <w:lang w:val="ru-RU"/>
+              </w:rPr>
+            </w:pPr>
+          </w:p>
+          <w:p>
+            <w:pPr>
+              <w:jc w:val="center"/>
+              <w:rPr>
+                <w:rFonts w:ascii="Arial" w:hAnsi="Arial" w:cs="Arial"/>
+                <w:b/>
+                <w:bCs/>
+                <w:sz w:val="18"/>
+                <w:szCs w:val="18"/>
+                <w:lang w:val="ru-RU"/>
+              </w:rPr>
+            </w:pPr>
+            <w:r>
+              <w:rPr>
+                <w:rFonts w:ascii="Arial" w:hAnsi="Arial" w:cs="Arial"/>
+                <w:b/>
+                <w:bCs/>
+                <w:sz w:val="18"/>
+                <w:szCs w:val="18"/>
+                <w:lang w:val="ru-RU"/>
+              </w:rPr>
+              <w:t>Расстрелы ижорок происходили только в годы Большого террора</w:t>
+            </w:r>
+          </w:p>
+          <w:p>
+            <w:pPr>
+              <w:jc w:val="center"/>
+              <w:rPr>
+                <w:rFonts w:ascii="Arial" w:hAnsi="Arial" w:cs="Arial"/>
+                <w:sz w:val="16"/>
+                <w:szCs w:val="16"/>
+                <w:lang w:val="ru-RU"/>
+              </w:rPr>
+            </w:pPr>
+            <w:r>
+              <w:rPr>
+                <w:noProof/>
+              </w:rPr>
+              <w:drawing>
+                <wp:inline distT="0" distB="0" distL="0" distR="0" wp14:anchorId="07F12057" wp14:editId="48724F85">
+                  <wp:extent cx="3289738" cy="1681656"/>
+                  <wp:effectExtent l="0" t="0" r="6350" b="13970"/>
+                  <wp:docPr id="1089731655" name="Chart 1">
+                    <a:extLst xmlns:a="http://schemas.openxmlformats.org/drawingml/2006/main">
+                      <a:ext uri="{FF2B5EF4-FFF2-40B4-BE49-F238E27FC236}">
+                        <a16:creationId xmlns:a16="http://schemas.microsoft.com/office/drawing/2014/main" id="{35330ED3-773E-417F-A54C-D4681081D73A}"/>
+                      </a:ext>
+                    </a:extLst>
+                  </wp:docPr>
+                  <wp:cNvGraphicFramePr/>
+                  <a:graphic xmlns:a="http://schemas.openxmlformats.org/drawingml/2006/main">
+                    <a:graphicData uri="http://schemas.openxmlformats.org/drawingml/2006/chart">
+                      <c:chart xmlns:c="http://schemas.openxmlformats.org/drawingml/2006/chart" xmlns:r="http://schemas.openxmlformats.org/officeDocument/2006/relationships" r:id="rId5"/>
+                    </a:graphicData>
+                  </a:graphic>
+                </wp:inline>
+              </w:drawing>
             </w:r>
           </w:p>
         </w:tc>
@@ -676,288 +791,154 @@
     </w:tbl>
     <w:p>
       <w:pPr>
+        <w:jc w:val="center"/>
         <w:rPr>
-          <w:rFonts w:hint="eastAsia"/>
-          <w:lang w:val="ru-RU"/>
-        </w:rPr>
-      </w:pPr>
-    </w:p>
-    <w:tbl>
-      <w:tblPr>
-        <w:tblpPr w:leftFromText="180" w:rightFromText="180" w:vertAnchor="text" w:horzAnchor="page" w:tblpXSpec="center" w:tblpY="59"/>
-        <w:tblW w:w="6927" w:type="dxa"/>
-        <w:jc w:val="center"/>
-        <w:tblLayout w:type="fixed"/>
-        <w:tblCellMar>
-          <w:top w:w="28" w:type="dxa"/>
-          <w:left w:w="28" w:type="dxa"/>
-          <w:bottom w:w="28" w:type="dxa"/>
-          <w:right w:w="28" w:type="dxa"/>
-        </w:tblCellMar>
-        <w:tblLook w:val="0000" w:firstRow="0" w:lastRow="0" w:firstColumn="0" w:lastColumn="0" w:noHBand="0" w:noVBand="0"/>
-      </w:tblPr>
-      <w:tblGrid>
-        <w:gridCol w:w="3178"/>
-        <w:gridCol w:w="3749"/>
-      </w:tblGrid>
-      <w:tr>
-        <w:trPr>
-          <w:trHeight w:val="432"/>
-          <w:jc w:val="center"/>
-        </w:trPr>
-        <w:tc>
-          <w:tcPr>
-            <w:tcW w:w="6927" w:type="dxa"/>
-            <w:gridSpan w:val="2"/>
-            <w:tcBorders>
-              <w:top w:val="double" w:sz="1" w:space="0" w:color="808080"/>
-              <w:left w:val="double" w:sz="1" w:space="0" w:color="808080"/>
-              <w:bottom w:val="double" w:sz="1" w:space="0" w:color="808080"/>
-              <w:right w:val="double" w:sz="2" w:space="0" w:color="808080"/>
-            </w:tcBorders>
-            <w:shd w:val="clear" w:color="auto" w:fill="auto"/>
-            <w:vAlign w:val="center"/>
-          </w:tcPr>
-          <w:p>
-            <w:pPr>
-              <w:pStyle w:val="TableContents"/>
-              <w:snapToGrid w:val="0"/>
-              <w:jc w:val="center"/>
-              <w:rPr>
-                <w:rFonts w:ascii="Arial" w:hAnsi="Arial" w:cs="Arial"/>
-                <w:sz w:val="16"/>
-                <w:szCs w:val="16"/>
-                <w:lang w:val="ru-RU"/>
-              </w:rPr>
-            </w:pPr>
-            <w:r>
-              <w:rPr>
-                <w:rFonts w:ascii="Arial" w:hAnsi="Arial" w:cs="Arial"/>
-                <w:b/>
-                <w:bCs/>
-                <w:sz w:val="16"/>
-                <w:szCs w:val="16"/>
-                <w:lang w:val="ru-RU"/>
-              </w:rPr>
-              <w:t>Расстрелы ижорок происходили только в годы Большого террора</w:t>
-            </w:r>
-          </w:p>
-        </w:tc>
-      </w:tr>
-      <w:tr>
-        <w:trPr>
-          <w:jc w:val="center"/>
-        </w:trPr>
-        <w:tc>
-          <w:tcPr>
-            <w:tcW w:w="3178" w:type="dxa"/>
-            <w:tcBorders>
-              <w:left w:val="double" w:sz="1" w:space="0" w:color="808080"/>
-              <w:bottom w:val="double" w:sz="1" w:space="0" w:color="808080"/>
-              <w:right w:val="double" w:sz="2" w:space="0" w:color="808080"/>
-            </w:tcBorders>
-            <w:shd w:val="clear" w:color="auto" w:fill="auto"/>
-            <w:vAlign w:val="center"/>
-          </w:tcPr>
-          <w:p>
-            <w:pPr>
-              <w:pStyle w:val="BodyText"/>
-              <w:pBdr>
-                <w:top w:val="none" w:sz="0" w:space="0" w:color="000000"/>
-                <w:left w:val="none" w:sz="0" w:space="0" w:color="000000"/>
-                <w:bottom w:val="none" w:sz="0" w:space="0" w:color="000000"/>
-                <w:right w:val="none" w:sz="0" w:space="0" w:color="000000"/>
-              </w:pBdr>
-              <w:snapToGrid w:val="0"/>
-              <w:spacing w:after="0"/>
-              <w:jc w:val="center"/>
-              <w:rPr>
-                <w:rFonts w:ascii="Arial" w:hAnsi="Arial" w:cs="Arial"/>
-                <w:sz w:val="16"/>
-                <w:szCs w:val="16"/>
-                <w:lang w:val="ru-RU"/>
-              </w:rPr>
-            </w:pPr>
-            <w:r>
-              <w:rPr>
-                <w:rFonts w:ascii="Arial" w:hAnsi="Arial" w:cs="Arial"/>
-                <w:sz w:val="16"/>
-                <w:szCs w:val="16"/>
-                <w:lang w:val="ru-RU"/>
-              </w:rPr>
-              <w:t>1937</w:t>
-            </w:r>
-          </w:p>
-        </w:tc>
-        <w:tc>
-          <w:tcPr>
-            <w:tcW w:w="3749" w:type="dxa"/>
-            <w:tcBorders>
-              <w:left w:val="double" w:sz="1" w:space="0" w:color="808080"/>
-              <w:bottom w:val="double" w:sz="1" w:space="0" w:color="808080"/>
-              <w:right w:val="double" w:sz="2" w:space="0" w:color="808080"/>
-            </w:tcBorders>
-            <w:shd w:val="clear" w:color="auto" w:fill="auto"/>
-            <w:vAlign w:val="center"/>
-          </w:tcPr>
-          <w:p>
-            <w:pPr>
-              <w:pStyle w:val="BodyText"/>
-              <w:pBdr>
-                <w:top w:val="none" w:sz="0" w:space="0" w:color="000000"/>
-                <w:left w:val="none" w:sz="0" w:space="0" w:color="000000"/>
-                <w:bottom w:val="none" w:sz="0" w:space="0" w:color="000000"/>
-                <w:right w:val="none" w:sz="0" w:space="0" w:color="000000"/>
-              </w:pBdr>
-              <w:snapToGrid w:val="0"/>
-              <w:spacing w:after="0"/>
-              <w:jc w:val="center"/>
-              <w:rPr>
-                <w:rFonts w:ascii="Arial" w:hAnsi="Arial" w:cs="Arial"/>
-                <w:sz w:val="16"/>
-                <w:szCs w:val="16"/>
-                <w:lang w:val="ru-RU"/>
-              </w:rPr>
-            </w:pPr>
-            <w:r>
-              <w:rPr>
-                <w:rFonts w:ascii="Arial" w:hAnsi="Arial" w:cs="Arial"/>
-                <w:sz w:val="16"/>
-                <w:szCs w:val="16"/>
-                <w:lang w:val="ru-RU"/>
-              </w:rPr>
-              <w:t>1938</w:t>
-            </w:r>
-          </w:p>
-        </w:tc>
-      </w:tr>
-      <w:tr>
-        <w:trPr>
-          <w:jc w:val="center"/>
-        </w:trPr>
-        <w:tc>
-          <w:tcPr>
-            <w:tcW w:w="3178" w:type="dxa"/>
-            <w:tcBorders>
-              <w:left w:val="double" w:sz="1" w:space="0" w:color="808080"/>
-              <w:bottom w:val="double" w:sz="1" w:space="0" w:color="808080"/>
-              <w:right w:val="double" w:sz="2" w:space="0" w:color="808080"/>
-            </w:tcBorders>
-            <w:shd w:val="clear" w:color="auto" w:fill="auto"/>
-            <w:vAlign w:val="center"/>
-          </w:tcPr>
-          <w:p>
-            <w:pPr>
-              <w:pStyle w:val="BodyText"/>
-              <w:pBdr>
-                <w:top w:val="none" w:sz="0" w:space="0" w:color="000000"/>
-                <w:left w:val="none" w:sz="0" w:space="0" w:color="000000"/>
-                <w:bottom w:val="none" w:sz="0" w:space="0" w:color="000000"/>
-                <w:right w:val="none" w:sz="0" w:space="0" w:color="000000"/>
-              </w:pBdr>
-              <w:snapToGrid w:val="0"/>
-              <w:spacing w:after="0"/>
-              <w:jc w:val="center"/>
-              <w:rPr>
-                <w:rFonts w:ascii="Arial" w:hAnsi="Arial" w:cs="Arial"/>
-                <w:sz w:val="16"/>
-                <w:szCs w:val="16"/>
-                <w:lang w:val="ru-RU"/>
-              </w:rPr>
-            </w:pPr>
-            <w:r>
-              <w:rPr>
-                <w:rFonts w:ascii="Arial" w:hAnsi="Arial" w:cs="Arial"/>
-                <w:sz w:val="16"/>
-                <w:szCs w:val="16"/>
-                <w:lang w:val="ru-RU"/>
-              </w:rPr>
-              <w:t>5</w:t>
-            </w:r>
-          </w:p>
-        </w:tc>
-        <w:tc>
-          <w:tcPr>
-            <w:tcW w:w="3749" w:type="dxa"/>
-            <w:tcBorders>
-              <w:left w:val="double" w:sz="1" w:space="0" w:color="808080"/>
-              <w:bottom w:val="double" w:sz="1" w:space="0" w:color="808080"/>
-              <w:right w:val="double" w:sz="2" w:space="0" w:color="808080"/>
-            </w:tcBorders>
-            <w:shd w:val="clear" w:color="auto" w:fill="auto"/>
-            <w:vAlign w:val="center"/>
-          </w:tcPr>
-          <w:p>
-            <w:pPr>
-              <w:pStyle w:val="BodyText"/>
-              <w:pBdr>
-                <w:top w:val="none" w:sz="0" w:space="0" w:color="000000"/>
-                <w:left w:val="none" w:sz="0" w:space="0" w:color="000000"/>
-                <w:bottom w:val="none" w:sz="0" w:space="0" w:color="000000"/>
-                <w:right w:val="none" w:sz="0" w:space="0" w:color="000000"/>
-              </w:pBdr>
-              <w:snapToGrid w:val="0"/>
-              <w:spacing w:after="0"/>
-              <w:jc w:val="center"/>
-              <w:rPr>
-                <w:rFonts w:ascii="Arial" w:hAnsi="Arial" w:cs="Arial"/>
-                <w:sz w:val="16"/>
-                <w:szCs w:val="16"/>
-                <w:lang w:val="ru-RU"/>
-              </w:rPr>
-            </w:pPr>
-            <w:r>
-              <w:rPr>
-                <w:rFonts w:ascii="Arial" w:hAnsi="Arial" w:cs="Arial"/>
-                <w:sz w:val="16"/>
-                <w:szCs w:val="16"/>
-                <w:lang w:val="ru-RU"/>
-              </w:rPr>
-              <w:t>10</w:t>
-            </w:r>
-          </w:p>
-        </w:tc>
-      </w:tr>
-    </w:tbl>
-    <w:p>
-      <w:pPr>
-        <w:rPr>
-          <w:rFonts w:hint="eastAsia"/>
           <w:lang w:val="ru-RU"/>
         </w:rPr>
       </w:pPr>
     </w:p>
     <w:p>
       <w:pPr>
+        <w:suppressAutoHyphens w:val="0"/>
+        <w:jc w:val="center"/>
+        <w:rPr>
+          <w:rFonts w:ascii="Arial" w:eastAsia="Times New Roman" w:hAnsi="Arial" w:cs="Arial"/>
+          <w:b/>
+          <w:bCs/>
+          <w:color w:val="000000"/>
+          <w:kern w:val="0"/>
+          <w:sz w:val="16"/>
+          <w:szCs w:val="16"/>
+          <w:lang w:val="ru-RU" w:eastAsia="en-US" w:bidi="ar-SA"/>
+        </w:rPr>
+      </w:pPr>
+      <w:r>
+        <w:rPr>
+          <w:rFonts w:ascii="Arial" w:eastAsia="Times New Roman" w:hAnsi="Arial" w:cs="Arial"/>
+          <w:b/>
+          <w:bCs/>
+          <w:color w:val="000000"/>
+          <w:kern w:val="0"/>
+          <w:sz w:val="16"/>
+          <w:szCs w:val="16"/>
+          <w:lang w:val="ru-RU" w:eastAsia="en-US" w:bidi="ar-SA"/>
+        </w:rPr>
+        <w:t xml:space="preserve">ЧИСЛЕННОСТЬ РАССТРЕЛЯННЫХ ЖЕНЩИН ПО ВОЗРАСТНАМ </w:t>
+      </w:r>
+      <w:r>
+        <w:rPr>
+          <w:rFonts w:ascii="Arial" w:eastAsia="Arial" w:hAnsi="Arial" w:cs="Arial"/>
+          <w:b/>
+          <w:sz w:val="16"/>
+          <w:lang w:val="ru-RU"/>
+        </w:rPr>
+        <w:t>с</w:t>
+      </w:r>
+      <w:r>
+        <w:rPr>
+          <w:rFonts w:ascii="Arial" w:eastAsia="Arial" w:hAnsi="Arial" w:cs="Arial"/>
+          <w:b/>
+          <w:sz w:val="16"/>
+          <w:lang w:val="ru-RU"/>
+        </w:rPr>
+        <w:t xml:space="preserve"> </w:t>
+      </w:r>
+      <w:r>
+        <w:rPr>
+          <w:rFonts w:ascii="Arial" w:eastAsia="Arial" w:hAnsi="Arial" w:cs="Arial"/>
+          <w:b/>
+          <w:sz w:val="16"/>
+          <w:lang w:val="ru-RU"/>
+        </w:rPr>
+        <w:t>19</w:t>
+      </w:r>
+      <w:r>
+        <w:rPr>
+          <w:rFonts w:ascii="Arial" w:eastAsia="Arial" w:hAnsi="Arial" w:cs="Arial"/>
+          <w:b/>
+          <w:sz w:val="16"/>
+          <w:lang w:val="ru-RU"/>
+        </w:rPr>
+        <w:t>37</w:t>
+      </w:r>
+      <w:r>
+        <w:rPr>
+          <w:rFonts w:ascii="Arial" w:eastAsia="Arial" w:hAnsi="Arial" w:cs="Arial"/>
+          <w:b/>
+          <w:sz w:val="16"/>
+          <w:lang w:val="ru-RU"/>
+        </w:rPr>
+        <w:t xml:space="preserve"> по 19</w:t>
+      </w:r>
+      <w:r>
+        <w:rPr>
+          <w:rFonts w:ascii="Arial" w:eastAsia="Arial" w:hAnsi="Arial" w:cs="Arial"/>
+          <w:b/>
+          <w:sz w:val="16"/>
+          <w:lang w:val="ru-RU"/>
+        </w:rPr>
+        <w:t>38</w:t>
+      </w:r>
+      <w:r>
+        <w:rPr>
+          <w:rFonts w:ascii="Arial" w:eastAsia="Arial" w:hAnsi="Arial" w:cs="Arial"/>
+          <w:b/>
+          <w:sz w:val="16"/>
+          <w:lang w:val="ru-RU"/>
+        </w:rPr>
+        <w:t xml:space="preserve"> </w:t>
+      </w:r>
+      <w:r>
+        <w:rPr>
+          <w:rFonts w:ascii="Arial" w:eastAsia="Arial" w:hAnsi="Arial" w:cs="Arial"/>
+          <w:b/>
+          <w:sz w:val="16"/>
+          <w:lang w:val="ru-RU"/>
+        </w:rPr>
+        <w:t>гг</w:t>
+      </w:r>
+      <w:r>
+        <w:rPr>
+          <w:rFonts w:ascii="Arial" w:eastAsia="Arial" w:hAnsi="Arial" w:cs="Arial"/>
+          <w:b/>
+          <w:sz w:val="16"/>
+          <w:lang w:val="ru-RU"/>
+        </w:rPr>
+        <w:t>.</w:t>
+      </w:r>
+    </w:p>
+    <w:p>
+      <w:pPr>
+        <w:jc w:val="center"/>
         <w:rPr>
           <w:rFonts w:hint="eastAsia"/>
           <w:lang w:val="ru-RU"/>
         </w:rPr>
       </w:pPr>
-    </w:p>
-    <w:p>
-      <w:pPr>
+      <w:r>
         <w:rPr>
-          <w:rFonts w:hint="eastAsia"/>
-          <w:lang w:val="ru-RU"/>
+          <w:noProof/>
         </w:rPr>
-      </w:pPr>
-    </w:p>
-    <w:p>
-      <w:pPr>
-        <w:rPr>
-          <w:rFonts w:hint="eastAsia"/>
-          <w:lang w:val="ru-RU"/>
-        </w:rPr>
-      </w:pPr>
-    </w:p>
-    <w:p>
-      <w:pPr>
-        <w:rPr>
-          <w:rFonts w:hint="eastAsia"/>
-          <w:lang w:val="ru-RU"/>
-        </w:rPr>
-      </w:pPr>
+        <w:drawing>
+          <wp:inline distT="0" distB="0" distL="0" distR="0" wp14:anchorId="22C4FC75" wp14:editId="7A15E0DA">
+            <wp:extent cx="4183113" cy="1885293"/>
+            <wp:effectExtent l="0" t="0" r="8255" b="1270"/>
+            <wp:docPr id="1581181635" name="Chart 1">
+              <a:extLst xmlns:a="http://schemas.openxmlformats.org/drawingml/2006/main">
+                <a:ext uri="{FF2B5EF4-FFF2-40B4-BE49-F238E27FC236}">
+                  <a16:creationId xmlns:a16="http://schemas.microsoft.com/office/drawing/2014/main" id="{9DC86222-BD98-49AD-A8F1-609CC1CA6994}"/>
+                </a:ext>
+              </a:extLst>
+            </wp:docPr>
+            <wp:cNvGraphicFramePr/>
+            <a:graphic xmlns:a="http://schemas.openxmlformats.org/drawingml/2006/main">
+              <a:graphicData uri="http://schemas.openxmlformats.org/drawingml/2006/chart">
+                <c:chart xmlns:c="http://schemas.openxmlformats.org/drawingml/2006/chart" xmlns:r="http://schemas.openxmlformats.org/officeDocument/2006/relationships" r:id="rId6"/>
+              </a:graphicData>
+            </a:graphic>
+          </wp:inline>
+        </w:drawing>
+      </w:r>
     </w:p>
     <w:p>
       <w:pPr>
@@ -984,712 +965,6 @@
         </w:rPr>
       </w:pPr>
     </w:p>
-    <w:tbl>
-      <w:tblPr>
-        <w:tblpPr w:leftFromText="180" w:rightFromText="180" w:vertAnchor="text" w:horzAnchor="margin" w:tblpXSpec="center" w:tblpY="-15"/>
-        <w:tblW w:w="10922" w:type="dxa"/>
-        <w:tblLayout w:type="fixed"/>
-        <w:tblCellMar>
-          <w:top w:w="28" w:type="dxa"/>
-          <w:left w:w="28" w:type="dxa"/>
-          <w:bottom w:w="28" w:type="dxa"/>
-          <w:right w:w="28" w:type="dxa"/>
-        </w:tblCellMar>
-        <w:tblLook w:val="0000" w:firstRow="0" w:lastRow="0" w:firstColumn="0" w:lastColumn="0" w:noHBand="0" w:noVBand="0"/>
-      </w:tblPr>
-      <w:tblGrid>
-        <w:gridCol w:w="1560"/>
-        <w:gridCol w:w="1560"/>
-        <w:gridCol w:w="1560"/>
-        <w:gridCol w:w="1560"/>
-        <w:gridCol w:w="1560"/>
-        <w:gridCol w:w="1560"/>
-        <w:gridCol w:w="1562"/>
-      </w:tblGrid>
-      <w:tr>
-        <w:trPr>
-          <w:trHeight w:val="288"/>
-        </w:trPr>
-        <w:tc>
-          <w:tcPr>
-            <w:tcW w:w="10922" w:type="dxa"/>
-            <w:gridSpan w:val="7"/>
-            <w:tcBorders>
-              <w:top w:val="double" w:sz="1" w:space="0" w:color="808080"/>
-              <w:left w:val="double" w:sz="1" w:space="0" w:color="808080"/>
-              <w:bottom w:val="double" w:sz="1" w:space="0" w:color="808080"/>
-              <w:right w:val="double" w:sz="2" w:space="0" w:color="808080"/>
-            </w:tcBorders>
-            <w:shd w:val="clear" w:color="auto" w:fill="auto"/>
-            <w:vAlign w:val="center"/>
-          </w:tcPr>
-          <w:p>
-            <w:pPr>
-              <w:pStyle w:val="TableContents"/>
-              <w:snapToGrid w:val="0"/>
-              <w:jc w:val="center"/>
-              <w:rPr>
-                <w:rFonts w:ascii="Arial" w:hAnsi="Arial" w:cs="Arial"/>
-                <w:sz w:val="16"/>
-                <w:szCs w:val="16"/>
-                <w:lang w:val="ru-RU"/>
-              </w:rPr>
-            </w:pPr>
-            <w:r>
-              <w:rPr>
-                <w:rFonts w:ascii="Arial" w:hAnsi="Arial" w:cs="Arial"/>
-                <w:b/>
-                <w:bCs/>
-                <w:sz w:val="16"/>
-                <w:szCs w:val="16"/>
-                <w:lang w:val="ru-RU"/>
-              </w:rPr>
-              <w:t>ВОЗРАСТНАЯ ТАБЛИЦА / ЧИСЛО</w:t>
-            </w:r>
-            <w:r>
-              <w:rPr>
-                <w:rFonts w:ascii="Arial" w:hAnsi="Arial" w:cs="Arial"/>
-                <w:b/>
-                <w:bCs/>
-                <w:sz w:val="16"/>
-                <w:szCs w:val="16"/>
-                <w:lang w:val="ru-RU"/>
-              </w:rPr>
-              <w:t xml:space="preserve"> </w:t>
-            </w:r>
-            <w:r>
-              <w:rPr>
-                <w:rFonts w:ascii="Arial" w:hAnsi="Arial" w:cs="Arial"/>
-                <w:b/>
-                <w:bCs/>
-                <w:sz w:val="16"/>
-                <w:szCs w:val="16"/>
-                <w:lang w:val="ru-RU"/>
-              </w:rPr>
-              <w:t>РАССТРЕЛЯННЫХ ЖЕНЩИН</w:t>
-            </w:r>
-            <w:r>
-              <w:rPr>
-                <w:rFonts w:ascii="Arial" w:hAnsi="Arial" w:cs="Arial"/>
-                <w:b/>
-                <w:bCs/>
-                <w:sz w:val="16"/>
-                <w:szCs w:val="16"/>
-                <w:lang w:val="ru-RU"/>
-              </w:rPr>
-              <w:t xml:space="preserve"> </w:t>
-            </w:r>
-            <w:r>
-              <w:rPr>
-                <w:rFonts w:ascii="Arial" w:hAnsi="Arial" w:cs="Arial"/>
-                <w:b/>
-                <w:bCs/>
-                <w:sz w:val="16"/>
-                <w:szCs w:val="16"/>
-                <w:lang w:val="ru-RU"/>
-              </w:rPr>
-              <w:t>за период с 1937 по 1942гг.</w:t>
-            </w:r>
-            <w:r>
-              <w:rPr>
-                <w:rFonts w:ascii="Arial" w:hAnsi="Arial" w:cs="Arial"/>
-                <w:b/>
-                <w:bCs/>
-                <w:sz w:val="16"/>
-                <w:szCs w:val="16"/>
-                <w:lang w:val="ru-RU"/>
-              </w:rPr>
-              <w:t xml:space="preserve"> </w:t>
-            </w:r>
-            <w:r>
-              <w:rPr>
-                <w:rFonts w:ascii="Arial" w:hAnsi="Arial" w:cs="Arial"/>
-                <w:b/>
-                <w:bCs/>
-                <w:sz w:val="16"/>
-                <w:szCs w:val="16"/>
-                <w:lang w:val="ru-RU"/>
-              </w:rPr>
-              <w:t>(Возрастной разброс</w:t>
-            </w:r>
-            <w:r>
-              <w:rPr>
-                <w:rFonts w:ascii="Arial" w:hAnsi="Arial" w:cs="Arial"/>
-                <w:b/>
-                <w:bCs/>
-                <w:sz w:val="16"/>
-                <w:szCs w:val="16"/>
-                <w:lang w:val="ru-RU"/>
-              </w:rPr>
-              <w:t xml:space="preserve"> </w:t>
-            </w:r>
-            <w:r>
-              <w:rPr>
-                <w:rFonts w:ascii="Arial" w:hAnsi="Arial" w:cs="Arial"/>
-                <w:b/>
-                <w:bCs/>
-                <w:sz w:val="16"/>
-                <w:szCs w:val="16"/>
-                <w:lang w:val="ru-RU"/>
-              </w:rPr>
-              <w:t>24-5</w:t>
-            </w:r>
-            <w:r>
-              <w:rPr>
-                <w:rFonts w:ascii="Arial" w:hAnsi="Arial" w:cs="Arial"/>
-                <w:b/>
-                <w:bCs/>
-                <w:sz w:val="16"/>
-                <w:szCs w:val="16"/>
-                <w:lang w:val="ru-RU"/>
-              </w:rPr>
-              <w:t>3</w:t>
-            </w:r>
-            <w:r>
-              <w:rPr>
-                <w:rFonts w:ascii="Arial" w:hAnsi="Arial" w:cs="Arial"/>
-                <w:b/>
-                <w:bCs/>
-                <w:sz w:val="16"/>
-                <w:szCs w:val="16"/>
-                <w:lang w:val="ru-RU"/>
-              </w:rPr>
-              <w:t>)</w:t>
-            </w:r>
-            <w:r>
-              <w:rPr>
-                <w:rFonts w:ascii="Arial" w:hAnsi="Arial" w:cs="Arial"/>
-                <w:b/>
-                <w:bCs/>
-                <w:sz w:val="16"/>
-                <w:szCs w:val="16"/>
-                <w:lang w:val="ru-RU"/>
-              </w:rPr>
-              <w:t xml:space="preserve"> </w:t>
-            </w:r>
-          </w:p>
-        </w:tc>
-      </w:tr>
-      <w:tr>
-        <w:tc>
-          <w:tcPr>
-            <w:tcW w:w="1560" w:type="dxa"/>
-            <w:tcBorders>
-              <w:left w:val="double" w:sz="1" w:space="0" w:color="808080"/>
-              <w:bottom w:val="double" w:sz="1" w:space="0" w:color="808080"/>
-            </w:tcBorders>
-            <w:shd w:val="clear" w:color="auto" w:fill="auto"/>
-            <w:vAlign w:val="center"/>
-          </w:tcPr>
-          <w:p>
-            <w:pPr>
-              <w:pStyle w:val="TableContents"/>
-              <w:snapToGrid w:val="0"/>
-              <w:jc w:val="center"/>
-              <w:rPr>
-                <w:rFonts w:hint="eastAsia"/>
-              </w:rPr>
-            </w:pPr>
-            <w:r>
-              <w:rPr>
-                <w:rFonts w:ascii="serif" w:hAnsi="serif" w:cs="serif"/>
-                <w:sz w:val="18"/>
-                <w:lang w:val="ru-RU"/>
-              </w:rPr>
-              <w:t>21</w:t>
-            </w:r>
-            <w:r>
-              <w:rPr>
-                <w:rFonts w:ascii="serif" w:hAnsi="serif" w:cs="serif"/>
-                <w:sz w:val="18"/>
-              </w:rPr>
-              <w:t>-</w:t>
-            </w:r>
-            <w:r>
-              <w:rPr>
-                <w:rFonts w:ascii="serif" w:hAnsi="serif" w:cs="serif"/>
-                <w:sz w:val="18"/>
-                <w:lang w:val="ru-RU"/>
-              </w:rPr>
-              <w:t>25</w:t>
-            </w:r>
-          </w:p>
-        </w:tc>
-        <w:tc>
-          <w:tcPr>
-            <w:tcW w:w="1560" w:type="dxa"/>
-            <w:tcBorders>
-              <w:left w:val="double" w:sz="1" w:space="0" w:color="808080"/>
-              <w:bottom w:val="double" w:sz="1" w:space="0" w:color="808080"/>
-            </w:tcBorders>
-            <w:shd w:val="clear" w:color="auto" w:fill="auto"/>
-            <w:vAlign w:val="center"/>
-          </w:tcPr>
-          <w:p>
-            <w:pPr>
-              <w:pStyle w:val="TableContents"/>
-              <w:snapToGrid w:val="0"/>
-              <w:jc w:val="center"/>
-              <w:rPr>
-                <w:rFonts w:hint="eastAsia"/>
-              </w:rPr>
-            </w:pPr>
-            <w:r>
-              <w:rPr>
-                <w:rFonts w:ascii="serif" w:hAnsi="serif" w:cs="serif"/>
-                <w:sz w:val="18"/>
-                <w:lang w:val="ru-RU"/>
-              </w:rPr>
-              <w:t>26</w:t>
-            </w:r>
-            <w:r>
-              <w:rPr>
-                <w:rFonts w:ascii="serif" w:hAnsi="serif" w:cs="serif"/>
-                <w:sz w:val="18"/>
-              </w:rPr>
-              <w:t>-</w:t>
-            </w:r>
-            <w:r>
-              <w:rPr>
-                <w:rFonts w:ascii="serif" w:hAnsi="serif" w:cs="serif"/>
-                <w:sz w:val="18"/>
-                <w:lang w:val="ru-RU"/>
-              </w:rPr>
-              <w:t>30</w:t>
-            </w:r>
-          </w:p>
-        </w:tc>
-        <w:tc>
-          <w:tcPr>
-            <w:tcW w:w="1560" w:type="dxa"/>
-            <w:tcBorders>
-              <w:left w:val="double" w:sz="1" w:space="0" w:color="808080"/>
-              <w:bottom w:val="double" w:sz="1" w:space="0" w:color="808080"/>
-            </w:tcBorders>
-            <w:shd w:val="clear" w:color="auto" w:fill="auto"/>
-            <w:vAlign w:val="center"/>
-          </w:tcPr>
-          <w:p>
-            <w:pPr>
-              <w:pStyle w:val="TableContents"/>
-              <w:snapToGrid w:val="0"/>
-              <w:jc w:val="center"/>
-              <w:rPr>
-                <w:rFonts w:hint="eastAsia"/>
-              </w:rPr>
-            </w:pPr>
-            <w:r>
-              <w:rPr>
-                <w:rFonts w:ascii="serif" w:hAnsi="serif" w:cs="serif"/>
-                <w:sz w:val="18"/>
-                <w:lang w:val="ru-RU"/>
-              </w:rPr>
-              <w:t>31</w:t>
-            </w:r>
-            <w:r>
-              <w:rPr>
-                <w:rFonts w:ascii="serif" w:hAnsi="serif" w:cs="serif"/>
-                <w:sz w:val="18"/>
-              </w:rPr>
-              <w:t>-</w:t>
-            </w:r>
-            <w:r>
-              <w:rPr>
-                <w:rFonts w:ascii="serif" w:hAnsi="serif" w:cs="serif"/>
-                <w:sz w:val="18"/>
-                <w:lang w:val="ru-RU"/>
-              </w:rPr>
-              <w:t>35</w:t>
-            </w:r>
-          </w:p>
-        </w:tc>
-        <w:tc>
-          <w:tcPr>
-            <w:tcW w:w="1560" w:type="dxa"/>
-            <w:tcBorders>
-              <w:left w:val="double" w:sz="1" w:space="0" w:color="808080"/>
-              <w:bottom w:val="double" w:sz="1" w:space="0" w:color="808080"/>
-            </w:tcBorders>
-            <w:shd w:val="clear" w:color="auto" w:fill="auto"/>
-            <w:vAlign w:val="center"/>
-          </w:tcPr>
-          <w:p>
-            <w:pPr>
-              <w:pStyle w:val="TableContents"/>
-              <w:snapToGrid w:val="0"/>
-              <w:jc w:val="center"/>
-              <w:rPr>
-                <w:rFonts w:hint="eastAsia"/>
-              </w:rPr>
-            </w:pPr>
-            <w:r>
-              <w:rPr>
-                <w:rFonts w:ascii="serif" w:hAnsi="serif" w:cs="serif"/>
-                <w:sz w:val="18"/>
-                <w:lang w:val="ru-RU"/>
-              </w:rPr>
-              <w:t>36</w:t>
-            </w:r>
-            <w:r>
-              <w:rPr>
-                <w:rFonts w:ascii="serif" w:hAnsi="serif" w:cs="serif"/>
-                <w:sz w:val="18"/>
-              </w:rPr>
-              <w:t>-</w:t>
-            </w:r>
-            <w:r>
-              <w:rPr>
-                <w:rFonts w:ascii="serif" w:hAnsi="serif" w:cs="serif"/>
-                <w:sz w:val="18"/>
-                <w:lang w:val="ru-RU"/>
-              </w:rPr>
-              <w:t>40</w:t>
-            </w:r>
-          </w:p>
-        </w:tc>
-        <w:tc>
-          <w:tcPr>
-            <w:tcW w:w="1560" w:type="dxa"/>
-            <w:tcBorders>
-              <w:left w:val="double" w:sz="1" w:space="0" w:color="808080"/>
-              <w:bottom w:val="double" w:sz="1" w:space="0" w:color="808080"/>
-            </w:tcBorders>
-            <w:shd w:val="clear" w:color="auto" w:fill="auto"/>
-            <w:vAlign w:val="center"/>
-          </w:tcPr>
-          <w:p>
-            <w:pPr>
-              <w:pStyle w:val="TableContents"/>
-              <w:snapToGrid w:val="0"/>
-              <w:jc w:val="center"/>
-              <w:rPr>
-                <w:rFonts w:hint="eastAsia"/>
-              </w:rPr>
-            </w:pPr>
-            <w:r>
-              <w:rPr>
-                <w:rFonts w:ascii="serif" w:hAnsi="serif" w:cs="serif"/>
-                <w:sz w:val="18"/>
-                <w:lang w:val="ru-RU"/>
-              </w:rPr>
-              <w:t>41</w:t>
-            </w:r>
-            <w:r>
-              <w:rPr>
-                <w:rFonts w:ascii="serif" w:hAnsi="serif" w:cs="serif"/>
-                <w:sz w:val="18"/>
-              </w:rPr>
-              <w:t>-4</w:t>
-            </w:r>
-            <w:r>
-              <w:rPr>
-                <w:rFonts w:ascii="serif" w:hAnsi="serif" w:cs="serif"/>
-                <w:sz w:val="18"/>
-                <w:lang w:val="ru-RU"/>
-              </w:rPr>
-              <w:t>5</w:t>
-            </w:r>
-          </w:p>
-        </w:tc>
-        <w:tc>
-          <w:tcPr>
-            <w:tcW w:w="1560" w:type="dxa"/>
-            <w:tcBorders>
-              <w:left w:val="double" w:sz="1" w:space="0" w:color="808080"/>
-              <w:bottom w:val="double" w:sz="1" w:space="0" w:color="808080"/>
-            </w:tcBorders>
-            <w:shd w:val="clear" w:color="auto" w:fill="auto"/>
-            <w:vAlign w:val="center"/>
-          </w:tcPr>
-          <w:p>
-            <w:pPr>
-              <w:pStyle w:val="TableContents"/>
-              <w:snapToGrid w:val="0"/>
-              <w:jc w:val="center"/>
-              <w:rPr>
-                <w:rFonts w:hint="eastAsia"/>
-              </w:rPr>
-            </w:pPr>
-            <w:r>
-              <w:rPr>
-                <w:rFonts w:ascii="serif" w:hAnsi="serif" w:cs="serif"/>
-                <w:sz w:val="18"/>
-                <w:lang w:val="ru-RU"/>
-              </w:rPr>
-              <w:t>46-50</w:t>
-            </w:r>
-          </w:p>
-        </w:tc>
-        <w:tc>
-          <w:tcPr>
-            <w:tcW w:w="1562" w:type="dxa"/>
-            <w:tcBorders>
-              <w:left w:val="double" w:sz="1" w:space="0" w:color="808080"/>
-              <w:bottom w:val="double" w:sz="1" w:space="0" w:color="808080"/>
-              <w:right w:val="double" w:sz="2" w:space="0" w:color="808080"/>
-            </w:tcBorders>
-            <w:shd w:val="clear" w:color="auto" w:fill="auto"/>
-            <w:vAlign w:val="center"/>
-          </w:tcPr>
-          <w:p>
-            <w:pPr>
-              <w:pStyle w:val="TableContents"/>
-              <w:snapToGrid w:val="0"/>
-              <w:jc w:val="center"/>
-              <w:rPr>
-                <w:rFonts w:hint="eastAsia"/>
-              </w:rPr>
-            </w:pPr>
-            <w:r>
-              <w:rPr>
-                <w:rFonts w:ascii="serif" w:hAnsi="serif" w:cs="serif"/>
-                <w:sz w:val="18"/>
-                <w:lang w:val="ru-RU"/>
-              </w:rPr>
-              <w:t>51</w:t>
-            </w:r>
-            <w:r>
-              <w:rPr>
-                <w:rFonts w:ascii="serif" w:hAnsi="serif" w:cs="serif"/>
-                <w:sz w:val="18"/>
-              </w:rPr>
-              <w:t>-</w:t>
-            </w:r>
-            <w:r>
-              <w:rPr>
-                <w:rFonts w:ascii="serif" w:hAnsi="serif" w:cs="serif"/>
-                <w:sz w:val="18"/>
-                <w:lang w:val="ru-RU"/>
-              </w:rPr>
-              <w:t>55</w:t>
-            </w:r>
-          </w:p>
-        </w:tc>
-      </w:tr>
-      <w:tr>
-        <w:trPr>
-          <w:trHeight w:val="276"/>
-        </w:trPr>
-        <w:tc>
-          <w:tcPr>
-            <w:tcW w:w="1560" w:type="dxa"/>
-            <w:tcBorders>
-              <w:left w:val="double" w:sz="1" w:space="0" w:color="808080"/>
-              <w:bottom w:val="double" w:sz="1" w:space="0" w:color="808080"/>
-            </w:tcBorders>
-            <w:shd w:val="clear" w:color="auto" w:fill="auto"/>
-            <w:vAlign w:val="center"/>
-          </w:tcPr>
-          <w:p>
-            <w:pPr>
-              <w:pStyle w:val="TableContents"/>
-              <w:snapToGrid w:val="0"/>
-              <w:ind w:left="240" w:hanging="180"/>
-              <w:jc w:val="center"/>
-              <w:rPr>
-                <w:rFonts w:hint="eastAsia"/>
-              </w:rPr>
-            </w:pPr>
-            <w:r>
-              <w:rPr>
-                <w:rFonts w:ascii="serif" w:hAnsi="serif" w:cs="serif"/>
-                <w:sz w:val="20"/>
-                <w:szCs w:val="20"/>
-                <w:lang w:val="ru-RU"/>
-              </w:rPr>
-              <w:t>1</w:t>
-            </w:r>
-          </w:p>
-        </w:tc>
-        <w:tc>
-          <w:tcPr>
-            <w:tcW w:w="1560" w:type="dxa"/>
-            <w:tcBorders>
-              <w:left w:val="double" w:sz="1" w:space="0" w:color="808080"/>
-              <w:bottom w:val="double" w:sz="1" w:space="0" w:color="808080"/>
-            </w:tcBorders>
-            <w:shd w:val="clear" w:color="auto" w:fill="auto"/>
-            <w:vAlign w:val="center"/>
-          </w:tcPr>
-          <w:p>
-            <w:pPr>
-              <w:pStyle w:val="TableContents"/>
-              <w:snapToGrid w:val="0"/>
-              <w:ind w:left="240" w:hanging="180"/>
-              <w:jc w:val="center"/>
-              <w:rPr>
-                <w:rFonts w:hint="eastAsia"/>
-              </w:rPr>
-            </w:pPr>
-            <w:r>
-              <w:rPr>
-                <w:rFonts w:ascii="serif" w:hAnsi="serif" w:cs="serif"/>
-                <w:sz w:val="20"/>
-                <w:szCs w:val="20"/>
-                <w:lang w:val="ru-RU"/>
-              </w:rPr>
-              <w:t>1</w:t>
-            </w:r>
-          </w:p>
-        </w:tc>
-        <w:tc>
-          <w:tcPr>
-            <w:tcW w:w="1560" w:type="dxa"/>
-            <w:tcBorders>
-              <w:left w:val="double" w:sz="1" w:space="0" w:color="808080"/>
-              <w:bottom w:val="double" w:sz="1" w:space="0" w:color="808080"/>
-            </w:tcBorders>
-            <w:shd w:val="clear" w:color="auto" w:fill="auto"/>
-            <w:vAlign w:val="center"/>
-          </w:tcPr>
-          <w:p>
-            <w:pPr>
-              <w:pStyle w:val="TableContents"/>
-              <w:snapToGrid w:val="0"/>
-              <w:ind w:left="240" w:hanging="180"/>
-              <w:jc w:val="center"/>
-              <w:rPr>
-                <w:rFonts w:hint="eastAsia"/>
-              </w:rPr>
-            </w:pPr>
-            <w:r>
-              <w:rPr>
-                <w:rFonts w:ascii="serif" w:hAnsi="serif" w:cs="serif"/>
-                <w:sz w:val="20"/>
-                <w:szCs w:val="20"/>
-                <w:lang w:val="ru-RU"/>
-              </w:rPr>
-              <w:t>4</w:t>
-            </w:r>
-          </w:p>
-        </w:tc>
-        <w:tc>
-          <w:tcPr>
-            <w:tcW w:w="1560" w:type="dxa"/>
-            <w:tcBorders>
-              <w:left w:val="double" w:sz="1" w:space="0" w:color="808080"/>
-              <w:bottom w:val="double" w:sz="1" w:space="0" w:color="808080"/>
-            </w:tcBorders>
-            <w:shd w:val="clear" w:color="auto" w:fill="auto"/>
-            <w:vAlign w:val="center"/>
-          </w:tcPr>
-          <w:p>
-            <w:pPr>
-              <w:pStyle w:val="TableContents"/>
-              <w:snapToGrid w:val="0"/>
-              <w:ind w:left="240" w:hanging="180"/>
-              <w:jc w:val="center"/>
-              <w:rPr>
-                <w:rFonts w:hint="eastAsia"/>
-              </w:rPr>
-            </w:pPr>
-            <w:r>
-              <w:rPr>
-                <w:rFonts w:ascii="serif" w:hAnsi="serif" w:cs="serif"/>
-                <w:sz w:val="20"/>
-                <w:szCs w:val="20"/>
-                <w:lang w:val="ru-RU"/>
-              </w:rPr>
-              <w:t>2</w:t>
-            </w:r>
-          </w:p>
-        </w:tc>
-        <w:tc>
-          <w:tcPr>
-            <w:tcW w:w="1560" w:type="dxa"/>
-            <w:tcBorders>
-              <w:left w:val="double" w:sz="1" w:space="0" w:color="808080"/>
-              <w:bottom w:val="double" w:sz="1" w:space="0" w:color="808080"/>
-            </w:tcBorders>
-            <w:shd w:val="clear" w:color="auto" w:fill="auto"/>
-            <w:vAlign w:val="center"/>
-          </w:tcPr>
-          <w:p>
-            <w:pPr>
-              <w:pStyle w:val="TableContents"/>
-              <w:snapToGrid w:val="0"/>
-              <w:ind w:left="240" w:hanging="180"/>
-              <w:jc w:val="center"/>
-              <w:rPr>
-                <w:rFonts w:hint="eastAsia"/>
-              </w:rPr>
-            </w:pPr>
-            <w:r>
-              <w:rPr>
-                <w:rFonts w:ascii="serif" w:hAnsi="serif" w:cs="serif"/>
-                <w:sz w:val="20"/>
-                <w:szCs w:val="20"/>
-                <w:lang w:val="ru-RU"/>
-              </w:rPr>
-              <w:t>3</w:t>
-            </w:r>
-          </w:p>
-        </w:tc>
-        <w:tc>
-          <w:tcPr>
-            <w:tcW w:w="1560" w:type="dxa"/>
-            <w:tcBorders>
-              <w:left w:val="double" w:sz="1" w:space="0" w:color="808080"/>
-              <w:bottom w:val="double" w:sz="1" w:space="0" w:color="808080"/>
-            </w:tcBorders>
-            <w:shd w:val="clear" w:color="auto" w:fill="auto"/>
-            <w:vAlign w:val="center"/>
-          </w:tcPr>
-          <w:p>
-            <w:pPr>
-              <w:pStyle w:val="TableContents"/>
-              <w:snapToGrid w:val="0"/>
-              <w:ind w:left="240" w:hanging="180"/>
-              <w:jc w:val="center"/>
-              <w:rPr>
-                <w:rFonts w:hint="eastAsia"/>
-              </w:rPr>
-            </w:pPr>
-            <w:r>
-              <w:rPr>
-                <w:rFonts w:ascii="serif" w:hAnsi="serif" w:cs="serif"/>
-                <w:sz w:val="20"/>
-                <w:szCs w:val="20"/>
-                <w:lang w:val="ru-RU"/>
-              </w:rPr>
-              <w:t>2</w:t>
-            </w:r>
-          </w:p>
-        </w:tc>
-        <w:tc>
-          <w:tcPr>
-            <w:tcW w:w="1562" w:type="dxa"/>
-            <w:tcBorders>
-              <w:left w:val="double" w:sz="1" w:space="0" w:color="808080"/>
-              <w:bottom w:val="double" w:sz="1" w:space="0" w:color="808080"/>
-              <w:right w:val="double" w:sz="2" w:space="0" w:color="808080"/>
-            </w:tcBorders>
-            <w:shd w:val="clear" w:color="auto" w:fill="auto"/>
-            <w:vAlign w:val="center"/>
-          </w:tcPr>
-          <w:p>
-            <w:pPr>
-              <w:pStyle w:val="TableContents"/>
-              <w:snapToGrid w:val="0"/>
-              <w:ind w:left="240" w:hanging="180"/>
-              <w:jc w:val="center"/>
-              <w:rPr>
-                <w:rFonts w:hint="eastAsia"/>
-              </w:rPr>
-            </w:pPr>
-            <w:r>
-              <w:rPr>
-                <w:rFonts w:ascii="serif" w:hAnsi="serif" w:cs="serif"/>
-                <w:sz w:val="20"/>
-                <w:szCs w:val="20"/>
-                <w:lang w:val="ru-RU"/>
-              </w:rPr>
-              <w:t>2</w:t>
-            </w:r>
-          </w:p>
-        </w:tc>
-      </w:tr>
-    </w:tbl>
     <w:p>
       <w:pPr>
         <w:pStyle w:val="BodyText"/>
@@ -1858,15 +1133,49 @@
               </w:rPr>
               <w:t> </w:t>
             </w:r>
-            <w:r>
-              <w:rPr>
-                <w:rFonts w:ascii="Arial" w:hAnsi="Arial" w:cs="Arial"/>
-                <w:bCs/>
-                <w:sz w:val="16"/>
-                <w:szCs w:val="16"/>
-                <w:lang w:val="ru-RU"/>
-              </w:rPr>
-              <w:t>Гарколово Кингисеппского р-на Лен. обл., ижорка, б/п, член колхоза «Ловколово», проживала: д.</w:t>
+            <w:proofErr w:type="spellStart"/>
+            <w:r>
+              <w:rPr>
+                <w:rFonts w:ascii="Arial" w:hAnsi="Arial" w:cs="Arial"/>
+                <w:bCs/>
+                <w:sz w:val="16"/>
+                <w:szCs w:val="16"/>
+                <w:lang w:val="ru-RU"/>
+              </w:rPr>
+              <w:t>Гарколово</w:t>
+            </w:r>
+            <w:proofErr w:type="spellEnd"/>
+            <w:r>
+              <w:rPr>
+                <w:rFonts w:ascii="Arial" w:hAnsi="Arial" w:cs="Arial"/>
+                <w:bCs/>
+                <w:sz w:val="16"/>
+                <w:szCs w:val="16"/>
+                <w:lang w:val="ru-RU"/>
+              </w:rPr>
+              <w:t xml:space="preserve"> Кингисеппского р-на Лен. обл., ижорка, б/п, член колхоза «</w:t>
+            </w:r>
+            <w:proofErr w:type="spellStart"/>
+            <w:r>
+              <w:rPr>
+                <w:rFonts w:ascii="Arial" w:hAnsi="Arial" w:cs="Arial"/>
+                <w:bCs/>
+                <w:sz w:val="16"/>
+                <w:szCs w:val="16"/>
+                <w:lang w:val="ru-RU"/>
+              </w:rPr>
+              <w:t>Ловколово</w:t>
+            </w:r>
+            <w:proofErr w:type="spellEnd"/>
+            <w:r>
+              <w:rPr>
+                <w:rFonts w:ascii="Arial" w:hAnsi="Arial" w:cs="Arial"/>
+                <w:bCs/>
+                <w:sz w:val="16"/>
+                <w:szCs w:val="16"/>
+                <w:lang w:val="ru-RU"/>
+              </w:rPr>
+              <w:t>», проживала: д.</w:t>
             </w:r>
             <w:r>
               <w:rPr>
@@ -1877,15 +1186,27 @@
               </w:rPr>
               <w:t> </w:t>
             </w:r>
-            <w:r>
-              <w:rPr>
-                <w:rFonts w:ascii="Arial" w:hAnsi="Arial" w:cs="Arial"/>
-                <w:bCs/>
-                <w:sz w:val="16"/>
-                <w:szCs w:val="16"/>
-                <w:lang w:val="ru-RU"/>
-              </w:rPr>
-              <w:t>Ловколово Кингисеппского р-на. Арестована 18 января 1938</w:t>
+            <w:proofErr w:type="spellStart"/>
+            <w:r>
+              <w:rPr>
+                <w:rFonts w:ascii="Arial" w:hAnsi="Arial" w:cs="Arial"/>
+                <w:bCs/>
+                <w:sz w:val="16"/>
+                <w:szCs w:val="16"/>
+                <w:lang w:val="ru-RU"/>
+              </w:rPr>
+              <w:t>Ловколово</w:t>
+            </w:r>
+            <w:proofErr w:type="spellEnd"/>
+            <w:r>
+              <w:rPr>
+                <w:rFonts w:ascii="Arial" w:hAnsi="Arial" w:cs="Arial"/>
+                <w:bCs/>
+                <w:sz w:val="16"/>
+                <w:szCs w:val="16"/>
+                <w:lang w:val="ru-RU"/>
+              </w:rPr>
+              <w:t xml:space="preserve"> Кингисеппского р-на. Арестована 18 января 1938</w:t>
             </w:r>
             <w:r>
               <w:rPr>
@@ -1955,7 +1276,31 @@
                 <w:szCs w:val="16"/>
                 <w:lang w:val="ru-RU"/>
               </w:rPr>
-              <w:t xml:space="preserve"> Ленинградский мартиролог: 1937-1938, том 11</w:t>
+              <w:t xml:space="preserve"> Ленинградский мартиролог: </w:t>
+            </w:r>
+            <w:proofErr w:type="gramStart"/>
+            <w:r>
+              <w:rPr>
+                <w:rFonts w:ascii="Arial" w:hAnsi="Arial" w:cs="Arial"/>
+                <w:b/>
+                <w:bCs/>
+                <w:sz w:val="16"/>
+                <w:szCs w:val="16"/>
+                <w:lang w:val="ru-RU"/>
+              </w:rPr>
+              <w:t>1937-1938</w:t>
+            </w:r>
+            <w:proofErr w:type="gramEnd"/>
+            <w:r>
+              <w:rPr>
+                <w:rFonts w:ascii="Arial" w:hAnsi="Arial" w:cs="Arial"/>
+                <w:b/>
+                <w:bCs/>
+                <w:sz w:val="16"/>
+                <w:szCs w:val="16"/>
+                <w:lang w:val="ru-RU"/>
+              </w:rPr>
+              <w:t>, том 11</w:t>
             </w:r>
             <w:r>
               <w:rPr>
@@ -1979,7 +1324,7 @@
               </w:rPr>
               <w:t xml:space="preserve"> </w:t>
             </w:r>
-            <w:hyperlink r:id="rId5" w:history="1">
+            <w:hyperlink r:id="rId7" w:history="1">
               <w:r>
                 <w:rPr>
                   <w:rStyle w:val="Hyperlink"/>
@@ -2109,7 +1454,58 @@
                 <w:szCs w:val="16"/>
                 <w:lang w:val="ru-RU"/>
               </w:rPr>
-              <w:t>в 1887 г., д. Ловколово Кингисеппского р-на Лен. обл.; ижорка; б/п; член колхоза "Ловколово".. Проживала:</w:t>
+              <w:t xml:space="preserve">в 1887 г., д. </w:t>
+            </w:r>
+            <w:proofErr w:type="spellStart"/>
+            <w:r>
+              <w:rPr>
+                <w:rFonts w:ascii="Arial" w:hAnsi="Arial" w:cs="Arial"/>
+                <w:sz w:val="16"/>
+                <w:szCs w:val="16"/>
+                <w:lang w:val="ru-RU"/>
+              </w:rPr>
+              <w:t>Ловколово</w:t>
+            </w:r>
+            <w:proofErr w:type="spellEnd"/>
+            <w:r>
+              <w:rPr>
+                <w:rFonts w:ascii="Arial" w:hAnsi="Arial" w:cs="Arial"/>
+                <w:sz w:val="16"/>
+                <w:szCs w:val="16"/>
+                <w:lang w:val="ru-RU"/>
+              </w:rPr>
+              <w:t xml:space="preserve"> Кингисеппского р-на Лен. обл.; ижорка; б/п; член колхоза "</w:t>
+            </w:r>
+            <w:proofErr w:type="spellStart"/>
+            <w:r>
+              <w:rPr>
+                <w:rFonts w:ascii="Arial" w:hAnsi="Arial" w:cs="Arial"/>
+                <w:sz w:val="16"/>
+                <w:szCs w:val="16"/>
+                <w:lang w:val="ru-RU"/>
+              </w:rPr>
+              <w:t>Ловколово</w:t>
+            </w:r>
+            <w:proofErr w:type="spellEnd"/>
+            <w:proofErr w:type="gramStart"/>
+            <w:r>
+              <w:rPr>
+                <w:rFonts w:ascii="Arial" w:hAnsi="Arial" w:cs="Arial"/>
+                <w:sz w:val="16"/>
+                <w:szCs w:val="16"/>
+                <w:lang w:val="ru-RU"/>
+              </w:rPr>
+              <w:t>"..</w:t>
+            </w:r>
+            <w:proofErr w:type="gramEnd"/>
+            <w:r>
+              <w:rPr>
+                <w:rFonts w:ascii="Arial" w:hAnsi="Arial" w:cs="Arial"/>
+                <w:sz w:val="16"/>
+                <w:szCs w:val="16"/>
+                <w:lang w:val="ru-RU"/>
+              </w:rPr>
+              <w:t xml:space="preserve"> Проживала:</w:t>
             </w:r>
             <w:r>
               <w:rPr>
@@ -2126,7 +1522,67 @@
                 <w:szCs w:val="16"/>
                 <w:lang w:val="ru-RU"/>
               </w:rPr>
-              <w:t>д. Ловколово Кингисеппского р-на Лен. Обл.. Приговорена: Комиссией НКВД и Прокуратуры СССР 17 января 1938 г., обв.:</w:t>
+              <w:t xml:space="preserve">д. </w:t>
+            </w:r>
+            <w:proofErr w:type="spellStart"/>
+            <w:r>
+              <w:rPr>
+                <w:rFonts w:ascii="Arial" w:hAnsi="Arial" w:cs="Arial"/>
+                <w:sz w:val="16"/>
+                <w:szCs w:val="16"/>
+                <w:lang w:val="ru-RU"/>
+              </w:rPr>
+              <w:t>Ловколово</w:t>
+            </w:r>
+            <w:proofErr w:type="spellEnd"/>
+            <w:r>
+              <w:rPr>
+                <w:rFonts w:ascii="Arial" w:hAnsi="Arial" w:cs="Arial"/>
+                <w:sz w:val="16"/>
+                <w:szCs w:val="16"/>
+                <w:lang w:val="ru-RU"/>
+              </w:rPr>
+              <w:t xml:space="preserve"> Кингисеппского р-на Лен. </w:t>
+            </w:r>
+            <w:proofErr w:type="gramStart"/>
+            <w:r>
+              <w:rPr>
+                <w:rFonts w:ascii="Arial" w:hAnsi="Arial" w:cs="Arial"/>
+                <w:sz w:val="16"/>
+                <w:szCs w:val="16"/>
+                <w:lang w:val="ru-RU"/>
+              </w:rPr>
+              <w:t>Обл..</w:t>
+            </w:r>
+            <w:proofErr w:type="gramEnd"/>
+            <w:r>
+              <w:rPr>
+                <w:rFonts w:ascii="Arial" w:hAnsi="Arial" w:cs="Arial"/>
+                <w:sz w:val="16"/>
+                <w:szCs w:val="16"/>
+                <w:lang w:val="ru-RU"/>
+              </w:rPr>
+              <w:t xml:space="preserve"> Приговорена: Комиссией НКВД и Прокуратуры СССР 17 января 1938 г., </w:t>
+            </w:r>
+            <w:proofErr w:type="spellStart"/>
+            <w:r>
+              <w:rPr>
+                <w:rFonts w:ascii="Arial" w:hAnsi="Arial" w:cs="Arial"/>
+                <w:sz w:val="16"/>
+                <w:szCs w:val="16"/>
+                <w:lang w:val="ru-RU"/>
+              </w:rPr>
+              <w:t>обв</w:t>
+            </w:r>
+            <w:proofErr w:type="spellEnd"/>
+            <w:r>
+              <w:rPr>
+                <w:rFonts w:ascii="Arial" w:hAnsi="Arial" w:cs="Arial"/>
+                <w:sz w:val="16"/>
+                <w:szCs w:val="16"/>
+                <w:lang w:val="ru-RU"/>
+              </w:rPr>
+              <w:t>.:</w:t>
             </w:r>
             <w:r>
               <w:rPr>
@@ -2168,6 +1624,7 @@
                 <w:rFonts w:ascii="Arial" w:hAnsi="Arial" w:cs="Arial"/>
                 <w:sz w:val="16"/>
                 <w:szCs w:val="16"/>
+                <w:lang w:val="ru-RU"/>
               </w:rPr>
               <w:t xml:space="preserve"> – </w:t>
             </w:r>
@@ -2220,7 +1677,31 @@
                 <w:szCs w:val="16"/>
                 <w:lang w:val="ru-RU"/>
               </w:rPr>
-              <w:t xml:space="preserve"> Ленинградский мартиролог: 1937-1938, том 8</w:t>
+              <w:t xml:space="preserve"> Ленинградский мартиролог: </w:t>
+            </w:r>
+            <w:proofErr w:type="gramStart"/>
+            <w:r>
+              <w:rPr>
+                <w:rFonts w:ascii="Arial" w:hAnsi="Arial" w:cs="Arial"/>
+                <w:b/>
+                <w:bCs/>
+                <w:sz w:val="16"/>
+                <w:szCs w:val="16"/>
+                <w:lang w:val="ru-RU"/>
+              </w:rPr>
+              <w:t>1937-1938</w:t>
+            </w:r>
+            <w:proofErr w:type="gramEnd"/>
+            <w:r>
+              <w:rPr>
+                <w:rFonts w:ascii="Arial" w:hAnsi="Arial" w:cs="Arial"/>
+                <w:b/>
+                <w:bCs/>
+                <w:sz w:val="16"/>
+                <w:szCs w:val="16"/>
+                <w:lang w:val="ru-RU"/>
+              </w:rPr>
+              <w:t>, том 8</w:t>
             </w:r>
             <w:r>
               <w:rPr>
@@ -2244,7 +1725,7 @@
               </w:rPr>
               <w:t xml:space="preserve"> </w:t>
             </w:r>
-            <w:hyperlink r:id="rId6" w:history="1">
+            <w:hyperlink r:id="rId8" w:history="1">
               <w:r>
                 <w:rPr>
                   <w:rStyle w:val="Hyperlink"/>
@@ -2412,6 +1893,7 @@
                 <w:szCs w:val="16"/>
                 <w:lang w:val="ru-RU"/>
               </w:rPr>
+              <w:lastRenderedPageBreak/>
               <w:t>Источник:</w:t>
             </w:r>
             <w:r>
@@ -2423,7 +1905,31 @@
                 <w:szCs w:val="16"/>
                 <w:lang w:val="ru-RU"/>
               </w:rPr>
-              <w:t xml:space="preserve"> Ленинградский мартиролог: 1937-1938, том 9</w:t>
+              <w:t xml:space="preserve"> Ленинградский мартиролог: </w:t>
+            </w:r>
+            <w:proofErr w:type="gramStart"/>
+            <w:r>
+              <w:rPr>
+                <w:rFonts w:ascii="Arial" w:hAnsi="Arial" w:cs="Arial"/>
+                <w:b/>
+                <w:bCs/>
+                <w:sz w:val="16"/>
+                <w:szCs w:val="16"/>
+                <w:lang w:val="ru-RU"/>
+              </w:rPr>
+              <w:t>1937-1938</w:t>
+            </w:r>
+            <w:proofErr w:type="gramEnd"/>
+            <w:r>
+              <w:rPr>
+                <w:rFonts w:ascii="Arial" w:hAnsi="Arial" w:cs="Arial"/>
+                <w:b/>
+                <w:bCs/>
+                <w:sz w:val="16"/>
+                <w:szCs w:val="16"/>
+                <w:lang w:val="ru-RU"/>
+              </w:rPr>
+              <w:t>, том 9</w:t>
             </w:r>
             <w:r>
               <w:rPr>
@@ -2447,7 +1953,7 @@
               </w:rPr>
               <w:t xml:space="preserve"> </w:t>
             </w:r>
-            <w:hyperlink r:id="rId7" w:history="1">
+            <w:hyperlink r:id="rId9" w:history="1">
               <w:r>
                 <w:rPr>
                   <w:rStyle w:val="Hyperlink"/>
@@ -2504,6 +2010,7 @@
                 <w:szCs w:val="16"/>
                 <w:lang w:val="ru-RU"/>
               </w:rPr>
+              <w:lastRenderedPageBreak/>
               <w:t>Иванова Наталия Ивановна</w:t>
             </w:r>
             <w:r>
@@ -2568,7 +2075,27 @@
                 <w:szCs w:val="16"/>
                 <w:lang w:val="ru-RU"/>
               </w:rPr>
-              <w:t xml:space="preserve">1895 г. р., уроженка д. Липово Кингисеппского р-на Лен. обл., ижорка, б/п, в прошлом монахиня. Арестована 2 марта 1938 г. Особой тройкой УНКВД ЛО 20 марта 1938 г. приговорена по ст. ст. 58-10-11 УК РСФСР к </w:t>
+              <w:t xml:space="preserve">1895 г. р., уроженка д. </w:t>
+            </w:r>
+            <w:proofErr w:type="spellStart"/>
+            <w:r>
+              <w:rPr>
+                <w:rFonts w:ascii="Arial" w:hAnsi="Arial" w:cs="Arial"/>
+                <w:sz w:val="16"/>
+                <w:szCs w:val="16"/>
+                <w:lang w:val="ru-RU"/>
+              </w:rPr>
+              <w:t>Липово</w:t>
+            </w:r>
+            <w:proofErr w:type="spellEnd"/>
+            <w:r>
+              <w:rPr>
+                <w:rFonts w:ascii="Arial" w:hAnsi="Arial" w:cs="Arial"/>
+                <w:sz w:val="16"/>
+                <w:szCs w:val="16"/>
+                <w:lang w:val="ru-RU"/>
+              </w:rPr>
+              <w:t xml:space="preserve"> Кингисеппского р-на Лен. обл., ижорка, б/п, в прошлом монахиня. Арестована 2 марта 1938 г. Особой тройкой УНКВД ЛО 20 марта 1938 г. приговорена по ст. ст. 58-10-11 УК РСФСР к </w:t>
             </w:r>
             <w:r>
               <w:rPr>
@@ -2630,7 +2157,31 @@
                 <w:szCs w:val="16"/>
                 <w:lang w:val="ru-RU"/>
               </w:rPr>
-              <w:t xml:space="preserve"> Ленинградский мартиролог: 1937-1938, том 9</w:t>
+              <w:t xml:space="preserve"> Ленинградский мартиролог: </w:t>
+            </w:r>
+            <w:proofErr w:type="gramStart"/>
+            <w:r>
+              <w:rPr>
+                <w:rFonts w:ascii="Arial" w:hAnsi="Arial" w:cs="Arial"/>
+                <w:b/>
+                <w:bCs/>
+                <w:sz w:val="16"/>
+                <w:szCs w:val="16"/>
+                <w:lang w:val="ru-RU"/>
+              </w:rPr>
+              <w:t>1937-1938</w:t>
+            </w:r>
+            <w:proofErr w:type="gramEnd"/>
+            <w:r>
+              <w:rPr>
+                <w:rFonts w:ascii="Arial" w:hAnsi="Arial" w:cs="Arial"/>
+                <w:b/>
+                <w:bCs/>
+                <w:sz w:val="16"/>
+                <w:szCs w:val="16"/>
+                <w:lang w:val="ru-RU"/>
+              </w:rPr>
+              <w:t>, том 9</w:t>
             </w:r>
             <w:r>
               <w:rPr>
@@ -2654,7 +2205,7 @@
               </w:rPr>
               <w:t xml:space="preserve"> </w:t>
             </w:r>
-            <w:hyperlink r:id="rId8" w:history="1">
+            <w:hyperlink r:id="rId10" w:history="1">
               <w:r>
                 <w:rPr>
                   <w:rStyle w:val="Hyperlink"/>
@@ -2773,7 +2324,47 @@
                 <w:szCs w:val="16"/>
                 <w:lang w:val="ru-RU"/>
               </w:rPr>
-              <w:t xml:space="preserve">1904 г. р., уроженка и жительница д. Б. Куземкино Кингисеппского р-на Лен. обл., ижорка, б/п, судомойка столовой 133-го стрелкового полка ЛВО. Арестована 26 июля 1937 г. Комиссией НКВД и Прокуратуры СССР 10 декабря 1937 г. приговорена по ст. ст. 58-1а-9-11 УК РСФСР к </w:t>
+              <w:t xml:space="preserve">1904 г. р., уроженка и жительница д. Б. </w:t>
+            </w:r>
+            <w:proofErr w:type="spellStart"/>
+            <w:r>
+              <w:rPr>
+                <w:rFonts w:ascii="Arial" w:hAnsi="Arial" w:cs="Arial"/>
+                <w:sz w:val="16"/>
+                <w:szCs w:val="16"/>
+                <w:lang w:val="ru-RU"/>
+              </w:rPr>
+              <w:t>Куземкино</w:t>
+            </w:r>
+            <w:proofErr w:type="spellEnd"/>
+            <w:r>
+              <w:rPr>
+                <w:rFonts w:ascii="Arial" w:hAnsi="Arial" w:cs="Arial"/>
+                <w:sz w:val="16"/>
+                <w:szCs w:val="16"/>
+                <w:lang w:val="ru-RU"/>
+              </w:rPr>
+              <w:t xml:space="preserve"> Кингисеппского р-на Лен. обл., ижорка, б/п, судомойка столовой 133-го стрелкового полка ЛВО. Арестована 26 июля 1937 г. Комиссией НКВД и Прокуратуры СССР 10 декабря 1937 г. приговорена по ст. ст. 58-1а-</w:t>
+            </w:r>
+            <w:proofErr w:type="gramStart"/>
+            <w:r>
+              <w:rPr>
+                <w:rFonts w:ascii="Arial" w:hAnsi="Arial" w:cs="Arial"/>
+                <w:sz w:val="16"/>
+                <w:szCs w:val="16"/>
+                <w:lang w:val="ru-RU"/>
+              </w:rPr>
+              <w:t>9-11</w:t>
+            </w:r>
+            <w:proofErr w:type="gramEnd"/>
+            <w:r>
+              <w:rPr>
+                <w:rFonts w:ascii="Arial" w:hAnsi="Arial" w:cs="Arial"/>
+                <w:sz w:val="16"/>
+                <w:szCs w:val="16"/>
+                <w:lang w:val="ru-RU"/>
+              </w:rPr>
+              <w:t xml:space="preserve"> УК РСФСР к </w:t>
             </w:r>
             <w:r>
               <w:rPr>
@@ -2833,7 +2424,31 @@
                 <w:szCs w:val="16"/>
                 <w:lang w:val="ru-RU"/>
               </w:rPr>
-              <w:t xml:space="preserve"> Ленинградский мартиролог: 1937-1938; Центр "Возвращенные имена"</w:t>
+              <w:t xml:space="preserve"> Ленинградский мартиролог: </w:t>
+            </w:r>
+            <w:proofErr w:type="gramStart"/>
+            <w:r>
+              <w:rPr>
+                <w:rFonts w:ascii="Arial" w:hAnsi="Arial" w:cs="Arial"/>
+                <w:b/>
+                <w:bCs/>
+                <w:sz w:val="16"/>
+                <w:szCs w:val="16"/>
+                <w:lang w:val="ru-RU"/>
+              </w:rPr>
+              <w:t>1937-1938</w:t>
+            </w:r>
+            <w:proofErr w:type="gramEnd"/>
+            <w:r>
+              <w:rPr>
+                <w:rFonts w:ascii="Arial" w:hAnsi="Arial" w:cs="Arial"/>
+                <w:b/>
+                <w:bCs/>
+                <w:sz w:val="16"/>
+                <w:szCs w:val="16"/>
+                <w:lang w:val="ru-RU"/>
+              </w:rPr>
+              <w:t>; Центр "Возвращенные имена"</w:t>
             </w:r>
             <w:r>
               <w:rPr>
@@ -2855,7 +2470,7 @@
               </w:rPr>
               <w:t xml:space="preserve"> </w:t>
             </w:r>
-            <w:hyperlink r:id="rId9" w:history="1">
+            <w:hyperlink r:id="rId11" w:history="1">
               <w:r>
                 <w:rPr>
                   <w:rStyle w:val="Hyperlink"/>
@@ -2910,8 +2525,21 @@
                 <w:szCs w:val="16"/>
                 <w:lang w:val="ru-RU"/>
               </w:rPr>
-              <w:t>Кондратьева Татьяна Ерофеевна</w:t>
-            </w:r>
+              <w:t xml:space="preserve">Кондратьева Татьяна </w:t>
+            </w:r>
+            <w:proofErr w:type="spellStart"/>
+            <w:r>
+              <w:rPr>
+                <w:rFonts w:ascii="Arial" w:hAnsi="Arial" w:cs="Arial"/>
+                <w:b/>
+                <w:bCs/>
+                <w:sz w:val="16"/>
+                <w:szCs w:val="16"/>
+                <w:lang w:val="ru-RU"/>
+              </w:rPr>
+              <w:t>Ерофеевна</w:t>
+            </w:r>
+            <w:proofErr w:type="spellEnd"/>
             <w:r>
               <w:rPr>
                 <w:rFonts w:ascii="Arial" w:hAnsi="Arial" w:cs="Arial"/>
@@ -2971,7 +2599,73 @@
                 <w:szCs w:val="16"/>
                 <w:lang w:val="ru-RU"/>
               </w:rPr>
-              <w:t xml:space="preserve">1890 г. р., уроженка д. Пахомовка Кингисеппского р-на Лен. обл., ижорка, б/п, БОЗ б. монашка Козьегорского монастыря, проживала: д. Сонкино Кингисеппского р-на. Арестована 24 сентября 1937 г. Особой тройкой УНКВД ЛО 15 ноября 1937 г. приговорена по ст. ст. 58-10-11 УК РСФСР к </w:t>
+              <w:t xml:space="preserve">1890 г. р., уроженка д. </w:t>
+            </w:r>
+            <w:proofErr w:type="spellStart"/>
+            <w:r>
+              <w:rPr>
+                <w:rFonts w:ascii="Arial" w:hAnsi="Arial" w:cs="Arial"/>
+                <w:bCs/>
+                <w:sz w:val="16"/>
+                <w:szCs w:val="16"/>
+                <w:lang w:val="ru-RU"/>
+              </w:rPr>
+              <w:t>Пахомовка</w:t>
+            </w:r>
+            <w:proofErr w:type="spellEnd"/>
+            <w:r>
+              <w:rPr>
+                <w:rFonts w:ascii="Arial" w:hAnsi="Arial" w:cs="Arial"/>
+                <w:bCs/>
+                <w:sz w:val="16"/>
+                <w:szCs w:val="16"/>
+                <w:lang w:val="ru-RU"/>
+              </w:rPr>
+              <w:t xml:space="preserve"> Кингисеппского р-на Лен. обл., ижорка, б/п, БОЗ б. монашка </w:t>
+            </w:r>
+            <w:proofErr w:type="spellStart"/>
+            <w:r>
+              <w:rPr>
+                <w:rFonts w:ascii="Arial" w:hAnsi="Arial" w:cs="Arial"/>
+                <w:bCs/>
+                <w:sz w:val="16"/>
+                <w:szCs w:val="16"/>
+                <w:lang w:val="ru-RU"/>
+              </w:rPr>
+              <w:t>Козьегорского</w:t>
+            </w:r>
+            <w:proofErr w:type="spellEnd"/>
+            <w:r>
+              <w:rPr>
+                <w:rFonts w:ascii="Arial" w:hAnsi="Arial" w:cs="Arial"/>
+                <w:bCs/>
+                <w:sz w:val="16"/>
+                <w:szCs w:val="16"/>
+                <w:lang w:val="ru-RU"/>
+              </w:rPr>
+              <w:t xml:space="preserve"> монастыря, проживала: д. </w:t>
+            </w:r>
+            <w:proofErr w:type="spellStart"/>
+            <w:r>
+              <w:rPr>
+                <w:rFonts w:ascii="Arial" w:hAnsi="Arial" w:cs="Arial"/>
+                <w:bCs/>
+                <w:sz w:val="16"/>
+                <w:szCs w:val="16"/>
+                <w:lang w:val="ru-RU"/>
+              </w:rPr>
+              <w:t>Сонкино</w:t>
+            </w:r>
+            <w:proofErr w:type="spellEnd"/>
+            <w:r>
+              <w:rPr>
+                <w:rFonts w:ascii="Arial" w:hAnsi="Arial" w:cs="Arial"/>
+                <w:bCs/>
+                <w:sz w:val="16"/>
+                <w:szCs w:val="16"/>
+                <w:lang w:val="ru-RU"/>
+              </w:rPr>
+              <w:t xml:space="preserve"> Кингисеппского р-на. Арестована 24 сентября 1937 г. Особой тройкой УНКВД ЛО 15 ноября 1937 г. приговорена по ст. ст. 58-10-11 УК РСФСР к </w:t>
             </w:r>
             <w:r>
               <w:rPr>
@@ -3041,7 +2735,29 @@
                 <w:szCs w:val="16"/>
                 <w:lang w:val="ru-RU"/>
               </w:rPr>
-              <w:t xml:space="preserve"> Ленинградский мартиролог: 1937-1938, том 3</w:t>
+              <w:t xml:space="preserve"> Ленинградский мартиролог: </w:t>
+            </w:r>
+            <w:proofErr w:type="gramStart"/>
+            <w:r>
+              <w:rPr>
+                <w:rFonts w:ascii="Arial" w:hAnsi="Arial" w:cs="Arial"/>
+                <w:b/>
+                <w:sz w:val="16"/>
+                <w:szCs w:val="16"/>
+                <w:lang w:val="ru-RU"/>
+              </w:rPr>
+              <w:t>1937-1938</w:t>
+            </w:r>
+            <w:proofErr w:type="gramEnd"/>
+            <w:r>
+              <w:rPr>
+                <w:rFonts w:ascii="Arial" w:hAnsi="Arial" w:cs="Arial"/>
+                <w:b/>
+                <w:sz w:val="16"/>
+                <w:szCs w:val="16"/>
+                <w:lang w:val="ru-RU"/>
+              </w:rPr>
+              <w:t>, том 3</w:t>
             </w:r>
             <w:r>
               <w:rPr>
@@ -3063,7 +2779,7 @@
               </w:rPr>
               <w:t xml:space="preserve"> </w:t>
             </w:r>
-            <w:hyperlink r:id="rId10" w:history="1">
+            <w:hyperlink r:id="rId12" w:history="1">
               <w:r>
                 <w:rPr>
                   <w:rStyle w:val="Hyperlink"/>
@@ -3181,7 +2897,47 @@
                 <w:szCs w:val="16"/>
                 <w:lang w:val="ru-RU"/>
               </w:rPr>
-              <w:t xml:space="preserve">1914 г. р., уроженка хут. Белое Озеро Кингисеппского р-на Лен. обл., ижорка, б/п, судомойка 33-го стрелкового полка, проживала: д. Остров Кингисеппского р-на. Арестована 28 ноября 1937 г. Комиссией НКВД и Прокуратуры СССР 3 января 1938 г. приговорена по ст. ст. 58-1а-9-11 УК РСФСР к </w:t>
+              <w:t xml:space="preserve">1914 г. р., уроженка </w:t>
+            </w:r>
+            <w:proofErr w:type="spellStart"/>
+            <w:r>
+              <w:rPr>
+                <w:rFonts w:ascii="Arial" w:hAnsi="Arial" w:cs="Arial"/>
+                <w:sz w:val="16"/>
+                <w:szCs w:val="16"/>
+                <w:lang w:val="ru-RU"/>
+              </w:rPr>
+              <w:t>хут</w:t>
+            </w:r>
+            <w:proofErr w:type="spellEnd"/>
+            <w:r>
+              <w:rPr>
+                <w:rFonts w:ascii="Arial" w:hAnsi="Arial" w:cs="Arial"/>
+                <w:sz w:val="16"/>
+                <w:szCs w:val="16"/>
+                <w:lang w:val="ru-RU"/>
+              </w:rPr>
+              <w:t>. Белое Озеро Кингисеппского р-на Лен. обл., ижорка, б/п, судомойка 33-го стрелкового полка, проживала: д. Остров Кингисеппского р-на. Арестована 28 ноября 1937 г. Комиссией НКВД и Прокуратуры СССР 3 января 1938 г. приговорена по ст. ст. 58-1а-</w:t>
+            </w:r>
+            <w:proofErr w:type="gramStart"/>
+            <w:r>
+              <w:rPr>
+                <w:rFonts w:ascii="Arial" w:hAnsi="Arial" w:cs="Arial"/>
+                <w:sz w:val="16"/>
+                <w:szCs w:val="16"/>
+                <w:lang w:val="ru-RU"/>
+              </w:rPr>
+              <w:t>9-11</w:t>
+            </w:r>
+            <w:proofErr w:type="gramEnd"/>
+            <w:r>
+              <w:rPr>
+                <w:rFonts w:ascii="Arial" w:hAnsi="Arial" w:cs="Arial"/>
+                <w:sz w:val="16"/>
+                <w:szCs w:val="16"/>
+                <w:lang w:val="ru-RU"/>
+              </w:rPr>
+              <w:t xml:space="preserve"> УК РСФСР к </w:t>
             </w:r>
             <w:r>
               <w:rPr>
@@ -3232,7 +2988,6 @@
                 <w:szCs w:val="16"/>
                 <w:lang w:val="ru-RU"/>
               </w:rPr>
-              <w:lastRenderedPageBreak/>
               <w:t>Источник:</w:t>
             </w:r>
             <w:r>
@@ -3243,8 +2998,9 @@
                 <w:szCs w:val="16"/>
                 <w:lang w:val="ru-RU"/>
               </w:rPr>
-              <w:t xml:space="preserve"> Ленинградский мартиролог: 1937-1938, том </w:t>
-            </w:r>
+              <w:t xml:space="preserve"> Ленинградский мартиролог: </w:t>
+            </w:r>
+            <w:proofErr w:type="gramStart"/>
             <w:r>
               <w:rPr>
                 <w:rStyle w:val="Strong"/>
@@ -3253,501 +3009,33 @@
                 <w:szCs w:val="16"/>
                 <w:lang w:val="ru-RU"/>
               </w:rPr>
+              <w:t>1937-1938</w:t>
+            </w:r>
+            <w:proofErr w:type="gramEnd"/>
+            <w:r>
+              <w:rPr>
+                <w:rStyle w:val="Strong"/>
+                <w:rFonts w:ascii="Arial" w:hAnsi="Arial" w:cs="Arial"/>
+                <w:sz w:val="16"/>
+                <w:szCs w:val="16"/>
+                <w:lang w:val="ru-RU"/>
+              </w:rPr>
+              <w:t xml:space="preserve">, том </w:t>
+            </w:r>
+            <w:r>
+              <w:rPr>
+                <w:rStyle w:val="Strong"/>
+                <w:rFonts w:ascii="Arial" w:hAnsi="Arial" w:cs="Arial"/>
+                <w:sz w:val="16"/>
+                <w:szCs w:val="16"/>
+                <w:lang w:val="ru-RU"/>
+              </w:rPr>
               <w:t>7;</w:t>
             </w:r>
             <w:r>
               <w:rPr>
                 <w:rStyle w:val="Strong"/>
                 <w:rFonts w:ascii="Arial" w:hAnsi="Arial" w:cs="Arial"/>
-                <w:sz w:val="16"/>
-                <w:szCs w:val="16"/>
-                <w:lang w:val="ru-RU"/>
-              </w:rPr>
-              <w:t xml:space="preserve"> </w:t>
-            </w:r>
-            <w:hyperlink r:id="rId11" w:history="1">
-              <w:r>
-                <w:rPr>
-                  <w:rStyle w:val="Hyperlink"/>
-                  <w:rFonts w:ascii="Arial" w:hAnsi="Arial" w:cs="Arial"/>
-                  <w:b/>
-                  <w:bCs/>
-                  <w:sz w:val="16"/>
-                  <w:szCs w:val="16"/>
-                  <w:lang w:val="ru-RU"/>
-                </w:rPr>
-                <w:t>Открытый список</w:t>
-              </w:r>
-            </w:hyperlink>
-          </w:p>
-        </w:tc>
-      </w:tr>
-      <w:tr>
-        <w:tc>
-          <w:tcPr>
-            <w:tcW w:w="11039" w:type="dxa"/>
-            <w:tcBorders>
-              <w:left w:val="double" w:sz="1" w:space="0" w:color="808080"/>
-              <w:bottom w:val="double" w:sz="1" w:space="0" w:color="808080"/>
-              <w:right w:val="double" w:sz="2" w:space="0" w:color="808080"/>
-            </w:tcBorders>
-            <w:shd w:val="clear" w:color="auto" w:fill="auto"/>
-            <w:vAlign w:val="center"/>
-          </w:tcPr>
-          <w:p>
-            <w:pPr>
-              <w:pStyle w:val="BodyText"/>
-              <w:pBdr>
-                <w:top w:val="none" w:sz="0" w:space="0" w:color="000000"/>
-                <w:left w:val="none" w:sz="0" w:space="0" w:color="000000"/>
-                <w:bottom w:val="none" w:sz="0" w:space="0" w:color="000000"/>
-                <w:right w:val="none" w:sz="0" w:space="0" w:color="000000"/>
-              </w:pBdr>
-              <w:snapToGrid w:val="0"/>
-              <w:spacing w:after="0" w:line="240" w:lineRule="auto"/>
-              <w:ind w:right="60"/>
-              <w:rPr>
-                <w:rFonts w:ascii="Arial" w:hAnsi="Arial" w:cs="Arial"/>
-                <w:sz w:val="16"/>
-                <w:szCs w:val="16"/>
-                <w:lang w:val="ru-RU"/>
-              </w:rPr>
-            </w:pPr>
-            <w:r>
-              <w:rPr>
-                <w:rFonts w:ascii="Arial" w:hAnsi="Arial" w:cs="Arial"/>
-                <w:b/>
-                <w:bCs/>
-                <w:sz w:val="16"/>
-                <w:szCs w:val="16"/>
-                <w:lang w:val="ru-RU"/>
-              </w:rPr>
-              <w:lastRenderedPageBreak/>
-              <w:t>Матвеева-Панфилова</w:t>
-            </w:r>
-            <w:r>
-              <w:rPr>
-                <w:rFonts w:ascii="Arial" w:hAnsi="Arial" w:cs="Arial"/>
-                <w:b/>
-                <w:bCs/>
-                <w:sz w:val="16"/>
-                <w:szCs w:val="16"/>
-              </w:rPr>
-              <w:t> </w:t>
-            </w:r>
-            <w:r>
-              <w:rPr>
-                <w:rFonts w:ascii="Arial" w:hAnsi="Arial" w:cs="Arial"/>
-                <w:b/>
-                <w:bCs/>
-                <w:sz w:val="16"/>
-                <w:szCs w:val="16"/>
-                <w:lang w:val="ru-RU"/>
-              </w:rPr>
-              <w:t>Анастасия Панфиловна</w:t>
-            </w:r>
-            <w:r>
-              <w:rPr>
-                <w:rFonts w:ascii="Arial" w:hAnsi="Arial" w:cs="Arial"/>
-                <w:b/>
-                <w:bCs/>
-                <w:sz w:val="16"/>
-                <w:szCs w:val="16"/>
-                <w:lang w:val="ru-RU"/>
-              </w:rPr>
-              <w:t xml:space="preserve"> </w:t>
-            </w:r>
-            <w:r>
-              <w:rPr>
-                <w:rFonts w:ascii="Arial" w:hAnsi="Arial" w:cs="Arial"/>
-                <w:b/>
-                <w:bCs/>
-                <w:sz w:val="16"/>
-                <w:szCs w:val="16"/>
-                <w:lang w:val="ru-RU"/>
-              </w:rPr>
-              <w:t>47 лет</w:t>
-            </w:r>
-            <w:r>
-              <w:rPr>
-                <w:rFonts w:ascii="Arial" w:hAnsi="Arial" w:cs="Arial"/>
-                <w:b/>
-                <w:bCs/>
-                <w:sz w:val="16"/>
-                <w:szCs w:val="16"/>
-                <w:lang w:val="ru-RU"/>
-              </w:rPr>
-              <w:t xml:space="preserve"> </w:t>
-            </w:r>
-          </w:p>
-          <w:p>
-            <w:pPr>
-              <w:pStyle w:val="BodyText"/>
-              <w:pBdr>
-                <w:top w:val="none" w:sz="0" w:space="0" w:color="000000"/>
-                <w:left w:val="none" w:sz="0" w:space="0" w:color="000000"/>
-                <w:bottom w:val="none" w:sz="0" w:space="0" w:color="000000"/>
-                <w:right w:val="none" w:sz="0" w:space="0" w:color="000000"/>
-              </w:pBdr>
-              <w:snapToGrid w:val="0"/>
-              <w:spacing w:after="0" w:line="240" w:lineRule="auto"/>
-              <w:ind w:right="60"/>
-              <w:rPr>
-                <w:rFonts w:ascii="Arial" w:hAnsi="Arial" w:cs="Arial"/>
-                <w:sz w:val="16"/>
-                <w:szCs w:val="16"/>
-                <w:lang w:val="ru-RU"/>
-              </w:rPr>
-            </w:pPr>
-            <w:r>
-              <w:rPr>
-                <w:rFonts w:ascii="Arial" w:hAnsi="Arial" w:cs="Arial"/>
-                <w:sz w:val="16"/>
-                <w:szCs w:val="16"/>
-                <w:lang w:val="ru-RU"/>
-              </w:rPr>
-              <w:t>1890 г. р., уроженка и жительница д. Ловколово Кингисеппского р-на Лен. обл., ижорка, б/п,</w:t>
-            </w:r>
-            <w:r>
-              <w:rPr>
-                <w:rFonts w:ascii="Arial" w:hAnsi="Arial" w:cs="Arial"/>
-                <w:sz w:val="16"/>
-                <w:szCs w:val="16"/>
-                <w:lang w:val="ru-RU"/>
-              </w:rPr>
-              <w:t xml:space="preserve"> </w:t>
-            </w:r>
-            <w:r>
-              <w:rPr>
-                <w:rFonts w:ascii="Arial" w:hAnsi="Arial" w:cs="Arial"/>
-                <w:sz w:val="16"/>
-                <w:szCs w:val="16"/>
-                <w:lang w:val="ru-RU"/>
-              </w:rPr>
-              <w:t xml:space="preserve">б. монашка Козьегорского монастыря. Арестована 24 сентября 1937 г. Особой тройкой УНКВД ЛО 15 ноября 1937 г. приговорена по ст. ст. 58-10-11 УК РСФСР к </w:t>
-            </w:r>
-            <w:r>
-              <w:rPr>
-                <w:rFonts w:ascii="Arial" w:hAnsi="Arial" w:cs="Arial"/>
-                <w:sz w:val="16"/>
-                <w:szCs w:val="16"/>
-                <w:lang w:val="ru-RU"/>
-              </w:rPr>
-              <w:t>ВМН</w:t>
-            </w:r>
-            <w:r>
-              <w:rPr>
-                <w:rFonts w:ascii="Arial" w:hAnsi="Arial" w:cs="Arial"/>
-                <w:sz w:val="16"/>
-                <w:szCs w:val="16"/>
-                <w:lang w:val="ru-RU"/>
-              </w:rPr>
-              <w:t>. Расстреляна в г. Ленинград 19 ноября 1937 г.</w:t>
-            </w:r>
-            <w:r>
-              <w:rPr>
-                <w:rFonts w:ascii="Arial" w:hAnsi="Arial" w:cs="Arial"/>
-                <w:sz w:val="16"/>
-                <w:szCs w:val="16"/>
-                <w:lang w:val="ru-RU"/>
-              </w:rPr>
-              <w:t xml:space="preserve"> </w:t>
-            </w:r>
-          </w:p>
-          <w:p>
-            <w:pPr>
-              <w:pStyle w:val="BodyText"/>
-              <w:pBdr>
-                <w:top w:val="none" w:sz="0" w:space="0" w:color="000000"/>
-                <w:left w:val="none" w:sz="0" w:space="0" w:color="000000"/>
-                <w:bottom w:val="none" w:sz="0" w:space="0" w:color="000000"/>
-                <w:right w:val="none" w:sz="0" w:space="0" w:color="000000"/>
-              </w:pBdr>
-              <w:snapToGrid w:val="0"/>
-              <w:spacing w:after="0" w:line="240" w:lineRule="auto"/>
-              <w:ind w:right="60"/>
-              <w:rPr>
-                <w:rFonts w:ascii="Arial" w:hAnsi="Arial" w:cs="Arial"/>
-                <w:sz w:val="16"/>
-                <w:szCs w:val="16"/>
-                <w:lang w:val="ru-RU"/>
-              </w:rPr>
-            </w:pPr>
-            <w:r>
-              <w:rPr>
-                <w:rFonts w:ascii="Arial" w:hAnsi="Arial" w:cs="Arial"/>
-                <w:b/>
-                <w:bCs/>
-                <w:sz w:val="16"/>
-                <w:szCs w:val="16"/>
-                <w:lang w:val="ru-RU"/>
-              </w:rPr>
-              <w:t>Источник:</w:t>
-            </w:r>
-            <w:r>
-              <w:rPr>
-                <w:rFonts w:ascii="Arial" w:hAnsi="Arial" w:cs="Arial"/>
-                <w:b/>
-                <w:bCs/>
-                <w:sz w:val="16"/>
-                <w:szCs w:val="16"/>
-                <w:lang w:val="ru-RU"/>
-              </w:rPr>
-              <w:t xml:space="preserve"> Ленинградский мартиролог: 1937-1938, том 3</w:t>
-            </w:r>
-            <w:r>
-              <w:rPr>
-                <w:rFonts w:ascii="Arial" w:hAnsi="Arial" w:cs="Arial"/>
-                <w:b/>
-                <w:bCs/>
-                <w:sz w:val="16"/>
-                <w:szCs w:val="16"/>
-                <w:lang w:val="ru-RU"/>
-              </w:rPr>
-              <w:t>;</w:t>
-            </w:r>
-            <w:r>
-              <w:rPr>
-                <w:rFonts w:ascii="Arial" w:hAnsi="Arial" w:cs="Arial"/>
-                <w:b/>
-                <w:bCs/>
-                <w:sz w:val="16"/>
-                <w:szCs w:val="16"/>
-                <w:lang w:val="ru-RU"/>
-              </w:rPr>
-              <w:t xml:space="preserve"> </w:t>
-            </w:r>
-            <w:hyperlink r:id="rId12" w:history="1">
-              <w:r>
-                <w:rPr>
-                  <w:rStyle w:val="Hyperlink"/>
-                  <w:rFonts w:ascii="Arial" w:hAnsi="Arial" w:cs="Arial"/>
-                  <w:b/>
-                  <w:bCs/>
-                  <w:sz w:val="16"/>
-                  <w:szCs w:val="16"/>
-                  <w:lang w:val="ru-RU"/>
-                </w:rPr>
-                <w:t>Открытый список</w:t>
-              </w:r>
-            </w:hyperlink>
-          </w:p>
-        </w:tc>
-      </w:tr>
-      <w:tr>
-        <w:tc>
-          <w:tcPr>
-            <w:tcW w:w="11039" w:type="dxa"/>
-            <w:tcBorders>
-              <w:left w:val="double" w:sz="1" w:space="0" w:color="808080"/>
-              <w:bottom w:val="double" w:sz="1" w:space="0" w:color="808080"/>
-              <w:right w:val="double" w:sz="2" w:space="0" w:color="808080"/>
-            </w:tcBorders>
-            <w:shd w:val="clear" w:color="auto" w:fill="auto"/>
-            <w:vAlign w:val="center"/>
-          </w:tcPr>
-          <w:p>
-            <w:pPr>
-              <w:pStyle w:val="BodyText"/>
-              <w:pBdr>
-                <w:top w:val="none" w:sz="0" w:space="0" w:color="000000"/>
-                <w:left w:val="none" w:sz="0" w:space="0" w:color="000000"/>
-                <w:bottom w:val="none" w:sz="0" w:space="0" w:color="000000"/>
-                <w:right w:val="none" w:sz="0" w:space="0" w:color="000000"/>
-              </w:pBdr>
-              <w:spacing w:after="0" w:line="240" w:lineRule="auto"/>
-              <w:ind w:right="60"/>
-              <w:rPr>
-                <w:rFonts w:ascii="Arial" w:hAnsi="Arial" w:cs="Arial"/>
-                <w:sz w:val="16"/>
-                <w:szCs w:val="16"/>
-                <w:lang w:val="ru-RU"/>
-              </w:rPr>
-            </w:pPr>
-            <w:r>
-              <w:rPr>
-                <w:rFonts w:ascii="Arial" w:hAnsi="Arial" w:cs="Arial"/>
-                <w:b/>
-                <w:sz w:val="16"/>
-                <w:szCs w:val="16"/>
-                <w:lang w:val="ru-RU"/>
-              </w:rPr>
-              <w:t>Николаева Анастасия Ивановна</w:t>
-            </w:r>
-            <w:r>
-              <w:rPr>
-                <w:rFonts w:ascii="Arial" w:hAnsi="Arial" w:cs="Arial"/>
-                <w:b/>
-                <w:sz w:val="16"/>
-                <w:szCs w:val="16"/>
-                <w:lang w:val="ru-RU"/>
-              </w:rPr>
-              <w:t xml:space="preserve"> </w:t>
-            </w:r>
-            <w:r>
-              <w:rPr>
-                <w:rFonts w:ascii="Arial" w:hAnsi="Arial" w:cs="Arial"/>
-                <w:b/>
-                <w:sz w:val="16"/>
-                <w:szCs w:val="16"/>
-                <w:lang w:val="ru-RU"/>
-              </w:rPr>
-              <w:t>39 лет</w:t>
-            </w:r>
-            <w:r>
-              <w:rPr>
-                <w:rFonts w:ascii="Arial" w:hAnsi="Arial" w:cs="Arial"/>
-                <w:b/>
-                <w:sz w:val="16"/>
-                <w:szCs w:val="16"/>
-                <w:lang w:val="ru-RU"/>
-              </w:rPr>
-              <w:t xml:space="preserve"> </w:t>
-            </w:r>
-          </w:p>
-          <w:p>
-            <w:pPr>
-              <w:pStyle w:val="BodyText"/>
-              <w:pBdr>
-                <w:top w:val="none" w:sz="0" w:space="0" w:color="000000"/>
-                <w:left w:val="none" w:sz="0" w:space="0" w:color="000000"/>
-                <w:bottom w:val="none" w:sz="0" w:space="0" w:color="000000"/>
-                <w:right w:val="none" w:sz="0" w:space="0" w:color="000000"/>
-              </w:pBdr>
-              <w:spacing w:after="0" w:line="240" w:lineRule="auto"/>
-              <w:ind w:right="60"/>
-              <w:rPr>
-                <w:rFonts w:ascii="Arial" w:hAnsi="Arial" w:cs="Arial"/>
-                <w:sz w:val="16"/>
-                <w:szCs w:val="16"/>
-              </w:rPr>
-            </w:pPr>
-            <w:r>
-              <w:rPr>
-                <w:rFonts w:ascii="Arial" w:hAnsi="Arial" w:cs="Arial"/>
-                <w:bCs/>
-                <w:sz w:val="16"/>
-                <w:szCs w:val="16"/>
-                <w:lang w:val="ru-RU"/>
-              </w:rPr>
-              <w:t>Родилась в 1898 г., Ленинградская обл., Кингисеппский р-н, д. Куземкино; ижорка; б/п; Домохозяйка. Проживала: Ленинградская обл., г. Кингисепп.</w:t>
-            </w:r>
-            <w:r>
-              <w:rPr>
-                <w:rFonts w:ascii="Arial" w:hAnsi="Arial" w:cs="Arial"/>
-                <w:bCs/>
-                <w:sz w:val="16"/>
-                <w:szCs w:val="16"/>
-                <w:lang w:val="ru-RU"/>
-              </w:rPr>
-              <w:t xml:space="preserve"> </w:t>
-            </w:r>
-            <w:r>
-              <w:rPr>
-                <w:rFonts w:ascii="Arial" w:hAnsi="Arial" w:cs="Arial"/>
-                <w:bCs/>
-                <w:sz w:val="16"/>
-                <w:szCs w:val="16"/>
-                <w:lang w:val="ru-RU"/>
-              </w:rPr>
-              <w:t>Арестована 21 октября 1937 г.</w:t>
-            </w:r>
-            <w:r>
-              <w:rPr>
-                <w:rFonts w:ascii="Arial" w:hAnsi="Arial" w:cs="Arial"/>
-                <w:bCs/>
-                <w:sz w:val="16"/>
-                <w:szCs w:val="16"/>
-                <w:lang w:val="ru-RU"/>
-              </w:rPr>
-              <w:t xml:space="preserve"> </w:t>
-            </w:r>
-            <w:r>
-              <w:rPr>
-                <w:rFonts w:ascii="Arial" w:hAnsi="Arial" w:cs="Arial"/>
-                <w:bCs/>
-                <w:sz w:val="16"/>
-                <w:szCs w:val="16"/>
-                <w:lang w:val="ru-RU"/>
-              </w:rPr>
-              <w:t>Приговорена: Комиссия НКВД и прокуратуры СССР 10 декабря 1937 г., обв.: 58-1а-9-11 УК РСФСР.</w:t>
-            </w:r>
-            <w:r>
-              <w:rPr>
-                <w:rFonts w:ascii="Arial" w:hAnsi="Arial" w:cs="Arial"/>
-                <w:bCs/>
-                <w:sz w:val="16"/>
-                <w:szCs w:val="16"/>
-                <w:lang w:val="ru-RU"/>
-              </w:rPr>
-              <w:t xml:space="preserve"> </w:t>
-            </w:r>
-            <w:r>
-              <w:rPr>
-                <w:rFonts w:ascii="Arial" w:hAnsi="Arial" w:cs="Arial"/>
-                <w:bCs/>
-                <w:sz w:val="16"/>
-                <w:szCs w:val="16"/>
-                <w:lang w:val="ru-RU"/>
-              </w:rPr>
-              <w:t xml:space="preserve">Расстреляна 16 декабря 1937 г. </w:t>
-            </w:r>
-          </w:p>
-          <w:p>
-            <w:pPr>
-              <w:pStyle w:val="BodyText"/>
-              <w:pBdr>
-                <w:top w:val="none" w:sz="0" w:space="0" w:color="000000"/>
-                <w:left w:val="none" w:sz="0" w:space="0" w:color="000000"/>
-                <w:bottom w:val="none" w:sz="0" w:space="0" w:color="000000"/>
-                <w:right w:val="none" w:sz="0" w:space="0" w:color="000000"/>
-              </w:pBdr>
-              <w:spacing w:after="0" w:line="240" w:lineRule="auto"/>
-              <w:ind w:right="60"/>
-              <w:rPr>
-                <w:rFonts w:ascii="Arial" w:hAnsi="Arial" w:cs="Arial"/>
-                <w:sz w:val="16"/>
-                <w:szCs w:val="16"/>
-              </w:rPr>
-            </w:pPr>
-            <w:r>
-              <w:rPr>
-                <w:rFonts w:ascii="Arial" w:hAnsi="Arial" w:cs="Arial"/>
-                <w:b/>
-                <w:bCs/>
-                <w:sz w:val="16"/>
-                <w:szCs w:val="16"/>
-                <w:lang w:val="ru-RU"/>
-              </w:rPr>
-              <w:t>Источник:</w:t>
-            </w:r>
-            <w:r>
-              <w:rPr>
-                <w:rFonts w:ascii="Arial" w:hAnsi="Arial" w:cs="Arial"/>
-                <w:b/>
-                <w:bCs/>
-                <w:sz w:val="16"/>
-                <w:szCs w:val="16"/>
-                <w:lang w:val="ru-RU"/>
-              </w:rPr>
-              <w:t xml:space="preserve"> Ленинградский мартиролог: 1937-1938, том 4</w:t>
-            </w:r>
-            <w:r>
-              <w:rPr>
-                <w:rFonts w:ascii="Arial" w:hAnsi="Arial" w:cs="Arial"/>
-                <w:b/>
-                <w:bCs/>
-                <w:sz w:val="16"/>
-                <w:szCs w:val="16"/>
-                <w:lang w:val="ru-RU"/>
-              </w:rPr>
-              <w:t>;</w:t>
-            </w:r>
-            <w:r>
-              <w:rPr>
-                <w:rFonts w:ascii="Arial" w:hAnsi="Arial" w:cs="Arial"/>
-                <w:b/>
-                <w:bCs/>
                 <w:sz w:val="16"/>
                 <w:szCs w:val="16"/>
                 <w:lang w:val="ru-RU"/>
@@ -3811,8 +3099,42 @@
                 <w:szCs w:val="16"/>
                 <w:lang w:val="ru-RU"/>
               </w:rPr>
-              <w:t>Паю Ольга Михайловна</w:t>
-            </w:r>
+              <w:t>Матвеева-Панфилова</w:t>
+            </w:r>
+            <w:r>
+              <w:rPr>
+                <w:rFonts w:ascii="Arial" w:hAnsi="Arial" w:cs="Arial"/>
+                <w:b/>
+                <w:bCs/>
+                <w:sz w:val="16"/>
+                <w:szCs w:val="16"/>
+              </w:rPr>
+              <w:t> </w:t>
+            </w:r>
+            <w:r>
+              <w:rPr>
+                <w:rFonts w:ascii="Arial" w:hAnsi="Arial" w:cs="Arial"/>
+                <w:b/>
+                <w:bCs/>
+                <w:sz w:val="16"/>
+                <w:szCs w:val="16"/>
+                <w:lang w:val="ru-RU"/>
+              </w:rPr>
+              <w:t xml:space="preserve">Анастасия </w:t>
+            </w:r>
+            <w:proofErr w:type="spellStart"/>
+            <w:r>
+              <w:rPr>
+                <w:rFonts w:ascii="Arial" w:hAnsi="Arial" w:cs="Arial"/>
+                <w:b/>
+                <w:bCs/>
+                <w:sz w:val="16"/>
+                <w:szCs w:val="16"/>
+                <w:lang w:val="ru-RU"/>
+              </w:rPr>
+              <w:t>Панфиловна</w:t>
+            </w:r>
+            <w:proofErr w:type="spellEnd"/>
             <w:r>
               <w:rPr>
                 <w:rFonts w:ascii="Arial" w:hAnsi="Arial" w:cs="Arial"/>
@@ -3833,13 +3155,278 @@
                 <w:szCs w:val="16"/>
                 <w:lang w:val="ru-RU"/>
               </w:rPr>
-              <w:t>43 года</w:t>
-            </w:r>
-            <w:r>
-              <w:rPr>
-                <w:rFonts w:ascii="Arial" w:hAnsi="Arial" w:cs="Arial"/>
-                <w:b/>
-                <w:bCs/>
+              <w:t>47 лет</w:t>
+            </w:r>
+            <w:r>
+              <w:rPr>
+                <w:rFonts w:ascii="Arial" w:hAnsi="Arial" w:cs="Arial"/>
+                <w:b/>
+                <w:bCs/>
+                <w:sz w:val="16"/>
+                <w:szCs w:val="16"/>
+                <w:lang w:val="ru-RU"/>
+              </w:rPr>
+              <w:t xml:space="preserve"> </w:t>
+            </w:r>
+          </w:p>
+          <w:p>
+            <w:pPr>
+              <w:pStyle w:val="BodyText"/>
+              <w:pBdr>
+                <w:top w:val="none" w:sz="0" w:space="0" w:color="000000"/>
+                <w:left w:val="none" w:sz="0" w:space="0" w:color="000000"/>
+                <w:bottom w:val="none" w:sz="0" w:space="0" w:color="000000"/>
+                <w:right w:val="none" w:sz="0" w:space="0" w:color="000000"/>
+              </w:pBdr>
+              <w:snapToGrid w:val="0"/>
+              <w:spacing w:after="0" w:line="240" w:lineRule="auto"/>
+              <w:ind w:right="60"/>
+              <w:rPr>
+                <w:rFonts w:ascii="Arial" w:hAnsi="Arial" w:cs="Arial"/>
+                <w:sz w:val="16"/>
+                <w:szCs w:val="16"/>
+                <w:lang w:val="ru-RU"/>
+              </w:rPr>
+            </w:pPr>
+            <w:r>
+              <w:rPr>
+                <w:rFonts w:ascii="Arial" w:hAnsi="Arial" w:cs="Arial"/>
+                <w:sz w:val="16"/>
+                <w:szCs w:val="16"/>
+                <w:lang w:val="ru-RU"/>
+              </w:rPr>
+              <w:t xml:space="preserve">1890 г. р., уроженка и жительница д. </w:t>
+            </w:r>
+            <w:proofErr w:type="spellStart"/>
+            <w:r>
+              <w:rPr>
+                <w:rFonts w:ascii="Arial" w:hAnsi="Arial" w:cs="Arial"/>
+                <w:sz w:val="16"/>
+                <w:szCs w:val="16"/>
+                <w:lang w:val="ru-RU"/>
+              </w:rPr>
+              <w:t>Ловколово</w:t>
+            </w:r>
+            <w:proofErr w:type="spellEnd"/>
+            <w:r>
+              <w:rPr>
+                <w:rFonts w:ascii="Arial" w:hAnsi="Arial" w:cs="Arial"/>
+                <w:sz w:val="16"/>
+                <w:szCs w:val="16"/>
+                <w:lang w:val="ru-RU"/>
+              </w:rPr>
+              <w:t xml:space="preserve"> Кингисеппского р-на Лен. обл., ижорка, б/п,</w:t>
+            </w:r>
+            <w:r>
+              <w:rPr>
+                <w:rFonts w:ascii="Arial" w:hAnsi="Arial" w:cs="Arial"/>
+                <w:sz w:val="16"/>
+                <w:szCs w:val="16"/>
+                <w:lang w:val="ru-RU"/>
+              </w:rPr>
+              <w:t xml:space="preserve"> </w:t>
+            </w:r>
+            <w:r>
+              <w:rPr>
+                <w:rFonts w:ascii="Arial" w:hAnsi="Arial" w:cs="Arial"/>
+                <w:sz w:val="16"/>
+                <w:szCs w:val="16"/>
+                <w:lang w:val="ru-RU"/>
+              </w:rPr>
+              <w:t xml:space="preserve">б. монашка </w:t>
+            </w:r>
+            <w:proofErr w:type="spellStart"/>
+            <w:r>
+              <w:rPr>
+                <w:rFonts w:ascii="Arial" w:hAnsi="Arial" w:cs="Arial"/>
+                <w:sz w:val="16"/>
+                <w:szCs w:val="16"/>
+                <w:lang w:val="ru-RU"/>
+              </w:rPr>
+              <w:t>Козьегорского</w:t>
+            </w:r>
+            <w:proofErr w:type="spellEnd"/>
+            <w:r>
+              <w:rPr>
+                <w:rFonts w:ascii="Arial" w:hAnsi="Arial" w:cs="Arial"/>
+                <w:sz w:val="16"/>
+                <w:szCs w:val="16"/>
+                <w:lang w:val="ru-RU"/>
+              </w:rPr>
+              <w:t xml:space="preserve"> монастыря. Арестована 24 сентября 1937 г. Особой тройкой УНКВД ЛО 15 ноября 1937 г. приговорена по ст. ст. 58-10-11 УК РСФСР к </w:t>
+            </w:r>
+            <w:r>
+              <w:rPr>
+                <w:rFonts w:ascii="Arial" w:hAnsi="Arial" w:cs="Arial"/>
+                <w:sz w:val="16"/>
+                <w:szCs w:val="16"/>
+                <w:lang w:val="ru-RU"/>
+              </w:rPr>
+              <w:t>ВМН</w:t>
+            </w:r>
+            <w:r>
+              <w:rPr>
+                <w:rFonts w:ascii="Arial" w:hAnsi="Arial" w:cs="Arial"/>
+                <w:sz w:val="16"/>
+                <w:szCs w:val="16"/>
+                <w:lang w:val="ru-RU"/>
+              </w:rPr>
+              <w:t>. Расстреляна в г. Ленинград 19 ноября 1937 г.</w:t>
+            </w:r>
+            <w:r>
+              <w:rPr>
+                <w:rFonts w:ascii="Arial" w:hAnsi="Arial" w:cs="Arial"/>
+                <w:sz w:val="16"/>
+                <w:szCs w:val="16"/>
+                <w:lang w:val="ru-RU"/>
+              </w:rPr>
+              <w:t xml:space="preserve"> </w:t>
+            </w:r>
+          </w:p>
+          <w:p>
+            <w:pPr>
+              <w:pStyle w:val="BodyText"/>
+              <w:pBdr>
+                <w:top w:val="none" w:sz="0" w:space="0" w:color="000000"/>
+                <w:left w:val="none" w:sz="0" w:space="0" w:color="000000"/>
+                <w:bottom w:val="none" w:sz="0" w:space="0" w:color="000000"/>
+                <w:right w:val="none" w:sz="0" w:space="0" w:color="000000"/>
+              </w:pBdr>
+              <w:snapToGrid w:val="0"/>
+              <w:spacing w:after="0" w:line="240" w:lineRule="auto"/>
+              <w:ind w:right="60"/>
+              <w:rPr>
+                <w:rFonts w:ascii="Arial" w:hAnsi="Arial" w:cs="Arial"/>
+                <w:sz w:val="16"/>
+                <w:szCs w:val="16"/>
+                <w:lang w:val="ru-RU"/>
+              </w:rPr>
+            </w:pPr>
+            <w:r>
+              <w:rPr>
+                <w:rFonts w:ascii="Arial" w:hAnsi="Arial" w:cs="Arial"/>
+                <w:b/>
+                <w:bCs/>
+                <w:sz w:val="16"/>
+                <w:szCs w:val="16"/>
+                <w:lang w:val="ru-RU"/>
+              </w:rPr>
+              <w:t>Источник:</w:t>
+            </w:r>
+            <w:r>
+              <w:rPr>
+                <w:rFonts w:ascii="Arial" w:hAnsi="Arial" w:cs="Arial"/>
+                <w:b/>
+                <w:bCs/>
+                <w:sz w:val="16"/>
+                <w:szCs w:val="16"/>
+                <w:lang w:val="ru-RU"/>
+              </w:rPr>
+              <w:t xml:space="preserve"> Ленинградский мартиролог: 1937-1938, том 3</w:t>
+            </w:r>
+            <w:r>
+              <w:rPr>
+                <w:rFonts w:ascii="Arial" w:hAnsi="Arial" w:cs="Arial"/>
+                <w:b/>
+                <w:bCs/>
+                <w:sz w:val="16"/>
+                <w:szCs w:val="16"/>
+                <w:lang w:val="ru-RU"/>
+              </w:rPr>
+              <w:t>;</w:t>
+            </w:r>
+            <w:r>
+              <w:rPr>
+                <w:rFonts w:ascii="Arial" w:hAnsi="Arial" w:cs="Arial"/>
+                <w:b/>
+                <w:bCs/>
+                <w:sz w:val="16"/>
+                <w:szCs w:val="16"/>
+                <w:lang w:val="ru-RU"/>
+              </w:rPr>
+              <w:t xml:space="preserve"> </w:t>
+            </w:r>
+            <w:hyperlink r:id="rId14" w:history="1">
+              <w:r>
+                <w:rPr>
+                  <w:rStyle w:val="Hyperlink"/>
+                  <w:rFonts w:ascii="Arial" w:hAnsi="Arial" w:cs="Arial"/>
+                  <w:b/>
+                  <w:bCs/>
+                  <w:sz w:val="16"/>
+                  <w:szCs w:val="16"/>
+                  <w:lang w:val="ru-RU"/>
+                </w:rPr>
+                <w:t>Открытый список</w:t>
+              </w:r>
+            </w:hyperlink>
+          </w:p>
+        </w:tc>
+      </w:tr>
+      <w:tr>
+        <w:tc>
+          <w:tcPr>
+            <w:tcW w:w="11039" w:type="dxa"/>
+            <w:tcBorders>
+              <w:left w:val="double" w:sz="1" w:space="0" w:color="808080"/>
+              <w:bottom w:val="double" w:sz="1" w:space="0" w:color="808080"/>
+              <w:right w:val="double" w:sz="2" w:space="0" w:color="808080"/>
+            </w:tcBorders>
+            <w:shd w:val="clear" w:color="auto" w:fill="auto"/>
+            <w:vAlign w:val="center"/>
+          </w:tcPr>
+          <w:p>
+            <w:pPr>
+              <w:pStyle w:val="BodyText"/>
+              <w:pBdr>
+                <w:top w:val="none" w:sz="0" w:space="0" w:color="000000"/>
+                <w:left w:val="none" w:sz="0" w:space="0" w:color="000000"/>
+                <w:bottom w:val="none" w:sz="0" w:space="0" w:color="000000"/>
+                <w:right w:val="none" w:sz="0" w:space="0" w:color="000000"/>
+              </w:pBdr>
+              <w:spacing w:after="0" w:line="240" w:lineRule="auto"/>
+              <w:ind w:right="60"/>
+              <w:rPr>
+                <w:rFonts w:ascii="Arial" w:hAnsi="Arial" w:cs="Arial"/>
+                <w:sz w:val="16"/>
+                <w:szCs w:val="16"/>
+                <w:lang w:val="ru-RU"/>
+              </w:rPr>
+            </w:pPr>
+            <w:r>
+              <w:rPr>
+                <w:rFonts w:ascii="Arial" w:hAnsi="Arial" w:cs="Arial"/>
+                <w:b/>
+                <w:sz w:val="16"/>
+                <w:szCs w:val="16"/>
+                <w:lang w:val="ru-RU"/>
+              </w:rPr>
+              <w:t>Николаева Анастасия Ивановна</w:t>
+            </w:r>
+            <w:r>
+              <w:rPr>
+                <w:rFonts w:ascii="Arial" w:hAnsi="Arial" w:cs="Arial"/>
+                <w:b/>
+                <w:sz w:val="16"/>
+                <w:szCs w:val="16"/>
+                <w:lang w:val="ru-RU"/>
+              </w:rPr>
+              <w:t xml:space="preserve"> </w:t>
+            </w:r>
+            <w:r>
+              <w:rPr>
+                <w:rFonts w:ascii="Arial" w:hAnsi="Arial" w:cs="Arial"/>
+                <w:b/>
+                <w:sz w:val="16"/>
+                <w:szCs w:val="16"/>
+                <w:lang w:val="ru-RU"/>
+              </w:rPr>
+              <w:t>39 лет</w:t>
+            </w:r>
+            <w:r>
+              <w:rPr>
+                <w:rFonts w:ascii="Arial" w:hAnsi="Arial" w:cs="Arial"/>
+                <w:b/>
                 <w:sz w:val="16"/>
                 <w:szCs w:val="16"/>
                 <w:lang w:val="ru-RU"/>
@@ -3862,55 +3449,44 @@
                 <w:rFonts w:ascii="Arial" w:hAnsi="Arial" w:cs="Arial"/>
                 <w:sz w:val="16"/>
                 <w:szCs w:val="16"/>
-                <w:lang w:val="ru-RU"/>
               </w:rPr>
             </w:pPr>
             <w:r>
               <w:rPr>
                 <w:rFonts w:ascii="Arial" w:hAnsi="Arial" w:cs="Arial"/>
-                <w:sz w:val="16"/>
-                <w:szCs w:val="16"/>
-                <w:lang w:val="ru-RU"/>
-              </w:rPr>
-              <w:t>Родилась</w:t>
-            </w:r>
-            <w:r>
-              <w:rPr>
-                <w:rFonts w:ascii="Arial" w:hAnsi="Arial" w:cs="Arial"/>
-                <w:sz w:val="16"/>
-                <w:szCs w:val="16"/>
-              </w:rPr>
-              <w:t> </w:t>
-            </w:r>
-            <w:r>
-              <w:rPr>
-                <w:rFonts w:ascii="Arial" w:hAnsi="Arial" w:cs="Arial"/>
-                <w:sz w:val="16"/>
-                <w:szCs w:val="16"/>
-                <w:lang w:val="ru-RU"/>
-              </w:rPr>
-              <w:t>в 1895 г., Эстония; ижорка; Совхоз "Индустрия", рабочая. Проживала:</w:t>
-            </w:r>
-            <w:r>
-              <w:rPr>
-                <w:rFonts w:ascii="Arial" w:hAnsi="Arial" w:cs="Arial"/>
-                <w:sz w:val="16"/>
-                <w:szCs w:val="16"/>
-              </w:rPr>
-              <w:t> </w:t>
-            </w:r>
-            <w:r>
-              <w:rPr>
-                <w:rFonts w:ascii="Arial" w:hAnsi="Arial" w:cs="Arial"/>
-                <w:sz w:val="16"/>
-                <w:szCs w:val="16"/>
-                <w:lang w:val="ru-RU"/>
-              </w:rPr>
-              <w:t>Мурманская обл., Кировский р-н, пос. Апатиты, Рыбпромхоз, д. 2..</w:t>
-            </w:r>
-            <w:r>
-              <w:rPr>
-                <w:rFonts w:ascii="Arial" w:hAnsi="Arial" w:cs="Arial"/>
+                <w:bCs/>
+                <w:sz w:val="16"/>
+                <w:szCs w:val="16"/>
+                <w:lang w:val="ru-RU"/>
+              </w:rPr>
+              <w:t xml:space="preserve">Родилась в 1898 г., Ленинградская обл., Кингисеппский р-н, д. </w:t>
+            </w:r>
+            <w:proofErr w:type="spellStart"/>
+            <w:r>
+              <w:rPr>
+                <w:rFonts w:ascii="Arial" w:hAnsi="Arial" w:cs="Arial"/>
+                <w:bCs/>
+                <w:sz w:val="16"/>
+                <w:szCs w:val="16"/>
+                <w:lang w:val="ru-RU"/>
+              </w:rPr>
+              <w:t>Куземкино</w:t>
+            </w:r>
+            <w:proofErr w:type="spellEnd"/>
+            <w:r>
+              <w:rPr>
+                <w:rFonts w:ascii="Arial" w:hAnsi="Arial" w:cs="Arial"/>
+                <w:bCs/>
+                <w:sz w:val="16"/>
+                <w:szCs w:val="16"/>
+                <w:lang w:val="ru-RU"/>
+              </w:rPr>
+              <w:t>; ижорка; б/п; Домохозяйка. Проживала: Ленинградская обл., г. Кингисепп.</w:t>
+            </w:r>
+            <w:r>
+              <w:rPr>
+                <w:rFonts w:ascii="Arial" w:hAnsi="Arial" w:cs="Arial"/>
+                <w:bCs/>
                 <w:sz w:val="16"/>
                 <w:szCs w:val="16"/>
                 <w:lang w:val="ru-RU"/>
@@ -3920,15 +3496,17 @@
             <w:r>
               <w:rPr>
                 <w:rFonts w:ascii="Arial" w:hAnsi="Arial" w:cs="Arial"/>
-                <w:sz w:val="16"/>
-                <w:szCs w:val="16"/>
-                <w:lang w:val="ru-RU"/>
-              </w:rPr>
-              <w:t>Арестована 21 июня 1938 г.</w:t>
-            </w:r>
-            <w:r>
-              <w:rPr>
-                <w:rFonts w:ascii="Arial" w:hAnsi="Arial" w:cs="Arial"/>
+                <w:bCs/>
+                <w:sz w:val="16"/>
+                <w:szCs w:val="16"/>
+                <w:lang w:val="ru-RU"/>
+              </w:rPr>
+              <w:t>Арестована 21 октября 1937 г.</w:t>
+            </w:r>
+            <w:r>
+              <w:rPr>
+                <w:rFonts w:ascii="Arial" w:hAnsi="Arial" w:cs="Arial"/>
+                <w:bCs/>
                 <w:sz w:val="16"/>
                 <w:szCs w:val="16"/>
                 <w:lang w:val="ru-RU"/>
@@ -3938,38 +3516,76 @@
             <w:r>
               <w:rPr>
                 <w:rFonts w:ascii="Arial" w:hAnsi="Arial" w:cs="Arial"/>
-                <w:sz w:val="16"/>
-                <w:szCs w:val="16"/>
-                <w:lang w:val="ru-RU"/>
-              </w:rPr>
-              <w:t>Приговорена: тройка при УНКВД по Мурманской обл. 5 ноября 1938 г., обв.:</w:t>
-            </w:r>
-            <w:r>
-              <w:rPr>
-                <w:rFonts w:ascii="Arial" w:hAnsi="Arial" w:cs="Arial"/>
-                <w:sz w:val="16"/>
-                <w:szCs w:val="16"/>
-              </w:rPr>
-              <w:t> </w:t>
-            </w:r>
-            <w:r>
-              <w:rPr>
-                <w:rFonts w:ascii="Arial" w:hAnsi="Arial" w:cs="Arial"/>
-                <w:sz w:val="16"/>
-                <w:szCs w:val="16"/>
-                <w:lang w:val="ru-RU"/>
-              </w:rPr>
-              <w:t>ст. 58-6-10-11 УК..</w:t>
-            </w:r>
-            <w:r>
-              <w:rPr>
-                <w:rFonts w:ascii="Arial" w:hAnsi="Arial" w:cs="Arial"/>
-                <w:sz w:val="16"/>
-                <w:szCs w:val="16"/>
-                <w:lang w:val="ru-RU"/>
-              </w:rPr>
-              <w:br/>
-              <w:t>Приговор: ВМН. Расстреляна 22 ноября 1938 г. Реабилитирована 7 марта 1957 г. Военным трибуналом Северного военного округа.</w:t>
+                <w:bCs/>
+                <w:sz w:val="16"/>
+                <w:szCs w:val="16"/>
+                <w:lang w:val="ru-RU"/>
+              </w:rPr>
+              <w:t xml:space="preserve">Приговорена: Комиссия НКВД и прокуратуры СССР 10 декабря 1937 г., </w:t>
+            </w:r>
+            <w:proofErr w:type="spellStart"/>
+            <w:r>
+              <w:rPr>
+                <w:rFonts w:ascii="Arial" w:hAnsi="Arial" w:cs="Arial"/>
+                <w:bCs/>
+                <w:sz w:val="16"/>
+                <w:szCs w:val="16"/>
+                <w:lang w:val="ru-RU"/>
+              </w:rPr>
+              <w:t>обв</w:t>
+            </w:r>
+            <w:proofErr w:type="spellEnd"/>
+            <w:r>
+              <w:rPr>
+                <w:rFonts w:ascii="Arial" w:hAnsi="Arial" w:cs="Arial"/>
+                <w:bCs/>
+                <w:sz w:val="16"/>
+                <w:szCs w:val="16"/>
+                <w:lang w:val="ru-RU"/>
+              </w:rPr>
+              <w:t>.: 58-1а-</w:t>
+            </w:r>
+            <w:proofErr w:type="gramStart"/>
+            <w:r>
+              <w:rPr>
+                <w:rFonts w:ascii="Arial" w:hAnsi="Arial" w:cs="Arial"/>
+                <w:bCs/>
+                <w:sz w:val="16"/>
+                <w:szCs w:val="16"/>
+                <w:lang w:val="ru-RU"/>
+              </w:rPr>
+              <w:t>9-11</w:t>
+            </w:r>
+            <w:proofErr w:type="gramEnd"/>
+            <w:r>
+              <w:rPr>
+                <w:rFonts w:ascii="Arial" w:hAnsi="Arial" w:cs="Arial"/>
+                <w:bCs/>
+                <w:sz w:val="16"/>
+                <w:szCs w:val="16"/>
+                <w:lang w:val="ru-RU"/>
+              </w:rPr>
+              <w:t xml:space="preserve"> УК РСФСР.</w:t>
+            </w:r>
+            <w:r>
+              <w:rPr>
+                <w:rFonts w:ascii="Arial" w:hAnsi="Arial" w:cs="Arial"/>
+                <w:bCs/>
+                <w:sz w:val="16"/>
+                <w:szCs w:val="16"/>
+                <w:lang w:val="ru-RU"/>
+              </w:rPr>
+              <w:t xml:space="preserve"> </w:t>
+            </w:r>
+            <w:r>
+              <w:rPr>
+                <w:rFonts w:ascii="Arial" w:hAnsi="Arial" w:cs="Arial"/>
+                <w:bCs/>
+                <w:sz w:val="16"/>
+                <w:szCs w:val="16"/>
+                <w:lang w:val="ru-RU"/>
+              </w:rPr>
+              <w:t xml:space="preserve">Расстреляна 16 декабря 1937 г. </w:t>
             </w:r>
           </w:p>
           <w:p>
@@ -3981,9 +3597,8 @@
                 <w:bottom w:val="none" w:sz="0" w:space="0" w:color="000000"/>
                 <w:right w:val="none" w:sz="0" w:space="0" w:color="000000"/>
               </w:pBdr>
-              <w:snapToGrid w:val="0"/>
-              <w:spacing w:after="60" w:line="240" w:lineRule="auto"/>
-              <w:ind w:right="180"/>
+              <w:spacing w:after="0" w:line="240" w:lineRule="auto"/>
+              <w:ind w:right="60"/>
               <w:rPr>
                 <w:rFonts w:ascii="Arial" w:hAnsi="Arial" w:cs="Arial"/>
                 <w:sz w:val="16"/>
@@ -4011,7 +3626,31 @@
                 <w:szCs w:val="16"/>
                 <w:lang w:val="ru-RU"/>
               </w:rPr>
-              <w:t xml:space="preserve"> Книга памяти Мурманской обл.</w:t>
+              <w:t xml:space="preserve"> Ленинградский мартиролог: </w:t>
+            </w:r>
+            <w:proofErr w:type="gramStart"/>
+            <w:r>
+              <w:rPr>
+                <w:rFonts w:ascii="Arial" w:hAnsi="Arial" w:cs="Arial"/>
+                <w:b/>
+                <w:bCs/>
+                <w:sz w:val="16"/>
+                <w:szCs w:val="16"/>
+                <w:lang w:val="ru-RU"/>
+              </w:rPr>
+              <w:t>1937-1938</w:t>
+            </w:r>
+            <w:proofErr w:type="gramEnd"/>
+            <w:r>
+              <w:rPr>
+                <w:rFonts w:ascii="Arial" w:hAnsi="Arial" w:cs="Arial"/>
+                <w:b/>
+                <w:bCs/>
+                <w:sz w:val="16"/>
+                <w:szCs w:val="16"/>
+                <w:lang w:val="ru-RU"/>
+              </w:rPr>
+              <w:t>, том 4</w:t>
             </w:r>
             <w:r>
               <w:rPr>
@@ -4035,7 +3674,7 @@
               </w:rPr>
               <w:t xml:space="preserve"> </w:t>
             </w:r>
-            <w:hyperlink r:id="rId14" w:history="1">
+            <w:hyperlink r:id="rId15" w:history="1">
               <w:r>
                 <w:rPr>
                   <w:rStyle w:val="Hyperlink"/>
@@ -4075,6 +3714,7 @@
               </w:pBdr>
               <w:snapToGrid w:val="0"/>
               <w:spacing w:after="0" w:line="240" w:lineRule="auto"/>
+              <w:ind w:right="60"/>
               <w:rPr>
                 <w:rFonts w:ascii="Arial" w:hAnsi="Arial" w:cs="Arial"/>
                 <w:sz w:val="16"/>
@@ -4091,7 +3731,7 @@
                 <w:szCs w:val="16"/>
                 <w:lang w:val="ru-RU"/>
               </w:rPr>
-              <w:t>Таппи Мария Фоминична</w:t>
+              <w:t>Паю Ольга Михайловна</w:t>
             </w:r>
             <w:r>
               <w:rPr>
@@ -4113,7 +3753,7 @@
                 <w:szCs w:val="16"/>
                 <w:lang w:val="ru-RU"/>
               </w:rPr>
-              <w:t>53 года</w:t>
+              <w:t>43 года</w:t>
             </w:r>
             <w:r>
               <w:rPr>
@@ -4125,6 +3765,182 @@
                 <w:lang w:val="ru-RU"/>
               </w:rPr>
               <w:t xml:space="preserve"> </w:t>
+            </w:r>
+          </w:p>
+          <w:p>
+            <w:pPr>
+              <w:pStyle w:val="BodyText"/>
+              <w:pBdr>
+                <w:top w:val="none" w:sz="0" w:space="0" w:color="000000"/>
+                <w:left w:val="none" w:sz="0" w:space="0" w:color="000000"/>
+                <w:bottom w:val="none" w:sz="0" w:space="0" w:color="000000"/>
+                <w:right w:val="none" w:sz="0" w:space="0" w:color="000000"/>
+              </w:pBdr>
+              <w:spacing w:after="0" w:line="240" w:lineRule="auto"/>
+              <w:ind w:right="60"/>
+              <w:rPr>
+                <w:rFonts w:ascii="Arial" w:hAnsi="Arial" w:cs="Arial"/>
+                <w:sz w:val="16"/>
+                <w:szCs w:val="16"/>
+                <w:lang w:val="ru-RU"/>
+              </w:rPr>
+            </w:pPr>
+            <w:r>
+              <w:rPr>
+                <w:rFonts w:ascii="Arial" w:hAnsi="Arial" w:cs="Arial"/>
+                <w:sz w:val="16"/>
+                <w:szCs w:val="16"/>
+                <w:lang w:val="ru-RU"/>
+              </w:rPr>
+              <w:t>Родилась</w:t>
+            </w:r>
+            <w:r>
+              <w:rPr>
+                <w:rFonts w:ascii="Arial" w:hAnsi="Arial" w:cs="Arial"/>
+                <w:sz w:val="16"/>
+                <w:szCs w:val="16"/>
+              </w:rPr>
+              <w:t> </w:t>
+            </w:r>
+            <w:r>
+              <w:rPr>
+                <w:rFonts w:ascii="Arial" w:hAnsi="Arial" w:cs="Arial"/>
+                <w:sz w:val="16"/>
+                <w:szCs w:val="16"/>
+                <w:lang w:val="ru-RU"/>
+              </w:rPr>
+              <w:t>в 1895 г., Эстония; ижорка; Совхоз "Индустрия", рабочая. Проживала:</w:t>
+            </w:r>
+            <w:r>
+              <w:rPr>
+                <w:rFonts w:ascii="Arial" w:hAnsi="Arial" w:cs="Arial"/>
+                <w:sz w:val="16"/>
+                <w:szCs w:val="16"/>
+              </w:rPr>
+              <w:t> </w:t>
+            </w:r>
+            <w:r>
+              <w:rPr>
+                <w:rFonts w:ascii="Arial" w:hAnsi="Arial" w:cs="Arial"/>
+                <w:sz w:val="16"/>
+                <w:szCs w:val="16"/>
+                <w:lang w:val="ru-RU"/>
+              </w:rPr>
+              <w:t xml:space="preserve">Мурманская обл., Кировский р-н, пос. Апатиты, </w:t>
+            </w:r>
+            <w:proofErr w:type="spellStart"/>
+            <w:r>
+              <w:rPr>
+                <w:rFonts w:ascii="Arial" w:hAnsi="Arial" w:cs="Arial"/>
+                <w:sz w:val="16"/>
+                <w:szCs w:val="16"/>
+                <w:lang w:val="ru-RU"/>
+              </w:rPr>
+              <w:t>Рыбпромхоз</w:t>
+            </w:r>
+            <w:proofErr w:type="spellEnd"/>
+            <w:r>
+              <w:rPr>
+                <w:rFonts w:ascii="Arial" w:hAnsi="Arial" w:cs="Arial"/>
+                <w:sz w:val="16"/>
+                <w:szCs w:val="16"/>
+                <w:lang w:val="ru-RU"/>
+              </w:rPr>
+              <w:t xml:space="preserve">, д. </w:t>
+            </w:r>
+            <w:proofErr w:type="gramStart"/>
+            <w:r>
+              <w:rPr>
+                <w:rFonts w:ascii="Arial" w:hAnsi="Arial" w:cs="Arial"/>
+                <w:sz w:val="16"/>
+                <w:szCs w:val="16"/>
+                <w:lang w:val="ru-RU"/>
+              </w:rPr>
+              <w:t>2..</w:t>
+            </w:r>
+            <w:proofErr w:type="gramEnd"/>
+            <w:r>
+              <w:rPr>
+                <w:rFonts w:ascii="Arial" w:hAnsi="Arial" w:cs="Arial"/>
+                <w:sz w:val="16"/>
+                <w:szCs w:val="16"/>
+                <w:lang w:val="ru-RU"/>
+              </w:rPr>
+              <w:t xml:space="preserve"> </w:t>
+            </w:r>
+            <w:r>
+              <w:rPr>
+                <w:rFonts w:ascii="Arial" w:hAnsi="Arial" w:cs="Arial"/>
+                <w:sz w:val="16"/>
+                <w:szCs w:val="16"/>
+                <w:lang w:val="ru-RU"/>
+              </w:rPr>
+              <w:t>Арестована 21 июня 1938 г.</w:t>
+            </w:r>
+            <w:r>
+              <w:rPr>
+                <w:rFonts w:ascii="Arial" w:hAnsi="Arial" w:cs="Arial"/>
+                <w:sz w:val="16"/>
+                <w:szCs w:val="16"/>
+                <w:lang w:val="ru-RU"/>
+              </w:rPr>
+              <w:t xml:space="preserve"> </w:t>
+            </w:r>
+            <w:r>
+              <w:rPr>
+                <w:rFonts w:ascii="Arial" w:hAnsi="Arial" w:cs="Arial"/>
+                <w:sz w:val="16"/>
+                <w:szCs w:val="16"/>
+                <w:lang w:val="ru-RU"/>
+              </w:rPr>
+              <w:t xml:space="preserve">Приговорена: тройка при УНКВД по Мурманской обл. 5 ноября 1938 г., </w:t>
+            </w:r>
+            <w:proofErr w:type="spellStart"/>
+            <w:r>
+              <w:rPr>
+                <w:rFonts w:ascii="Arial" w:hAnsi="Arial" w:cs="Arial"/>
+                <w:sz w:val="16"/>
+                <w:szCs w:val="16"/>
+                <w:lang w:val="ru-RU"/>
+              </w:rPr>
+              <w:t>обв</w:t>
+            </w:r>
+            <w:proofErr w:type="spellEnd"/>
+            <w:r>
+              <w:rPr>
+                <w:rFonts w:ascii="Arial" w:hAnsi="Arial" w:cs="Arial"/>
+                <w:sz w:val="16"/>
+                <w:szCs w:val="16"/>
+                <w:lang w:val="ru-RU"/>
+              </w:rPr>
+              <w:t>.:</w:t>
+            </w:r>
+            <w:r>
+              <w:rPr>
+                <w:rFonts w:ascii="Arial" w:hAnsi="Arial" w:cs="Arial"/>
+                <w:sz w:val="16"/>
+                <w:szCs w:val="16"/>
+              </w:rPr>
+              <w:t> </w:t>
+            </w:r>
+            <w:r>
+              <w:rPr>
+                <w:rFonts w:ascii="Arial" w:hAnsi="Arial" w:cs="Arial"/>
+                <w:sz w:val="16"/>
+                <w:szCs w:val="16"/>
+                <w:lang w:val="ru-RU"/>
+              </w:rPr>
+              <w:t>ст. 58-6-10-11 УК..</w:t>
+            </w:r>
+            <w:r>
+              <w:rPr>
+                <w:rFonts w:ascii="Arial" w:hAnsi="Arial" w:cs="Arial"/>
+                <w:sz w:val="16"/>
+                <w:szCs w:val="16"/>
+                <w:lang w:val="ru-RU"/>
+              </w:rPr>
+              <w:br/>
+              <w:t>Приговор: ВМН. Расстреляна 22 ноября 1938 г. Реабилитирована 7 марта 1957 г. Военным трибуналом Северного военного округа.</w:t>
             </w:r>
           </w:p>
           <w:p>
@@ -4137,7 +3953,8 @@
                 <w:right w:val="none" w:sz="0" w:space="0" w:color="000000"/>
               </w:pBdr>
               <w:snapToGrid w:val="0"/>
-              <w:spacing w:after="0" w:line="240" w:lineRule="auto"/>
+              <w:spacing w:after="60" w:line="240" w:lineRule="auto"/>
+              <w:ind w:right="180"/>
               <w:rPr>
                 <w:rFonts w:ascii="Arial" w:hAnsi="Arial" w:cs="Arial"/>
                 <w:sz w:val="16"/>
@@ -4148,171 +3965,6 @@
             <w:r>
               <w:rPr>
                 <w:rFonts w:ascii="Arial" w:hAnsi="Arial" w:cs="Arial"/>
-                <w:sz w:val="16"/>
-                <w:szCs w:val="16"/>
-                <w:lang w:val="ru-RU"/>
-              </w:rPr>
-              <w:t>1885</w:t>
-            </w:r>
-            <w:r>
-              <w:rPr>
-                <w:rFonts w:ascii="Arial" w:hAnsi="Arial" w:cs="Arial"/>
-                <w:sz w:val="16"/>
-                <w:szCs w:val="16"/>
-              </w:rPr>
-              <w:t> </w:t>
-            </w:r>
-            <w:r>
-              <w:rPr>
-                <w:rFonts w:ascii="Arial" w:hAnsi="Arial" w:cs="Arial"/>
-                <w:sz w:val="16"/>
-                <w:szCs w:val="16"/>
-                <w:lang w:val="ru-RU"/>
-              </w:rPr>
-              <w:t>г.</w:t>
-            </w:r>
-            <w:r>
-              <w:rPr>
-                <w:rFonts w:ascii="Arial" w:hAnsi="Arial" w:cs="Arial"/>
-                <w:sz w:val="16"/>
-                <w:szCs w:val="16"/>
-              </w:rPr>
-              <w:t> </w:t>
-            </w:r>
-            <w:r>
-              <w:rPr>
-                <w:rFonts w:ascii="Arial" w:hAnsi="Arial" w:cs="Arial"/>
-                <w:sz w:val="16"/>
-                <w:szCs w:val="16"/>
-                <w:lang w:val="ru-RU"/>
-              </w:rPr>
-              <w:t>р., уроженка и жительница д.</w:t>
-            </w:r>
-            <w:r>
-              <w:rPr>
-                <w:rFonts w:ascii="Arial" w:hAnsi="Arial" w:cs="Arial"/>
-                <w:sz w:val="16"/>
-                <w:szCs w:val="16"/>
-              </w:rPr>
-              <w:t> </w:t>
-            </w:r>
-            <w:r>
-              <w:rPr>
-                <w:rFonts w:ascii="Arial" w:hAnsi="Arial" w:cs="Arial"/>
-                <w:sz w:val="16"/>
-                <w:szCs w:val="16"/>
-                <w:lang w:val="ru-RU"/>
-              </w:rPr>
-              <w:t>Федоровка Кингисеппского р-на Лен. обл., ижорка, б/п, крестьянка, жила на иждивении сыновей. Арестована 28 февраля 1938</w:t>
-            </w:r>
-            <w:r>
-              <w:rPr>
-                <w:rFonts w:ascii="Arial" w:hAnsi="Arial" w:cs="Arial"/>
-                <w:sz w:val="16"/>
-                <w:szCs w:val="16"/>
-              </w:rPr>
-              <w:t> </w:t>
-            </w:r>
-            <w:r>
-              <w:rPr>
-                <w:rFonts w:ascii="Arial" w:hAnsi="Arial" w:cs="Arial"/>
-                <w:sz w:val="16"/>
-                <w:szCs w:val="16"/>
-                <w:lang w:val="ru-RU"/>
-              </w:rPr>
-              <w:t>г. Особой тройкой УНКВД ЛО 19 октября 1938</w:t>
-            </w:r>
-            <w:r>
-              <w:rPr>
-                <w:rFonts w:ascii="Arial" w:hAnsi="Arial" w:cs="Arial"/>
-                <w:sz w:val="16"/>
-                <w:szCs w:val="16"/>
-              </w:rPr>
-              <w:t> </w:t>
-            </w:r>
-            <w:r>
-              <w:rPr>
-                <w:rFonts w:ascii="Arial" w:hAnsi="Arial" w:cs="Arial"/>
-                <w:sz w:val="16"/>
-                <w:szCs w:val="16"/>
-                <w:lang w:val="ru-RU"/>
-              </w:rPr>
-              <w:t xml:space="preserve">г. приговорена по ст. 58-6 УК РСФСР к </w:t>
-            </w:r>
-            <w:r>
-              <w:rPr>
-                <w:rFonts w:ascii="Arial" w:hAnsi="Arial" w:cs="Arial"/>
-                <w:sz w:val="16"/>
-                <w:szCs w:val="16"/>
-                <w:lang w:val="ru-RU"/>
-              </w:rPr>
-              <w:t>ВМН</w:t>
-            </w:r>
-            <w:r>
-              <w:rPr>
-                <w:rFonts w:ascii="Arial" w:hAnsi="Arial" w:cs="Arial"/>
-                <w:sz w:val="16"/>
-                <w:szCs w:val="16"/>
-                <w:lang w:val="ru-RU"/>
-              </w:rPr>
-              <w:t>. Расстреляна в г.</w:t>
-            </w:r>
-            <w:r>
-              <w:rPr>
-                <w:rFonts w:ascii="Arial" w:hAnsi="Arial" w:cs="Arial"/>
-                <w:sz w:val="16"/>
-                <w:szCs w:val="16"/>
-              </w:rPr>
-              <w:t> </w:t>
-            </w:r>
-            <w:r>
-              <w:rPr>
-                <w:rFonts w:ascii="Arial" w:hAnsi="Arial" w:cs="Arial"/>
-                <w:sz w:val="16"/>
-                <w:szCs w:val="16"/>
-                <w:lang w:val="ru-RU"/>
-              </w:rPr>
-              <w:t>Ленинград 27 октября 1938</w:t>
-            </w:r>
-            <w:r>
-              <w:rPr>
-                <w:rFonts w:ascii="Arial" w:hAnsi="Arial" w:cs="Arial"/>
-                <w:sz w:val="16"/>
-                <w:szCs w:val="16"/>
-              </w:rPr>
-              <w:t> </w:t>
-            </w:r>
-            <w:r>
-              <w:rPr>
-                <w:rFonts w:ascii="Arial" w:hAnsi="Arial" w:cs="Arial"/>
-                <w:sz w:val="16"/>
-                <w:szCs w:val="16"/>
-                <w:lang w:val="ru-RU"/>
-              </w:rPr>
-              <w:t>г.</w:t>
-            </w:r>
-          </w:p>
-          <w:p>
-            <w:pPr>
-              <w:pStyle w:val="BodyText"/>
-              <w:pBdr>
-                <w:top w:val="none" w:sz="0" w:space="0" w:color="000000"/>
-                <w:left w:val="none" w:sz="0" w:space="0" w:color="000000"/>
-                <w:bottom w:val="none" w:sz="0" w:space="0" w:color="000000"/>
-                <w:right w:val="none" w:sz="0" w:space="0" w:color="000000"/>
-              </w:pBdr>
-              <w:snapToGrid w:val="0"/>
-              <w:spacing w:after="0" w:line="240" w:lineRule="auto"/>
-              <w:rPr>
-                <w:rFonts w:ascii="Arial" w:hAnsi="Arial" w:cs="Arial"/>
-                <w:sz w:val="16"/>
-                <w:szCs w:val="16"/>
-                <w:lang w:val="ru-RU"/>
-              </w:rPr>
-            </w:pPr>
-            <w:r>
-              <w:rPr>
-                <w:rFonts w:ascii="Arial" w:hAnsi="Arial" w:cs="Arial"/>
                 <w:b/>
                 <w:bCs/>
                 <w:sz w:val="16"/>
@@ -4330,190 +3982,7 @@
                 <w:szCs w:val="16"/>
                 <w:lang w:val="ru-RU"/>
               </w:rPr>
-              <w:t xml:space="preserve"> Ленинградский мартиролог: 1937-1938, том 11</w:t>
-            </w:r>
-            <w:r>
-              <w:rPr>
-                <w:rFonts w:ascii="Arial" w:hAnsi="Arial" w:cs="Arial"/>
-                <w:b/>
-                <w:bCs/>
-                <w:sz w:val="16"/>
-                <w:szCs w:val="16"/>
-                <w:lang w:val="ru-RU"/>
-              </w:rPr>
-              <w:t>;</w:t>
-            </w:r>
-            <w:r>
-              <w:rPr>
-                <w:rFonts w:ascii="Arial" w:hAnsi="Arial" w:cs="Arial"/>
-                <w:b/>
-                <w:bCs/>
-                <w:sz w:val="16"/>
-                <w:szCs w:val="16"/>
-                <w:lang w:val="ru-RU"/>
-              </w:rPr>
-              <w:t xml:space="preserve"> </w:t>
-            </w:r>
-            <w:hyperlink r:id="rId15" w:history="1">
-              <w:r>
-                <w:rPr>
-                  <w:rStyle w:val="Hyperlink"/>
-                  <w:rFonts w:ascii="Arial" w:hAnsi="Arial" w:cs="Arial"/>
-                  <w:b/>
-                  <w:bCs/>
-                  <w:sz w:val="16"/>
-                  <w:szCs w:val="16"/>
-                  <w:lang w:val="ru-RU"/>
-                </w:rPr>
-                <w:t>Открытый список</w:t>
-              </w:r>
-            </w:hyperlink>
-            <w:r>
-              <w:rPr>
-                <w:rFonts w:ascii="Arial" w:hAnsi="Arial" w:cs="Arial"/>
-                <w:b/>
-                <w:sz w:val="16"/>
-                <w:szCs w:val="16"/>
-                <w:lang w:val="ru-RU"/>
-              </w:rPr>
-              <w:t xml:space="preserve"> </w:t>
-            </w:r>
-          </w:p>
-        </w:tc>
-      </w:tr>
-      <w:tr>
-        <w:tc>
-          <w:tcPr>
-            <w:tcW w:w="11039" w:type="dxa"/>
-            <w:tcBorders>
-              <w:left w:val="double" w:sz="1" w:space="0" w:color="808080"/>
-              <w:bottom w:val="double" w:sz="1" w:space="0" w:color="808080"/>
-              <w:right w:val="double" w:sz="2" w:space="0" w:color="808080"/>
-            </w:tcBorders>
-            <w:shd w:val="clear" w:color="auto" w:fill="auto"/>
-            <w:vAlign w:val="center"/>
-          </w:tcPr>
-          <w:p>
-            <w:pPr>
-              <w:rPr>
-                <w:rFonts w:ascii="Arial" w:hAnsi="Arial" w:cs="Arial"/>
-                <w:sz w:val="16"/>
-                <w:szCs w:val="16"/>
-                <w:lang w:val="ru-RU"/>
-              </w:rPr>
-            </w:pPr>
-            <w:r>
-              <w:rPr>
-                <w:rFonts w:ascii="Arial" w:hAnsi="Arial" w:cs="Arial"/>
-                <w:b/>
-                <w:bCs/>
-                <w:sz w:val="16"/>
-                <w:szCs w:val="16"/>
-                <w:lang w:val="ru-RU"/>
-              </w:rPr>
-              <w:t>Тихомирова Екатерина Ивановна</w:t>
-            </w:r>
-            <w:r>
-              <w:rPr>
-                <w:rFonts w:ascii="Arial" w:hAnsi="Arial" w:cs="Arial"/>
-                <w:b/>
-                <w:bCs/>
-                <w:sz w:val="16"/>
-                <w:szCs w:val="16"/>
-                <w:lang w:val="ru-RU"/>
-              </w:rPr>
-              <w:t xml:space="preserve"> </w:t>
-            </w:r>
-            <w:r>
-              <w:rPr>
-                <w:rFonts w:ascii="Arial" w:hAnsi="Arial" w:cs="Arial"/>
-                <w:b/>
-                <w:bCs/>
-                <w:sz w:val="16"/>
-                <w:szCs w:val="16"/>
-                <w:lang w:val="ru-RU"/>
-              </w:rPr>
-              <w:t>31 год</w:t>
-            </w:r>
-            <w:r>
-              <w:rPr>
-                <w:rFonts w:ascii="Arial" w:hAnsi="Arial" w:cs="Arial"/>
-                <w:b/>
-                <w:bCs/>
-                <w:sz w:val="16"/>
-                <w:szCs w:val="16"/>
-                <w:lang w:val="ru-RU"/>
-              </w:rPr>
-              <w:t xml:space="preserve"> </w:t>
-            </w:r>
-          </w:p>
-          <w:p>
-            <w:pPr>
-              <w:rPr>
-                <w:rFonts w:ascii="Arial" w:hAnsi="Arial" w:cs="Arial"/>
-                <w:sz w:val="16"/>
-                <w:szCs w:val="16"/>
-                <w:lang w:val="ru-RU"/>
-              </w:rPr>
-            </w:pPr>
-            <w:r>
-              <w:rPr>
-                <w:rFonts w:ascii="Arial" w:hAnsi="Arial" w:cs="Arial"/>
-                <w:sz w:val="16"/>
-                <w:szCs w:val="16"/>
-                <w:lang w:val="ru-RU"/>
-              </w:rPr>
-              <w:t xml:space="preserve">1907 г. р., уроженка и жительница д. Краколье Кингисеппского р-на Лен. обл., ижорка, б/п, судомойка 33-го стрелкового полка. Арестована 28 ноября 1937 г. Комиссией НКВД и Прокуратуры СССР 3 января 1938 г. приговорена по ст. ст. 58-1а-9-11 УК РСФСР к </w:t>
-            </w:r>
-            <w:r>
-              <w:rPr>
-                <w:rFonts w:ascii="Arial" w:hAnsi="Arial" w:cs="Arial"/>
-                <w:sz w:val="16"/>
-                <w:szCs w:val="16"/>
-                <w:lang w:val="ru-RU"/>
-              </w:rPr>
-              <w:t>ВМН</w:t>
-            </w:r>
-            <w:r>
-              <w:rPr>
-                <w:rFonts w:ascii="Arial" w:hAnsi="Arial" w:cs="Arial"/>
-                <w:sz w:val="16"/>
-                <w:szCs w:val="16"/>
-                <w:lang w:val="ru-RU"/>
-              </w:rPr>
-              <w:t xml:space="preserve">. Расстреляна в г. Ленинград 8 января 1938 г. </w:t>
-            </w:r>
-          </w:p>
-          <w:p>
-            <w:pPr>
-              <w:rPr>
-                <w:rFonts w:ascii="Arial" w:hAnsi="Arial" w:cs="Arial"/>
-                <w:sz w:val="16"/>
-                <w:szCs w:val="16"/>
-                <w:lang w:val="ru-RU"/>
-              </w:rPr>
-            </w:pPr>
-            <w:r>
-              <w:rPr>
-                <w:rFonts w:ascii="Arial" w:hAnsi="Arial" w:cs="Arial"/>
-                <w:b/>
-                <w:bCs/>
-                <w:sz w:val="16"/>
-                <w:szCs w:val="16"/>
-                <w:lang w:val="ru-RU"/>
-              </w:rPr>
-              <w:t>Источник:</w:t>
-            </w:r>
-            <w:r>
-              <w:rPr>
-                <w:rFonts w:ascii="Arial" w:hAnsi="Arial" w:cs="Arial"/>
-                <w:b/>
-                <w:bCs/>
-                <w:sz w:val="16"/>
-                <w:szCs w:val="16"/>
-                <w:lang w:val="ru-RU"/>
-              </w:rPr>
-              <w:t xml:space="preserve"> Ленинградский мартиролог: 1937-1938, том 7</w:t>
+              <w:t xml:space="preserve"> Книга памяти Мурманской обл.</w:t>
             </w:r>
             <w:r>
               <w:rPr>
@@ -4584,16 +4053,29 @@
                 <w:lang w:val="ru-RU"/>
               </w:rPr>
             </w:pPr>
-            <w:r>
-              <w:rPr>
-                <w:rFonts w:ascii="Arial" w:hAnsi="Arial" w:cs="Arial"/>
-                <w:b/>
-                <w:bCs/>
-                <w:sz w:val="16"/>
-                <w:szCs w:val="16"/>
-                <w:lang w:val="ru-RU"/>
-              </w:rPr>
-              <w:t>Толкачева София Егоровна</w:t>
+            <w:proofErr w:type="spellStart"/>
+            <w:r>
+              <w:rPr>
+                <w:rFonts w:ascii="Arial" w:hAnsi="Arial" w:cs="Arial"/>
+                <w:b/>
+                <w:bCs/>
+                <w:sz w:val="16"/>
+                <w:szCs w:val="16"/>
+                <w:lang w:val="ru-RU"/>
+              </w:rPr>
+              <w:t>Таппи</w:t>
+            </w:r>
+            <w:proofErr w:type="spellEnd"/>
+            <w:r>
+              <w:rPr>
+                <w:rFonts w:ascii="Arial" w:hAnsi="Arial" w:cs="Arial"/>
+                <w:b/>
+                <w:bCs/>
+                <w:sz w:val="16"/>
+                <w:szCs w:val="16"/>
+                <w:lang w:val="ru-RU"/>
+              </w:rPr>
+              <w:t xml:space="preserve"> Мария Фоминична</w:t>
             </w:r>
             <w:r>
               <w:rPr>
@@ -4615,7 +4097,7 @@
                 <w:szCs w:val="16"/>
                 <w:lang w:val="ru-RU"/>
               </w:rPr>
-              <w:t>43 года</w:t>
+              <w:t>53 года</w:t>
             </w:r>
             <w:r>
               <w:rPr>
@@ -4654,7 +4136,7 @@
                 <w:szCs w:val="16"/>
                 <w:lang w:val="ru-RU"/>
               </w:rPr>
-              <w:t>1895</w:t>
+              <w:t>1885</w:t>
             </w:r>
             <w:r>
               <w:rPr>
@@ -4688,7 +4170,7 @@
                 <w:szCs w:val="16"/>
                 <w:lang w:val="ru-RU"/>
               </w:rPr>
-              <w:t>р., уроженка д.</w:t>
+              <w:t>р., уроженка и жительница д.</w:t>
             </w:r>
             <w:r>
               <w:rPr>
@@ -4705,7 +4187,7 @@
                 <w:szCs w:val="16"/>
                 <w:lang w:val="ru-RU"/>
               </w:rPr>
-              <w:t>Липово Кингисеппского р-на Лен. обл., ижорка, б/п, сторож гаража Дорстроя, проживала: хут.</w:t>
+              <w:t>Федоровка Кингисеппского р-на Лен. обл., ижорка, б/п, крестьянка, жила на иждивении сыновей. Арестована 28 февраля 1938</w:t>
             </w:r>
             <w:r>
               <w:rPr>
@@ -4722,7 +4204,7 @@
                 <w:szCs w:val="16"/>
                 <w:lang w:val="ru-RU"/>
               </w:rPr>
-              <w:t>Мгновение Кингисеппского р-на Лен. обл. Арестована 23 июня 1938</w:t>
+              <w:t>г. Особой тройкой УНКВД ЛО 19 октября 1938</w:t>
             </w:r>
             <w:r>
               <w:rPr>
@@ -4739,7 +4221,45 @@
                 <w:szCs w:val="16"/>
                 <w:lang w:val="ru-RU"/>
               </w:rPr>
-              <w:t>г. Особой тройкой УНКВД ЛО 1 октября 1938</w:t>
+              <w:t xml:space="preserve">г. приговорена по ст. </w:t>
+            </w:r>
+            <w:proofErr w:type="gramStart"/>
+            <w:r>
+              <w:rPr>
+                <w:rFonts w:ascii="Arial" w:hAnsi="Arial" w:cs="Arial"/>
+                <w:sz w:val="16"/>
+                <w:szCs w:val="16"/>
+                <w:lang w:val="ru-RU"/>
+              </w:rPr>
+              <w:t>58-6</w:t>
+            </w:r>
+            <w:proofErr w:type="gramEnd"/>
+            <w:r>
+              <w:rPr>
+                <w:rFonts w:ascii="Arial" w:hAnsi="Arial" w:cs="Arial"/>
+                <w:sz w:val="16"/>
+                <w:szCs w:val="16"/>
+                <w:lang w:val="ru-RU"/>
+              </w:rPr>
+              <w:t xml:space="preserve"> УК РСФСР к </w:t>
+            </w:r>
+            <w:r>
+              <w:rPr>
+                <w:rFonts w:ascii="Arial" w:hAnsi="Arial" w:cs="Arial"/>
+                <w:sz w:val="16"/>
+                <w:szCs w:val="16"/>
+                <w:lang w:val="ru-RU"/>
+              </w:rPr>
+              <w:t>ВМН</w:t>
+            </w:r>
+            <w:r>
+              <w:rPr>
+                <w:rFonts w:ascii="Arial" w:hAnsi="Arial" w:cs="Arial"/>
+                <w:sz w:val="16"/>
+                <w:szCs w:val="16"/>
+                <w:lang w:val="ru-RU"/>
+              </w:rPr>
+              <w:t>. Расстреляна в г.</w:t>
             </w:r>
             <w:r>
               <w:rPr>
@@ -4756,42 +4276,7 @@
                 <w:szCs w:val="16"/>
                 <w:lang w:val="ru-RU"/>
               </w:rPr>
-              <w:t xml:space="preserve">г. приговорена по ст. 58-1а УК РСФСР к </w:t>
-            </w:r>
-            <w:r>
-              <w:rPr>
-                <w:rFonts w:ascii="Arial" w:hAnsi="Arial" w:cs="Arial"/>
-                <w:sz w:val="16"/>
-                <w:szCs w:val="16"/>
-                <w:lang w:val="ru-RU"/>
-              </w:rPr>
-              <w:t>ВМН</w:t>
-            </w:r>
-            <w:r>
-              <w:rPr>
-                <w:rFonts w:ascii="Arial" w:hAnsi="Arial" w:cs="Arial"/>
-                <w:sz w:val="16"/>
-                <w:szCs w:val="16"/>
-                <w:lang w:val="ru-RU"/>
-              </w:rPr>
-              <w:t>. Расстреляна в г.</w:t>
-            </w:r>
-            <w:r>
-              <w:rPr>
-                <w:rFonts w:ascii="Arial" w:hAnsi="Arial" w:cs="Arial"/>
-                <w:sz w:val="16"/>
-                <w:szCs w:val="16"/>
-              </w:rPr>
-              <w:t> </w:t>
-            </w:r>
-            <w:r>
-              <w:rPr>
-                <w:rFonts w:ascii="Arial" w:hAnsi="Arial" w:cs="Arial"/>
-                <w:sz w:val="16"/>
-                <w:szCs w:val="16"/>
-                <w:lang w:val="ru-RU"/>
-              </w:rPr>
-              <w:t>Ленинград 6 октября 1938</w:t>
+              <w:t>Ленинград 27 октября 1938</w:t>
             </w:r>
             <w:r>
               <w:rPr>
@@ -4849,12 +4334,37 @@
                 <w:szCs w:val="16"/>
                 <w:lang w:val="ru-RU"/>
               </w:rPr>
-              <w:t xml:space="preserve"> Ленинградский мартиролог: 1937-1938, том 11</w:t>
-            </w:r>
-            <w:r>
-              <w:rPr>
-                <w:rFonts w:ascii="Arial" w:hAnsi="Arial" w:cs="Arial"/>
-                <w:b/>
+              <w:t xml:space="preserve"> Ленинградский мартиролог: </w:t>
+            </w:r>
+            <w:proofErr w:type="gramStart"/>
+            <w:r>
+              <w:rPr>
+                <w:rFonts w:ascii="Arial" w:hAnsi="Arial" w:cs="Arial"/>
+                <w:b/>
+                <w:bCs/>
+                <w:sz w:val="16"/>
+                <w:szCs w:val="16"/>
+                <w:lang w:val="ru-RU"/>
+              </w:rPr>
+              <w:t>1937-1938</w:t>
+            </w:r>
+            <w:proofErr w:type="gramEnd"/>
+            <w:r>
+              <w:rPr>
+                <w:rFonts w:ascii="Arial" w:hAnsi="Arial" w:cs="Arial"/>
+                <w:b/>
+                <w:bCs/>
+                <w:sz w:val="16"/>
+                <w:szCs w:val="16"/>
+                <w:lang w:val="ru-RU"/>
+              </w:rPr>
+              <w:t>, том 11</w:t>
+            </w:r>
+            <w:r>
+              <w:rPr>
+                <w:rFonts w:ascii="Arial" w:hAnsi="Arial" w:cs="Arial"/>
+                <w:b/>
+                <w:bCs/>
                 <w:sz w:val="16"/>
                 <w:szCs w:val="16"/>
                 <w:lang w:val="ru-RU"/>
@@ -4865,6 +4375,7 @@
               <w:rPr>
                 <w:rFonts w:ascii="Arial" w:hAnsi="Arial" w:cs="Arial"/>
                 <w:b/>
+                <w:bCs/>
                 <w:sz w:val="16"/>
                 <w:szCs w:val="16"/>
                 <w:lang w:val="ru-RU"/>
@@ -4885,6 +4396,16 @@
                 <w:t>Открытый список</w:t>
               </w:r>
             </w:hyperlink>
+            <w:r>
+              <w:rPr>
+                <w:rFonts w:ascii="Arial" w:hAnsi="Arial" w:cs="Arial"/>
+                <w:b/>
+                <w:sz w:val="16"/>
+                <w:szCs w:val="16"/>
+                <w:lang w:val="ru-RU"/>
+              </w:rPr>
+              <w:t xml:space="preserve"> </w:t>
+            </w:r>
           </w:p>
         </w:tc>
       </w:tr>
@@ -4902,15 +4423,6 @@
           </w:tcPr>
           <w:p>
             <w:pPr>
-              <w:pStyle w:val="BodyText"/>
-              <w:pBdr>
-                <w:top w:val="none" w:sz="0" w:space="0" w:color="000000"/>
-                <w:left w:val="none" w:sz="0" w:space="0" w:color="000000"/>
-                <w:bottom w:val="none" w:sz="0" w:space="0" w:color="000000"/>
-                <w:right w:val="none" w:sz="0" w:space="0" w:color="000000"/>
-              </w:pBdr>
-              <w:snapToGrid w:val="0"/>
-              <w:spacing w:after="0" w:line="240" w:lineRule="auto"/>
               <w:rPr>
                 <w:rFonts w:ascii="Arial" w:hAnsi="Arial" w:cs="Arial"/>
                 <w:sz w:val="16"/>
@@ -4927,7 +4439,7 @@
                 <w:szCs w:val="16"/>
                 <w:lang w:val="ru-RU"/>
               </w:rPr>
-              <w:t>Федорова Екатерина Михайловна</w:t>
+              <w:t>Тихомирова Екатерина Ивановна</w:t>
             </w:r>
             <w:r>
               <w:rPr>
@@ -4949,7 +4461,7 @@
                 <w:szCs w:val="16"/>
                 <w:lang w:val="ru-RU"/>
               </w:rPr>
-              <w:t>32 года</w:t>
+              <w:t>31 год</w:t>
             </w:r>
             <w:r>
               <w:rPr>
@@ -4965,15 +4477,6 @@
           </w:p>
           <w:p>
             <w:pPr>
-              <w:pStyle w:val="BodyText"/>
-              <w:pBdr>
-                <w:top w:val="none" w:sz="0" w:space="0" w:color="000000"/>
-                <w:left w:val="none" w:sz="0" w:space="0" w:color="000000"/>
-                <w:bottom w:val="none" w:sz="0" w:space="0" w:color="000000"/>
-                <w:right w:val="none" w:sz="0" w:space="0" w:color="000000"/>
-              </w:pBdr>
-              <w:snapToGrid w:val="0"/>
-              <w:spacing w:after="0" w:line="240" w:lineRule="auto"/>
               <w:rPr>
                 <w:rFonts w:ascii="Arial" w:hAnsi="Arial" w:cs="Arial"/>
                 <w:sz w:val="16"/>
@@ -4984,17 +4487,55 @@
             <w:r>
               <w:rPr>
                 <w:rFonts w:ascii="Arial" w:hAnsi="Arial" w:cs="Arial"/>
-                <w:bCs/>
-                <w:sz w:val="16"/>
-                <w:szCs w:val="16"/>
-                <w:lang w:val="ru-RU"/>
-              </w:rPr>
-              <w:t xml:space="preserve">1905 г. р., уроженка и жительница д. Куземкино Кингисеппского р-на Лен. обл., ижорка, член ВКП(б) в 1926-1937 гг., педагог неполной средней школы. Арестована 11 октября 1937 г. Комиссией НКВД и Прокуратуры СССР 10 декабря 1937 г. приговорена по ст. ст. 58-1а-9-11 УК РСФСР к </w:t>
-            </w:r>
-            <w:r>
-              <w:rPr>
-                <w:rFonts w:ascii="Arial" w:hAnsi="Arial" w:cs="Arial"/>
-                <w:bCs/>
+                <w:sz w:val="16"/>
+                <w:szCs w:val="16"/>
+                <w:lang w:val="ru-RU"/>
+              </w:rPr>
+              <w:t xml:space="preserve">1907 г. р., уроженка и жительница д. </w:t>
+            </w:r>
+            <w:proofErr w:type="spellStart"/>
+            <w:r>
+              <w:rPr>
+                <w:rFonts w:ascii="Arial" w:hAnsi="Arial" w:cs="Arial"/>
+                <w:sz w:val="16"/>
+                <w:szCs w:val="16"/>
+                <w:lang w:val="ru-RU"/>
+              </w:rPr>
+              <w:t>Краколье</w:t>
+            </w:r>
+            <w:proofErr w:type="spellEnd"/>
+            <w:r>
+              <w:rPr>
+                <w:rFonts w:ascii="Arial" w:hAnsi="Arial" w:cs="Arial"/>
+                <w:sz w:val="16"/>
+                <w:szCs w:val="16"/>
+                <w:lang w:val="ru-RU"/>
+              </w:rPr>
+              <w:t xml:space="preserve"> Кингисеппского р-на Лен. обл., ижорка, б/п, судомойка 33-го стрелкового полка. Арестована 28 ноября 1937 г. Комиссией НКВД и Прокуратуры СССР 3 января 1938 г. приговорена по ст. ст. 58-1а-</w:t>
+            </w:r>
+            <w:proofErr w:type="gramStart"/>
+            <w:r>
+              <w:rPr>
+                <w:rFonts w:ascii="Arial" w:hAnsi="Arial" w:cs="Arial"/>
+                <w:sz w:val="16"/>
+                <w:szCs w:val="16"/>
+                <w:lang w:val="ru-RU"/>
+              </w:rPr>
+              <w:t>9-11</w:t>
+            </w:r>
+            <w:proofErr w:type="gramEnd"/>
+            <w:r>
+              <w:rPr>
+                <w:rFonts w:ascii="Arial" w:hAnsi="Arial" w:cs="Arial"/>
+                <w:sz w:val="16"/>
+                <w:szCs w:val="16"/>
+                <w:lang w:val="ru-RU"/>
+              </w:rPr>
+              <w:t xml:space="preserve"> УК РСФСР к </w:t>
+            </w:r>
+            <w:r>
+              <w:rPr>
+                <w:rFonts w:ascii="Arial" w:hAnsi="Arial" w:cs="Arial"/>
                 <w:sz w:val="16"/>
                 <w:szCs w:val="16"/>
                 <w:lang w:val="ru-RU"/>
@@ -5004,25 +4545,15 @@
             <w:r>
               <w:rPr>
                 <w:rFonts w:ascii="Arial" w:hAnsi="Arial" w:cs="Arial"/>
-                <w:bCs/>
-                <w:sz w:val="16"/>
-                <w:szCs w:val="16"/>
-                <w:lang w:val="ru-RU"/>
-              </w:rPr>
-              <w:t>. Расстреляна в г. Ленинград 16 декабря 1937 г.</w:t>
+                <w:sz w:val="16"/>
+                <w:szCs w:val="16"/>
+                <w:lang w:val="ru-RU"/>
+              </w:rPr>
+              <w:t xml:space="preserve">. Расстреляна в г. Ленинград 8 января 1938 г. </w:t>
             </w:r>
           </w:p>
           <w:p>
             <w:pPr>
-              <w:pStyle w:val="BodyText"/>
-              <w:pBdr>
-                <w:top w:val="none" w:sz="0" w:space="0" w:color="000000"/>
-                <w:left w:val="none" w:sz="0" w:space="0" w:color="000000"/>
-                <w:bottom w:val="none" w:sz="0" w:space="0" w:color="000000"/>
-                <w:right w:val="none" w:sz="0" w:space="0" w:color="000000"/>
-              </w:pBdr>
-              <w:snapToGrid w:val="0"/>
-              <w:spacing w:after="0" w:line="240" w:lineRule="auto"/>
               <w:rPr>
                 <w:rFonts w:ascii="Arial" w:hAnsi="Arial" w:cs="Arial"/>
                 <w:sz w:val="16"/>
@@ -5050,7 +4581,31 @@
                 <w:szCs w:val="16"/>
                 <w:lang w:val="ru-RU"/>
               </w:rPr>
-              <w:t xml:space="preserve"> Ленинградский мартиролог: 1937-1938, том 4</w:t>
+              <w:t xml:space="preserve"> Ленинградский мартиролог: </w:t>
+            </w:r>
+            <w:proofErr w:type="gramStart"/>
+            <w:r>
+              <w:rPr>
+                <w:rFonts w:ascii="Arial" w:hAnsi="Arial" w:cs="Arial"/>
+                <w:b/>
+                <w:bCs/>
+                <w:sz w:val="16"/>
+                <w:szCs w:val="16"/>
+                <w:lang w:val="ru-RU"/>
+              </w:rPr>
+              <w:t>1937-1938</w:t>
+            </w:r>
+            <w:proofErr w:type="gramEnd"/>
+            <w:r>
+              <w:rPr>
+                <w:rFonts w:ascii="Arial" w:hAnsi="Arial" w:cs="Arial"/>
+                <w:b/>
+                <w:bCs/>
+                <w:sz w:val="16"/>
+                <w:szCs w:val="16"/>
+                <w:lang w:val="ru-RU"/>
+              </w:rPr>
+              <w:t>, том 7</w:t>
             </w:r>
             <w:r>
               <w:rPr>
@@ -5114,6 +4669,688 @@
               </w:pBdr>
               <w:snapToGrid w:val="0"/>
               <w:spacing w:after="0" w:line="240" w:lineRule="auto"/>
+              <w:rPr>
+                <w:rFonts w:ascii="Arial" w:hAnsi="Arial" w:cs="Arial"/>
+                <w:sz w:val="16"/>
+                <w:szCs w:val="16"/>
+                <w:lang w:val="ru-RU"/>
+              </w:rPr>
+            </w:pPr>
+            <w:r>
+              <w:rPr>
+                <w:rFonts w:ascii="Arial" w:hAnsi="Arial" w:cs="Arial"/>
+                <w:b/>
+                <w:bCs/>
+                <w:sz w:val="16"/>
+                <w:szCs w:val="16"/>
+                <w:lang w:val="ru-RU"/>
+              </w:rPr>
+              <w:t>Толкачева София Егоровна</w:t>
+            </w:r>
+            <w:r>
+              <w:rPr>
+                <w:rFonts w:ascii="Arial" w:hAnsi="Arial" w:cs="Arial"/>
+                <w:b/>
+                <w:bCs/>
+                <w:sz w:val="16"/>
+                <w:szCs w:val="16"/>
+                <w:lang w:val="ru-RU"/>
+              </w:rPr>
+              <w:t xml:space="preserve"> </w:t>
+            </w:r>
+            <w:r>
+              <w:rPr>
+                <w:rFonts w:ascii="Arial" w:hAnsi="Arial" w:cs="Arial"/>
+                <w:b/>
+                <w:bCs/>
+                <w:sz w:val="16"/>
+                <w:szCs w:val="16"/>
+                <w:lang w:val="ru-RU"/>
+              </w:rPr>
+              <w:t>43 года</w:t>
+            </w:r>
+            <w:r>
+              <w:rPr>
+                <w:rFonts w:ascii="Arial" w:hAnsi="Arial" w:cs="Arial"/>
+                <w:b/>
+                <w:bCs/>
+                <w:sz w:val="16"/>
+                <w:szCs w:val="16"/>
+                <w:lang w:val="ru-RU"/>
+              </w:rPr>
+              <w:t xml:space="preserve"> </w:t>
+            </w:r>
+          </w:p>
+          <w:p>
+            <w:pPr>
+              <w:pStyle w:val="BodyText"/>
+              <w:pBdr>
+                <w:top w:val="none" w:sz="0" w:space="0" w:color="000000"/>
+                <w:left w:val="none" w:sz="0" w:space="0" w:color="000000"/>
+                <w:bottom w:val="none" w:sz="0" w:space="0" w:color="000000"/>
+                <w:right w:val="none" w:sz="0" w:space="0" w:color="000000"/>
+              </w:pBdr>
+              <w:snapToGrid w:val="0"/>
+              <w:spacing w:after="0" w:line="240" w:lineRule="auto"/>
+              <w:rPr>
+                <w:rFonts w:ascii="Arial" w:hAnsi="Arial" w:cs="Arial"/>
+                <w:sz w:val="16"/>
+                <w:szCs w:val="16"/>
+                <w:lang w:val="ru-RU"/>
+              </w:rPr>
+            </w:pPr>
+            <w:r>
+              <w:rPr>
+                <w:rFonts w:ascii="Arial" w:hAnsi="Arial" w:cs="Arial"/>
+                <w:sz w:val="16"/>
+                <w:szCs w:val="16"/>
+                <w:lang w:val="ru-RU"/>
+              </w:rPr>
+              <w:t>1895</w:t>
+            </w:r>
+            <w:r>
+              <w:rPr>
+                <w:rFonts w:ascii="Arial" w:hAnsi="Arial" w:cs="Arial"/>
+                <w:sz w:val="16"/>
+                <w:szCs w:val="16"/>
+              </w:rPr>
+              <w:t> </w:t>
+            </w:r>
+            <w:r>
+              <w:rPr>
+                <w:rFonts w:ascii="Arial" w:hAnsi="Arial" w:cs="Arial"/>
+                <w:sz w:val="16"/>
+                <w:szCs w:val="16"/>
+                <w:lang w:val="ru-RU"/>
+              </w:rPr>
+              <w:t>г.</w:t>
+            </w:r>
+            <w:r>
+              <w:rPr>
+                <w:rFonts w:ascii="Arial" w:hAnsi="Arial" w:cs="Arial"/>
+                <w:sz w:val="16"/>
+                <w:szCs w:val="16"/>
+              </w:rPr>
+              <w:t> </w:t>
+            </w:r>
+            <w:r>
+              <w:rPr>
+                <w:rFonts w:ascii="Arial" w:hAnsi="Arial" w:cs="Arial"/>
+                <w:sz w:val="16"/>
+                <w:szCs w:val="16"/>
+                <w:lang w:val="ru-RU"/>
+              </w:rPr>
+              <w:t>р., уроженка д.</w:t>
+            </w:r>
+            <w:r>
+              <w:rPr>
+                <w:rFonts w:ascii="Arial" w:hAnsi="Arial" w:cs="Arial"/>
+                <w:sz w:val="16"/>
+                <w:szCs w:val="16"/>
+              </w:rPr>
+              <w:t> </w:t>
+            </w:r>
+            <w:proofErr w:type="spellStart"/>
+            <w:r>
+              <w:rPr>
+                <w:rFonts w:ascii="Arial" w:hAnsi="Arial" w:cs="Arial"/>
+                <w:sz w:val="16"/>
+                <w:szCs w:val="16"/>
+                <w:lang w:val="ru-RU"/>
+              </w:rPr>
+              <w:t>Липово</w:t>
+            </w:r>
+            <w:proofErr w:type="spellEnd"/>
+            <w:r>
+              <w:rPr>
+                <w:rFonts w:ascii="Arial" w:hAnsi="Arial" w:cs="Arial"/>
+                <w:sz w:val="16"/>
+                <w:szCs w:val="16"/>
+                <w:lang w:val="ru-RU"/>
+              </w:rPr>
+              <w:t xml:space="preserve"> Кингисеппского р-на Лен. обл., ижорка, б/п, сторож гаража Дорстроя, проживала: </w:t>
+            </w:r>
+            <w:proofErr w:type="spellStart"/>
+            <w:r>
+              <w:rPr>
+                <w:rFonts w:ascii="Arial" w:hAnsi="Arial" w:cs="Arial"/>
+                <w:sz w:val="16"/>
+                <w:szCs w:val="16"/>
+                <w:lang w:val="ru-RU"/>
+              </w:rPr>
+              <w:t>хут</w:t>
+            </w:r>
+            <w:proofErr w:type="spellEnd"/>
+            <w:r>
+              <w:rPr>
+                <w:rFonts w:ascii="Arial" w:hAnsi="Arial" w:cs="Arial"/>
+                <w:sz w:val="16"/>
+                <w:szCs w:val="16"/>
+                <w:lang w:val="ru-RU"/>
+              </w:rPr>
+              <w:t>.</w:t>
+            </w:r>
+            <w:r>
+              <w:rPr>
+                <w:rFonts w:ascii="Arial" w:hAnsi="Arial" w:cs="Arial"/>
+                <w:sz w:val="16"/>
+                <w:szCs w:val="16"/>
+              </w:rPr>
+              <w:t> </w:t>
+            </w:r>
+            <w:r>
+              <w:rPr>
+                <w:rFonts w:ascii="Arial" w:hAnsi="Arial" w:cs="Arial"/>
+                <w:sz w:val="16"/>
+                <w:szCs w:val="16"/>
+                <w:lang w:val="ru-RU"/>
+              </w:rPr>
+              <w:t>Мгновение Кингисеппского р-на Лен. обл. Арестована 23 июня 1938</w:t>
+            </w:r>
+            <w:r>
+              <w:rPr>
+                <w:rFonts w:ascii="Arial" w:hAnsi="Arial" w:cs="Arial"/>
+                <w:sz w:val="16"/>
+                <w:szCs w:val="16"/>
+              </w:rPr>
+              <w:t> </w:t>
+            </w:r>
+            <w:r>
+              <w:rPr>
+                <w:rFonts w:ascii="Arial" w:hAnsi="Arial" w:cs="Arial"/>
+                <w:sz w:val="16"/>
+                <w:szCs w:val="16"/>
+                <w:lang w:val="ru-RU"/>
+              </w:rPr>
+              <w:t>г. Особой тройкой УНКВД ЛО 1 октября 1938</w:t>
+            </w:r>
+            <w:r>
+              <w:rPr>
+                <w:rFonts w:ascii="Arial" w:hAnsi="Arial" w:cs="Arial"/>
+                <w:sz w:val="16"/>
+                <w:szCs w:val="16"/>
+              </w:rPr>
+              <w:t> </w:t>
+            </w:r>
+            <w:r>
+              <w:rPr>
+                <w:rFonts w:ascii="Arial" w:hAnsi="Arial" w:cs="Arial"/>
+                <w:sz w:val="16"/>
+                <w:szCs w:val="16"/>
+                <w:lang w:val="ru-RU"/>
+              </w:rPr>
+              <w:t xml:space="preserve">г. приговорена по ст. 58-1а УК РСФСР к </w:t>
+            </w:r>
+            <w:r>
+              <w:rPr>
+                <w:rFonts w:ascii="Arial" w:hAnsi="Arial" w:cs="Arial"/>
+                <w:sz w:val="16"/>
+                <w:szCs w:val="16"/>
+                <w:lang w:val="ru-RU"/>
+              </w:rPr>
+              <w:t>ВМН</w:t>
+            </w:r>
+            <w:r>
+              <w:rPr>
+                <w:rFonts w:ascii="Arial" w:hAnsi="Arial" w:cs="Arial"/>
+                <w:sz w:val="16"/>
+                <w:szCs w:val="16"/>
+                <w:lang w:val="ru-RU"/>
+              </w:rPr>
+              <w:t>. Расстреляна в г.</w:t>
+            </w:r>
+            <w:r>
+              <w:rPr>
+                <w:rFonts w:ascii="Arial" w:hAnsi="Arial" w:cs="Arial"/>
+                <w:sz w:val="16"/>
+                <w:szCs w:val="16"/>
+              </w:rPr>
+              <w:t> </w:t>
+            </w:r>
+            <w:r>
+              <w:rPr>
+                <w:rFonts w:ascii="Arial" w:hAnsi="Arial" w:cs="Arial"/>
+                <w:sz w:val="16"/>
+                <w:szCs w:val="16"/>
+                <w:lang w:val="ru-RU"/>
+              </w:rPr>
+              <w:t>Ленинград 6 октября 1938</w:t>
+            </w:r>
+            <w:r>
+              <w:rPr>
+                <w:rFonts w:ascii="Arial" w:hAnsi="Arial" w:cs="Arial"/>
+                <w:sz w:val="16"/>
+                <w:szCs w:val="16"/>
+              </w:rPr>
+              <w:t> </w:t>
+            </w:r>
+            <w:r>
+              <w:rPr>
+                <w:rFonts w:ascii="Arial" w:hAnsi="Arial" w:cs="Arial"/>
+                <w:sz w:val="16"/>
+                <w:szCs w:val="16"/>
+                <w:lang w:val="ru-RU"/>
+              </w:rPr>
+              <w:t>г.</w:t>
+            </w:r>
+          </w:p>
+          <w:p>
+            <w:pPr>
+              <w:pStyle w:val="BodyText"/>
+              <w:pBdr>
+                <w:top w:val="none" w:sz="0" w:space="0" w:color="000000"/>
+                <w:left w:val="none" w:sz="0" w:space="0" w:color="000000"/>
+                <w:bottom w:val="none" w:sz="0" w:space="0" w:color="000000"/>
+                <w:right w:val="none" w:sz="0" w:space="0" w:color="000000"/>
+              </w:pBdr>
+              <w:snapToGrid w:val="0"/>
+              <w:spacing w:after="0" w:line="240" w:lineRule="auto"/>
+              <w:rPr>
+                <w:rFonts w:ascii="Arial" w:hAnsi="Arial" w:cs="Arial"/>
+                <w:sz w:val="16"/>
+                <w:szCs w:val="16"/>
+                <w:lang w:val="ru-RU"/>
+              </w:rPr>
+            </w:pPr>
+            <w:r>
+              <w:rPr>
+                <w:rFonts w:ascii="Arial" w:hAnsi="Arial" w:cs="Arial"/>
+                <w:b/>
+                <w:bCs/>
+                <w:sz w:val="16"/>
+                <w:szCs w:val="16"/>
+                <w:lang w:val="ru-RU"/>
+              </w:rPr>
+              <w:t>Источник:</w:t>
+            </w:r>
+            <w:r>
+              <w:rPr>
+                <w:rFonts w:ascii="Arial" w:hAnsi="Arial" w:cs="Arial"/>
+                <w:b/>
+                <w:bCs/>
+                <w:sz w:val="16"/>
+                <w:szCs w:val="16"/>
+                <w:lang w:val="ru-RU"/>
+              </w:rPr>
+              <w:t xml:space="preserve"> Ленинградский мартиролог: </w:t>
+            </w:r>
+            <w:proofErr w:type="gramStart"/>
+            <w:r>
+              <w:rPr>
+                <w:rFonts w:ascii="Arial" w:hAnsi="Arial" w:cs="Arial"/>
+                <w:b/>
+                <w:bCs/>
+                <w:sz w:val="16"/>
+                <w:szCs w:val="16"/>
+                <w:lang w:val="ru-RU"/>
+              </w:rPr>
+              <w:t>1937-1938</w:t>
+            </w:r>
+            <w:proofErr w:type="gramEnd"/>
+            <w:r>
+              <w:rPr>
+                <w:rFonts w:ascii="Arial" w:hAnsi="Arial" w:cs="Arial"/>
+                <w:b/>
+                <w:bCs/>
+                <w:sz w:val="16"/>
+                <w:szCs w:val="16"/>
+                <w:lang w:val="ru-RU"/>
+              </w:rPr>
+              <w:t>, том 11</w:t>
+            </w:r>
+            <w:r>
+              <w:rPr>
+                <w:rFonts w:ascii="Arial" w:hAnsi="Arial" w:cs="Arial"/>
+                <w:b/>
+                <w:sz w:val="16"/>
+                <w:szCs w:val="16"/>
+                <w:lang w:val="ru-RU"/>
+              </w:rPr>
+              <w:t>;</w:t>
+            </w:r>
+            <w:r>
+              <w:rPr>
+                <w:rFonts w:ascii="Arial" w:hAnsi="Arial" w:cs="Arial"/>
+                <w:b/>
+                <w:sz w:val="16"/>
+                <w:szCs w:val="16"/>
+                <w:lang w:val="ru-RU"/>
+              </w:rPr>
+              <w:t xml:space="preserve"> </w:t>
+            </w:r>
+            <w:hyperlink r:id="rId19" w:history="1">
+              <w:r>
+                <w:rPr>
+                  <w:rStyle w:val="Hyperlink"/>
+                  <w:rFonts w:ascii="Arial" w:hAnsi="Arial" w:cs="Arial"/>
+                  <w:b/>
+                  <w:bCs/>
+                  <w:sz w:val="16"/>
+                  <w:szCs w:val="16"/>
+                  <w:lang w:val="ru-RU"/>
+                </w:rPr>
+                <w:t>Открытый список</w:t>
+              </w:r>
+            </w:hyperlink>
+          </w:p>
+        </w:tc>
+      </w:tr>
+      <w:tr>
+        <w:tc>
+          <w:tcPr>
+            <w:tcW w:w="11039" w:type="dxa"/>
+            <w:tcBorders>
+              <w:left w:val="double" w:sz="1" w:space="0" w:color="808080"/>
+              <w:bottom w:val="double" w:sz="1" w:space="0" w:color="808080"/>
+              <w:right w:val="double" w:sz="2" w:space="0" w:color="808080"/>
+            </w:tcBorders>
+            <w:shd w:val="clear" w:color="auto" w:fill="auto"/>
+            <w:vAlign w:val="center"/>
+          </w:tcPr>
+          <w:p>
+            <w:pPr>
+              <w:pStyle w:val="BodyText"/>
+              <w:pBdr>
+                <w:top w:val="none" w:sz="0" w:space="0" w:color="000000"/>
+                <w:left w:val="none" w:sz="0" w:space="0" w:color="000000"/>
+                <w:bottom w:val="none" w:sz="0" w:space="0" w:color="000000"/>
+                <w:right w:val="none" w:sz="0" w:space="0" w:color="000000"/>
+              </w:pBdr>
+              <w:snapToGrid w:val="0"/>
+              <w:spacing w:after="0" w:line="240" w:lineRule="auto"/>
+              <w:rPr>
+                <w:rFonts w:ascii="Arial" w:hAnsi="Arial" w:cs="Arial"/>
+                <w:sz w:val="16"/>
+                <w:szCs w:val="16"/>
+                <w:lang w:val="ru-RU"/>
+              </w:rPr>
+            </w:pPr>
+            <w:r>
+              <w:rPr>
+                <w:rFonts w:ascii="Arial" w:hAnsi="Arial" w:cs="Arial"/>
+                <w:b/>
+                <w:bCs/>
+                <w:sz w:val="16"/>
+                <w:szCs w:val="16"/>
+                <w:lang w:val="ru-RU"/>
+              </w:rPr>
+              <w:t>Федорова Екатерина Михайловна</w:t>
+            </w:r>
+            <w:r>
+              <w:rPr>
+                <w:rFonts w:ascii="Arial" w:hAnsi="Arial" w:cs="Arial"/>
+                <w:b/>
+                <w:bCs/>
+                <w:sz w:val="16"/>
+                <w:szCs w:val="16"/>
+                <w:lang w:val="ru-RU"/>
+              </w:rPr>
+              <w:t xml:space="preserve"> </w:t>
+            </w:r>
+            <w:r>
+              <w:rPr>
+                <w:rFonts w:ascii="Arial" w:hAnsi="Arial" w:cs="Arial"/>
+                <w:b/>
+                <w:bCs/>
+                <w:sz w:val="16"/>
+                <w:szCs w:val="16"/>
+                <w:lang w:val="ru-RU"/>
+              </w:rPr>
+              <w:t>32 года</w:t>
+            </w:r>
+            <w:r>
+              <w:rPr>
+                <w:rFonts w:ascii="Arial" w:hAnsi="Arial" w:cs="Arial"/>
+                <w:b/>
+                <w:bCs/>
+                <w:sz w:val="16"/>
+                <w:szCs w:val="16"/>
+                <w:lang w:val="ru-RU"/>
+              </w:rPr>
+              <w:t xml:space="preserve"> </w:t>
+            </w:r>
+          </w:p>
+          <w:p>
+            <w:pPr>
+              <w:pStyle w:val="BodyText"/>
+              <w:pBdr>
+                <w:top w:val="none" w:sz="0" w:space="0" w:color="000000"/>
+                <w:left w:val="none" w:sz="0" w:space="0" w:color="000000"/>
+                <w:bottom w:val="none" w:sz="0" w:space="0" w:color="000000"/>
+                <w:right w:val="none" w:sz="0" w:space="0" w:color="000000"/>
+              </w:pBdr>
+              <w:snapToGrid w:val="0"/>
+              <w:spacing w:after="0" w:line="240" w:lineRule="auto"/>
+              <w:rPr>
+                <w:rFonts w:ascii="Arial" w:hAnsi="Arial" w:cs="Arial"/>
+                <w:sz w:val="16"/>
+                <w:szCs w:val="16"/>
+                <w:lang w:val="ru-RU"/>
+              </w:rPr>
+            </w:pPr>
+            <w:r>
+              <w:rPr>
+                <w:rFonts w:ascii="Arial" w:hAnsi="Arial" w:cs="Arial"/>
+                <w:bCs/>
+                <w:sz w:val="16"/>
+                <w:szCs w:val="16"/>
+                <w:lang w:val="ru-RU"/>
+              </w:rPr>
+              <w:t xml:space="preserve">1905 г. р., уроженка и жительница д. </w:t>
+            </w:r>
+            <w:proofErr w:type="spellStart"/>
+            <w:r>
+              <w:rPr>
+                <w:rFonts w:ascii="Arial" w:hAnsi="Arial" w:cs="Arial"/>
+                <w:bCs/>
+                <w:sz w:val="16"/>
+                <w:szCs w:val="16"/>
+                <w:lang w:val="ru-RU"/>
+              </w:rPr>
+              <w:t>Куземкино</w:t>
+            </w:r>
+            <w:proofErr w:type="spellEnd"/>
+            <w:r>
+              <w:rPr>
+                <w:rFonts w:ascii="Arial" w:hAnsi="Arial" w:cs="Arial"/>
+                <w:bCs/>
+                <w:sz w:val="16"/>
+                <w:szCs w:val="16"/>
+                <w:lang w:val="ru-RU"/>
+              </w:rPr>
+              <w:t xml:space="preserve"> Кингисеппского р-на Лен. обл., ижорка, член ВКП(б) в </w:t>
+            </w:r>
+            <w:proofErr w:type="gramStart"/>
+            <w:r>
+              <w:rPr>
+                <w:rFonts w:ascii="Arial" w:hAnsi="Arial" w:cs="Arial"/>
+                <w:bCs/>
+                <w:sz w:val="16"/>
+                <w:szCs w:val="16"/>
+                <w:lang w:val="ru-RU"/>
+              </w:rPr>
+              <w:t>1926-1937</w:t>
+            </w:r>
+            <w:proofErr w:type="gramEnd"/>
+            <w:r>
+              <w:rPr>
+                <w:rFonts w:ascii="Arial" w:hAnsi="Arial" w:cs="Arial"/>
+                <w:bCs/>
+                <w:sz w:val="16"/>
+                <w:szCs w:val="16"/>
+                <w:lang w:val="ru-RU"/>
+              </w:rPr>
+              <w:t xml:space="preserve"> гг., педагог неполной средней школы. Арестована 11 октября 1937 г. Комиссией НКВД и Прокуратуры СССР 10 декабря 1937 г. приговорена по ст. ст. 58-1а-</w:t>
+            </w:r>
+            <w:proofErr w:type="gramStart"/>
+            <w:r>
+              <w:rPr>
+                <w:rFonts w:ascii="Arial" w:hAnsi="Arial" w:cs="Arial"/>
+                <w:bCs/>
+                <w:sz w:val="16"/>
+                <w:szCs w:val="16"/>
+                <w:lang w:val="ru-RU"/>
+              </w:rPr>
+              <w:t>9-11</w:t>
+            </w:r>
+            <w:proofErr w:type="gramEnd"/>
+            <w:r>
+              <w:rPr>
+                <w:rFonts w:ascii="Arial" w:hAnsi="Arial" w:cs="Arial"/>
+                <w:bCs/>
+                <w:sz w:val="16"/>
+                <w:szCs w:val="16"/>
+                <w:lang w:val="ru-RU"/>
+              </w:rPr>
+              <w:t xml:space="preserve"> УК РСФСР к </w:t>
+            </w:r>
+            <w:r>
+              <w:rPr>
+                <w:rFonts w:ascii="Arial" w:hAnsi="Arial" w:cs="Arial"/>
+                <w:bCs/>
+                <w:sz w:val="16"/>
+                <w:szCs w:val="16"/>
+                <w:lang w:val="ru-RU"/>
+              </w:rPr>
+              <w:t>ВМН</w:t>
+            </w:r>
+            <w:r>
+              <w:rPr>
+                <w:rFonts w:ascii="Arial" w:hAnsi="Arial" w:cs="Arial"/>
+                <w:bCs/>
+                <w:sz w:val="16"/>
+                <w:szCs w:val="16"/>
+                <w:lang w:val="ru-RU"/>
+              </w:rPr>
+              <w:t>. Расстреляна в г. Ленинград 16 декабря 1937 г.</w:t>
+            </w:r>
+          </w:p>
+          <w:p>
+            <w:pPr>
+              <w:pStyle w:val="BodyText"/>
+              <w:pBdr>
+                <w:top w:val="none" w:sz="0" w:space="0" w:color="000000"/>
+                <w:left w:val="none" w:sz="0" w:space="0" w:color="000000"/>
+                <w:bottom w:val="none" w:sz="0" w:space="0" w:color="000000"/>
+                <w:right w:val="none" w:sz="0" w:space="0" w:color="000000"/>
+              </w:pBdr>
+              <w:snapToGrid w:val="0"/>
+              <w:spacing w:after="0" w:line="240" w:lineRule="auto"/>
+              <w:rPr>
+                <w:rFonts w:ascii="Arial" w:hAnsi="Arial" w:cs="Arial"/>
+                <w:sz w:val="16"/>
+                <w:szCs w:val="16"/>
+                <w:lang w:val="ru-RU"/>
+              </w:rPr>
+            </w:pPr>
+            <w:r>
+              <w:rPr>
+                <w:rFonts w:ascii="Arial" w:hAnsi="Arial" w:cs="Arial"/>
+                <w:b/>
+                <w:bCs/>
+                <w:sz w:val="16"/>
+                <w:szCs w:val="16"/>
+                <w:lang w:val="ru-RU"/>
+              </w:rPr>
+              <w:t>Источник:</w:t>
+            </w:r>
+            <w:r>
+              <w:rPr>
+                <w:rFonts w:ascii="Arial" w:hAnsi="Arial" w:cs="Arial"/>
+                <w:b/>
+                <w:bCs/>
+                <w:sz w:val="16"/>
+                <w:szCs w:val="16"/>
+                <w:lang w:val="ru-RU"/>
+              </w:rPr>
+              <w:t xml:space="preserve"> Ленинградский мартиролог: </w:t>
+            </w:r>
+            <w:proofErr w:type="gramStart"/>
+            <w:r>
+              <w:rPr>
+                <w:rFonts w:ascii="Arial" w:hAnsi="Arial" w:cs="Arial"/>
+                <w:b/>
+                <w:bCs/>
+                <w:sz w:val="16"/>
+                <w:szCs w:val="16"/>
+                <w:lang w:val="ru-RU"/>
+              </w:rPr>
+              <w:t>1937-1938</w:t>
+            </w:r>
+            <w:proofErr w:type="gramEnd"/>
+            <w:r>
+              <w:rPr>
+                <w:rFonts w:ascii="Arial" w:hAnsi="Arial" w:cs="Arial"/>
+                <w:b/>
+                <w:bCs/>
+                <w:sz w:val="16"/>
+                <w:szCs w:val="16"/>
+                <w:lang w:val="ru-RU"/>
+              </w:rPr>
+              <w:t>, том 4</w:t>
+            </w:r>
+            <w:r>
+              <w:rPr>
+                <w:rFonts w:ascii="Arial" w:hAnsi="Arial" w:cs="Arial"/>
+                <w:b/>
+                <w:bCs/>
+                <w:sz w:val="16"/>
+                <w:szCs w:val="16"/>
+                <w:lang w:val="ru-RU"/>
+              </w:rPr>
+              <w:t>;</w:t>
+            </w:r>
+            <w:r>
+              <w:rPr>
+                <w:rFonts w:ascii="Arial" w:hAnsi="Arial" w:cs="Arial"/>
+                <w:b/>
+                <w:bCs/>
+                <w:sz w:val="16"/>
+                <w:szCs w:val="16"/>
+                <w:lang w:val="ru-RU"/>
+              </w:rPr>
+              <w:t xml:space="preserve"> </w:t>
+            </w:r>
+            <w:hyperlink r:id="rId20" w:history="1">
+              <w:r>
+                <w:rPr>
+                  <w:rStyle w:val="Hyperlink"/>
+                  <w:rFonts w:ascii="Arial" w:hAnsi="Arial" w:cs="Arial"/>
+                  <w:b/>
+                  <w:bCs/>
+                  <w:sz w:val="16"/>
+                  <w:szCs w:val="16"/>
+                  <w:lang w:val="ru-RU"/>
+                </w:rPr>
+                <w:t>Открытый список</w:t>
+              </w:r>
+            </w:hyperlink>
+          </w:p>
+        </w:tc>
+      </w:tr>
+      <w:tr>
+        <w:tc>
+          <w:tcPr>
+            <w:tcW w:w="11039" w:type="dxa"/>
+            <w:tcBorders>
+              <w:left w:val="double" w:sz="1" w:space="0" w:color="808080"/>
+              <w:bottom w:val="double" w:sz="1" w:space="0" w:color="808080"/>
+              <w:right w:val="double" w:sz="2" w:space="0" w:color="808080"/>
+            </w:tcBorders>
+            <w:shd w:val="clear" w:color="auto" w:fill="auto"/>
+            <w:vAlign w:val="center"/>
+          </w:tcPr>
+          <w:p>
+            <w:pPr>
+              <w:pStyle w:val="BodyText"/>
+              <w:pBdr>
+                <w:top w:val="none" w:sz="0" w:space="0" w:color="000000"/>
+                <w:left w:val="none" w:sz="0" w:space="0" w:color="000000"/>
+                <w:bottom w:val="none" w:sz="0" w:space="0" w:color="000000"/>
+                <w:right w:val="none" w:sz="0" w:space="0" w:color="000000"/>
+              </w:pBdr>
+              <w:snapToGrid w:val="0"/>
+              <w:spacing w:after="0" w:line="240" w:lineRule="auto"/>
               <w:ind w:right="60"/>
               <w:rPr>
                 <w:rFonts w:ascii="Arial" w:hAnsi="Arial" w:cs="Arial"/>
@@ -5251,7 +5488,29 @@
                 <w:szCs w:val="16"/>
                 <w:lang w:val="ru-RU"/>
               </w:rPr>
-              <w:t>Глинки Кингисеппского р-на Лен. обл., ижорка, б/п, резчица рыбы на Логовском консервном заводе, проживала д.</w:t>
+              <w:t xml:space="preserve">Глинки Кингисеппского р-на Лен. обл., ижорка, б/п, резчица рыбы на </w:t>
+            </w:r>
+            <w:proofErr w:type="spellStart"/>
+            <w:r>
+              <w:rPr>
+                <w:rFonts w:ascii="Arial" w:hAnsi="Arial" w:cs="Arial"/>
+                <w:bCs/>
+                <w:sz w:val="16"/>
+                <w:szCs w:val="16"/>
+                <w:lang w:val="ru-RU"/>
+              </w:rPr>
+              <w:t>Логовском</w:t>
+            </w:r>
+            <w:proofErr w:type="spellEnd"/>
+            <w:r>
+              <w:rPr>
+                <w:rFonts w:ascii="Arial" w:hAnsi="Arial" w:cs="Arial"/>
+                <w:bCs/>
+                <w:sz w:val="16"/>
+                <w:szCs w:val="16"/>
+                <w:lang w:val="ru-RU"/>
+              </w:rPr>
+              <w:t xml:space="preserve"> консервном заводе, проживала д.</w:t>
             </w:r>
             <w:r>
               <w:rPr>
@@ -5476,7 +5735,31 @@
                 <w:szCs w:val="16"/>
                 <w:lang w:val="ru-RU"/>
               </w:rPr>
-              <w:t xml:space="preserve"> Ленинградский мартиролог: 1937-1938, том 11</w:t>
+              <w:t xml:space="preserve"> Ленинградский мартиролог: </w:t>
+            </w:r>
+            <w:proofErr w:type="gramStart"/>
+            <w:r>
+              <w:rPr>
+                <w:rFonts w:ascii="Arial" w:hAnsi="Arial" w:cs="Arial"/>
+                <w:b/>
+                <w:bCs/>
+                <w:sz w:val="16"/>
+                <w:szCs w:val="16"/>
+                <w:lang w:val="ru-RU"/>
+              </w:rPr>
+              <w:t>1937-1938</w:t>
+            </w:r>
+            <w:proofErr w:type="gramEnd"/>
+            <w:r>
+              <w:rPr>
+                <w:rFonts w:ascii="Arial" w:hAnsi="Arial" w:cs="Arial"/>
+                <w:b/>
+                <w:bCs/>
+                <w:sz w:val="16"/>
+                <w:szCs w:val="16"/>
+                <w:lang w:val="ru-RU"/>
+              </w:rPr>
+              <w:t>, том 11</w:t>
             </w:r>
             <w:r>
               <w:rPr>
@@ -5500,7 +5783,7 @@
               </w:rPr>
               <w:t xml:space="preserve"> </w:t>
             </w:r>
-            <w:hyperlink r:id="rId19" w:history="1">
+            <w:hyperlink r:id="rId21" w:history="1">
               <w:r>
                 <w:rPr>
                   <w:rStyle w:val="Hyperlink"/>
@@ -5537,7 +5820,7 @@
 </file>
 
 <file path=word/numbering.xml><?xml version="1.0" encoding="utf-8"?>
-<w:numbering xmlns:wpc="http://schemas.microsoft.com/office/word/2010/wordprocessingCanvas" xmlns:cx="http://schemas.microsoft.com/office/drawing/2014/chartex" xmlns:cx1="http://schemas.microsoft.com/office/drawing/2015/9/8/chartex" xmlns:cx2="http://schemas.microsoft.com/office/drawing/2015/10/21/chartex" xmlns:cx3="http://schemas.microsoft.com/office/drawing/2016/5/9/chartex" xmlns:cx4="http://schemas.microsoft.com/office/drawing/2016/5/10/chartex" xmlns:cx5="http://schemas.microsoft.com/office/drawing/2016/5/11/chartex" xmlns:cx6="http://schemas.microsoft.com/office/drawing/2016/5/12/chartex" xmlns:cx7="http://schemas.microsoft.com/office/drawing/2016/5/13/chartex" xmlns:cx8="http://schemas.microsoft.com/office/drawing/2016/5/14/chartex" xmlns:mc="http://schemas.openxmlformats.org/markup-compatibility/2006" xmlns:aink="http://schemas.microsoft.com/office/drawing/2016/ink" xmlns:am3d="http://schemas.microsoft.com/office/drawing/2017/model3d" xmlns:o="urn:schemas-microsoft-com:office:office" xmlns:oel="http://schemas.microsoft.com/office/2019/extlst" xmlns:r="http://schemas.openxmlformats.org/officeDocument/2006/relationships" xmlns:m="http://schemas.openxmlformats.org/officeDocument/2006/math" xmlns:v="urn:schemas-microsoft-com:vml" xmlns:wp14="http://schemas.microsoft.com/office/word/2010/wordprocessingDrawing" xmlns:wp="http://schemas.openxmlformats.org/drawingml/2006/wordprocessingDrawing" xmlns:w10="urn:schemas-microsoft-com:office:word" xmlns:w="http://schemas.openxmlformats.org/wordprocessingml/2006/main" xmlns:w14="http://schemas.microsoft.com/office/word/2010/wordml" xmlns:w15="http://schemas.microsoft.com/office/word/2012/wordml" xmlns:w16cex="http://schemas.microsoft.com/office/word/2018/wordml/cex" xmlns:w16cid="http://schemas.microsoft.com/office/word/2016/wordml/cid" xmlns:w16="http://schemas.microsoft.com/office/word/2018/wordml" xmlns:w16du="http://schemas.microsoft.com/office/word/2023/wordml/word16du" xmlns:w16sdtdh="http://schemas.microsoft.com/office/word/2020/wordml/sdtdatahash" xmlns:w16se="http://schemas.microsoft.com/office/word/2015/wordml/symex" xmlns:wpg="http://schemas.microsoft.com/office/word/2010/wordprocessingGroup" xmlns:wpi="http://schemas.microsoft.com/office/word/2010/wordprocessingInk" xmlns:wne="http://schemas.microsoft.com/office/word/2006/wordml" xmlns:wps="http://schemas.microsoft.com/office/word/2010/wordprocessingShape" mc:Ignorable="w14 w15 w16se w16cid w16 w16cex w16sdtdh w16du wp14">
+<w:numbering xmlns:wpc="http://schemas.microsoft.com/office/word/2010/wordprocessingCanvas" xmlns:cx="http://schemas.microsoft.com/office/drawing/2014/chartex" xmlns:cx1="http://schemas.microsoft.com/office/drawing/2015/9/8/chartex" xmlns:cx2="http://schemas.microsoft.com/office/drawing/2015/10/21/chartex" xmlns:cx3="http://schemas.microsoft.com/office/drawing/2016/5/9/chartex" xmlns:cx4="http://schemas.microsoft.com/office/drawing/2016/5/10/chartex" xmlns:cx5="http://schemas.microsoft.com/office/drawing/2016/5/11/chartex" xmlns:cx6="http://schemas.microsoft.com/office/drawing/2016/5/12/chartex" xmlns:cx7="http://schemas.microsoft.com/office/drawing/2016/5/13/chartex" xmlns:cx8="http://schemas.microsoft.com/office/drawing/2016/5/14/chartex" xmlns:mc="http://schemas.openxmlformats.org/markup-compatibility/2006" xmlns:aink="http://schemas.microsoft.com/office/drawing/2016/ink" xmlns:am3d="http://schemas.microsoft.com/office/drawing/2017/model3d" xmlns:o="urn:schemas-microsoft-com:office:office" xmlns:oel="http://schemas.microsoft.com/office/2019/extlst" xmlns:r="http://schemas.openxmlformats.org/officeDocument/2006/relationships" xmlns:m="http://schemas.openxmlformats.org/officeDocument/2006/math" xmlns:v="urn:schemas-microsoft-com:vml" xmlns:wp14="http://schemas.microsoft.com/office/word/2010/wordprocessingDrawing" xmlns:wp="http://schemas.openxmlformats.org/drawingml/2006/wordprocessingDrawing" xmlns:w10="urn:schemas-microsoft-com:office:word" xmlns:w="http://schemas.openxmlformats.org/wordprocessingml/2006/main" xmlns:w14="http://schemas.microsoft.com/office/word/2010/wordml" xmlns:w15="http://schemas.microsoft.com/office/word/2012/wordml" xmlns:w16cex="http://schemas.microsoft.com/office/word/2018/wordml/cex" xmlns:w16cid="http://schemas.microsoft.com/office/word/2016/wordml/cid" xmlns:w16="http://schemas.microsoft.com/office/word/2018/wordml" xmlns:w16du="http://schemas.microsoft.com/office/word/2023/wordml/word16du" xmlns:w16sdtdh="http://schemas.microsoft.com/office/word/2020/wordml/sdtdatahash" xmlns:w16sdtfl="http://schemas.microsoft.com/office/word/2024/wordml/sdtformatlock" xmlns:w16se="http://schemas.microsoft.com/office/word/2015/wordml/symex" xmlns:wpg="http://schemas.microsoft.com/office/word/2010/wordprocessingGroup" xmlns:wpi="http://schemas.microsoft.com/office/word/2010/wordprocessingInk" xmlns:wne="http://schemas.microsoft.com/office/word/2006/wordml" xmlns:wps="http://schemas.microsoft.com/office/word/2010/wordprocessingShape" mc:Ignorable="w14 w15 w16se w16cid w16 w16cex w16sdtdh w16sdtfl w16du wp14">
   <w:abstractNum w:abstractNumId="0" w15:restartNumberingAfterBreak="0">
     <w:nsid w:val="00000001"/>
     <w:multiLevelType w:val="multilevel"/>
@@ -5669,7 +5952,7 @@
 </file>
 
 <file path=word/styles.xml><?xml version="1.0" encoding="utf-8"?>
-<w:styles xmlns:mc="http://schemas.openxmlformats.org/markup-compatibility/2006" xmlns:r="http://schemas.openxmlformats.org/officeDocument/2006/relationships" xmlns:w="http://schemas.openxmlformats.org/wordprocessingml/2006/main" xmlns:w14="http://schemas.microsoft.com/office/word/2010/wordml" xmlns:w15="http://schemas.microsoft.com/office/word/2012/wordml" xmlns:w16cex="http://schemas.microsoft.com/office/word/2018/wordml/cex" xmlns:w16cid="http://schemas.microsoft.com/office/word/2016/wordml/cid" xmlns:w16="http://schemas.microsoft.com/office/word/2018/wordml" xmlns:w16du="http://schemas.microsoft.com/office/word/2023/wordml/word16du" xmlns:w16sdtdh="http://schemas.microsoft.com/office/word/2020/wordml/sdtdatahash" xmlns:w16se="http://schemas.microsoft.com/office/word/2015/wordml/symex" mc:Ignorable="w14 w15 w16se w16cid w16 w16cex w16sdtdh w16du">
+<w:styles xmlns:mc="http://schemas.openxmlformats.org/markup-compatibility/2006" xmlns:r="http://schemas.openxmlformats.org/officeDocument/2006/relationships" xmlns:w="http://schemas.openxmlformats.org/wordprocessingml/2006/main" xmlns:w14="http://schemas.microsoft.com/office/word/2010/wordml" xmlns:w15="http://schemas.microsoft.com/office/word/2012/wordml" xmlns:w16cex="http://schemas.microsoft.com/office/word/2018/wordml/cex" xmlns:w16cid="http://schemas.microsoft.com/office/word/2016/wordml/cid" xmlns:w16="http://schemas.microsoft.com/office/word/2018/wordml" xmlns:w16du="http://schemas.microsoft.com/office/word/2023/wordml/word16du" xmlns:w16sdtdh="http://schemas.microsoft.com/office/word/2020/wordml/sdtdatahash" xmlns:w16sdtfl="http://schemas.microsoft.com/office/word/2024/wordml/sdtformatlock" xmlns:w16se="http://schemas.microsoft.com/office/word/2015/wordml/symex" mc:Ignorable="w14 w15 w16se w16cid w16 w16cex w16sdtdh w16sdtfl w16du">
   <w:docDefaults>
     <w:rPrDefault>
       <w:rPr>
@@ -6470,6 +6753,1743 @@
 </w:styles>
 </file>
 
+<file path=word/charts/chart1.xml><?xml version="1.0" encoding="utf-8"?>
+<c:chartSpace xmlns:c="http://schemas.openxmlformats.org/drawingml/2006/chart" xmlns:a="http://schemas.openxmlformats.org/drawingml/2006/main" xmlns:r="http://schemas.openxmlformats.org/officeDocument/2006/relationships" xmlns:c16r2="http://schemas.microsoft.com/office/drawing/2015/06/chart">
+  <c:date1904 val="0"/>
+  <c:lang val="en-US"/>
+  <c:roundedCorners val="0"/>
+  <mc:AlternateContent xmlns:mc="http://schemas.openxmlformats.org/markup-compatibility/2006">
+    <mc:Choice xmlns:c14="http://schemas.microsoft.com/office/drawing/2007/8/2/chart" Requires="c14">
+      <c14:style val="102"/>
+    </mc:Choice>
+    <mc:Fallback>
+      <c:style val="2"/>
+    </mc:Fallback>
+  </mc:AlternateContent>
+  <c:chart>
+    <c:autoTitleDeleted val="1"/>
+    <c:view3D>
+      <c:rotX val="15"/>
+      <c:rotY val="20"/>
+      <c:rAngAx val="0"/>
+    </c:view3D>
+    <c:floor>
+      <c:thickness val="0"/>
+      <c:spPr>
+        <a:noFill/>
+        <a:ln>
+          <a:noFill/>
+        </a:ln>
+        <a:effectLst/>
+        <a:sp3d/>
+      </c:spPr>
+    </c:floor>
+    <c:sideWall>
+      <c:thickness val="0"/>
+      <c:spPr>
+        <a:noFill/>
+        <a:ln>
+          <a:noFill/>
+        </a:ln>
+        <a:effectLst/>
+        <a:sp3d/>
+      </c:spPr>
+    </c:sideWall>
+    <c:backWall>
+      <c:thickness val="0"/>
+      <c:spPr>
+        <a:noFill/>
+        <a:ln>
+          <a:noFill/>
+        </a:ln>
+        <a:effectLst/>
+        <a:sp3d/>
+      </c:spPr>
+    </c:backWall>
+    <c:plotArea>
+      <c:layout>
+        <c:manualLayout>
+          <c:layoutTarget val="inner"/>
+          <c:xMode val="edge"/>
+          <c:yMode val="edge"/>
+          <c:x val="7.7565031750171348E-2"/>
+          <c:y val="5.9326381265377474E-2"/>
+          <c:w val="0.89402660100314768"/>
+          <c:h val="0.81464254180748019"/>
+        </c:manualLayout>
+      </c:layout>
+      <c:bar3DChart>
+        <c:barDir val="col"/>
+        <c:grouping val="clustered"/>
+        <c:varyColors val="0"/>
+        <c:ser>
+          <c:idx val="0"/>
+          <c:order val="0"/>
+          <c:spPr>
+            <a:solidFill>
+              <a:schemeClr val="accent1"/>
+            </a:solidFill>
+            <a:ln>
+              <a:noFill/>
+            </a:ln>
+            <a:effectLst/>
+            <a:sp3d/>
+          </c:spPr>
+          <c:invertIfNegative val="0"/>
+          <c:dLbls>
+            <c:spPr>
+              <a:noFill/>
+              <a:ln>
+                <a:noFill/>
+              </a:ln>
+              <a:effectLst/>
+            </c:spPr>
+            <c:txPr>
+              <a:bodyPr rot="0" spcFirstLastPara="1" vertOverflow="ellipsis" vert="horz" wrap="square" lIns="38100" tIns="19050" rIns="38100" bIns="19050" anchor="ctr" anchorCtr="1">
+                <a:spAutoFit/>
+              </a:bodyPr>
+              <a:lstStyle/>
+              <a:p>
+                <a:pPr>
+                  <a:defRPr sz="900" b="0" i="0" u="none" strike="noStrike" kern="1200" baseline="0">
+                    <a:solidFill>
+                      <a:schemeClr val="tx1">
+                        <a:lumMod val="75000"/>
+                        <a:lumOff val="25000"/>
+                      </a:schemeClr>
+                    </a:solidFill>
+                    <a:latin typeface="Arial" panose="020B0604020202020204" pitchFamily="34" charset="0"/>
+                    <a:ea typeface="+mn-ea"/>
+                    <a:cs typeface="Arial" panose="020B0604020202020204" pitchFamily="34" charset="0"/>
+                  </a:defRPr>
+                </a:pPr>
+                <a:endParaRPr lang="en-US"/>
+              </a:p>
+            </c:txPr>
+            <c:showLegendKey val="0"/>
+            <c:showVal val="1"/>
+            <c:showCatName val="0"/>
+            <c:showSerName val="0"/>
+            <c:showPercent val="0"/>
+            <c:showBubbleSize val="0"/>
+            <c:showLeaderLines val="0"/>
+            <c:extLst>
+              <c:ext xmlns:c15="http://schemas.microsoft.com/office/drawing/2012/chart" uri="{CE6537A1-D6FC-4f65-9D91-7224C49458BB}">
+                <c15:showLeaderLines val="1"/>
+                <c15:leaderLines>
+                  <c:spPr>
+                    <a:ln w="9525" cap="flat" cmpd="sng" algn="ctr">
+                      <a:solidFill>
+                        <a:schemeClr val="tx1">
+                          <a:lumMod val="35000"/>
+                          <a:lumOff val="65000"/>
+                        </a:schemeClr>
+                      </a:solidFill>
+                      <a:round/>
+                    </a:ln>
+                    <a:effectLst/>
+                  </c:spPr>
+                </c15:leaderLines>
+              </c:ext>
+            </c:extLst>
+          </c:dLbls>
+          <c:cat>
+            <c:numRef>
+              <c:f>Ижорки!$A$4:$A$5</c:f>
+              <c:numCache>
+                <c:formatCode>General</c:formatCode>
+                <c:ptCount val="2"/>
+                <c:pt idx="0">
+                  <c:v>1937</c:v>
+                </c:pt>
+                <c:pt idx="1">
+                  <c:v>1938</c:v>
+                </c:pt>
+              </c:numCache>
+            </c:numRef>
+          </c:cat>
+          <c:val>
+            <c:numRef>
+              <c:f>Ижорки!$B$4:$B$5</c:f>
+              <c:numCache>
+                <c:formatCode>General</c:formatCode>
+                <c:ptCount val="2"/>
+                <c:pt idx="0">
+                  <c:v>5</c:v>
+                </c:pt>
+                <c:pt idx="1">
+                  <c:v>10</c:v>
+                </c:pt>
+              </c:numCache>
+            </c:numRef>
+          </c:val>
+          <c:extLst>
+            <c:ext xmlns:c16="http://schemas.microsoft.com/office/drawing/2014/chart" uri="{C3380CC4-5D6E-409C-BE32-E72D297353CC}">
+              <c16:uniqueId val="{00000000-661B-4FB5-9CC2-979639A4878F}"/>
+            </c:ext>
+          </c:extLst>
+        </c:ser>
+        <c:dLbls>
+          <c:showLegendKey val="0"/>
+          <c:showVal val="0"/>
+          <c:showCatName val="0"/>
+          <c:showSerName val="0"/>
+          <c:showPercent val="0"/>
+          <c:showBubbleSize val="0"/>
+        </c:dLbls>
+        <c:gapWidth val="150"/>
+        <c:shape val="box"/>
+        <c:axId val="904673775"/>
+        <c:axId val="904655055"/>
+        <c:axId val="0"/>
+      </c:bar3DChart>
+      <c:dateAx>
+        <c:axId val="904673775"/>
+        <c:scaling>
+          <c:orientation val="minMax"/>
+        </c:scaling>
+        <c:delete val="0"/>
+        <c:axPos val="b"/>
+        <c:numFmt formatCode="General" sourceLinked="1"/>
+        <c:majorTickMark val="out"/>
+        <c:minorTickMark val="none"/>
+        <c:tickLblPos val="nextTo"/>
+        <c:spPr>
+          <a:noFill/>
+          <a:ln w="9525" cap="flat" cmpd="sng" algn="ctr">
+            <a:solidFill>
+              <a:schemeClr val="tx1">
+                <a:lumMod val="15000"/>
+                <a:lumOff val="85000"/>
+              </a:schemeClr>
+            </a:solidFill>
+            <a:round/>
+          </a:ln>
+          <a:effectLst/>
+        </c:spPr>
+        <c:txPr>
+          <a:bodyPr rot="-60000000" spcFirstLastPara="1" vertOverflow="ellipsis" vert="horz" wrap="square" anchor="ctr" anchorCtr="1"/>
+          <a:lstStyle/>
+          <a:p>
+            <a:pPr>
+              <a:defRPr sz="900" b="0" i="0" u="none" strike="noStrike" kern="1200" baseline="-10000">
+                <a:solidFill>
+                  <a:schemeClr val="tx1">
+                    <a:lumMod val="65000"/>
+                    <a:lumOff val="35000"/>
+                  </a:schemeClr>
+                </a:solidFill>
+                <a:latin typeface="Arial" panose="020B0604020202020204" pitchFamily="34" charset="0"/>
+                <a:ea typeface="+mn-ea"/>
+                <a:cs typeface="+mn-cs"/>
+              </a:defRPr>
+            </a:pPr>
+            <a:endParaRPr lang="en-US"/>
+          </a:p>
+        </c:txPr>
+        <c:crossAx val="904655055"/>
+        <c:crosses val="autoZero"/>
+        <c:auto val="0"/>
+        <c:lblOffset val="100"/>
+        <c:baseTimeUnit val="days"/>
+      </c:dateAx>
+      <c:valAx>
+        <c:axId val="904655055"/>
+        <c:scaling>
+          <c:orientation val="minMax"/>
+          <c:max val="12"/>
+          <c:min val="0"/>
+        </c:scaling>
+        <c:delete val="1"/>
+        <c:axPos val="r"/>
+        <c:numFmt formatCode="General" sourceLinked="1"/>
+        <c:majorTickMark val="out"/>
+        <c:minorTickMark val="none"/>
+        <c:tickLblPos val="nextTo"/>
+        <c:crossAx val="904673775"/>
+        <c:crosses val="max"/>
+        <c:crossBetween val="between"/>
+        <c:majorUnit val="2"/>
+        <c:minorUnit val="1"/>
+      </c:valAx>
+      <c:spPr>
+        <a:noFill/>
+        <a:ln>
+          <a:noFill/>
+        </a:ln>
+        <a:effectLst/>
+      </c:spPr>
+    </c:plotArea>
+    <c:plotVisOnly val="1"/>
+    <c:dispBlanksAs val="gap"/>
+    <c:extLst>
+      <c:ext xmlns:c16r3="http://schemas.microsoft.com/office/drawing/2017/03/chart" uri="{56B9EC1D-385E-4148-901F-78D8002777C0}">
+        <c16r3:dataDisplayOptions16>
+          <c16r3:dispNaAsBlank val="1"/>
+        </c16r3:dataDisplayOptions16>
+      </c:ext>
+    </c:extLst>
+    <c:showDLblsOverMax val="0"/>
+  </c:chart>
+  <c:spPr>
+    <a:solidFill>
+      <a:schemeClr val="bg1"/>
+    </a:solidFill>
+    <a:ln w="9525" cap="flat" cmpd="sng" algn="ctr">
+      <a:solidFill>
+        <a:schemeClr val="tx1">
+          <a:lumMod val="15000"/>
+          <a:lumOff val="85000"/>
+        </a:schemeClr>
+      </a:solidFill>
+      <a:round/>
+    </a:ln>
+    <a:effectLst/>
+  </c:spPr>
+  <c:txPr>
+    <a:bodyPr/>
+    <a:lstStyle/>
+    <a:p>
+      <a:pPr>
+        <a:defRPr/>
+      </a:pPr>
+      <a:endParaRPr lang="en-US"/>
+    </a:p>
+  </c:txPr>
+  <c:externalData r:id="rId3">
+    <c:autoUpdate val="0"/>
+  </c:externalData>
+</c:chartSpace>
+</file>
+
+<file path=word/charts/chart2.xml><?xml version="1.0" encoding="utf-8"?>
+<c:chartSpace xmlns:c="http://schemas.openxmlformats.org/drawingml/2006/chart" xmlns:a="http://schemas.openxmlformats.org/drawingml/2006/main" xmlns:r="http://schemas.openxmlformats.org/officeDocument/2006/relationships" xmlns:c16r2="http://schemas.microsoft.com/office/drawing/2015/06/chart">
+  <c:date1904 val="0"/>
+  <c:lang val="en-US"/>
+  <c:roundedCorners val="0"/>
+  <mc:AlternateContent xmlns:mc="http://schemas.openxmlformats.org/markup-compatibility/2006">
+    <mc:Choice xmlns:c14="http://schemas.microsoft.com/office/drawing/2007/8/2/chart" Requires="c14">
+      <c14:style val="102"/>
+    </mc:Choice>
+    <mc:Fallback>
+      <c:style val="2"/>
+    </mc:Fallback>
+  </mc:AlternateContent>
+  <c:clrMapOvr bg1="lt1" tx1="dk1" bg2="lt2" tx2="dk2" accent1="accent1" accent2="accent2" accent3="accent3" accent4="accent4" accent5="accent5" accent6="accent6" hlink="hlink" folHlink="folHlink"/>
+  <c:chart>
+    <c:autoTitleDeleted val="1"/>
+    <c:view3D>
+      <c:rotX val="0"/>
+      <c:rotY val="20"/>
+      <c:rAngAx val="0"/>
+    </c:view3D>
+    <c:floor>
+      <c:thickness val="0"/>
+      <c:spPr>
+        <a:noFill/>
+        <a:ln>
+          <a:noFill/>
+        </a:ln>
+        <a:effectLst/>
+        <a:sp3d/>
+      </c:spPr>
+    </c:floor>
+    <c:sideWall>
+      <c:thickness val="0"/>
+      <c:spPr>
+        <a:noFill/>
+        <a:ln>
+          <a:noFill/>
+        </a:ln>
+        <a:effectLst/>
+        <a:sp3d/>
+      </c:spPr>
+    </c:sideWall>
+    <c:backWall>
+      <c:thickness val="0"/>
+      <c:spPr>
+        <a:noFill/>
+        <a:ln>
+          <a:noFill/>
+        </a:ln>
+        <a:effectLst/>
+        <a:sp3d/>
+      </c:spPr>
+    </c:backWall>
+    <c:plotArea>
+      <c:layout>
+        <c:manualLayout>
+          <c:layoutTarget val="inner"/>
+          <c:xMode val="edge"/>
+          <c:yMode val="edge"/>
+          <c:x val="0.1385925923097994"/>
+          <c:y val="0.11691548153699009"/>
+          <c:w val="0.76139967683099674"/>
+          <c:h val="0.65509437060993481"/>
+        </c:manualLayout>
+      </c:layout>
+      <c:bar3DChart>
+        <c:barDir val="col"/>
+        <c:grouping val="clustered"/>
+        <c:varyColors val="0"/>
+        <c:ser>
+          <c:idx val="0"/>
+          <c:order val="0"/>
+          <c:spPr>
+            <a:solidFill>
+              <a:srgbClr val="4472C4"/>
+            </a:solidFill>
+            <a:ln>
+              <a:noFill/>
+            </a:ln>
+            <a:effectLst/>
+            <a:sp3d/>
+          </c:spPr>
+          <c:invertIfNegative val="0"/>
+          <c:dLbls>
+            <c:spPr>
+              <a:noFill/>
+              <a:ln>
+                <a:noFill/>
+              </a:ln>
+              <a:effectLst/>
+            </c:spPr>
+            <c:txPr>
+              <a:bodyPr rot="0" spcFirstLastPara="1" vertOverflow="ellipsis" vert="horz" wrap="square" lIns="38100" tIns="19050" rIns="38100" bIns="19050" anchor="ctr" anchorCtr="1">
+                <a:spAutoFit/>
+              </a:bodyPr>
+              <a:lstStyle/>
+              <a:p>
+                <a:pPr>
+                  <a:defRPr sz="900" b="0" i="0" u="none" strike="noStrike" kern="1200" baseline="0">
+                    <a:solidFill>
+                      <a:schemeClr val="tx1">
+                        <a:lumMod val="75000"/>
+                        <a:lumOff val="25000"/>
+                      </a:schemeClr>
+                    </a:solidFill>
+                    <a:latin typeface="Arial" panose="020B0604020202020204" pitchFamily="34" charset="0"/>
+                    <a:ea typeface="+mn-ea"/>
+                    <a:cs typeface="Arial" panose="020B0604020202020204" pitchFamily="34" charset="0"/>
+                  </a:defRPr>
+                </a:pPr>
+                <a:endParaRPr lang="en-US"/>
+              </a:p>
+            </c:txPr>
+            <c:showLegendKey val="0"/>
+            <c:showVal val="1"/>
+            <c:showCatName val="0"/>
+            <c:showSerName val="0"/>
+            <c:showPercent val="0"/>
+            <c:showBubbleSize val="0"/>
+            <c:separator>
+</c:separator>
+            <c:showLeaderLines val="0"/>
+            <c:extLst>
+              <c:ext xmlns:c15="http://schemas.microsoft.com/office/drawing/2012/chart" uri="{CE6537A1-D6FC-4f65-9D91-7224C49458BB}">
+                <c15:showLeaderLines val="1"/>
+                <c15:leaderLines>
+                  <c:spPr>
+                    <a:ln w="9525" cap="flat" cmpd="sng" algn="ctr">
+                      <a:solidFill>
+                        <a:schemeClr val="tx1">
+                          <a:lumMod val="35000"/>
+                          <a:lumOff val="65000"/>
+                        </a:schemeClr>
+                      </a:solidFill>
+                      <a:round/>
+                    </a:ln>
+                    <a:effectLst/>
+                  </c:spPr>
+                </c15:leaderLines>
+              </c:ext>
+            </c:extLst>
+          </c:dLbls>
+          <c:cat>
+            <c:strRef>
+              <c:f>Ижорки!$A$7:$A$13</c:f>
+              <c:strCache>
+                <c:ptCount val="7"/>
+                <c:pt idx="0">
+                  <c:v>21-25 лет</c:v>
+                </c:pt>
+                <c:pt idx="1">
+                  <c:v>26-30 лет</c:v>
+                </c:pt>
+                <c:pt idx="2">
+                  <c:v>31-35 лет</c:v>
+                </c:pt>
+                <c:pt idx="3">
+                  <c:v>36-40 лет</c:v>
+                </c:pt>
+                <c:pt idx="4">
+                  <c:v>41-45 лет</c:v>
+                </c:pt>
+                <c:pt idx="5">
+                  <c:v>46-50 лет</c:v>
+                </c:pt>
+                <c:pt idx="6">
+                  <c:v>51-55 лет</c:v>
+                </c:pt>
+              </c:strCache>
+            </c:strRef>
+          </c:cat>
+          <c:val>
+            <c:numRef>
+              <c:f>Ижорки!$B$7:$B$13</c:f>
+              <c:numCache>
+                <c:formatCode>General</c:formatCode>
+                <c:ptCount val="7"/>
+                <c:pt idx="0">
+                  <c:v>1</c:v>
+                </c:pt>
+                <c:pt idx="1">
+                  <c:v>1</c:v>
+                </c:pt>
+                <c:pt idx="2">
+                  <c:v>4</c:v>
+                </c:pt>
+                <c:pt idx="3">
+                  <c:v>2</c:v>
+                </c:pt>
+                <c:pt idx="4">
+                  <c:v>3</c:v>
+                </c:pt>
+                <c:pt idx="5">
+                  <c:v>2</c:v>
+                </c:pt>
+                <c:pt idx="6">
+                  <c:v>2</c:v>
+                </c:pt>
+              </c:numCache>
+            </c:numRef>
+          </c:val>
+          <c:extLst>
+            <c:ext xmlns:c16="http://schemas.microsoft.com/office/drawing/2014/chart" uri="{C3380CC4-5D6E-409C-BE32-E72D297353CC}">
+              <c16:uniqueId val="{00000000-09BD-4939-B095-432C19F2C5EA}"/>
+            </c:ext>
+          </c:extLst>
+        </c:ser>
+        <c:dLbls>
+          <c:showLegendKey val="0"/>
+          <c:showVal val="0"/>
+          <c:showCatName val="0"/>
+          <c:showSerName val="0"/>
+          <c:showPercent val="0"/>
+          <c:showBubbleSize val="0"/>
+        </c:dLbls>
+        <c:gapWidth val="83"/>
+        <c:shape val="box"/>
+        <c:axId val="904673775"/>
+        <c:axId val="904655055"/>
+        <c:axId val="0"/>
+      </c:bar3DChart>
+      <c:catAx>
+        <c:axId val="904673775"/>
+        <c:scaling>
+          <c:orientation val="minMax"/>
+        </c:scaling>
+        <c:delete val="0"/>
+        <c:axPos val="b"/>
+        <c:numFmt formatCode="General" sourceLinked="1"/>
+        <c:majorTickMark val="out"/>
+        <c:minorTickMark val="none"/>
+        <c:tickLblPos val="nextTo"/>
+        <c:spPr>
+          <a:noFill/>
+          <a:ln w="9525" cap="flat" cmpd="sng" algn="ctr">
+            <a:solidFill>
+              <a:schemeClr val="tx1">
+                <a:lumMod val="15000"/>
+                <a:lumOff val="85000"/>
+              </a:schemeClr>
+            </a:solidFill>
+            <a:round/>
+          </a:ln>
+          <a:effectLst/>
+        </c:spPr>
+        <c:txPr>
+          <a:bodyPr rot="0" spcFirstLastPara="1" vertOverflow="ellipsis" wrap="square" anchor="ctr" anchorCtr="1"/>
+          <a:lstStyle/>
+          <a:p>
+            <a:pPr>
+              <a:defRPr sz="900" b="0" i="0" u="none" strike="noStrike" kern="1200" baseline="-10000">
+                <a:solidFill>
+                  <a:schemeClr val="tx1">
+                    <a:lumMod val="65000"/>
+                    <a:lumOff val="35000"/>
+                  </a:schemeClr>
+                </a:solidFill>
+                <a:latin typeface="Arial" panose="020B0604020202020204" pitchFamily="34" charset="0"/>
+                <a:ea typeface="+mn-ea"/>
+                <a:cs typeface="+mn-cs"/>
+              </a:defRPr>
+            </a:pPr>
+            <a:endParaRPr lang="en-US"/>
+          </a:p>
+        </c:txPr>
+        <c:crossAx val="904655055"/>
+        <c:crossesAt val="0"/>
+        <c:auto val="0"/>
+        <c:lblAlgn val="ctr"/>
+        <c:lblOffset val="100"/>
+        <c:noMultiLvlLbl val="0"/>
+      </c:catAx>
+      <c:valAx>
+        <c:axId val="904655055"/>
+        <c:scaling>
+          <c:orientation val="minMax"/>
+          <c:max val="4"/>
+          <c:min val="0"/>
+        </c:scaling>
+        <c:delete val="1"/>
+        <c:axPos val="l"/>
+        <c:numFmt formatCode="General" sourceLinked="1"/>
+        <c:majorTickMark val="out"/>
+        <c:minorTickMark val="none"/>
+        <c:tickLblPos val="nextTo"/>
+        <c:crossAx val="904673775"/>
+        <c:crosses val="autoZero"/>
+        <c:crossBetween val="between"/>
+        <c:majorUnit val="1"/>
+        <c:minorUnit val="0.5"/>
+      </c:valAx>
+      <c:spPr>
+        <a:noFill/>
+        <a:ln>
+          <a:noFill/>
+        </a:ln>
+        <a:effectLst/>
+      </c:spPr>
+    </c:plotArea>
+    <c:plotVisOnly val="1"/>
+    <c:dispBlanksAs val="gap"/>
+    <c:extLst>
+      <c:ext xmlns:c16r3="http://schemas.microsoft.com/office/drawing/2017/03/chart" uri="{56B9EC1D-385E-4148-901F-78D8002777C0}">
+        <c16r3:dataDisplayOptions16>
+          <c16r3:dispNaAsBlank val="1"/>
+        </c16r3:dataDisplayOptions16>
+      </c:ext>
+    </c:extLst>
+    <c:showDLblsOverMax val="0"/>
+  </c:chart>
+  <c:spPr>
+    <a:solidFill>
+      <a:schemeClr val="bg1"/>
+    </a:solidFill>
+    <a:ln w="9525" cap="flat" cmpd="sng" algn="ctr">
+      <a:solidFill>
+        <a:schemeClr val="tx1">
+          <a:lumMod val="15000"/>
+          <a:lumOff val="85000"/>
+        </a:schemeClr>
+      </a:solidFill>
+      <a:round/>
+    </a:ln>
+    <a:effectLst/>
+  </c:spPr>
+  <c:txPr>
+    <a:bodyPr/>
+    <a:lstStyle/>
+    <a:p>
+      <a:pPr>
+        <a:defRPr/>
+      </a:pPr>
+      <a:endParaRPr lang="en-US"/>
+    </a:p>
+  </c:txPr>
+  <c:externalData r:id="rId4">
+    <c:autoUpdate val="0"/>
+  </c:externalData>
+</c:chartSpace>
+</file>
+
+<file path=word/charts/colors1.xml><?xml version="1.0" encoding="utf-8"?>
+<cs:colorStyle xmlns:cs="http://schemas.microsoft.com/office/drawing/2012/chartStyle" xmlns:a="http://schemas.openxmlformats.org/drawingml/2006/main" meth="cycle" id="10">
+  <a:schemeClr val="accent1"/>
+  <a:schemeClr val="accent2"/>
+  <a:schemeClr val="accent3"/>
+  <a:schemeClr val="accent4"/>
+  <a:schemeClr val="accent5"/>
+  <a:schemeClr val="accent6"/>
+  <cs:variation/>
+  <cs:variation>
+    <a:lumMod val="60000"/>
+  </cs:variation>
+  <cs:variation>
+    <a:lumMod val="80000"/>
+    <a:lumOff val="20000"/>
+  </cs:variation>
+  <cs:variation>
+    <a:lumMod val="80000"/>
+  </cs:variation>
+  <cs:variation>
+    <a:lumMod val="60000"/>
+    <a:lumOff val="40000"/>
+  </cs:variation>
+  <cs:variation>
+    <a:lumMod val="50000"/>
+  </cs:variation>
+  <cs:variation>
+    <a:lumMod val="70000"/>
+    <a:lumOff val="30000"/>
+  </cs:variation>
+  <cs:variation>
+    <a:lumMod val="70000"/>
+  </cs:variation>
+  <cs:variation>
+    <a:lumMod val="50000"/>
+    <a:lumOff val="50000"/>
+  </cs:variation>
+</cs:colorStyle>
+</file>
+
+<file path=word/charts/colors2.xml><?xml version="1.0" encoding="utf-8"?>
+<cs:colorStyle xmlns:cs="http://schemas.microsoft.com/office/drawing/2012/chartStyle" xmlns:a="http://schemas.openxmlformats.org/drawingml/2006/main" meth="cycle" id="10">
+  <a:schemeClr val="accent1"/>
+  <a:schemeClr val="accent2"/>
+  <a:schemeClr val="accent3"/>
+  <a:schemeClr val="accent4"/>
+  <a:schemeClr val="accent5"/>
+  <a:schemeClr val="accent6"/>
+  <cs:variation/>
+  <cs:variation>
+    <a:lumMod val="60000"/>
+  </cs:variation>
+  <cs:variation>
+    <a:lumMod val="80000"/>
+    <a:lumOff val="20000"/>
+  </cs:variation>
+  <cs:variation>
+    <a:lumMod val="80000"/>
+  </cs:variation>
+  <cs:variation>
+    <a:lumMod val="60000"/>
+    <a:lumOff val="40000"/>
+  </cs:variation>
+  <cs:variation>
+    <a:lumMod val="50000"/>
+  </cs:variation>
+  <cs:variation>
+    <a:lumMod val="70000"/>
+    <a:lumOff val="30000"/>
+  </cs:variation>
+  <cs:variation>
+    <a:lumMod val="70000"/>
+  </cs:variation>
+  <cs:variation>
+    <a:lumMod val="50000"/>
+    <a:lumOff val="50000"/>
+  </cs:variation>
+</cs:colorStyle>
+</file>
+
+<file path=word/charts/style1.xml><?xml version="1.0" encoding="utf-8"?>
+<cs:chartStyle xmlns:cs="http://schemas.microsoft.com/office/drawing/2012/chartStyle" xmlns:a="http://schemas.openxmlformats.org/drawingml/2006/main" id="332">
+  <cs:axisTitle>
+    <cs:lnRef idx="0"/>
+    <cs:fillRef idx="0"/>
+    <cs:effectRef idx="0"/>
+    <cs:fontRef idx="minor">
+      <a:schemeClr val="tx1">
+        <a:lumMod val="65000"/>
+        <a:lumOff val="35000"/>
+      </a:schemeClr>
+    </cs:fontRef>
+    <cs:defRPr sz="1000" kern="1200"/>
+  </cs:axisTitle>
+  <cs:categoryAxis>
+    <cs:lnRef idx="0"/>
+    <cs:fillRef idx="0"/>
+    <cs:effectRef idx="0"/>
+    <cs:fontRef idx="minor">
+      <a:schemeClr val="tx1">
+        <a:lumMod val="65000"/>
+        <a:lumOff val="35000"/>
+      </a:schemeClr>
+    </cs:fontRef>
+    <cs:spPr>
+      <a:ln w="9525" cap="flat" cmpd="sng" algn="ctr">
+        <a:solidFill>
+          <a:schemeClr val="tx1">
+            <a:lumMod val="15000"/>
+            <a:lumOff val="85000"/>
+          </a:schemeClr>
+        </a:solidFill>
+        <a:round/>
+      </a:ln>
+    </cs:spPr>
+    <cs:defRPr sz="900" kern="1200"/>
+  </cs:categoryAxis>
+  <cs:chartArea mods="allowNoFillOverride allowNoLineOverride">
+    <cs:lnRef idx="0"/>
+    <cs:fillRef idx="0"/>
+    <cs:effectRef idx="0"/>
+    <cs:fontRef idx="minor">
+      <a:schemeClr val="tx1"/>
+    </cs:fontRef>
+    <cs:spPr>
+      <a:solidFill>
+        <a:schemeClr val="bg1"/>
+      </a:solidFill>
+      <a:ln w="9525" cap="flat" cmpd="sng" algn="ctr">
+        <a:solidFill>
+          <a:schemeClr val="tx1">
+            <a:lumMod val="15000"/>
+            <a:lumOff val="85000"/>
+          </a:schemeClr>
+        </a:solidFill>
+        <a:round/>
+      </a:ln>
+    </cs:spPr>
+    <cs:defRPr sz="1000" kern="1200"/>
+  </cs:chartArea>
+  <cs:dataLabel>
+    <cs:lnRef idx="0"/>
+    <cs:fillRef idx="0"/>
+    <cs:effectRef idx="0"/>
+    <cs:fontRef idx="minor">
+      <a:schemeClr val="tx1">
+        <a:lumMod val="75000"/>
+        <a:lumOff val="25000"/>
+      </a:schemeClr>
+    </cs:fontRef>
+    <cs:defRPr sz="900" kern="1200"/>
+  </cs:dataLabel>
+  <cs:dataLabelCallout>
+    <cs:lnRef idx="0"/>
+    <cs:fillRef idx="0"/>
+    <cs:effectRef idx="0"/>
+    <cs:fontRef idx="minor">
+      <a:schemeClr val="dk1">
+        <a:lumMod val="65000"/>
+        <a:lumOff val="35000"/>
+      </a:schemeClr>
+    </cs:fontRef>
+    <cs:spPr>
+      <a:solidFill>
+        <a:schemeClr val="lt1"/>
+      </a:solidFill>
+      <a:ln>
+        <a:solidFill>
+          <a:schemeClr val="dk1">
+            <a:lumMod val="25000"/>
+            <a:lumOff val="75000"/>
+          </a:schemeClr>
+        </a:solidFill>
+      </a:ln>
+    </cs:spPr>
+    <cs:defRPr sz="900" kern="1200"/>
+    <cs:bodyPr rot="0" spcFirstLastPara="1" vertOverflow="clip" horzOverflow="clip" vert="horz" wrap="square" lIns="36576" tIns="18288" rIns="36576" bIns="18288" anchor="ctr" anchorCtr="1">
+      <a:spAutoFit/>
+    </cs:bodyPr>
+  </cs:dataLabelCallout>
+  <cs:dataPoint>
+    <cs:lnRef idx="0"/>
+    <cs:fillRef idx="1">
+      <cs:styleClr val="auto"/>
+    </cs:fillRef>
+    <cs:effectRef idx="0"/>
+    <cs:fontRef idx="minor">
+      <a:schemeClr val="tx1"/>
+    </cs:fontRef>
+  </cs:dataPoint>
+  <cs:dataPoint3D>
+    <cs:lnRef idx="0"/>
+    <cs:fillRef idx="1">
+      <cs:styleClr val="auto"/>
+    </cs:fillRef>
+    <cs:effectRef idx="0"/>
+    <cs:fontRef idx="minor">
+      <a:schemeClr val="tx1"/>
+    </cs:fontRef>
+  </cs:dataPoint3D>
+  <cs:dataPointLine>
+    <cs:lnRef idx="0">
+      <cs:styleClr val="auto"/>
+    </cs:lnRef>
+    <cs:fillRef idx="1"/>
+    <cs:effectRef idx="0"/>
+    <cs:fontRef idx="minor">
+      <a:schemeClr val="tx1"/>
+    </cs:fontRef>
+    <cs:spPr>
+      <a:ln w="28575" cap="rnd">
+        <a:solidFill>
+          <a:schemeClr val="phClr"/>
+        </a:solidFill>
+        <a:round/>
+      </a:ln>
+    </cs:spPr>
+  </cs:dataPointLine>
+  <cs:dataPointMarker>
+    <cs:lnRef idx="0">
+      <cs:styleClr val="auto"/>
+    </cs:lnRef>
+    <cs:fillRef idx="1">
+      <cs:styleClr val="auto"/>
+    </cs:fillRef>
+    <cs:effectRef idx="0"/>
+    <cs:fontRef idx="minor">
+      <a:schemeClr val="tx1"/>
+    </cs:fontRef>
+    <cs:spPr>
+      <a:ln w="9525">
+        <a:solidFill>
+          <a:schemeClr val="phClr"/>
+        </a:solidFill>
+      </a:ln>
+    </cs:spPr>
+  </cs:dataPointMarker>
+  <cs:dataPointMarkerLayout symbol="circle" size="5"/>
+  <cs:dataPointWireframe>
+    <cs:lnRef idx="0">
+      <cs:styleClr val="auto"/>
+    </cs:lnRef>
+    <cs:fillRef idx="1"/>
+    <cs:effectRef idx="0"/>
+    <cs:fontRef idx="minor">
+      <a:schemeClr val="tx1"/>
+    </cs:fontRef>
+    <cs:spPr>
+      <a:ln w="9525" cap="rnd">
+        <a:solidFill>
+          <a:schemeClr val="phClr"/>
+        </a:solidFill>
+        <a:round/>
+      </a:ln>
+    </cs:spPr>
+  </cs:dataPointWireframe>
+  <cs:dataTable>
+    <cs:lnRef idx="0"/>
+    <cs:fillRef idx="0"/>
+    <cs:effectRef idx="0"/>
+    <cs:fontRef idx="minor">
+      <a:schemeClr val="tx1">
+        <a:lumMod val="65000"/>
+        <a:lumOff val="35000"/>
+      </a:schemeClr>
+    </cs:fontRef>
+    <cs:spPr>
+      <a:noFill/>
+      <a:ln w="9525" cap="flat" cmpd="sng" algn="ctr">
+        <a:solidFill>
+          <a:schemeClr val="tx1">
+            <a:lumMod val="15000"/>
+            <a:lumOff val="85000"/>
+          </a:schemeClr>
+        </a:solidFill>
+        <a:round/>
+      </a:ln>
+    </cs:spPr>
+    <cs:defRPr sz="900" kern="1200"/>
+  </cs:dataTable>
+  <cs:downBar>
+    <cs:lnRef idx="0"/>
+    <cs:fillRef idx="0"/>
+    <cs:effectRef idx="0"/>
+    <cs:fontRef idx="minor">
+      <a:schemeClr val="dk1"/>
+    </cs:fontRef>
+    <cs:spPr>
+      <a:solidFill>
+        <a:schemeClr val="dk1">
+          <a:lumMod val="65000"/>
+          <a:lumOff val="35000"/>
+        </a:schemeClr>
+      </a:solidFill>
+      <a:ln w="9525">
+        <a:solidFill>
+          <a:schemeClr val="tx1">
+            <a:lumMod val="65000"/>
+            <a:lumOff val="35000"/>
+          </a:schemeClr>
+        </a:solidFill>
+      </a:ln>
+    </cs:spPr>
+  </cs:downBar>
+  <cs:dropLine>
+    <cs:lnRef idx="0"/>
+    <cs:fillRef idx="0"/>
+    <cs:effectRef idx="0"/>
+    <cs:fontRef idx="minor">
+      <a:schemeClr val="tx1"/>
+    </cs:fontRef>
+    <cs:spPr>
+      <a:ln w="9525" cap="flat" cmpd="sng" algn="ctr">
+        <a:solidFill>
+          <a:schemeClr val="tx1">
+            <a:lumMod val="35000"/>
+            <a:lumOff val="65000"/>
+          </a:schemeClr>
+        </a:solidFill>
+        <a:round/>
+      </a:ln>
+    </cs:spPr>
+  </cs:dropLine>
+  <cs:errorBar>
+    <cs:lnRef idx="0"/>
+    <cs:fillRef idx="0"/>
+    <cs:effectRef idx="0"/>
+    <cs:fontRef idx="minor">
+      <a:schemeClr val="tx1"/>
+    </cs:fontRef>
+    <cs:spPr>
+      <a:ln w="9525" cap="flat" cmpd="sng" algn="ctr">
+        <a:solidFill>
+          <a:schemeClr val="tx1">
+            <a:lumMod val="65000"/>
+            <a:lumOff val="35000"/>
+          </a:schemeClr>
+        </a:solidFill>
+        <a:round/>
+      </a:ln>
+    </cs:spPr>
+  </cs:errorBar>
+  <cs:floor>
+    <cs:lnRef idx="0"/>
+    <cs:fillRef idx="0"/>
+    <cs:effectRef idx="0"/>
+    <cs:fontRef idx="minor">
+      <a:schemeClr val="tx1"/>
+    </cs:fontRef>
+    <cs:spPr>
+      <a:noFill/>
+      <a:ln>
+        <a:noFill/>
+      </a:ln>
+    </cs:spPr>
+  </cs:floor>
+  <cs:gridlineMajor>
+    <cs:lnRef idx="0"/>
+    <cs:fillRef idx="0"/>
+    <cs:effectRef idx="0"/>
+    <cs:fontRef idx="minor">
+      <a:schemeClr val="tx1"/>
+    </cs:fontRef>
+    <cs:spPr>
+      <a:ln w="9525" cap="flat" cmpd="sng" algn="ctr">
+        <a:solidFill>
+          <a:schemeClr val="tx1">
+            <a:lumMod val="15000"/>
+            <a:lumOff val="85000"/>
+          </a:schemeClr>
+        </a:solidFill>
+        <a:round/>
+      </a:ln>
+    </cs:spPr>
+  </cs:gridlineMajor>
+  <cs:gridlineMinor>
+    <cs:lnRef idx="0"/>
+    <cs:fillRef idx="0"/>
+    <cs:effectRef idx="0"/>
+    <cs:fontRef idx="minor">
+      <a:schemeClr val="tx1"/>
+    </cs:fontRef>
+    <cs:spPr>
+      <a:ln w="9525" cap="flat" cmpd="sng" algn="ctr">
+        <a:solidFill>
+          <a:schemeClr val="tx1">
+            <a:lumMod val="5000"/>
+            <a:lumOff val="95000"/>
+          </a:schemeClr>
+        </a:solidFill>
+        <a:round/>
+      </a:ln>
+    </cs:spPr>
+  </cs:gridlineMinor>
+  <cs:hiLoLine>
+    <cs:lnRef idx="0"/>
+    <cs:fillRef idx="0"/>
+    <cs:effectRef idx="0"/>
+    <cs:fontRef idx="minor">
+      <a:schemeClr val="tx1"/>
+    </cs:fontRef>
+    <cs:spPr>
+      <a:ln w="9525" cap="flat" cmpd="sng" algn="ctr">
+        <a:solidFill>
+          <a:schemeClr val="tx1">
+            <a:lumMod val="75000"/>
+            <a:lumOff val="25000"/>
+          </a:schemeClr>
+        </a:solidFill>
+        <a:round/>
+      </a:ln>
+    </cs:spPr>
+  </cs:hiLoLine>
+  <cs:leaderLine>
+    <cs:lnRef idx="0"/>
+    <cs:fillRef idx="0"/>
+    <cs:effectRef idx="0"/>
+    <cs:fontRef idx="minor">
+      <a:schemeClr val="tx1"/>
+    </cs:fontRef>
+    <cs:spPr>
+      <a:ln w="9525" cap="flat" cmpd="sng" algn="ctr">
+        <a:solidFill>
+          <a:schemeClr val="tx1">
+            <a:lumMod val="35000"/>
+            <a:lumOff val="65000"/>
+          </a:schemeClr>
+        </a:solidFill>
+        <a:round/>
+      </a:ln>
+    </cs:spPr>
+  </cs:leaderLine>
+  <cs:legend>
+    <cs:lnRef idx="0"/>
+    <cs:fillRef idx="0"/>
+    <cs:effectRef idx="0"/>
+    <cs:fontRef idx="minor">
+      <a:schemeClr val="tx1">
+        <a:lumMod val="65000"/>
+        <a:lumOff val="35000"/>
+      </a:schemeClr>
+    </cs:fontRef>
+    <cs:defRPr sz="900" kern="1200"/>
+  </cs:legend>
+  <cs:plotArea mods="allowNoFillOverride allowNoLineOverride">
+    <cs:lnRef idx="0"/>
+    <cs:fillRef idx="0"/>
+    <cs:effectRef idx="0"/>
+    <cs:fontRef idx="minor">
+      <a:schemeClr val="tx1"/>
+    </cs:fontRef>
+  </cs:plotArea>
+  <cs:plotArea3D mods="allowNoFillOverride allowNoLineOverride">
+    <cs:lnRef idx="0"/>
+    <cs:fillRef idx="0"/>
+    <cs:effectRef idx="0"/>
+    <cs:fontRef idx="minor">
+      <a:schemeClr val="tx1"/>
+    </cs:fontRef>
+  </cs:plotArea3D>
+  <cs:seriesAxis>
+    <cs:lnRef idx="0"/>
+    <cs:fillRef idx="0"/>
+    <cs:effectRef idx="0"/>
+    <cs:fontRef idx="minor">
+      <a:schemeClr val="tx1">
+        <a:lumMod val="65000"/>
+        <a:lumOff val="35000"/>
+      </a:schemeClr>
+    </cs:fontRef>
+    <cs:defRPr sz="900" kern="1200"/>
+  </cs:seriesAxis>
+  <cs:seriesLine>
+    <cs:lnRef idx="0"/>
+    <cs:fillRef idx="0"/>
+    <cs:effectRef idx="0"/>
+    <cs:fontRef idx="minor">
+      <a:schemeClr val="tx1"/>
+    </cs:fontRef>
+    <cs:spPr>
+      <a:ln w="9525" cap="flat" cmpd="sng" algn="ctr">
+        <a:solidFill>
+          <a:schemeClr val="tx1">
+            <a:lumMod val="35000"/>
+            <a:lumOff val="65000"/>
+          </a:schemeClr>
+        </a:solidFill>
+        <a:round/>
+      </a:ln>
+    </cs:spPr>
+  </cs:seriesLine>
+  <cs:title>
+    <cs:lnRef idx="0"/>
+    <cs:fillRef idx="0"/>
+    <cs:effectRef idx="0"/>
+    <cs:fontRef idx="minor">
+      <a:schemeClr val="tx1">
+        <a:lumMod val="65000"/>
+        <a:lumOff val="35000"/>
+      </a:schemeClr>
+    </cs:fontRef>
+    <cs:defRPr sz="1400" b="0" kern="1200" spc="0" baseline="0"/>
+  </cs:title>
+  <cs:trendline>
+    <cs:lnRef idx="0">
+      <cs:styleClr val="auto"/>
+    </cs:lnRef>
+    <cs:fillRef idx="0"/>
+    <cs:effectRef idx="0"/>
+    <cs:fontRef idx="minor">
+      <a:schemeClr val="tx1"/>
+    </cs:fontRef>
+    <cs:spPr>
+      <a:ln w="19050" cap="rnd">
+        <a:solidFill>
+          <a:schemeClr val="phClr"/>
+        </a:solidFill>
+        <a:prstDash val="sysDot"/>
+      </a:ln>
+    </cs:spPr>
+  </cs:trendline>
+  <cs:trendlineLabel>
+    <cs:lnRef idx="0"/>
+    <cs:fillRef idx="0"/>
+    <cs:effectRef idx="0"/>
+    <cs:fontRef idx="minor">
+      <a:schemeClr val="tx1">
+        <a:lumMod val="65000"/>
+        <a:lumOff val="35000"/>
+      </a:schemeClr>
+    </cs:fontRef>
+    <cs:defRPr sz="900" kern="1200"/>
+  </cs:trendlineLabel>
+  <cs:upBar>
+    <cs:lnRef idx="0"/>
+    <cs:fillRef idx="0"/>
+    <cs:effectRef idx="0"/>
+    <cs:fontRef idx="minor">
+      <a:schemeClr val="dk1"/>
+    </cs:fontRef>
+    <cs:spPr>
+      <a:solidFill>
+        <a:schemeClr val="lt1"/>
+      </a:solidFill>
+      <a:ln w="9525">
+        <a:solidFill>
+          <a:schemeClr val="tx1">
+            <a:lumMod val="15000"/>
+            <a:lumOff val="85000"/>
+          </a:schemeClr>
+        </a:solidFill>
+      </a:ln>
+    </cs:spPr>
+  </cs:upBar>
+  <cs:valueAxis>
+    <cs:lnRef idx="0"/>
+    <cs:fillRef idx="0"/>
+    <cs:effectRef idx="0"/>
+    <cs:fontRef idx="minor">
+      <a:schemeClr val="tx1">
+        <a:lumMod val="65000"/>
+        <a:lumOff val="35000"/>
+      </a:schemeClr>
+    </cs:fontRef>
+    <cs:defRPr sz="900" kern="1200"/>
+  </cs:valueAxis>
+  <cs:wall>
+    <cs:lnRef idx="0"/>
+    <cs:fillRef idx="0"/>
+    <cs:effectRef idx="0"/>
+    <cs:fontRef idx="minor">
+      <a:schemeClr val="tx1"/>
+    </cs:fontRef>
+    <cs:spPr>
+      <a:noFill/>
+      <a:ln>
+        <a:noFill/>
+      </a:ln>
+    </cs:spPr>
+  </cs:wall>
+</cs:chartStyle>
+</file>
+
+<file path=word/charts/style2.xml><?xml version="1.0" encoding="utf-8"?>
+<cs:chartStyle xmlns:cs="http://schemas.microsoft.com/office/drawing/2012/chartStyle" xmlns:a="http://schemas.openxmlformats.org/drawingml/2006/main" id="332">
+  <cs:axisTitle>
+    <cs:lnRef idx="0"/>
+    <cs:fillRef idx="0"/>
+    <cs:effectRef idx="0"/>
+    <cs:fontRef idx="minor">
+      <a:schemeClr val="tx1">
+        <a:lumMod val="65000"/>
+        <a:lumOff val="35000"/>
+      </a:schemeClr>
+    </cs:fontRef>
+    <cs:defRPr sz="1000" kern="1200"/>
+  </cs:axisTitle>
+  <cs:categoryAxis>
+    <cs:lnRef idx="0"/>
+    <cs:fillRef idx="0"/>
+    <cs:effectRef idx="0"/>
+    <cs:fontRef idx="minor">
+      <a:schemeClr val="tx1">
+        <a:lumMod val="65000"/>
+        <a:lumOff val="35000"/>
+      </a:schemeClr>
+    </cs:fontRef>
+    <cs:spPr>
+      <a:ln w="9525" cap="flat" cmpd="sng" algn="ctr">
+        <a:solidFill>
+          <a:schemeClr val="tx1">
+            <a:lumMod val="15000"/>
+            <a:lumOff val="85000"/>
+          </a:schemeClr>
+        </a:solidFill>
+        <a:round/>
+      </a:ln>
+    </cs:spPr>
+    <cs:defRPr sz="900" kern="1200"/>
+  </cs:categoryAxis>
+  <cs:chartArea mods="allowNoFillOverride allowNoLineOverride">
+    <cs:lnRef idx="0"/>
+    <cs:fillRef idx="0"/>
+    <cs:effectRef idx="0"/>
+    <cs:fontRef idx="minor">
+      <a:schemeClr val="tx1"/>
+    </cs:fontRef>
+    <cs:spPr>
+      <a:solidFill>
+        <a:schemeClr val="bg1"/>
+      </a:solidFill>
+      <a:ln w="9525" cap="flat" cmpd="sng" algn="ctr">
+        <a:solidFill>
+          <a:schemeClr val="tx1">
+            <a:lumMod val="15000"/>
+            <a:lumOff val="85000"/>
+          </a:schemeClr>
+        </a:solidFill>
+        <a:round/>
+      </a:ln>
+    </cs:spPr>
+    <cs:defRPr sz="1000" kern="1200"/>
+  </cs:chartArea>
+  <cs:dataLabel>
+    <cs:lnRef idx="0"/>
+    <cs:fillRef idx="0"/>
+    <cs:effectRef idx="0"/>
+    <cs:fontRef idx="minor">
+      <a:schemeClr val="tx1">
+        <a:lumMod val="75000"/>
+        <a:lumOff val="25000"/>
+      </a:schemeClr>
+    </cs:fontRef>
+    <cs:defRPr sz="900" kern="1200"/>
+  </cs:dataLabel>
+  <cs:dataLabelCallout>
+    <cs:lnRef idx="0"/>
+    <cs:fillRef idx="0"/>
+    <cs:effectRef idx="0"/>
+    <cs:fontRef idx="minor">
+      <a:schemeClr val="dk1">
+        <a:lumMod val="65000"/>
+        <a:lumOff val="35000"/>
+      </a:schemeClr>
+    </cs:fontRef>
+    <cs:spPr>
+      <a:solidFill>
+        <a:schemeClr val="lt1"/>
+      </a:solidFill>
+      <a:ln>
+        <a:solidFill>
+          <a:schemeClr val="dk1">
+            <a:lumMod val="25000"/>
+            <a:lumOff val="75000"/>
+          </a:schemeClr>
+        </a:solidFill>
+      </a:ln>
+    </cs:spPr>
+    <cs:defRPr sz="900" kern="1200"/>
+    <cs:bodyPr rot="0" spcFirstLastPara="1" vertOverflow="clip" horzOverflow="clip" vert="horz" wrap="square" lIns="36576" tIns="18288" rIns="36576" bIns="18288" anchor="ctr" anchorCtr="1">
+      <a:spAutoFit/>
+    </cs:bodyPr>
+  </cs:dataLabelCallout>
+  <cs:dataPoint>
+    <cs:lnRef idx="0"/>
+    <cs:fillRef idx="1">
+      <cs:styleClr val="auto"/>
+    </cs:fillRef>
+    <cs:effectRef idx="0"/>
+    <cs:fontRef idx="minor">
+      <a:schemeClr val="tx1"/>
+    </cs:fontRef>
+  </cs:dataPoint>
+  <cs:dataPoint3D>
+    <cs:lnRef idx="0"/>
+    <cs:fillRef idx="1">
+      <cs:styleClr val="auto"/>
+    </cs:fillRef>
+    <cs:effectRef idx="0"/>
+    <cs:fontRef idx="minor">
+      <a:schemeClr val="tx1"/>
+    </cs:fontRef>
+  </cs:dataPoint3D>
+  <cs:dataPointLine>
+    <cs:lnRef idx="0">
+      <cs:styleClr val="auto"/>
+    </cs:lnRef>
+    <cs:fillRef idx="1"/>
+    <cs:effectRef idx="0"/>
+    <cs:fontRef idx="minor">
+      <a:schemeClr val="tx1"/>
+    </cs:fontRef>
+    <cs:spPr>
+      <a:ln w="28575" cap="rnd">
+        <a:solidFill>
+          <a:schemeClr val="phClr"/>
+        </a:solidFill>
+        <a:round/>
+      </a:ln>
+    </cs:spPr>
+  </cs:dataPointLine>
+  <cs:dataPointMarker>
+    <cs:lnRef idx="0">
+      <cs:styleClr val="auto"/>
+    </cs:lnRef>
+    <cs:fillRef idx="1">
+      <cs:styleClr val="auto"/>
+    </cs:fillRef>
+    <cs:effectRef idx="0"/>
+    <cs:fontRef idx="minor">
+      <a:schemeClr val="tx1"/>
+    </cs:fontRef>
+    <cs:spPr>
+      <a:ln w="9525">
+        <a:solidFill>
+          <a:schemeClr val="phClr"/>
+        </a:solidFill>
+      </a:ln>
+    </cs:spPr>
+  </cs:dataPointMarker>
+  <cs:dataPointMarkerLayout symbol="circle" size="5"/>
+  <cs:dataPointWireframe>
+    <cs:lnRef idx="0">
+      <cs:styleClr val="auto"/>
+    </cs:lnRef>
+    <cs:fillRef idx="1"/>
+    <cs:effectRef idx="0"/>
+    <cs:fontRef idx="minor">
+      <a:schemeClr val="tx1"/>
+    </cs:fontRef>
+    <cs:spPr>
+      <a:ln w="9525" cap="rnd">
+        <a:solidFill>
+          <a:schemeClr val="phClr"/>
+        </a:solidFill>
+        <a:round/>
+      </a:ln>
+    </cs:spPr>
+  </cs:dataPointWireframe>
+  <cs:dataTable>
+    <cs:lnRef idx="0"/>
+    <cs:fillRef idx="0"/>
+    <cs:effectRef idx="0"/>
+    <cs:fontRef idx="minor">
+      <a:schemeClr val="tx1">
+        <a:lumMod val="65000"/>
+        <a:lumOff val="35000"/>
+      </a:schemeClr>
+    </cs:fontRef>
+    <cs:spPr>
+      <a:noFill/>
+      <a:ln w="9525" cap="flat" cmpd="sng" algn="ctr">
+        <a:solidFill>
+          <a:schemeClr val="tx1">
+            <a:lumMod val="15000"/>
+            <a:lumOff val="85000"/>
+          </a:schemeClr>
+        </a:solidFill>
+        <a:round/>
+      </a:ln>
+    </cs:spPr>
+    <cs:defRPr sz="900" kern="1200"/>
+  </cs:dataTable>
+  <cs:downBar>
+    <cs:lnRef idx="0"/>
+    <cs:fillRef idx="0"/>
+    <cs:effectRef idx="0"/>
+    <cs:fontRef idx="minor">
+      <a:schemeClr val="dk1"/>
+    </cs:fontRef>
+    <cs:spPr>
+      <a:solidFill>
+        <a:schemeClr val="dk1">
+          <a:lumMod val="65000"/>
+          <a:lumOff val="35000"/>
+        </a:schemeClr>
+      </a:solidFill>
+      <a:ln w="9525">
+        <a:solidFill>
+          <a:schemeClr val="tx1">
+            <a:lumMod val="65000"/>
+            <a:lumOff val="35000"/>
+          </a:schemeClr>
+        </a:solidFill>
+      </a:ln>
+    </cs:spPr>
+  </cs:downBar>
+  <cs:dropLine>
+    <cs:lnRef idx="0"/>
+    <cs:fillRef idx="0"/>
+    <cs:effectRef idx="0"/>
+    <cs:fontRef idx="minor">
+      <a:schemeClr val="tx1"/>
+    </cs:fontRef>
+    <cs:spPr>
+      <a:ln w="9525" cap="flat" cmpd="sng" algn="ctr">
+        <a:solidFill>
+          <a:schemeClr val="tx1">
+            <a:lumMod val="35000"/>
+            <a:lumOff val="65000"/>
+          </a:schemeClr>
+        </a:solidFill>
+        <a:round/>
+      </a:ln>
+    </cs:spPr>
+  </cs:dropLine>
+  <cs:errorBar>
+    <cs:lnRef idx="0"/>
+    <cs:fillRef idx="0"/>
+    <cs:effectRef idx="0"/>
+    <cs:fontRef idx="minor">
+      <a:schemeClr val="tx1"/>
+    </cs:fontRef>
+    <cs:spPr>
+      <a:ln w="9525" cap="flat" cmpd="sng" algn="ctr">
+        <a:solidFill>
+          <a:schemeClr val="tx1">
+            <a:lumMod val="65000"/>
+            <a:lumOff val="35000"/>
+          </a:schemeClr>
+        </a:solidFill>
+        <a:round/>
+      </a:ln>
+    </cs:spPr>
+  </cs:errorBar>
+  <cs:floor>
+    <cs:lnRef idx="0"/>
+    <cs:fillRef idx="0"/>
+    <cs:effectRef idx="0"/>
+    <cs:fontRef idx="minor">
+      <a:schemeClr val="tx1"/>
+    </cs:fontRef>
+    <cs:spPr>
+      <a:noFill/>
+      <a:ln>
+        <a:noFill/>
+      </a:ln>
+    </cs:spPr>
+  </cs:floor>
+  <cs:gridlineMajor>
+    <cs:lnRef idx="0"/>
+    <cs:fillRef idx="0"/>
+    <cs:effectRef idx="0"/>
+    <cs:fontRef idx="minor">
+      <a:schemeClr val="tx1"/>
+    </cs:fontRef>
+    <cs:spPr>
+      <a:ln w="9525" cap="flat" cmpd="sng" algn="ctr">
+        <a:solidFill>
+          <a:schemeClr val="tx1">
+            <a:lumMod val="15000"/>
+            <a:lumOff val="85000"/>
+          </a:schemeClr>
+        </a:solidFill>
+        <a:round/>
+      </a:ln>
+    </cs:spPr>
+  </cs:gridlineMajor>
+  <cs:gridlineMinor>
+    <cs:lnRef idx="0"/>
+    <cs:fillRef idx="0"/>
+    <cs:effectRef idx="0"/>
+    <cs:fontRef idx="minor">
+      <a:schemeClr val="tx1"/>
+    </cs:fontRef>
+    <cs:spPr>
+      <a:ln w="9525" cap="flat" cmpd="sng" algn="ctr">
+        <a:solidFill>
+          <a:schemeClr val="tx1">
+            <a:lumMod val="5000"/>
+            <a:lumOff val="95000"/>
+          </a:schemeClr>
+        </a:solidFill>
+        <a:round/>
+      </a:ln>
+    </cs:spPr>
+  </cs:gridlineMinor>
+  <cs:hiLoLine>
+    <cs:lnRef idx="0"/>
+    <cs:fillRef idx="0"/>
+    <cs:effectRef idx="0"/>
+    <cs:fontRef idx="minor">
+      <a:schemeClr val="tx1"/>
+    </cs:fontRef>
+    <cs:spPr>
+      <a:ln w="9525" cap="flat" cmpd="sng" algn="ctr">
+        <a:solidFill>
+          <a:schemeClr val="tx1">
+            <a:lumMod val="75000"/>
+            <a:lumOff val="25000"/>
+          </a:schemeClr>
+        </a:solidFill>
+        <a:round/>
+      </a:ln>
+    </cs:spPr>
+  </cs:hiLoLine>
+  <cs:leaderLine>
+    <cs:lnRef idx="0"/>
+    <cs:fillRef idx="0"/>
+    <cs:effectRef idx="0"/>
+    <cs:fontRef idx="minor">
+      <a:schemeClr val="tx1"/>
+    </cs:fontRef>
+    <cs:spPr>
+      <a:ln w="9525" cap="flat" cmpd="sng" algn="ctr">
+        <a:solidFill>
+          <a:schemeClr val="tx1">
+            <a:lumMod val="35000"/>
+            <a:lumOff val="65000"/>
+          </a:schemeClr>
+        </a:solidFill>
+        <a:round/>
+      </a:ln>
+    </cs:spPr>
+  </cs:leaderLine>
+  <cs:legend>
+    <cs:lnRef idx="0"/>
+    <cs:fillRef idx="0"/>
+    <cs:effectRef idx="0"/>
+    <cs:fontRef idx="minor">
+      <a:schemeClr val="tx1">
+        <a:lumMod val="65000"/>
+        <a:lumOff val="35000"/>
+      </a:schemeClr>
+    </cs:fontRef>
+    <cs:defRPr sz="900" kern="1200"/>
+  </cs:legend>
+  <cs:plotArea mods="allowNoFillOverride allowNoLineOverride">
+    <cs:lnRef idx="0"/>
+    <cs:fillRef idx="0"/>
+    <cs:effectRef idx="0"/>
+    <cs:fontRef idx="minor">
+      <a:schemeClr val="tx1"/>
+    </cs:fontRef>
+  </cs:plotArea>
+  <cs:plotArea3D mods="allowNoFillOverride allowNoLineOverride">
+    <cs:lnRef idx="0"/>
+    <cs:fillRef idx="0"/>
+    <cs:effectRef idx="0"/>
+    <cs:fontRef idx="minor">
+      <a:schemeClr val="tx1"/>
+    </cs:fontRef>
+  </cs:plotArea3D>
+  <cs:seriesAxis>
+    <cs:lnRef idx="0"/>
+    <cs:fillRef idx="0"/>
+    <cs:effectRef idx="0"/>
+    <cs:fontRef idx="minor">
+      <a:schemeClr val="tx1">
+        <a:lumMod val="65000"/>
+        <a:lumOff val="35000"/>
+      </a:schemeClr>
+    </cs:fontRef>
+    <cs:defRPr sz="900" kern="1200"/>
+  </cs:seriesAxis>
+  <cs:seriesLine>
+    <cs:lnRef idx="0"/>
+    <cs:fillRef idx="0"/>
+    <cs:effectRef idx="0"/>
+    <cs:fontRef idx="minor">
+      <a:schemeClr val="tx1"/>
+    </cs:fontRef>
+    <cs:spPr>
+      <a:ln w="9525" cap="flat" cmpd="sng" algn="ctr">
+        <a:solidFill>
+          <a:schemeClr val="tx1">
+            <a:lumMod val="35000"/>
+            <a:lumOff val="65000"/>
+          </a:schemeClr>
+        </a:solidFill>
+        <a:round/>
+      </a:ln>
+    </cs:spPr>
+  </cs:seriesLine>
+  <cs:title>
+    <cs:lnRef idx="0"/>
+    <cs:fillRef idx="0"/>
+    <cs:effectRef idx="0"/>
+    <cs:fontRef idx="minor">
+      <a:schemeClr val="tx1">
+        <a:lumMod val="65000"/>
+        <a:lumOff val="35000"/>
+      </a:schemeClr>
+    </cs:fontRef>
+    <cs:defRPr sz="1400" b="0" kern="1200" spc="0" baseline="0"/>
+  </cs:title>
+  <cs:trendline>
+    <cs:lnRef idx="0">
+      <cs:styleClr val="auto"/>
+    </cs:lnRef>
+    <cs:fillRef idx="0"/>
+    <cs:effectRef idx="0"/>
+    <cs:fontRef idx="minor">
+      <a:schemeClr val="tx1"/>
+    </cs:fontRef>
+    <cs:spPr>
+      <a:ln w="19050" cap="rnd">
+        <a:solidFill>
+          <a:schemeClr val="phClr"/>
+        </a:solidFill>
+        <a:prstDash val="sysDot"/>
+      </a:ln>
+    </cs:spPr>
+  </cs:trendline>
+  <cs:trendlineLabel>
+    <cs:lnRef idx="0"/>
+    <cs:fillRef idx="0"/>
+    <cs:effectRef idx="0"/>
+    <cs:fontRef idx="minor">
+      <a:schemeClr val="tx1">
+        <a:lumMod val="65000"/>
+        <a:lumOff val="35000"/>
+      </a:schemeClr>
+    </cs:fontRef>
+    <cs:defRPr sz="900" kern="1200"/>
+  </cs:trendlineLabel>
+  <cs:upBar>
+    <cs:lnRef idx="0"/>
+    <cs:fillRef idx="0"/>
+    <cs:effectRef idx="0"/>
+    <cs:fontRef idx="minor">
+      <a:schemeClr val="dk1"/>
+    </cs:fontRef>
+    <cs:spPr>
+      <a:solidFill>
+        <a:schemeClr val="lt1"/>
+      </a:solidFill>
+      <a:ln w="9525">
+        <a:solidFill>
+          <a:schemeClr val="tx1">
+            <a:lumMod val="15000"/>
+            <a:lumOff val="85000"/>
+          </a:schemeClr>
+        </a:solidFill>
+      </a:ln>
+    </cs:spPr>
+  </cs:upBar>
+  <cs:valueAxis>
+    <cs:lnRef idx="0"/>
+    <cs:fillRef idx="0"/>
+    <cs:effectRef idx="0"/>
+    <cs:fontRef idx="minor">
+      <a:schemeClr val="tx1">
+        <a:lumMod val="65000"/>
+        <a:lumOff val="35000"/>
+      </a:schemeClr>
+    </cs:fontRef>
+    <cs:defRPr sz="900" kern="1200"/>
+  </cs:valueAxis>
+  <cs:wall>
+    <cs:lnRef idx="0"/>
+    <cs:fillRef idx="0"/>
+    <cs:effectRef idx="0"/>
+    <cs:fontRef idx="minor">
+      <a:schemeClr val="tx1"/>
+    </cs:fontRef>
+    <cs:spPr>
+      <a:noFill/>
+      <a:ln>
+        <a:noFill/>
+      </a:ln>
+    </cs:spPr>
+  </cs:wall>
+</cs:chartStyle>
+</file>
+
 <file path=word/theme/theme1.xml><?xml version="1.0" encoding="utf-8"?>
 <a:theme xmlns:a="http://schemas.openxmlformats.org/drawingml/2006/main" name="Office Theme">
   <a:themeElements>
@@ -6763,4 +8783,290 @@
     </a:ext>
   </a:extLst>
 </a:theme>
+</file>
+
+<file path=word/theme/themeOverride1.xml><?xml version="1.0" encoding="utf-8"?>
+<a:themeOverride xmlns:a="http://schemas.openxmlformats.org/drawingml/2006/main">
+  <a:clrScheme name="Office">
+    <a:dk1>
+      <a:sysClr val="windowText" lastClr="000000"/>
+    </a:dk1>
+    <a:lt1>
+      <a:sysClr val="window" lastClr="FFFFFF"/>
+    </a:lt1>
+    <a:dk2>
+      <a:srgbClr val="44546A"/>
+    </a:dk2>
+    <a:lt2>
+      <a:srgbClr val="E7E6E6"/>
+    </a:lt2>
+    <a:accent1>
+      <a:srgbClr val="4472C4"/>
+    </a:accent1>
+    <a:accent2>
+      <a:srgbClr val="ED7D31"/>
+    </a:accent2>
+    <a:accent3>
+      <a:srgbClr val="A5A5A5"/>
+    </a:accent3>
+    <a:accent4>
+      <a:srgbClr val="FFC000"/>
+    </a:accent4>
+    <a:accent5>
+      <a:srgbClr val="5B9BD5"/>
+    </a:accent5>
+    <a:accent6>
+      <a:srgbClr val="70AD47"/>
+    </a:accent6>
+    <a:hlink>
+      <a:srgbClr val="0563C1"/>
+    </a:hlink>
+    <a:folHlink>
+      <a:srgbClr val="954F72"/>
+    </a:folHlink>
+  </a:clrScheme>
+  <a:fontScheme name="Office">
+    <a:majorFont>
+      <a:latin typeface="Calibri Light" panose="020F0302020204030204"/>
+      <a:ea typeface=""/>
+      <a:cs typeface=""/>
+      <a:font script="Jpan" typeface="游ゴシック Light"/>
+      <a:font script="Hang" typeface="맑은 고딕"/>
+      <a:font script="Hans" typeface="等线 Light"/>
+      <a:font script="Hant" typeface="新細明體"/>
+      <a:font script="Arab" typeface="Times New Roman"/>
+      <a:font script="Hebr" typeface="Times New Roman"/>
+      <a:font script="Thai" typeface="Tahoma"/>
+      <a:font script="Ethi" typeface="Nyala"/>
+      <a:font script="Beng" typeface="Vrinda"/>
+      <a:font script="Gujr" typeface="Shruti"/>
+      <a:font script="Khmr" typeface="MoolBoran"/>
+      <a:font script="Knda" typeface="Tunga"/>
+      <a:font script="Guru" typeface="Raavi"/>
+      <a:font script="Cans" typeface="Euphemia"/>
+      <a:font script="Cher" typeface="Plantagenet Cherokee"/>
+      <a:font script="Yiii" typeface="Microsoft Yi Baiti"/>
+      <a:font script="Tibt" typeface="Microsoft Himalaya"/>
+      <a:font script="Thaa" typeface="MV Boli"/>
+      <a:font script="Deva" typeface="Mangal"/>
+      <a:font script="Telu" typeface="Gautami"/>
+      <a:font script="Taml" typeface="Latha"/>
+      <a:font script="Syrc" typeface="Estrangelo Edessa"/>
+      <a:font script="Orya" typeface="Kalinga"/>
+      <a:font script="Mlym" typeface="Kartika"/>
+      <a:font script="Laoo" typeface="DokChampa"/>
+      <a:font script="Sinh" typeface="Iskoola Pota"/>
+      <a:font script="Mong" typeface="Mongolian Baiti"/>
+      <a:font script="Viet" typeface="Times New Roman"/>
+      <a:font script="Uigh" typeface="Microsoft Uighur"/>
+      <a:font script="Geor" typeface="Sylfaen"/>
+      <a:font script="Armn" typeface="Arial"/>
+      <a:font script="Bugi" typeface="Leelawadee UI"/>
+      <a:font script="Bopo" typeface="Microsoft JhengHei"/>
+      <a:font script="Java" typeface="Javanese Text"/>
+      <a:font script="Lisu" typeface="Segoe UI"/>
+      <a:font script="Mymr" typeface="Myanmar Text"/>
+      <a:font script="Nkoo" typeface="Ebrima"/>
+      <a:font script="Olck" typeface="Nirmala UI"/>
+      <a:font script="Osma" typeface="Ebrima"/>
+      <a:font script="Phag" typeface="Phagspa"/>
+      <a:font script="Syrn" typeface="Estrangelo Edessa"/>
+      <a:font script="Syrj" typeface="Estrangelo Edessa"/>
+      <a:font script="Syre" typeface="Estrangelo Edessa"/>
+      <a:font script="Sora" typeface="Nirmala UI"/>
+      <a:font script="Tale" typeface="Microsoft Tai Le"/>
+      <a:font script="Talu" typeface="Microsoft New Tai Lue"/>
+      <a:font script="Tfng" typeface="Ebrima"/>
+    </a:majorFont>
+    <a:minorFont>
+      <a:latin typeface="Calibri" panose="020F0502020204030204"/>
+      <a:ea typeface=""/>
+      <a:cs typeface=""/>
+      <a:font script="Jpan" typeface="游ゴシック"/>
+      <a:font script="Hang" typeface="맑은 고딕"/>
+      <a:font script="Hans" typeface="等线"/>
+      <a:font script="Hant" typeface="新細明體"/>
+      <a:font script="Arab" typeface="Arial"/>
+      <a:font script="Hebr" typeface="Arial"/>
+      <a:font script="Thai" typeface="Tahoma"/>
+      <a:font script="Ethi" typeface="Nyala"/>
+      <a:font script="Beng" typeface="Vrinda"/>
+      <a:font script="Gujr" typeface="Shruti"/>
+      <a:font script="Khmr" typeface="DaunPenh"/>
+      <a:font script="Knda" typeface="Tunga"/>
+      <a:font script="Guru" typeface="Raavi"/>
+      <a:font script="Cans" typeface="Euphemia"/>
+      <a:font script="Cher" typeface="Plantagenet Cherokee"/>
+      <a:font script="Yiii" typeface="Microsoft Yi Baiti"/>
+      <a:font script="Tibt" typeface="Microsoft Himalaya"/>
+      <a:font script="Thaa" typeface="MV Boli"/>
+      <a:font script="Deva" typeface="Mangal"/>
+      <a:font script="Telu" typeface="Gautami"/>
+      <a:font script="Taml" typeface="Latha"/>
+      <a:font script="Syrc" typeface="Estrangelo Edessa"/>
+      <a:font script="Orya" typeface="Kalinga"/>
+      <a:font script="Mlym" typeface="Kartika"/>
+      <a:font script="Laoo" typeface="DokChampa"/>
+      <a:font script="Sinh" typeface="Iskoola Pota"/>
+      <a:font script="Mong" typeface="Mongolian Baiti"/>
+      <a:font script="Viet" typeface="Arial"/>
+      <a:font script="Uigh" typeface="Microsoft Uighur"/>
+      <a:font script="Geor" typeface="Sylfaen"/>
+      <a:font script="Armn" typeface="Arial"/>
+      <a:font script="Bugi" typeface="Leelawadee UI"/>
+      <a:font script="Bopo" typeface="Microsoft JhengHei"/>
+      <a:font script="Java" typeface="Javanese Text"/>
+      <a:font script="Lisu" typeface="Segoe UI"/>
+      <a:font script="Mymr" typeface="Myanmar Text"/>
+      <a:font script="Nkoo" typeface="Ebrima"/>
+      <a:font script="Olck" typeface="Nirmala UI"/>
+      <a:font script="Osma" typeface="Ebrima"/>
+      <a:font script="Phag" typeface="Phagspa"/>
+      <a:font script="Syrn" typeface="Estrangelo Edessa"/>
+      <a:font script="Syrj" typeface="Estrangelo Edessa"/>
+      <a:font script="Syre" typeface="Estrangelo Edessa"/>
+      <a:font script="Sora" typeface="Nirmala UI"/>
+      <a:font script="Tale" typeface="Microsoft Tai Le"/>
+      <a:font script="Talu" typeface="Microsoft New Tai Lue"/>
+      <a:font script="Tfng" typeface="Ebrima"/>
+    </a:minorFont>
+  </a:fontScheme>
+  <a:fmtScheme name="Office">
+    <a:fillStyleLst>
+      <a:solidFill>
+        <a:schemeClr val="phClr"/>
+      </a:solidFill>
+      <a:gradFill rotWithShape="1">
+        <a:gsLst>
+          <a:gs pos="0">
+            <a:schemeClr val="phClr">
+              <a:lumMod val="110000"/>
+              <a:satMod val="105000"/>
+              <a:tint val="67000"/>
+            </a:schemeClr>
+          </a:gs>
+          <a:gs pos="50000">
+            <a:schemeClr val="phClr">
+              <a:lumMod val="105000"/>
+              <a:satMod val="103000"/>
+              <a:tint val="73000"/>
+            </a:schemeClr>
+          </a:gs>
+          <a:gs pos="100000">
+            <a:schemeClr val="phClr">
+              <a:lumMod val="105000"/>
+              <a:satMod val="109000"/>
+              <a:tint val="81000"/>
+            </a:schemeClr>
+          </a:gs>
+        </a:gsLst>
+        <a:lin ang="5400000" scaled="0"/>
+      </a:gradFill>
+      <a:gradFill rotWithShape="1">
+        <a:gsLst>
+          <a:gs pos="0">
+            <a:schemeClr val="phClr">
+              <a:satMod val="103000"/>
+              <a:lumMod val="102000"/>
+              <a:tint val="94000"/>
+            </a:schemeClr>
+          </a:gs>
+          <a:gs pos="50000">
+            <a:schemeClr val="phClr">
+              <a:satMod val="110000"/>
+              <a:lumMod val="100000"/>
+              <a:shade val="100000"/>
+            </a:schemeClr>
+          </a:gs>
+          <a:gs pos="100000">
+            <a:schemeClr val="phClr">
+              <a:lumMod val="99000"/>
+              <a:satMod val="120000"/>
+              <a:shade val="78000"/>
+            </a:schemeClr>
+          </a:gs>
+        </a:gsLst>
+        <a:lin ang="5400000" scaled="0"/>
+      </a:gradFill>
+    </a:fillStyleLst>
+    <a:lnStyleLst>
+      <a:ln w="6350" cap="flat" cmpd="sng" algn="ctr">
+        <a:solidFill>
+          <a:schemeClr val="phClr"/>
+        </a:solidFill>
+        <a:prstDash val="solid"/>
+        <a:miter lim="800000"/>
+      </a:ln>
+      <a:ln w="12700" cap="flat" cmpd="sng" algn="ctr">
+        <a:solidFill>
+          <a:schemeClr val="phClr"/>
+        </a:solidFill>
+        <a:prstDash val="solid"/>
+        <a:miter lim="800000"/>
+      </a:ln>
+      <a:ln w="19050" cap="flat" cmpd="sng" algn="ctr">
+        <a:solidFill>
+          <a:schemeClr val="phClr"/>
+        </a:solidFill>
+        <a:prstDash val="solid"/>
+        <a:miter lim="800000"/>
+      </a:ln>
+    </a:lnStyleLst>
+    <a:effectStyleLst>
+      <a:effectStyle>
+        <a:effectLst/>
+      </a:effectStyle>
+      <a:effectStyle>
+        <a:effectLst/>
+      </a:effectStyle>
+      <a:effectStyle>
+        <a:effectLst>
+          <a:outerShdw blurRad="57150" dist="19050" dir="5400000" algn="ctr" rotWithShape="0">
+            <a:srgbClr val="000000">
+              <a:alpha val="63000"/>
+            </a:srgbClr>
+          </a:outerShdw>
+        </a:effectLst>
+      </a:effectStyle>
+    </a:effectStyleLst>
+    <a:bgFillStyleLst>
+      <a:solidFill>
+        <a:schemeClr val="phClr"/>
+      </a:solidFill>
+      <a:solidFill>
+        <a:schemeClr val="phClr">
+          <a:tint val="95000"/>
+          <a:satMod val="170000"/>
+        </a:schemeClr>
+      </a:solidFill>
+      <a:gradFill rotWithShape="1">
+        <a:gsLst>
+          <a:gs pos="0">
+            <a:schemeClr val="phClr">
+              <a:tint val="93000"/>
+              <a:satMod val="150000"/>
+              <a:shade val="98000"/>
+              <a:lumMod val="102000"/>
+            </a:schemeClr>
+          </a:gs>
+          <a:gs pos="50000">
+            <a:schemeClr val="phClr">
+              <a:tint val="98000"/>
+              <a:satMod val="130000"/>
+              <a:shade val="90000"/>
+              <a:lumMod val="103000"/>
+            </a:schemeClr>
+          </a:gs>
+          <a:gs pos="100000">
+            <a:schemeClr val="phClr">
+              <a:shade val="63000"/>
+              <a:satMod val="120000"/>
+            </a:schemeClr>
+          </a:gs>
+        </a:gsLst>
+        <a:lin ang="5400000" scaled="0"/>
+      </a:gradFill>
+    </a:bgFillStyleLst>
+  </a:fmtScheme>
+</a:themeOverride>
 </file>
--- a/docs/BYNATIONALITY/Ижорки.docx
+++ b/docs/BYNATIONALITY/Ижорки.docx
@@ -694,106 +694,144 @@
           </w:p>
         </w:tc>
       </w:tr>
-      <w:tr>
-        <w:tc>
-          <w:tcPr>
-            <w:tcW w:w="9962" w:type="dxa"/>
-            <w:tcBorders>
-              <w:top w:val="nil"/>
-              <w:left w:val="nil"/>
-              <w:bottom w:val="nil"/>
-              <w:right w:val="nil"/>
-            </w:tcBorders>
-          </w:tcPr>
-          <w:p>
-            <w:pPr>
-              <w:jc w:val="center"/>
-              <w:rPr>
-                <w:rFonts w:ascii="Arial" w:hAnsi="Arial" w:cs="Arial"/>
-                <w:sz w:val="16"/>
-                <w:szCs w:val="16"/>
-                <w:lang w:val="ru-RU"/>
-              </w:rPr>
-            </w:pPr>
-          </w:p>
-          <w:p>
-            <w:pPr>
-              <w:jc w:val="center"/>
-              <w:rPr>
-                <w:rFonts w:ascii="Arial" w:hAnsi="Arial" w:cs="Arial"/>
-                <w:sz w:val="16"/>
-                <w:szCs w:val="16"/>
-                <w:lang w:val="ru-RU"/>
-              </w:rPr>
-            </w:pPr>
-          </w:p>
-          <w:p>
-            <w:pPr>
-              <w:jc w:val="center"/>
-              <w:rPr>
-                <w:rFonts w:ascii="Arial" w:hAnsi="Arial" w:cs="Arial"/>
-                <w:b/>
-                <w:bCs/>
-                <w:sz w:val="18"/>
-                <w:szCs w:val="18"/>
-                <w:lang w:val="ru-RU"/>
-              </w:rPr>
-            </w:pPr>
-            <w:r>
-              <w:rPr>
-                <w:rFonts w:ascii="Arial" w:hAnsi="Arial" w:cs="Arial"/>
-                <w:b/>
-                <w:bCs/>
-                <w:sz w:val="18"/>
-                <w:szCs w:val="18"/>
-                <w:lang w:val="ru-RU"/>
-              </w:rPr>
-              <w:t>Расстрелы ижорок происходили только в годы Большого террора</w:t>
-            </w:r>
-          </w:p>
-          <w:p>
-            <w:pPr>
-              <w:jc w:val="center"/>
-              <w:rPr>
-                <w:rFonts w:ascii="Arial" w:hAnsi="Arial" w:cs="Arial"/>
-                <w:sz w:val="16"/>
-                <w:szCs w:val="16"/>
-                <w:lang w:val="ru-RU"/>
-              </w:rPr>
-            </w:pPr>
-            <w:r>
-              <w:rPr>
-                <w:noProof/>
-              </w:rPr>
-              <w:drawing>
-                <wp:inline distT="0" distB="0" distL="0" distR="0" wp14:anchorId="07F12057" wp14:editId="48724F85">
-                  <wp:extent cx="3289738" cy="1681656"/>
-                  <wp:effectExtent l="0" t="0" r="6350" b="13970"/>
-                  <wp:docPr id="1089731655" name="Chart 1">
-                    <a:extLst xmlns:a="http://schemas.openxmlformats.org/drawingml/2006/main">
-                      <a:ext uri="{FF2B5EF4-FFF2-40B4-BE49-F238E27FC236}">
-                        <a16:creationId xmlns:a16="http://schemas.microsoft.com/office/drawing/2014/main" id="{35330ED3-773E-417F-A54C-D4681081D73A}"/>
-                      </a:ext>
-                    </a:extLst>
-                  </wp:docPr>
-                  <wp:cNvGraphicFramePr/>
-                  <a:graphic xmlns:a="http://schemas.openxmlformats.org/drawingml/2006/main">
-                    <a:graphicData uri="http://schemas.openxmlformats.org/drawingml/2006/chart">
-                      <c:chart xmlns:c="http://schemas.openxmlformats.org/drawingml/2006/chart" xmlns:r="http://schemas.openxmlformats.org/officeDocument/2006/relationships" r:id="rId5"/>
-                    </a:graphicData>
-                  </a:graphic>
-                </wp:inline>
-              </w:drawing>
-            </w:r>
-          </w:p>
-        </w:tc>
-      </w:tr>
     </w:tbl>
     <w:p>
       <w:pPr>
         <w:jc w:val="center"/>
         <w:rPr>
+          <w:rFonts w:hint="eastAsia"/>
           <w:lang w:val="ru-RU"/>
+        </w:rPr>
+      </w:pPr>
+    </w:p>
+    <w:p>
+      <w:pPr>
+        <w:suppressAutoHyphens w:val="0"/>
+        <w:jc w:val="center"/>
+        <w:rPr>
+          <w:rFonts w:ascii="Arial" w:hAnsi="Arial" w:cs="Arial"/>
+          <w:b/>
+          <w:bCs/>
+          <w:sz w:val="18"/>
+          <w:szCs w:val="18"/>
+          <w:lang w:val="ru-RU"/>
+        </w:rPr>
+      </w:pPr>
+      <w:r>
+        <w:rPr>
+          <w:rFonts w:ascii="Arial" w:hAnsi="Arial" w:cs="Arial"/>
+          <w:b/>
+          <w:bCs/>
+          <w:sz w:val="18"/>
+          <w:szCs w:val="18"/>
+          <w:lang w:val="ru-RU"/>
+        </w:rPr>
+        <w:t>Расстрелы ижорок происходили только в годы Большого террора</w:t>
+      </w:r>
+    </w:p>
+    <w:p>
+      <w:pPr>
+        <w:suppressAutoHyphens w:val="0"/>
+        <w:jc w:val="center"/>
+        <w:rPr>
+          <w:rFonts w:ascii="Arial" w:eastAsia="Times New Roman" w:hAnsi="Arial" w:cs="Arial"/>
+          <w:b/>
+          <w:bCs/>
+          <w:color w:val="000000"/>
+          <w:kern w:val="0"/>
+          <w:sz w:val="16"/>
+          <w:szCs w:val="16"/>
+          <w:lang w:val="ru-RU" w:eastAsia="en-US" w:bidi="ar-SA"/>
+        </w:rPr>
+      </w:pPr>
+      <w:r>
+        <w:rPr>
+          <w:rFonts w:ascii="Arial" w:eastAsia="Times New Roman" w:hAnsi="Arial" w:cs="Arial"/>
+          <w:b/>
+          <w:bCs/>
+          <w:noProof/>
+          <w:color w:val="000000"/>
+          <w:kern w:val="0"/>
+          <w:sz w:val="16"/>
+          <w:szCs w:val="16"/>
+          <w:lang w:val="ru-RU" w:eastAsia="en-US" w:bidi="ar-SA"/>
+        </w:rPr>
+        <w:drawing>
+          <wp:inline distT="0" distB="0" distL="0" distR="0" wp14:anchorId="463A6B4B" wp14:editId="7761AADD">
+            <wp:extent cx="3310255" cy="2005965"/>
+            <wp:effectExtent l="0" t="0" r="4445" b="0"/>
+            <wp:docPr id="2055475046" name="Picture 1"/>
+            <wp:cNvGraphicFramePr>
+              <a:graphicFrameLocks xmlns:a="http://schemas.openxmlformats.org/drawingml/2006/main" noChangeAspect="1"/>
+            </wp:cNvGraphicFramePr>
+            <a:graphic xmlns:a="http://schemas.openxmlformats.org/drawingml/2006/main">
+              <a:graphicData uri="http://schemas.openxmlformats.org/drawingml/2006/picture">
+                <pic:pic xmlns:pic="http://schemas.openxmlformats.org/drawingml/2006/picture">
+                  <pic:nvPicPr>
+                    <pic:cNvPr id="0" name="Picture 2"/>
+                    <pic:cNvPicPr>
+                      <a:picLocks noChangeAspect="1" noChangeArrowheads="1"/>
+                    </pic:cNvPicPr>
+                  </pic:nvPicPr>
+                  <pic:blipFill>
+                    <a:blip r:embed="rId5">
+                      <a:extLst>
+                        <a:ext uri="{28A0092B-C50C-407E-A947-70E740481C1C}">
+                          <a14:useLocalDpi xmlns:a14="http://schemas.microsoft.com/office/drawing/2010/main" val="0"/>
+                        </a:ext>
+                      </a:extLst>
+                    </a:blip>
+                    <a:srcRect/>
+                    <a:stretch>
+                      <a:fillRect/>
+                    </a:stretch>
+                  </pic:blipFill>
+                  <pic:spPr bwMode="auto">
+                    <a:xfrm>
+                      <a:off x="0" y="0"/>
+                      <a:ext cx="3310255" cy="2005965"/>
+                    </a:xfrm>
+                    <a:prstGeom prst="rect">
+                      <a:avLst/>
+                    </a:prstGeom>
+                    <a:noFill/>
+                  </pic:spPr>
+                </pic:pic>
+              </a:graphicData>
+            </a:graphic>
+          </wp:inline>
+        </w:drawing>
+      </w:r>
+    </w:p>
+    <w:p>
+      <w:pPr>
+        <w:suppressAutoHyphens w:val="0"/>
+        <w:jc w:val="center"/>
+        <w:rPr>
+          <w:rFonts w:ascii="Arial" w:eastAsia="Times New Roman" w:hAnsi="Arial" w:cs="Arial"/>
+          <w:b/>
+          <w:bCs/>
+          <w:color w:val="000000"/>
+          <w:kern w:val="0"/>
+          <w:sz w:val="16"/>
+          <w:szCs w:val="16"/>
+          <w:lang w:val="ru-RU" w:eastAsia="en-US" w:bidi="ar-SA"/>
+        </w:rPr>
+      </w:pPr>
+    </w:p>
+    <w:p>
+      <w:pPr>
+        <w:suppressAutoHyphens w:val="0"/>
+        <w:jc w:val="center"/>
+        <w:rPr>
+          <w:rFonts w:ascii="Arial" w:eastAsia="Times New Roman" w:hAnsi="Arial" w:cs="Arial"/>
+          <w:b/>
+          <w:bCs/>
+          <w:color w:val="000000"/>
+          <w:kern w:val="0"/>
+          <w:sz w:val="16"/>
+          <w:szCs w:val="16"/>
+          <w:lang w:val="ru-RU" w:eastAsia="en-US" w:bidi="ar-SA"/>
         </w:rPr>
       </w:pPr>
     </w:p>
@@ -823,26 +861,22 @@
           <w:szCs w:val="16"/>
           <w:lang w:val="ru-RU" w:eastAsia="en-US" w:bidi="ar-SA"/>
         </w:rPr>
-        <w:t xml:space="preserve">ЧИСЛЕННОСТЬ РАССТРЕЛЯННЫХ ЖЕНЩИН ПО ВОЗРАСТНАМ </w:t>
+        <w:t>ЧИСЛЕННОСТЬ РАССТРЕЛЯННЫХ ЖЕНЩИН ПО ВОЗРАСТНАМ</w:t>
       </w:r>
       <w:r>
         <w:rPr>
-          <w:rFonts w:ascii="Arial" w:eastAsia="Arial" w:hAnsi="Arial" w:cs="Arial"/>
+          <w:rFonts w:ascii="Arial" w:eastAsia="Times New Roman" w:hAnsi="Arial" w:cs="Arial"/>
           <w:b/>
+          <w:bCs/>
+          <w:color w:val="000000"/>
+          <w:kern w:val="0"/>
           <w:sz w:val="16"/>
-          <w:lang w:val="ru-RU"/>
+          <w:szCs w:val="16"/>
+          <w:lang w:val="ru-RU" w:eastAsia="en-US" w:bidi="ar-SA"/>
         </w:rPr>
-        <w:t>с</w:t>
+        <w:t xml:space="preserve">, </w:t>
       </w:r>
-      <w:r>
-        <w:rPr>
-          <w:rFonts w:ascii="Arial" w:eastAsia="Arial" w:hAnsi="Arial" w:cs="Arial"/>
-          <w:b/>
-          <w:sz w:val="16"/>
-          <w:lang w:val="ru-RU"/>
-        </w:rPr>
-        <w:t xml:space="preserve"> </w:t>
-      </w:r>
+      <w:proofErr w:type="gramStart"/>
       <w:r>
         <w:rPr>
           <w:rFonts w:ascii="Arial" w:eastAsia="Arial" w:hAnsi="Arial" w:cs="Arial"/>
@@ -868,7 +902,16 @@
           <w:sz w:val="16"/>
           <w:lang w:val="ru-RU"/>
         </w:rPr>
-        <w:t xml:space="preserve"> по 19</w:t>
+        <w:t>-</w:t>
+      </w:r>
+      <w:r>
+        <w:rPr>
+          <w:rFonts w:ascii="Arial" w:eastAsia="Arial" w:hAnsi="Arial" w:cs="Arial"/>
+          <w:b/>
+          <w:sz w:val="16"/>
+          <w:lang w:val="ru-RU"/>
+        </w:rPr>
+        <w:t>19</w:t>
       </w:r>
       <w:r>
         <w:rPr>
@@ -879,6 +922,7 @@
         </w:rPr>
         <w:t>38</w:t>
       </w:r>
+      <w:proofErr w:type="gramEnd"/>
       <w:r>
         <w:rPr>
           <w:rFonts w:ascii="Arial" w:eastAsia="Arial" w:hAnsi="Arial" w:cs="Arial"/>
@@ -910,30 +954,53 @@
     <w:p>
       <w:pPr>
         <w:jc w:val="center"/>
-        <w:rPr>
-          <w:rFonts w:hint="eastAsia"/>
-          <w:lang w:val="ru-RU"/>
-        </w:rPr>
       </w:pPr>
       <w:r>
         <w:rPr>
+          <w:rFonts w:hint="eastAsia"/>
           <w:noProof/>
         </w:rPr>
         <w:drawing>
-          <wp:inline distT="0" distB="0" distL="0" distR="0" wp14:anchorId="22C4FC75" wp14:editId="7A15E0DA">
-            <wp:extent cx="4183113" cy="1885293"/>
-            <wp:effectExtent l="0" t="0" r="8255" b="1270"/>
-            <wp:docPr id="1581181635" name="Chart 1">
-              <a:extLst xmlns:a="http://schemas.openxmlformats.org/drawingml/2006/main">
-                <a:ext uri="{FF2B5EF4-FFF2-40B4-BE49-F238E27FC236}">
-                  <a16:creationId xmlns:a16="http://schemas.microsoft.com/office/drawing/2014/main" id="{9DC86222-BD98-49AD-A8F1-609CC1CA6994}"/>
-                </a:ext>
-              </a:extLst>
-            </wp:docPr>
-            <wp:cNvGraphicFramePr/>
+          <wp:inline distT="0" distB="0" distL="0" distR="0" wp14:anchorId="3E6DC5B5" wp14:editId="0CC11788">
+            <wp:extent cx="4212590" cy="1896110"/>
+            <wp:effectExtent l="0" t="0" r="0" b="8890"/>
+            <wp:docPr id="601570656" name="Picture 2"/>
+            <wp:cNvGraphicFramePr>
+              <a:graphicFrameLocks xmlns:a="http://schemas.openxmlformats.org/drawingml/2006/main" noChangeAspect="1"/>
+            </wp:cNvGraphicFramePr>
             <a:graphic xmlns:a="http://schemas.openxmlformats.org/drawingml/2006/main">
-              <a:graphicData uri="http://schemas.openxmlformats.org/drawingml/2006/chart">
-                <c:chart xmlns:c="http://schemas.openxmlformats.org/drawingml/2006/chart" xmlns:r="http://schemas.openxmlformats.org/officeDocument/2006/relationships" r:id="rId6"/>
+              <a:graphicData uri="http://schemas.openxmlformats.org/drawingml/2006/picture">
+                <pic:pic xmlns:pic="http://schemas.openxmlformats.org/drawingml/2006/picture">
+                  <pic:nvPicPr>
+                    <pic:cNvPr id="0" name="Picture 3"/>
+                    <pic:cNvPicPr>
+                      <a:picLocks noChangeAspect="1" noChangeArrowheads="1"/>
+                    </pic:cNvPicPr>
+                  </pic:nvPicPr>
+                  <pic:blipFill>
+                    <a:blip r:embed="rId6">
+                      <a:extLst>
+                        <a:ext uri="{28A0092B-C50C-407E-A947-70E740481C1C}">
+                          <a14:useLocalDpi xmlns:a14="http://schemas.microsoft.com/office/drawing/2010/main" val="0"/>
+                        </a:ext>
+                      </a:extLst>
+                    </a:blip>
+                    <a:srcRect/>
+                    <a:stretch>
+                      <a:fillRect/>
+                    </a:stretch>
+                  </pic:blipFill>
+                  <pic:spPr bwMode="auto">
+                    <a:xfrm>
+                      <a:off x="0" y="0"/>
+                      <a:ext cx="4212590" cy="1896110"/>
+                    </a:xfrm>
+                    <a:prstGeom prst="rect">
+                      <a:avLst/>
+                    </a:prstGeom>
+                    <a:noFill/>
+                  </pic:spPr>
+                </pic:pic>
               </a:graphicData>
             </a:graphic>
           </wp:inline>
@@ -1843,6 +1910,7 @@
                 <w:szCs w:val="16"/>
                 <w:lang w:val="ru-RU"/>
               </w:rPr>
+              <w:lastRenderedPageBreak/>
               <w:t xml:space="preserve">1901 г. р., уроженка д. Глинки Кингисеппского р-на Лен. обл., ижорка, б/п, домохозяйка, проживала: д. Репино Кингисеппского р-на. Арестована 15 января 1938 г. Комиссией НКВД и Прокуратуры СССР 29 марта 1938 г. приговорена по ст. 58-1а к </w:t>
             </w:r>
             <w:r>
@@ -1893,7 +1961,6 @@
                 <w:szCs w:val="16"/>
                 <w:lang w:val="ru-RU"/>
               </w:rPr>
-              <w:lastRenderedPageBreak/>
               <w:t>Источник:</w:t>
             </w:r>
             <w:r>
@@ -6753,1743 +6820,6 @@
 </w:styles>
 </file>
 
-<file path=word/charts/chart1.xml><?xml version="1.0" encoding="utf-8"?>
-<c:chartSpace xmlns:c="http://schemas.openxmlformats.org/drawingml/2006/chart" xmlns:a="http://schemas.openxmlformats.org/drawingml/2006/main" xmlns:r="http://schemas.openxmlformats.org/officeDocument/2006/relationships" xmlns:c16r2="http://schemas.microsoft.com/office/drawing/2015/06/chart">
-  <c:date1904 val="0"/>
-  <c:lang val="en-US"/>
-  <c:roundedCorners val="0"/>
-  <mc:AlternateContent xmlns:mc="http://schemas.openxmlformats.org/markup-compatibility/2006">
-    <mc:Choice xmlns:c14="http://schemas.microsoft.com/office/drawing/2007/8/2/chart" Requires="c14">
-      <c14:style val="102"/>
-    </mc:Choice>
-    <mc:Fallback>
-      <c:style val="2"/>
-    </mc:Fallback>
-  </mc:AlternateContent>
-  <c:chart>
-    <c:autoTitleDeleted val="1"/>
-    <c:view3D>
-      <c:rotX val="15"/>
-      <c:rotY val="20"/>
-      <c:rAngAx val="0"/>
-    </c:view3D>
-    <c:floor>
-      <c:thickness val="0"/>
-      <c:spPr>
-        <a:noFill/>
-        <a:ln>
-          <a:noFill/>
-        </a:ln>
-        <a:effectLst/>
-        <a:sp3d/>
-      </c:spPr>
-    </c:floor>
-    <c:sideWall>
-      <c:thickness val="0"/>
-      <c:spPr>
-        <a:noFill/>
-        <a:ln>
-          <a:noFill/>
-        </a:ln>
-        <a:effectLst/>
-        <a:sp3d/>
-      </c:spPr>
-    </c:sideWall>
-    <c:backWall>
-      <c:thickness val="0"/>
-      <c:spPr>
-        <a:noFill/>
-        <a:ln>
-          <a:noFill/>
-        </a:ln>
-        <a:effectLst/>
-        <a:sp3d/>
-      </c:spPr>
-    </c:backWall>
-    <c:plotArea>
-      <c:layout>
-        <c:manualLayout>
-          <c:layoutTarget val="inner"/>
-          <c:xMode val="edge"/>
-          <c:yMode val="edge"/>
-          <c:x val="7.7565031750171348E-2"/>
-          <c:y val="5.9326381265377474E-2"/>
-          <c:w val="0.89402660100314768"/>
-          <c:h val="0.81464254180748019"/>
-        </c:manualLayout>
-      </c:layout>
-      <c:bar3DChart>
-        <c:barDir val="col"/>
-        <c:grouping val="clustered"/>
-        <c:varyColors val="0"/>
-        <c:ser>
-          <c:idx val="0"/>
-          <c:order val="0"/>
-          <c:spPr>
-            <a:solidFill>
-              <a:schemeClr val="accent1"/>
-            </a:solidFill>
-            <a:ln>
-              <a:noFill/>
-            </a:ln>
-            <a:effectLst/>
-            <a:sp3d/>
-          </c:spPr>
-          <c:invertIfNegative val="0"/>
-          <c:dLbls>
-            <c:spPr>
-              <a:noFill/>
-              <a:ln>
-                <a:noFill/>
-              </a:ln>
-              <a:effectLst/>
-            </c:spPr>
-            <c:txPr>
-              <a:bodyPr rot="0" spcFirstLastPara="1" vertOverflow="ellipsis" vert="horz" wrap="square" lIns="38100" tIns="19050" rIns="38100" bIns="19050" anchor="ctr" anchorCtr="1">
-                <a:spAutoFit/>
-              </a:bodyPr>
-              <a:lstStyle/>
-              <a:p>
-                <a:pPr>
-                  <a:defRPr sz="900" b="0" i="0" u="none" strike="noStrike" kern="1200" baseline="0">
-                    <a:solidFill>
-                      <a:schemeClr val="tx1">
-                        <a:lumMod val="75000"/>
-                        <a:lumOff val="25000"/>
-                      </a:schemeClr>
-                    </a:solidFill>
-                    <a:latin typeface="Arial" panose="020B0604020202020204" pitchFamily="34" charset="0"/>
-                    <a:ea typeface="+mn-ea"/>
-                    <a:cs typeface="Arial" panose="020B0604020202020204" pitchFamily="34" charset="0"/>
-                  </a:defRPr>
-                </a:pPr>
-                <a:endParaRPr lang="en-US"/>
-              </a:p>
-            </c:txPr>
-            <c:showLegendKey val="0"/>
-            <c:showVal val="1"/>
-            <c:showCatName val="0"/>
-            <c:showSerName val="0"/>
-            <c:showPercent val="0"/>
-            <c:showBubbleSize val="0"/>
-            <c:showLeaderLines val="0"/>
-            <c:extLst>
-              <c:ext xmlns:c15="http://schemas.microsoft.com/office/drawing/2012/chart" uri="{CE6537A1-D6FC-4f65-9D91-7224C49458BB}">
-                <c15:showLeaderLines val="1"/>
-                <c15:leaderLines>
-                  <c:spPr>
-                    <a:ln w="9525" cap="flat" cmpd="sng" algn="ctr">
-                      <a:solidFill>
-                        <a:schemeClr val="tx1">
-                          <a:lumMod val="35000"/>
-                          <a:lumOff val="65000"/>
-                        </a:schemeClr>
-                      </a:solidFill>
-                      <a:round/>
-                    </a:ln>
-                    <a:effectLst/>
-                  </c:spPr>
-                </c15:leaderLines>
-              </c:ext>
-            </c:extLst>
-          </c:dLbls>
-          <c:cat>
-            <c:numRef>
-              <c:f>Ижорки!$A$4:$A$5</c:f>
-              <c:numCache>
-                <c:formatCode>General</c:formatCode>
-                <c:ptCount val="2"/>
-                <c:pt idx="0">
-                  <c:v>1937</c:v>
-                </c:pt>
-                <c:pt idx="1">
-                  <c:v>1938</c:v>
-                </c:pt>
-              </c:numCache>
-            </c:numRef>
-          </c:cat>
-          <c:val>
-            <c:numRef>
-              <c:f>Ижорки!$B$4:$B$5</c:f>
-              <c:numCache>
-                <c:formatCode>General</c:formatCode>
-                <c:ptCount val="2"/>
-                <c:pt idx="0">
-                  <c:v>5</c:v>
-                </c:pt>
-                <c:pt idx="1">
-                  <c:v>10</c:v>
-                </c:pt>
-              </c:numCache>
-            </c:numRef>
-          </c:val>
-          <c:extLst>
-            <c:ext xmlns:c16="http://schemas.microsoft.com/office/drawing/2014/chart" uri="{C3380CC4-5D6E-409C-BE32-E72D297353CC}">
-              <c16:uniqueId val="{00000000-661B-4FB5-9CC2-979639A4878F}"/>
-            </c:ext>
-          </c:extLst>
-        </c:ser>
-        <c:dLbls>
-          <c:showLegendKey val="0"/>
-          <c:showVal val="0"/>
-          <c:showCatName val="0"/>
-          <c:showSerName val="0"/>
-          <c:showPercent val="0"/>
-          <c:showBubbleSize val="0"/>
-        </c:dLbls>
-        <c:gapWidth val="150"/>
-        <c:shape val="box"/>
-        <c:axId val="904673775"/>
-        <c:axId val="904655055"/>
-        <c:axId val="0"/>
-      </c:bar3DChart>
-      <c:dateAx>
-        <c:axId val="904673775"/>
-        <c:scaling>
-          <c:orientation val="minMax"/>
-        </c:scaling>
-        <c:delete val="0"/>
-        <c:axPos val="b"/>
-        <c:numFmt formatCode="General" sourceLinked="1"/>
-        <c:majorTickMark val="out"/>
-        <c:minorTickMark val="none"/>
-        <c:tickLblPos val="nextTo"/>
-        <c:spPr>
-          <a:noFill/>
-          <a:ln w="9525" cap="flat" cmpd="sng" algn="ctr">
-            <a:solidFill>
-              <a:schemeClr val="tx1">
-                <a:lumMod val="15000"/>
-                <a:lumOff val="85000"/>
-              </a:schemeClr>
-            </a:solidFill>
-            <a:round/>
-          </a:ln>
-          <a:effectLst/>
-        </c:spPr>
-        <c:txPr>
-          <a:bodyPr rot="-60000000" spcFirstLastPara="1" vertOverflow="ellipsis" vert="horz" wrap="square" anchor="ctr" anchorCtr="1"/>
-          <a:lstStyle/>
-          <a:p>
-            <a:pPr>
-              <a:defRPr sz="900" b="0" i="0" u="none" strike="noStrike" kern="1200" baseline="-10000">
-                <a:solidFill>
-                  <a:schemeClr val="tx1">
-                    <a:lumMod val="65000"/>
-                    <a:lumOff val="35000"/>
-                  </a:schemeClr>
-                </a:solidFill>
-                <a:latin typeface="Arial" panose="020B0604020202020204" pitchFamily="34" charset="0"/>
-                <a:ea typeface="+mn-ea"/>
-                <a:cs typeface="+mn-cs"/>
-              </a:defRPr>
-            </a:pPr>
-            <a:endParaRPr lang="en-US"/>
-          </a:p>
-        </c:txPr>
-        <c:crossAx val="904655055"/>
-        <c:crosses val="autoZero"/>
-        <c:auto val="0"/>
-        <c:lblOffset val="100"/>
-        <c:baseTimeUnit val="days"/>
-      </c:dateAx>
-      <c:valAx>
-        <c:axId val="904655055"/>
-        <c:scaling>
-          <c:orientation val="minMax"/>
-          <c:max val="12"/>
-          <c:min val="0"/>
-        </c:scaling>
-        <c:delete val="1"/>
-        <c:axPos val="r"/>
-        <c:numFmt formatCode="General" sourceLinked="1"/>
-        <c:majorTickMark val="out"/>
-        <c:minorTickMark val="none"/>
-        <c:tickLblPos val="nextTo"/>
-        <c:crossAx val="904673775"/>
-        <c:crosses val="max"/>
-        <c:crossBetween val="between"/>
-        <c:majorUnit val="2"/>
-        <c:minorUnit val="1"/>
-      </c:valAx>
-      <c:spPr>
-        <a:noFill/>
-        <a:ln>
-          <a:noFill/>
-        </a:ln>
-        <a:effectLst/>
-      </c:spPr>
-    </c:plotArea>
-    <c:plotVisOnly val="1"/>
-    <c:dispBlanksAs val="gap"/>
-    <c:extLst>
-      <c:ext xmlns:c16r3="http://schemas.microsoft.com/office/drawing/2017/03/chart" uri="{56B9EC1D-385E-4148-901F-78D8002777C0}">
-        <c16r3:dataDisplayOptions16>
-          <c16r3:dispNaAsBlank val="1"/>
-        </c16r3:dataDisplayOptions16>
-      </c:ext>
-    </c:extLst>
-    <c:showDLblsOverMax val="0"/>
-  </c:chart>
-  <c:spPr>
-    <a:solidFill>
-      <a:schemeClr val="bg1"/>
-    </a:solidFill>
-    <a:ln w="9525" cap="flat" cmpd="sng" algn="ctr">
-      <a:solidFill>
-        <a:schemeClr val="tx1">
-          <a:lumMod val="15000"/>
-          <a:lumOff val="85000"/>
-        </a:schemeClr>
-      </a:solidFill>
-      <a:round/>
-    </a:ln>
-    <a:effectLst/>
-  </c:spPr>
-  <c:txPr>
-    <a:bodyPr/>
-    <a:lstStyle/>
-    <a:p>
-      <a:pPr>
-        <a:defRPr/>
-      </a:pPr>
-      <a:endParaRPr lang="en-US"/>
-    </a:p>
-  </c:txPr>
-  <c:externalData r:id="rId3">
-    <c:autoUpdate val="0"/>
-  </c:externalData>
-</c:chartSpace>
-</file>
-
-<file path=word/charts/chart2.xml><?xml version="1.0" encoding="utf-8"?>
-<c:chartSpace xmlns:c="http://schemas.openxmlformats.org/drawingml/2006/chart" xmlns:a="http://schemas.openxmlformats.org/drawingml/2006/main" xmlns:r="http://schemas.openxmlformats.org/officeDocument/2006/relationships" xmlns:c16r2="http://schemas.microsoft.com/office/drawing/2015/06/chart">
-  <c:date1904 val="0"/>
-  <c:lang val="en-US"/>
-  <c:roundedCorners val="0"/>
-  <mc:AlternateContent xmlns:mc="http://schemas.openxmlformats.org/markup-compatibility/2006">
-    <mc:Choice xmlns:c14="http://schemas.microsoft.com/office/drawing/2007/8/2/chart" Requires="c14">
-      <c14:style val="102"/>
-    </mc:Choice>
-    <mc:Fallback>
-      <c:style val="2"/>
-    </mc:Fallback>
-  </mc:AlternateContent>
-  <c:clrMapOvr bg1="lt1" tx1="dk1" bg2="lt2" tx2="dk2" accent1="accent1" accent2="accent2" accent3="accent3" accent4="accent4" accent5="accent5" accent6="accent6" hlink="hlink" folHlink="folHlink"/>
-  <c:chart>
-    <c:autoTitleDeleted val="1"/>
-    <c:view3D>
-      <c:rotX val="0"/>
-      <c:rotY val="20"/>
-      <c:rAngAx val="0"/>
-    </c:view3D>
-    <c:floor>
-      <c:thickness val="0"/>
-      <c:spPr>
-        <a:noFill/>
-        <a:ln>
-          <a:noFill/>
-        </a:ln>
-        <a:effectLst/>
-        <a:sp3d/>
-      </c:spPr>
-    </c:floor>
-    <c:sideWall>
-      <c:thickness val="0"/>
-      <c:spPr>
-        <a:noFill/>
-        <a:ln>
-          <a:noFill/>
-        </a:ln>
-        <a:effectLst/>
-        <a:sp3d/>
-      </c:spPr>
-    </c:sideWall>
-    <c:backWall>
-      <c:thickness val="0"/>
-      <c:spPr>
-        <a:noFill/>
-        <a:ln>
-          <a:noFill/>
-        </a:ln>
-        <a:effectLst/>
-        <a:sp3d/>
-      </c:spPr>
-    </c:backWall>
-    <c:plotArea>
-      <c:layout>
-        <c:manualLayout>
-          <c:layoutTarget val="inner"/>
-          <c:xMode val="edge"/>
-          <c:yMode val="edge"/>
-          <c:x val="0.1385925923097994"/>
-          <c:y val="0.11691548153699009"/>
-          <c:w val="0.76139967683099674"/>
-          <c:h val="0.65509437060993481"/>
-        </c:manualLayout>
-      </c:layout>
-      <c:bar3DChart>
-        <c:barDir val="col"/>
-        <c:grouping val="clustered"/>
-        <c:varyColors val="0"/>
-        <c:ser>
-          <c:idx val="0"/>
-          <c:order val="0"/>
-          <c:spPr>
-            <a:solidFill>
-              <a:srgbClr val="4472C4"/>
-            </a:solidFill>
-            <a:ln>
-              <a:noFill/>
-            </a:ln>
-            <a:effectLst/>
-            <a:sp3d/>
-          </c:spPr>
-          <c:invertIfNegative val="0"/>
-          <c:dLbls>
-            <c:spPr>
-              <a:noFill/>
-              <a:ln>
-                <a:noFill/>
-              </a:ln>
-              <a:effectLst/>
-            </c:spPr>
-            <c:txPr>
-              <a:bodyPr rot="0" spcFirstLastPara="1" vertOverflow="ellipsis" vert="horz" wrap="square" lIns="38100" tIns="19050" rIns="38100" bIns="19050" anchor="ctr" anchorCtr="1">
-                <a:spAutoFit/>
-              </a:bodyPr>
-              <a:lstStyle/>
-              <a:p>
-                <a:pPr>
-                  <a:defRPr sz="900" b="0" i="0" u="none" strike="noStrike" kern="1200" baseline="0">
-                    <a:solidFill>
-                      <a:schemeClr val="tx1">
-                        <a:lumMod val="75000"/>
-                        <a:lumOff val="25000"/>
-                      </a:schemeClr>
-                    </a:solidFill>
-                    <a:latin typeface="Arial" panose="020B0604020202020204" pitchFamily="34" charset="0"/>
-                    <a:ea typeface="+mn-ea"/>
-                    <a:cs typeface="Arial" panose="020B0604020202020204" pitchFamily="34" charset="0"/>
-                  </a:defRPr>
-                </a:pPr>
-                <a:endParaRPr lang="en-US"/>
-              </a:p>
-            </c:txPr>
-            <c:showLegendKey val="0"/>
-            <c:showVal val="1"/>
-            <c:showCatName val="0"/>
-            <c:showSerName val="0"/>
-            <c:showPercent val="0"/>
-            <c:showBubbleSize val="0"/>
-            <c:separator>
-</c:separator>
-            <c:showLeaderLines val="0"/>
-            <c:extLst>
-              <c:ext xmlns:c15="http://schemas.microsoft.com/office/drawing/2012/chart" uri="{CE6537A1-D6FC-4f65-9D91-7224C49458BB}">
-                <c15:showLeaderLines val="1"/>
-                <c15:leaderLines>
-                  <c:spPr>
-                    <a:ln w="9525" cap="flat" cmpd="sng" algn="ctr">
-                      <a:solidFill>
-                        <a:schemeClr val="tx1">
-                          <a:lumMod val="35000"/>
-                          <a:lumOff val="65000"/>
-                        </a:schemeClr>
-                      </a:solidFill>
-                      <a:round/>
-                    </a:ln>
-                    <a:effectLst/>
-                  </c:spPr>
-                </c15:leaderLines>
-              </c:ext>
-            </c:extLst>
-          </c:dLbls>
-          <c:cat>
-            <c:strRef>
-              <c:f>Ижорки!$A$7:$A$13</c:f>
-              <c:strCache>
-                <c:ptCount val="7"/>
-                <c:pt idx="0">
-                  <c:v>21-25 лет</c:v>
-                </c:pt>
-                <c:pt idx="1">
-                  <c:v>26-30 лет</c:v>
-                </c:pt>
-                <c:pt idx="2">
-                  <c:v>31-35 лет</c:v>
-                </c:pt>
-                <c:pt idx="3">
-                  <c:v>36-40 лет</c:v>
-                </c:pt>
-                <c:pt idx="4">
-                  <c:v>41-45 лет</c:v>
-                </c:pt>
-                <c:pt idx="5">
-                  <c:v>46-50 лет</c:v>
-                </c:pt>
-                <c:pt idx="6">
-                  <c:v>51-55 лет</c:v>
-                </c:pt>
-              </c:strCache>
-            </c:strRef>
-          </c:cat>
-          <c:val>
-            <c:numRef>
-              <c:f>Ижорки!$B$7:$B$13</c:f>
-              <c:numCache>
-                <c:formatCode>General</c:formatCode>
-                <c:ptCount val="7"/>
-                <c:pt idx="0">
-                  <c:v>1</c:v>
-                </c:pt>
-                <c:pt idx="1">
-                  <c:v>1</c:v>
-                </c:pt>
-                <c:pt idx="2">
-                  <c:v>4</c:v>
-                </c:pt>
-                <c:pt idx="3">
-                  <c:v>2</c:v>
-                </c:pt>
-                <c:pt idx="4">
-                  <c:v>3</c:v>
-                </c:pt>
-                <c:pt idx="5">
-                  <c:v>2</c:v>
-                </c:pt>
-                <c:pt idx="6">
-                  <c:v>2</c:v>
-                </c:pt>
-              </c:numCache>
-            </c:numRef>
-          </c:val>
-          <c:extLst>
-            <c:ext xmlns:c16="http://schemas.microsoft.com/office/drawing/2014/chart" uri="{C3380CC4-5D6E-409C-BE32-E72D297353CC}">
-              <c16:uniqueId val="{00000000-09BD-4939-B095-432C19F2C5EA}"/>
-            </c:ext>
-          </c:extLst>
-        </c:ser>
-        <c:dLbls>
-          <c:showLegendKey val="0"/>
-          <c:showVal val="0"/>
-          <c:showCatName val="0"/>
-          <c:showSerName val="0"/>
-          <c:showPercent val="0"/>
-          <c:showBubbleSize val="0"/>
-        </c:dLbls>
-        <c:gapWidth val="83"/>
-        <c:shape val="box"/>
-        <c:axId val="904673775"/>
-        <c:axId val="904655055"/>
-        <c:axId val="0"/>
-      </c:bar3DChart>
-      <c:catAx>
-        <c:axId val="904673775"/>
-        <c:scaling>
-          <c:orientation val="minMax"/>
-        </c:scaling>
-        <c:delete val="0"/>
-        <c:axPos val="b"/>
-        <c:numFmt formatCode="General" sourceLinked="1"/>
-        <c:majorTickMark val="out"/>
-        <c:minorTickMark val="none"/>
-        <c:tickLblPos val="nextTo"/>
-        <c:spPr>
-          <a:noFill/>
-          <a:ln w="9525" cap="flat" cmpd="sng" algn="ctr">
-            <a:solidFill>
-              <a:schemeClr val="tx1">
-                <a:lumMod val="15000"/>
-                <a:lumOff val="85000"/>
-              </a:schemeClr>
-            </a:solidFill>
-            <a:round/>
-          </a:ln>
-          <a:effectLst/>
-        </c:spPr>
-        <c:txPr>
-          <a:bodyPr rot="0" spcFirstLastPara="1" vertOverflow="ellipsis" wrap="square" anchor="ctr" anchorCtr="1"/>
-          <a:lstStyle/>
-          <a:p>
-            <a:pPr>
-              <a:defRPr sz="900" b="0" i="0" u="none" strike="noStrike" kern="1200" baseline="-10000">
-                <a:solidFill>
-                  <a:schemeClr val="tx1">
-                    <a:lumMod val="65000"/>
-                    <a:lumOff val="35000"/>
-                  </a:schemeClr>
-                </a:solidFill>
-                <a:latin typeface="Arial" panose="020B0604020202020204" pitchFamily="34" charset="0"/>
-                <a:ea typeface="+mn-ea"/>
-                <a:cs typeface="+mn-cs"/>
-              </a:defRPr>
-            </a:pPr>
-            <a:endParaRPr lang="en-US"/>
-          </a:p>
-        </c:txPr>
-        <c:crossAx val="904655055"/>
-        <c:crossesAt val="0"/>
-        <c:auto val="0"/>
-        <c:lblAlgn val="ctr"/>
-        <c:lblOffset val="100"/>
-        <c:noMultiLvlLbl val="0"/>
-      </c:catAx>
-      <c:valAx>
-        <c:axId val="904655055"/>
-        <c:scaling>
-          <c:orientation val="minMax"/>
-          <c:max val="4"/>
-          <c:min val="0"/>
-        </c:scaling>
-        <c:delete val="1"/>
-        <c:axPos val="l"/>
-        <c:numFmt formatCode="General" sourceLinked="1"/>
-        <c:majorTickMark val="out"/>
-        <c:minorTickMark val="none"/>
-        <c:tickLblPos val="nextTo"/>
-        <c:crossAx val="904673775"/>
-        <c:crosses val="autoZero"/>
-        <c:crossBetween val="between"/>
-        <c:majorUnit val="1"/>
-        <c:minorUnit val="0.5"/>
-      </c:valAx>
-      <c:spPr>
-        <a:noFill/>
-        <a:ln>
-          <a:noFill/>
-        </a:ln>
-        <a:effectLst/>
-      </c:spPr>
-    </c:plotArea>
-    <c:plotVisOnly val="1"/>
-    <c:dispBlanksAs val="gap"/>
-    <c:extLst>
-      <c:ext xmlns:c16r3="http://schemas.microsoft.com/office/drawing/2017/03/chart" uri="{56B9EC1D-385E-4148-901F-78D8002777C0}">
-        <c16r3:dataDisplayOptions16>
-          <c16r3:dispNaAsBlank val="1"/>
-        </c16r3:dataDisplayOptions16>
-      </c:ext>
-    </c:extLst>
-    <c:showDLblsOverMax val="0"/>
-  </c:chart>
-  <c:spPr>
-    <a:solidFill>
-      <a:schemeClr val="bg1"/>
-    </a:solidFill>
-    <a:ln w="9525" cap="flat" cmpd="sng" algn="ctr">
-      <a:solidFill>
-        <a:schemeClr val="tx1">
-          <a:lumMod val="15000"/>
-          <a:lumOff val="85000"/>
-        </a:schemeClr>
-      </a:solidFill>
-      <a:round/>
-    </a:ln>
-    <a:effectLst/>
-  </c:spPr>
-  <c:txPr>
-    <a:bodyPr/>
-    <a:lstStyle/>
-    <a:p>
-      <a:pPr>
-        <a:defRPr/>
-      </a:pPr>
-      <a:endParaRPr lang="en-US"/>
-    </a:p>
-  </c:txPr>
-  <c:externalData r:id="rId4">
-    <c:autoUpdate val="0"/>
-  </c:externalData>
-</c:chartSpace>
-</file>
-
-<file path=word/charts/colors1.xml><?xml version="1.0" encoding="utf-8"?>
-<cs:colorStyle xmlns:cs="http://schemas.microsoft.com/office/drawing/2012/chartStyle" xmlns:a="http://schemas.openxmlformats.org/drawingml/2006/main" meth="cycle" id="10">
-  <a:schemeClr val="accent1"/>
-  <a:schemeClr val="accent2"/>
-  <a:schemeClr val="accent3"/>
-  <a:schemeClr val="accent4"/>
-  <a:schemeClr val="accent5"/>
-  <a:schemeClr val="accent6"/>
-  <cs:variation/>
-  <cs:variation>
-    <a:lumMod val="60000"/>
-  </cs:variation>
-  <cs:variation>
-    <a:lumMod val="80000"/>
-    <a:lumOff val="20000"/>
-  </cs:variation>
-  <cs:variation>
-    <a:lumMod val="80000"/>
-  </cs:variation>
-  <cs:variation>
-    <a:lumMod val="60000"/>
-    <a:lumOff val="40000"/>
-  </cs:variation>
-  <cs:variation>
-    <a:lumMod val="50000"/>
-  </cs:variation>
-  <cs:variation>
-    <a:lumMod val="70000"/>
-    <a:lumOff val="30000"/>
-  </cs:variation>
-  <cs:variation>
-    <a:lumMod val="70000"/>
-  </cs:variation>
-  <cs:variation>
-    <a:lumMod val="50000"/>
-    <a:lumOff val="50000"/>
-  </cs:variation>
-</cs:colorStyle>
-</file>
-
-<file path=word/charts/colors2.xml><?xml version="1.0" encoding="utf-8"?>
-<cs:colorStyle xmlns:cs="http://schemas.microsoft.com/office/drawing/2012/chartStyle" xmlns:a="http://schemas.openxmlformats.org/drawingml/2006/main" meth="cycle" id="10">
-  <a:schemeClr val="accent1"/>
-  <a:schemeClr val="accent2"/>
-  <a:schemeClr val="accent3"/>
-  <a:schemeClr val="accent4"/>
-  <a:schemeClr val="accent5"/>
-  <a:schemeClr val="accent6"/>
-  <cs:variation/>
-  <cs:variation>
-    <a:lumMod val="60000"/>
-  </cs:variation>
-  <cs:variation>
-    <a:lumMod val="80000"/>
-    <a:lumOff val="20000"/>
-  </cs:variation>
-  <cs:variation>
-    <a:lumMod val="80000"/>
-  </cs:variation>
-  <cs:variation>
-    <a:lumMod val="60000"/>
-    <a:lumOff val="40000"/>
-  </cs:variation>
-  <cs:variation>
-    <a:lumMod val="50000"/>
-  </cs:variation>
-  <cs:variation>
-    <a:lumMod val="70000"/>
-    <a:lumOff val="30000"/>
-  </cs:variation>
-  <cs:variation>
-    <a:lumMod val="70000"/>
-  </cs:variation>
-  <cs:variation>
-    <a:lumMod val="50000"/>
-    <a:lumOff val="50000"/>
-  </cs:variation>
-</cs:colorStyle>
-</file>
-
-<file path=word/charts/style1.xml><?xml version="1.0" encoding="utf-8"?>
-<cs:chartStyle xmlns:cs="http://schemas.microsoft.com/office/drawing/2012/chartStyle" xmlns:a="http://schemas.openxmlformats.org/drawingml/2006/main" id="332">
-  <cs:axisTitle>
-    <cs:lnRef idx="0"/>
-    <cs:fillRef idx="0"/>
-    <cs:effectRef idx="0"/>
-    <cs:fontRef idx="minor">
-      <a:schemeClr val="tx1">
-        <a:lumMod val="65000"/>
-        <a:lumOff val="35000"/>
-      </a:schemeClr>
-    </cs:fontRef>
-    <cs:defRPr sz="1000" kern="1200"/>
-  </cs:axisTitle>
-  <cs:categoryAxis>
-    <cs:lnRef idx="0"/>
-    <cs:fillRef idx="0"/>
-    <cs:effectRef idx="0"/>
-    <cs:fontRef idx="minor">
-      <a:schemeClr val="tx1">
-        <a:lumMod val="65000"/>
-        <a:lumOff val="35000"/>
-      </a:schemeClr>
-    </cs:fontRef>
-    <cs:spPr>
-      <a:ln w="9525" cap="flat" cmpd="sng" algn="ctr">
-        <a:solidFill>
-          <a:schemeClr val="tx1">
-            <a:lumMod val="15000"/>
-            <a:lumOff val="85000"/>
-          </a:schemeClr>
-        </a:solidFill>
-        <a:round/>
-      </a:ln>
-    </cs:spPr>
-    <cs:defRPr sz="900" kern="1200"/>
-  </cs:categoryAxis>
-  <cs:chartArea mods="allowNoFillOverride allowNoLineOverride">
-    <cs:lnRef idx="0"/>
-    <cs:fillRef idx="0"/>
-    <cs:effectRef idx="0"/>
-    <cs:fontRef idx="minor">
-      <a:schemeClr val="tx1"/>
-    </cs:fontRef>
-    <cs:spPr>
-      <a:solidFill>
-        <a:schemeClr val="bg1"/>
-      </a:solidFill>
-      <a:ln w="9525" cap="flat" cmpd="sng" algn="ctr">
-        <a:solidFill>
-          <a:schemeClr val="tx1">
-            <a:lumMod val="15000"/>
-            <a:lumOff val="85000"/>
-          </a:schemeClr>
-        </a:solidFill>
-        <a:round/>
-      </a:ln>
-    </cs:spPr>
-    <cs:defRPr sz="1000" kern="1200"/>
-  </cs:chartArea>
-  <cs:dataLabel>
-    <cs:lnRef idx="0"/>
-    <cs:fillRef idx="0"/>
-    <cs:effectRef idx="0"/>
-    <cs:fontRef idx="minor">
-      <a:schemeClr val="tx1">
-        <a:lumMod val="75000"/>
-        <a:lumOff val="25000"/>
-      </a:schemeClr>
-    </cs:fontRef>
-    <cs:defRPr sz="900" kern="1200"/>
-  </cs:dataLabel>
-  <cs:dataLabelCallout>
-    <cs:lnRef idx="0"/>
-    <cs:fillRef idx="0"/>
-    <cs:effectRef idx="0"/>
-    <cs:fontRef idx="minor">
-      <a:schemeClr val="dk1">
-        <a:lumMod val="65000"/>
-        <a:lumOff val="35000"/>
-      </a:schemeClr>
-    </cs:fontRef>
-    <cs:spPr>
-      <a:solidFill>
-        <a:schemeClr val="lt1"/>
-      </a:solidFill>
-      <a:ln>
-        <a:solidFill>
-          <a:schemeClr val="dk1">
-            <a:lumMod val="25000"/>
-            <a:lumOff val="75000"/>
-          </a:schemeClr>
-        </a:solidFill>
-      </a:ln>
-    </cs:spPr>
-    <cs:defRPr sz="900" kern="1200"/>
-    <cs:bodyPr rot="0" spcFirstLastPara="1" vertOverflow="clip" horzOverflow="clip" vert="horz" wrap="square" lIns="36576" tIns="18288" rIns="36576" bIns="18288" anchor="ctr" anchorCtr="1">
-      <a:spAutoFit/>
-    </cs:bodyPr>
-  </cs:dataLabelCallout>
-  <cs:dataPoint>
-    <cs:lnRef idx="0"/>
-    <cs:fillRef idx="1">
-      <cs:styleClr val="auto"/>
-    </cs:fillRef>
-    <cs:effectRef idx="0"/>
-    <cs:fontRef idx="minor">
-      <a:schemeClr val="tx1"/>
-    </cs:fontRef>
-  </cs:dataPoint>
-  <cs:dataPoint3D>
-    <cs:lnRef idx="0"/>
-    <cs:fillRef idx="1">
-      <cs:styleClr val="auto"/>
-    </cs:fillRef>
-    <cs:effectRef idx="0"/>
-    <cs:fontRef idx="minor">
-      <a:schemeClr val="tx1"/>
-    </cs:fontRef>
-  </cs:dataPoint3D>
-  <cs:dataPointLine>
-    <cs:lnRef idx="0">
-      <cs:styleClr val="auto"/>
-    </cs:lnRef>
-    <cs:fillRef idx="1"/>
-    <cs:effectRef idx="0"/>
-    <cs:fontRef idx="minor">
-      <a:schemeClr val="tx1"/>
-    </cs:fontRef>
-    <cs:spPr>
-      <a:ln w="28575" cap="rnd">
-        <a:solidFill>
-          <a:schemeClr val="phClr"/>
-        </a:solidFill>
-        <a:round/>
-      </a:ln>
-    </cs:spPr>
-  </cs:dataPointLine>
-  <cs:dataPointMarker>
-    <cs:lnRef idx="0">
-      <cs:styleClr val="auto"/>
-    </cs:lnRef>
-    <cs:fillRef idx="1">
-      <cs:styleClr val="auto"/>
-    </cs:fillRef>
-    <cs:effectRef idx="0"/>
-    <cs:fontRef idx="minor">
-      <a:schemeClr val="tx1"/>
-    </cs:fontRef>
-    <cs:spPr>
-      <a:ln w="9525">
-        <a:solidFill>
-          <a:schemeClr val="phClr"/>
-        </a:solidFill>
-      </a:ln>
-    </cs:spPr>
-  </cs:dataPointMarker>
-  <cs:dataPointMarkerLayout symbol="circle" size="5"/>
-  <cs:dataPointWireframe>
-    <cs:lnRef idx="0">
-      <cs:styleClr val="auto"/>
-    </cs:lnRef>
-    <cs:fillRef idx="1"/>
-    <cs:effectRef idx="0"/>
-    <cs:fontRef idx="minor">
-      <a:schemeClr val="tx1"/>
-    </cs:fontRef>
-    <cs:spPr>
-      <a:ln w="9525" cap="rnd">
-        <a:solidFill>
-          <a:schemeClr val="phClr"/>
-        </a:solidFill>
-        <a:round/>
-      </a:ln>
-    </cs:spPr>
-  </cs:dataPointWireframe>
-  <cs:dataTable>
-    <cs:lnRef idx="0"/>
-    <cs:fillRef idx="0"/>
-    <cs:effectRef idx="0"/>
-    <cs:fontRef idx="minor">
-      <a:schemeClr val="tx1">
-        <a:lumMod val="65000"/>
-        <a:lumOff val="35000"/>
-      </a:schemeClr>
-    </cs:fontRef>
-    <cs:spPr>
-      <a:noFill/>
-      <a:ln w="9525" cap="flat" cmpd="sng" algn="ctr">
-        <a:solidFill>
-          <a:schemeClr val="tx1">
-            <a:lumMod val="15000"/>
-            <a:lumOff val="85000"/>
-          </a:schemeClr>
-        </a:solidFill>
-        <a:round/>
-      </a:ln>
-    </cs:spPr>
-    <cs:defRPr sz="900" kern="1200"/>
-  </cs:dataTable>
-  <cs:downBar>
-    <cs:lnRef idx="0"/>
-    <cs:fillRef idx="0"/>
-    <cs:effectRef idx="0"/>
-    <cs:fontRef idx="minor">
-      <a:schemeClr val="dk1"/>
-    </cs:fontRef>
-    <cs:spPr>
-      <a:solidFill>
-        <a:schemeClr val="dk1">
-          <a:lumMod val="65000"/>
-          <a:lumOff val="35000"/>
-        </a:schemeClr>
-      </a:solidFill>
-      <a:ln w="9525">
-        <a:solidFill>
-          <a:schemeClr val="tx1">
-            <a:lumMod val="65000"/>
-            <a:lumOff val="35000"/>
-          </a:schemeClr>
-        </a:solidFill>
-      </a:ln>
-    </cs:spPr>
-  </cs:downBar>
-  <cs:dropLine>
-    <cs:lnRef idx="0"/>
-    <cs:fillRef idx="0"/>
-    <cs:effectRef idx="0"/>
-    <cs:fontRef idx="minor">
-      <a:schemeClr val="tx1"/>
-    </cs:fontRef>
-    <cs:spPr>
-      <a:ln w="9525" cap="flat" cmpd="sng" algn="ctr">
-        <a:solidFill>
-          <a:schemeClr val="tx1">
-            <a:lumMod val="35000"/>
-            <a:lumOff val="65000"/>
-          </a:schemeClr>
-        </a:solidFill>
-        <a:round/>
-      </a:ln>
-    </cs:spPr>
-  </cs:dropLine>
-  <cs:errorBar>
-    <cs:lnRef idx="0"/>
-    <cs:fillRef idx="0"/>
-    <cs:effectRef idx="0"/>
-    <cs:fontRef idx="minor">
-      <a:schemeClr val="tx1"/>
-    </cs:fontRef>
-    <cs:spPr>
-      <a:ln w="9525" cap="flat" cmpd="sng" algn="ctr">
-        <a:solidFill>
-          <a:schemeClr val="tx1">
-            <a:lumMod val="65000"/>
-            <a:lumOff val="35000"/>
-          </a:schemeClr>
-        </a:solidFill>
-        <a:round/>
-      </a:ln>
-    </cs:spPr>
-  </cs:errorBar>
-  <cs:floor>
-    <cs:lnRef idx="0"/>
-    <cs:fillRef idx="0"/>
-    <cs:effectRef idx="0"/>
-    <cs:fontRef idx="minor">
-      <a:schemeClr val="tx1"/>
-    </cs:fontRef>
-    <cs:spPr>
-      <a:noFill/>
-      <a:ln>
-        <a:noFill/>
-      </a:ln>
-    </cs:spPr>
-  </cs:floor>
-  <cs:gridlineMajor>
-    <cs:lnRef idx="0"/>
-    <cs:fillRef idx="0"/>
-    <cs:effectRef idx="0"/>
-    <cs:fontRef idx="minor">
-      <a:schemeClr val="tx1"/>
-    </cs:fontRef>
-    <cs:spPr>
-      <a:ln w="9525" cap="flat" cmpd="sng" algn="ctr">
-        <a:solidFill>
-          <a:schemeClr val="tx1">
-            <a:lumMod val="15000"/>
-            <a:lumOff val="85000"/>
-          </a:schemeClr>
-        </a:solidFill>
-        <a:round/>
-      </a:ln>
-    </cs:spPr>
-  </cs:gridlineMajor>
-  <cs:gridlineMinor>
-    <cs:lnRef idx="0"/>
-    <cs:fillRef idx="0"/>
-    <cs:effectRef idx="0"/>
-    <cs:fontRef idx="minor">
-      <a:schemeClr val="tx1"/>
-    </cs:fontRef>
-    <cs:spPr>
-      <a:ln w="9525" cap="flat" cmpd="sng" algn="ctr">
-        <a:solidFill>
-          <a:schemeClr val="tx1">
-            <a:lumMod val="5000"/>
-            <a:lumOff val="95000"/>
-          </a:schemeClr>
-        </a:solidFill>
-        <a:round/>
-      </a:ln>
-    </cs:spPr>
-  </cs:gridlineMinor>
-  <cs:hiLoLine>
-    <cs:lnRef idx="0"/>
-    <cs:fillRef idx="0"/>
-    <cs:effectRef idx="0"/>
-    <cs:fontRef idx="minor">
-      <a:schemeClr val="tx1"/>
-    </cs:fontRef>
-    <cs:spPr>
-      <a:ln w="9525" cap="flat" cmpd="sng" algn="ctr">
-        <a:solidFill>
-          <a:schemeClr val="tx1">
-            <a:lumMod val="75000"/>
-            <a:lumOff val="25000"/>
-          </a:schemeClr>
-        </a:solidFill>
-        <a:round/>
-      </a:ln>
-    </cs:spPr>
-  </cs:hiLoLine>
-  <cs:leaderLine>
-    <cs:lnRef idx="0"/>
-    <cs:fillRef idx="0"/>
-    <cs:effectRef idx="0"/>
-    <cs:fontRef idx="minor">
-      <a:schemeClr val="tx1"/>
-    </cs:fontRef>
-    <cs:spPr>
-      <a:ln w="9525" cap="flat" cmpd="sng" algn="ctr">
-        <a:solidFill>
-          <a:schemeClr val="tx1">
-            <a:lumMod val="35000"/>
-            <a:lumOff val="65000"/>
-          </a:schemeClr>
-        </a:solidFill>
-        <a:round/>
-      </a:ln>
-    </cs:spPr>
-  </cs:leaderLine>
-  <cs:legend>
-    <cs:lnRef idx="0"/>
-    <cs:fillRef idx="0"/>
-    <cs:effectRef idx="0"/>
-    <cs:fontRef idx="minor">
-      <a:schemeClr val="tx1">
-        <a:lumMod val="65000"/>
-        <a:lumOff val="35000"/>
-      </a:schemeClr>
-    </cs:fontRef>
-    <cs:defRPr sz="900" kern="1200"/>
-  </cs:legend>
-  <cs:plotArea mods="allowNoFillOverride allowNoLineOverride">
-    <cs:lnRef idx="0"/>
-    <cs:fillRef idx="0"/>
-    <cs:effectRef idx="0"/>
-    <cs:fontRef idx="minor">
-      <a:schemeClr val="tx1"/>
-    </cs:fontRef>
-  </cs:plotArea>
-  <cs:plotArea3D mods="allowNoFillOverride allowNoLineOverride">
-    <cs:lnRef idx="0"/>
-    <cs:fillRef idx="0"/>
-    <cs:effectRef idx="0"/>
-    <cs:fontRef idx="minor">
-      <a:schemeClr val="tx1"/>
-    </cs:fontRef>
-  </cs:plotArea3D>
-  <cs:seriesAxis>
-    <cs:lnRef idx="0"/>
-    <cs:fillRef idx="0"/>
-    <cs:effectRef idx="0"/>
-    <cs:fontRef idx="minor">
-      <a:schemeClr val="tx1">
-        <a:lumMod val="65000"/>
-        <a:lumOff val="35000"/>
-      </a:schemeClr>
-    </cs:fontRef>
-    <cs:defRPr sz="900" kern="1200"/>
-  </cs:seriesAxis>
-  <cs:seriesLine>
-    <cs:lnRef idx="0"/>
-    <cs:fillRef idx="0"/>
-    <cs:effectRef idx="0"/>
-    <cs:fontRef idx="minor">
-      <a:schemeClr val="tx1"/>
-    </cs:fontRef>
-    <cs:spPr>
-      <a:ln w="9525" cap="flat" cmpd="sng" algn="ctr">
-        <a:solidFill>
-          <a:schemeClr val="tx1">
-            <a:lumMod val="35000"/>
-            <a:lumOff val="65000"/>
-          </a:schemeClr>
-        </a:solidFill>
-        <a:round/>
-      </a:ln>
-    </cs:spPr>
-  </cs:seriesLine>
-  <cs:title>
-    <cs:lnRef idx="0"/>
-    <cs:fillRef idx="0"/>
-    <cs:effectRef idx="0"/>
-    <cs:fontRef idx="minor">
-      <a:schemeClr val="tx1">
-        <a:lumMod val="65000"/>
-        <a:lumOff val="35000"/>
-      </a:schemeClr>
-    </cs:fontRef>
-    <cs:defRPr sz="1400" b="0" kern="1200" spc="0" baseline="0"/>
-  </cs:title>
-  <cs:trendline>
-    <cs:lnRef idx="0">
-      <cs:styleClr val="auto"/>
-    </cs:lnRef>
-    <cs:fillRef idx="0"/>
-    <cs:effectRef idx="0"/>
-    <cs:fontRef idx="minor">
-      <a:schemeClr val="tx1"/>
-    </cs:fontRef>
-    <cs:spPr>
-      <a:ln w="19050" cap="rnd">
-        <a:solidFill>
-          <a:schemeClr val="phClr"/>
-        </a:solidFill>
-        <a:prstDash val="sysDot"/>
-      </a:ln>
-    </cs:spPr>
-  </cs:trendline>
-  <cs:trendlineLabel>
-    <cs:lnRef idx="0"/>
-    <cs:fillRef idx="0"/>
-    <cs:effectRef idx="0"/>
-    <cs:fontRef idx="minor">
-      <a:schemeClr val="tx1">
-        <a:lumMod val="65000"/>
-        <a:lumOff val="35000"/>
-      </a:schemeClr>
-    </cs:fontRef>
-    <cs:defRPr sz="900" kern="1200"/>
-  </cs:trendlineLabel>
-  <cs:upBar>
-    <cs:lnRef idx="0"/>
-    <cs:fillRef idx="0"/>
-    <cs:effectRef idx="0"/>
-    <cs:fontRef idx="minor">
-      <a:schemeClr val="dk1"/>
-    </cs:fontRef>
-    <cs:spPr>
-      <a:solidFill>
-        <a:schemeClr val="lt1"/>
-      </a:solidFill>
-      <a:ln w="9525">
-        <a:solidFill>
-          <a:schemeClr val="tx1">
-            <a:lumMod val="15000"/>
-            <a:lumOff val="85000"/>
-          </a:schemeClr>
-        </a:solidFill>
-      </a:ln>
-    </cs:spPr>
-  </cs:upBar>
-  <cs:valueAxis>
-    <cs:lnRef idx="0"/>
-    <cs:fillRef idx="0"/>
-    <cs:effectRef idx="0"/>
-    <cs:fontRef idx="minor">
-      <a:schemeClr val="tx1">
-        <a:lumMod val="65000"/>
-        <a:lumOff val="35000"/>
-      </a:schemeClr>
-    </cs:fontRef>
-    <cs:defRPr sz="900" kern="1200"/>
-  </cs:valueAxis>
-  <cs:wall>
-    <cs:lnRef idx="0"/>
-    <cs:fillRef idx="0"/>
-    <cs:effectRef idx="0"/>
-    <cs:fontRef idx="minor">
-      <a:schemeClr val="tx1"/>
-    </cs:fontRef>
-    <cs:spPr>
-      <a:noFill/>
-      <a:ln>
-        <a:noFill/>
-      </a:ln>
-    </cs:spPr>
-  </cs:wall>
-</cs:chartStyle>
-</file>
-
-<file path=word/charts/style2.xml><?xml version="1.0" encoding="utf-8"?>
-<cs:chartStyle xmlns:cs="http://schemas.microsoft.com/office/drawing/2012/chartStyle" xmlns:a="http://schemas.openxmlformats.org/drawingml/2006/main" id="332">
-  <cs:axisTitle>
-    <cs:lnRef idx="0"/>
-    <cs:fillRef idx="0"/>
-    <cs:effectRef idx="0"/>
-    <cs:fontRef idx="minor">
-      <a:schemeClr val="tx1">
-        <a:lumMod val="65000"/>
-        <a:lumOff val="35000"/>
-      </a:schemeClr>
-    </cs:fontRef>
-    <cs:defRPr sz="1000" kern="1200"/>
-  </cs:axisTitle>
-  <cs:categoryAxis>
-    <cs:lnRef idx="0"/>
-    <cs:fillRef idx="0"/>
-    <cs:effectRef idx="0"/>
-    <cs:fontRef idx="minor">
-      <a:schemeClr val="tx1">
-        <a:lumMod val="65000"/>
-        <a:lumOff val="35000"/>
-      </a:schemeClr>
-    </cs:fontRef>
-    <cs:spPr>
-      <a:ln w="9525" cap="flat" cmpd="sng" algn="ctr">
-        <a:solidFill>
-          <a:schemeClr val="tx1">
-            <a:lumMod val="15000"/>
-            <a:lumOff val="85000"/>
-          </a:schemeClr>
-        </a:solidFill>
-        <a:round/>
-      </a:ln>
-    </cs:spPr>
-    <cs:defRPr sz="900" kern="1200"/>
-  </cs:categoryAxis>
-  <cs:chartArea mods="allowNoFillOverride allowNoLineOverride">
-    <cs:lnRef idx="0"/>
-    <cs:fillRef idx="0"/>
-    <cs:effectRef idx="0"/>
-    <cs:fontRef idx="minor">
-      <a:schemeClr val="tx1"/>
-    </cs:fontRef>
-    <cs:spPr>
-      <a:solidFill>
-        <a:schemeClr val="bg1"/>
-      </a:solidFill>
-      <a:ln w="9525" cap="flat" cmpd="sng" algn="ctr">
-        <a:solidFill>
-          <a:schemeClr val="tx1">
-            <a:lumMod val="15000"/>
-            <a:lumOff val="85000"/>
-          </a:schemeClr>
-        </a:solidFill>
-        <a:round/>
-      </a:ln>
-    </cs:spPr>
-    <cs:defRPr sz="1000" kern="1200"/>
-  </cs:chartArea>
-  <cs:dataLabel>
-    <cs:lnRef idx="0"/>
-    <cs:fillRef idx="0"/>
-    <cs:effectRef idx="0"/>
-    <cs:fontRef idx="minor">
-      <a:schemeClr val="tx1">
-        <a:lumMod val="75000"/>
-        <a:lumOff val="25000"/>
-      </a:schemeClr>
-    </cs:fontRef>
-    <cs:defRPr sz="900" kern="1200"/>
-  </cs:dataLabel>
-  <cs:dataLabelCallout>
-    <cs:lnRef idx="0"/>
-    <cs:fillRef idx="0"/>
-    <cs:effectRef idx="0"/>
-    <cs:fontRef idx="minor">
-      <a:schemeClr val="dk1">
-        <a:lumMod val="65000"/>
-        <a:lumOff val="35000"/>
-      </a:schemeClr>
-    </cs:fontRef>
-    <cs:spPr>
-      <a:solidFill>
-        <a:schemeClr val="lt1"/>
-      </a:solidFill>
-      <a:ln>
-        <a:solidFill>
-          <a:schemeClr val="dk1">
-            <a:lumMod val="25000"/>
-            <a:lumOff val="75000"/>
-          </a:schemeClr>
-        </a:solidFill>
-      </a:ln>
-    </cs:spPr>
-    <cs:defRPr sz="900" kern="1200"/>
-    <cs:bodyPr rot="0" spcFirstLastPara="1" vertOverflow="clip" horzOverflow="clip" vert="horz" wrap="square" lIns="36576" tIns="18288" rIns="36576" bIns="18288" anchor="ctr" anchorCtr="1">
-      <a:spAutoFit/>
-    </cs:bodyPr>
-  </cs:dataLabelCallout>
-  <cs:dataPoint>
-    <cs:lnRef idx="0"/>
-    <cs:fillRef idx="1">
-      <cs:styleClr val="auto"/>
-    </cs:fillRef>
-    <cs:effectRef idx="0"/>
-    <cs:fontRef idx="minor">
-      <a:schemeClr val="tx1"/>
-    </cs:fontRef>
-  </cs:dataPoint>
-  <cs:dataPoint3D>
-    <cs:lnRef idx="0"/>
-    <cs:fillRef idx="1">
-      <cs:styleClr val="auto"/>
-    </cs:fillRef>
-    <cs:effectRef idx="0"/>
-    <cs:fontRef idx="minor">
-      <a:schemeClr val="tx1"/>
-    </cs:fontRef>
-  </cs:dataPoint3D>
-  <cs:dataPointLine>
-    <cs:lnRef idx="0">
-      <cs:styleClr val="auto"/>
-    </cs:lnRef>
-    <cs:fillRef idx="1"/>
-    <cs:effectRef idx="0"/>
-    <cs:fontRef idx="minor">
-      <a:schemeClr val="tx1"/>
-    </cs:fontRef>
-    <cs:spPr>
-      <a:ln w="28575" cap="rnd">
-        <a:solidFill>
-          <a:schemeClr val="phClr"/>
-        </a:solidFill>
-        <a:round/>
-      </a:ln>
-    </cs:spPr>
-  </cs:dataPointLine>
-  <cs:dataPointMarker>
-    <cs:lnRef idx="0">
-      <cs:styleClr val="auto"/>
-    </cs:lnRef>
-    <cs:fillRef idx="1">
-      <cs:styleClr val="auto"/>
-    </cs:fillRef>
-    <cs:effectRef idx="0"/>
-    <cs:fontRef idx="minor">
-      <a:schemeClr val="tx1"/>
-    </cs:fontRef>
-    <cs:spPr>
-      <a:ln w="9525">
-        <a:solidFill>
-          <a:schemeClr val="phClr"/>
-        </a:solidFill>
-      </a:ln>
-    </cs:spPr>
-  </cs:dataPointMarker>
-  <cs:dataPointMarkerLayout symbol="circle" size="5"/>
-  <cs:dataPointWireframe>
-    <cs:lnRef idx="0">
-      <cs:styleClr val="auto"/>
-    </cs:lnRef>
-    <cs:fillRef idx="1"/>
-    <cs:effectRef idx="0"/>
-    <cs:fontRef idx="minor">
-      <a:schemeClr val="tx1"/>
-    </cs:fontRef>
-    <cs:spPr>
-      <a:ln w="9525" cap="rnd">
-        <a:solidFill>
-          <a:schemeClr val="phClr"/>
-        </a:solidFill>
-        <a:round/>
-      </a:ln>
-    </cs:spPr>
-  </cs:dataPointWireframe>
-  <cs:dataTable>
-    <cs:lnRef idx="0"/>
-    <cs:fillRef idx="0"/>
-    <cs:effectRef idx="0"/>
-    <cs:fontRef idx="minor">
-      <a:schemeClr val="tx1">
-        <a:lumMod val="65000"/>
-        <a:lumOff val="35000"/>
-      </a:schemeClr>
-    </cs:fontRef>
-    <cs:spPr>
-      <a:noFill/>
-      <a:ln w="9525" cap="flat" cmpd="sng" algn="ctr">
-        <a:solidFill>
-          <a:schemeClr val="tx1">
-            <a:lumMod val="15000"/>
-            <a:lumOff val="85000"/>
-          </a:schemeClr>
-        </a:solidFill>
-        <a:round/>
-      </a:ln>
-    </cs:spPr>
-    <cs:defRPr sz="900" kern="1200"/>
-  </cs:dataTable>
-  <cs:downBar>
-    <cs:lnRef idx="0"/>
-    <cs:fillRef idx="0"/>
-    <cs:effectRef idx="0"/>
-    <cs:fontRef idx="minor">
-      <a:schemeClr val="dk1"/>
-    </cs:fontRef>
-    <cs:spPr>
-      <a:solidFill>
-        <a:schemeClr val="dk1">
-          <a:lumMod val="65000"/>
-          <a:lumOff val="35000"/>
-        </a:schemeClr>
-      </a:solidFill>
-      <a:ln w="9525">
-        <a:solidFill>
-          <a:schemeClr val="tx1">
-            <a:lumMod val="65000"/>
-            <a:lumOff val="35000"/>
-          </a:schemeClr>
-        </a:solidFill>
-      </a:ln>
-    </cs:spPr>
-  </cs:downBar>
-  <cs:dropLine>
-    <cs:lnRef idx="0"/>
-    <cs:fillRef idx="0"/>
-    <cs:effectRef idx="0"/>
-    <cs:fontRef idx="minor">
-      <a:schemeClr val="tx1"/>
-    </cs:fontRef>
-    <cs:spPr>
-      <a:ln w="9525" cap="flat" cmpd="sng" algn="ctr">
-        <a:solidFill>
-          <a:schemeClr val="tx1">
-            <a:lumMod val="35000"/>
-            <a:lumOff val="65000"/>
-          </a:schemeClr>
-        </a:solidFill>
-        <a:round/>
-      </a:ln>
-    </cs:spPr>
-  </cs:dropLine>
-  <cs:errorBar>
-    <cs:lnRef idx="0"/>
-    <cs:fillRef idx="0"/>
-    <cs:effectRef idx="0"/>
-    <cs:fontRef idx="minor">
-      <a:schemeClr val="tx1"/>
-    </cs:fontRef>
-    <cs:spPr>
-      <a:ln w="9525" cap="flat" cmpd="sng" algn="ctr">
-        <a:solidFill>
-          <a:schemeClr val="tx1">
-            <a:lumMod val="65000"/>
-            <a:lumOff val="35000"/>
-          </a:schemeClr>
-        </a:solidFill>
-        <a:round/>
-      </a:ln>
-    </cs:spPr>
-  </cs:errorBar>
-  <cs:floor>
-    <cs:lnRef idx="0"/>
-    <cs:fillRef idx="0"/>
-    <cs:effectRef idx="0"/>
-    <cs:fontRef idx="minor">
-      <a:schemeClr val="tx1"/>
-    </cs:fontRef>
-    <cs:spPr>
-      <a:noFill/>
-      <a:ln>
-        <a:noFill/>
-      </a:ln>
-    </cs:spPr>
-  </cs:floor>
-  <cs:gridlineMajor>
-    <cs:lnRef idx="0"/>
-    <cs:fillRef idx="0"/>
-    <cs:effectRef idx="0"/>
-    <cs:fontRef idx="minor">
-      <a:schemeClr val="tx1"/>
-    </cs:fontRef>
-    <cs:spPr>
-      <a:ln w="9525" cap="flat" cmpd="sng" algn="ctr">
-        <a:solidFill>
-          <a:schemeClr val="tx1">
-            <a:lumMod val="15000"/>
-            <a:lumOff val="85000"/>
-          </a:schemeClr>
-        </a:solidFill>
-        <a:round/>
-      </a:ln>
-    </cs:spPr>
-  </cs:gridlineMajor>
-  <cs:gridlineMinor>
-    <cs:lnRef idx="0"/>
-    <cs:fillRef idx="0"/>
-    <cs:effectRef idx="0"/>
-    <cs:fontRef idx="minor">
-      <a:schemeClr val="tx1"/>
-    </cs:fontRef>
-    <cs:spPr>
-      <a:ln w="9525" cap="flat" cmpd="sng" algn="ctr">
-        <a:solidFill>
-          <a:schemeClr val="tx1">
-            <a:lumMod val="5000"/>
-            <a:lumOff val="95000"/>
-          </a:schemeClr>
-        </a:solidFill>
-        <a:round/>
-      </a:ln>
-    </cs:spPr>
-  </cs:gridlineMinor>
-  <cs:hiLoLine>
-    <cs:lnRef idx="0"/>
-    <cs:fillRef idx="0"/>
-    <cs:effectRef idx="0"/>
-    <cs:fontRef idx="minor">
-      <a:schemeClr val="tx1"/>
-    </cs:fontRef>
-    <cs:spPr>
-      <a:ln w="9525" cap="flat" cmpd="sng" algn="ctr">
-        <a:solidFill>
-          <a:schemeClr val="tx1">
-            <a:lumMod val="75000"/>
-            <a:lumOff val="25000"/>
-          </a:schemeClr>
-        </a:solidFill>
-        <a:round/>
-      </a:ln>
-    </cs:spPr>
-  </cs:hiLoLine>
-  <cs:leaderLine>
-    <cs:lnRef idx="0"/>
-    <cs:fillRef idx="0"/>
-    <cs:effectRef idx="0"/>
-    <cs:fontRef idx="minor">
-      <a:schemeClr val="tx1"/>
-    </cs:fontRef>
-    <cs:spPr>
-      <a:ln w="9525" cap="flat" cmpd="sng" algn="ctr">
-        <a:solidFill>
-          <a:schemeClr val="tx1">
-            <a:lumMod val="35000"/>
-            <a:lumOff val="65000"/>
-          </a:schemeClr>
-        </a:solidFill>
-        <a:round/>
-      </a:ln>
-    </cs:spPr>
-  </cs:leaderLine>
-  <cs:legend>
-    <cs:lnRef idx="0"/>
-    <cs:fillRef idx="0"/>
-    <cs:effectRef idx="0"/>
-    <cs:fontRef idx="minor">
-      <a:schemeClr val="tx1">
-        <a:lumMod val="65000"/>
-        <a:lumOff val="35000"/>
-      </a:schemeClr>
-    </cs:fontRef>
-    <cs:defRPr sz="900" kern="1200"/>
-  </cs:legend>
-  <cs:plotArea mods="allowNoFillOverride allowNoLineOverride">
-    <cs:lnRef idx="0"/>
-    <cs:fillRef idx="0"/>
-    <cs:effectRef idx="0"/>
-    <cs:fontRef idx="minor">
-      <a:schemeClr val="tx1"/>
-    </cs:fontRef>
-  </cs:plotArea>
-  <cs:plotArea3D mods="allowNoFillOverride allowNoLineOverride">
-    <cs:lnRef idx="0"/>
-    <cs:fillRef idx="0"/>
-    <cs:effectRef idx="0"/>
-    <cs:fontRef idx="minor">
-      <a:schemeClr val="tx1"/>
-    </cs:fontRef>
-  </cs:plotArea3D>
-  <cs:seriesAxis>
-    <cs:lnRef idx="0"/>
-    <cs:fillRef idx="0"/>
-    <cs:effectRef idx="0"/>
-    <cs:fontRef idx="minor">
-      <a:schemeClr val="tx1">
-        <a:lumMod val="65000"/>
-        <a:lumOff val="35000"/>
-      </a:schemeClr>
-    </cs:fontRef>
-    <cs:defRPr sz="900" kern="1200"/>
-  </cs:seriesAxis>
-  <cs:seriesLine>
-    <cs:lnRef idx="0"/>
-    <cs:fillRef idx="0"/>
-    <cs:effectRef idx="0"/>
-    <cs:fontRef idx="minor">
-      <a:schemeClr val="tx1"/>
-    </cs:fontRef>
-    <cs:spPr>
-      <a:ln w="9525" cap="flat" cmpd="sng" algn="ctr">
-        <a:solidFill>
-          <a:schemeClr val="tx1">
-            <a:lumMod val="35000"/>
-            <a:lumOff val="65000"/>
-          </a:schemeClr>
-        </a:solidFill>
-        <a:round/>
-      </a:ln>
-    </cs:spPr>
-  </cs:seriesLine>
-  <cs:title>
-    <cs:lnRef idx="0"/>
-    <cs:fillRef idx="0"/>
-    <cs:effectRef idx="0"/>
-    <cs:fontRef idx="minor">
-      <a:schemeClr val="tx1">
-        <a:lumMod val="65000"/>
-        <a:lumOff val="35000"/>
-      </a:schemeClr>
-    </cs:fontRef>
-    <cs:defRPr sz="1400" b="0" kern="1200" spc="0" baseline="0"/>
-  </cs:title>
-  <cs:trendline>
-    <cs:lnRef idx="0">
-      <cs:styleClr val="auto"/>
-    </cs:lnRef>
-    <cs:fillRef idx="0"/>
-    <cs:effectRef idx="0"/>
-    <cs:fontRef idx="minor">
-      <a:schemeClr val="tx1"/>
-    </cs:fontRef>
-    <cs:spPr>
-      <a:ln w="19050" cap="rnd">
-        <a:solidFill>
-          <a:schemeClr val="phClr"/>
-        </a:solidFill>
-        <a:prstDash val="sysDot"/>
-      </a:ln>
-    </cs:spPr>
-  </cs:trendline>
-  <cs:trendlineLabel>
-    <cs:lnRef idx="0"/>
-    <cs:fillRef idx="0"/>
-    <cs:effectRef idx="0"/>
-    <cs:fontRef idx="minor">
-      <a:schemeClr val="tx1">
-        <a:lumMod val="65000"/>
-        <a:lumOff val="35000"/>
-      </a:schemeClr>
-    </cs:fontRef>
-    <cs:defRPr sz="900" kern="1200"/>
-  </cs:trendlineLabel>
-  <cs:upBar>
-    <cs:lnRef idx="0"/>
-    <cs:fillRef idx="0"/>
-    <cs:effectRef idx="0"/>
-    <cs:fontRef idx="minor">
-      <a:schemeClr val="dk1"/>
-    </cs:fontRef>
-    <cs:spPr>
-      <a:solidFill>
-        <a:schemeClr val="lt1"/>
-      </a:solidFill>
-      <a:ln w="9525">
-        <a:solidFill>
-          <a:schemeClr val="tx1">
-            <a:lumMod val="15000"/>
-            <a:lumOff val="85000"/>
-          </a:schemeClr>
-        </a:solidFill>
-      </a:ln>
-    </cs:spPr>
-  </cs:upBar>
-  <cs:valueAxis>
-    <cs:lnRef idx="0"/>
-    <cs:fillRef idx="0"/>
-    <cs:effectRef idx="0"/>
-    <cs:fontRef idx="minor">
-      <a:schemeClr val="tx1">
-        <a:lumMod val="65000"/>
-        <a:lumOff val="35000"/>
-      </a:schemeClr>
-    </cs:fontRef>
-    <cs:defRPr sz="900" kern="1200"/>
-  </cs:valueAxis>
-  <cs:wall>
-    <cs:lnRef idx="0"/>
-    <cs:fillRef idx="0"/>
-    <cs:effectRef idx="0"/>
-    <cs:fontRef idx="minor">
-      <a:schemeClr val="tx1"/>
-    </cs:fontRef>
-    <cs:spPr>
-      <a:noFill/>
-      <a:ln>
-        <a:noFill/>
-      </a:ln>
-    </cs:spPr>
-  </cs:wall>
-</cs:chartStyle>
-</file>
-
 <file path=word/theme/theme1.xml><?xml version="1.0" encoding="utf-8"?>
 <a:theme xmlns:a="http://schemas.openxmlformats.org/drawingml/2006/main" name="Office Theme">
   <a:themeElements>
@@ -8783,290 +7113,4 @@
     </a:ext>
   </a:extLst>
 </a:theme>
-</file>
-
-<file path=word/theme/themeOverride1.xml><?xml version="1.0" encoding="utf-8"?>
-<a:themeOverride xmlns:a="http://schemas.openxmlformats.org/drawingml/2006/main">
-  <a:clrScheme name="Office">
-    <a:dk1>
-      <a:sysClr val="windowText" lastClr="000000"/>
-    </a:dk1>
-    <a:lt1>
-      <a:sysClr val="window" lastClr="FFFFFF"/>
-    </a:lt1>
-    <a:dk2>
-      <a:srgbClr val="44546A"/>
-    </a:dk2>
-    <a:lt2>
-      <a:srgbClr val="E7E6E6"/>
-    </a:lt2>
-    <a:accent1>
-      <a:srgbClr val="4472C4"/>
-    </a:accent1>
-    <a:accent2>
-      <a:srgbClr val="ED7D31"/>
-    </a:accent2>
-    <a:accent3>
-      <a:srgbClr val="A5A5A5"/>
-    </a:accent3>
-    <a:accent4>
-      <a:srgbClr val="FFC000"/>
-    </a:accent4>
-    <a:accent5>
-      <a:srgbClr val="5B9BD5"/>
-    </a:accent5>
-    <a:accent6>
-      <a:srgbClr val="70AD47"/>
-    </a:accent6>
-    <a:hlink>
-      <a:srgbClr val="0563C1"/>
-    </a:hlink>
-    <a:folHlink>
-      <a:srgbClr val="954F72"/>
-    </a:folHlink>
-  </a:clrScheme>
-  <a:fontScheme name="Office">
-    <a:majorFont>
-      <a:latin typeface="Calibri Light" panose="020F0302020204030204"/>
-      <a:ea typeface=""/>
-      <a:cs typeface=""/>
-      <a:font script="Jpan" typeface="游ゴシック Light"/>
-      <a:font script="Hang" typeface="맑은 고딕"/>
-      <a:font script="Hans" typeface="等线 Light"/>
-      <a:font script="Hant" typeface="新細明體"/>
-      <a:font script="Arab" typeface="Times New Roman"/>
-      <a:font script="Hebr" typeface="Times New Roman"/>
-      <a:font script="Thai" typeface="Tahoma"/>
-      <a:font script="Ethi" typeface="Nyala"/>
-      <a:font script="Beng" typeface="Vrinda"/>
-      <a:font script="Gujr" typeface="Shruti"/>
-      <a:font script="Khmr" typeface="MoolBoran"/>
-      <a:font script="Knda" typeface="Tunga"/>
-      <a:font script="Guru" typeface="Raavi"/>
-      <a:font script="Cans" typeface="Euphemia"/>
-      <a:font script="Cher" typeface="Plantagenet Cherokee"/>
-      <a:font script="Yiii" typeface="Microsoft Yi Baiti"/>
-      <a:font script="Tibt" typeface="Microsoft Himalaya"/>
-      <a:font script="Thaa" typeface="MV Boli"/>
-      <a:font script="Deva" typeface="Mangal"/>
-      <a:font script="Telu" typeface="Gautami"/>
-      <a:font script="Taml" typeface="Latha"/>
-      <a:font script="Syrc" typeface="Estrangelo Edessa"/>
-      <a:font script="Orya" typeface="Kalinga"/>
-      <a:font script="Mlym" typeface="Kartika"/>
-      <a:font script="Laoo" typeface="DokChampa"/>
-      <a:font script="Sinh" typeface="Iskoola Pota"/>
-      <a:font script="Mong" typeface="Mongolian Baiti"/>
-      <a:font script="Viet" typeface="Times New Roman"/>
-      <a:font script="Uigh" typeface="Microsoft Uighur"/>
-      <a:font script="Geor" typeface="Sylfaen"/>
-      <a:font script="Armn" typeface="Arial"/>
-      <a:font script="Bugi" typeface="Leelawadee UI"/>
-      <a:font script="Bopo" typeface="Microsoft JhengHei"/>
-      <a:font script="Java" typeface="Javanese Text"/>
-      <a:font script="Lisu" typeface="Segoe UI"/>
-      <a:font script="Mymr" typeface="Myanmar Text"/>
-      <a:font script="Nkoo" typeface="Ebrima"/>
-      <a:font script="Olck" typeface="Nirmala UI"/>
-      <a:font script="Osma" typeface="Ebrima"/>
-      <a:font script="Phag" typeface="Phagspa"/>
-      <a:font script="Syrn" typeface="Estrangelo Edessa"/>
-      <a:font script="Syrj" typeface="Estrangelo Edessa"/>
-      <a:font script="Syre" typeface="Estrangelo Edessa"/>
-      <a:font script="Sora" typeface="Nirmala UI"/>
-      <a:font script="Tale" typeface="Microsoft Tai Le"/>
-      <a:font script="Talu" typeface="Microsoft New Tai Lue"/>
-      <a:font script="Tfng" typeface="Ebrima"/>
-    </a:majorFont>
-    <a:minorFont>
-      <a:latin typeface="Calibri" panose="020F0502020204030204"/>
-      <a:ea typeface=""/>
-      <a:cs typeface=""/>
-      <a:font script="Jpan" typeface="游ゴシック"/>
-      <a:font script="Hang" typeface="맑은 고딕"/>
-      <a:font script="Hans" typeface="等线"/>
-      <a:font script="Hant" typeface="新細明體"/>
-      <a:font script="Arab" typeface="Arial"/>
-      <a:font script="Hebr" typeface="Arial"/>
-      <a:font script="Thai" typeface="Tahoma"/>
-      <a:font script="Ethi" typeface="Nyala"/>
-      <a:font script="Beng" typeface="Vrinda"/>
-      <a:font script="Gujr" typeface="Shruti"/>
-      <a:font script="Khmr" typeface="DaunPenh"/>
-      <a:font script="Knda" typeface="Tunga"/>
-      <a:font script="Guru" typeface="Raavi"/>
-      <a:font script="Cans" typeface="Euphemia"/>
-      <a:font script="Cher" typeface="Plantagenet Cherokee"/>
-      <a:font script="Yiii" typeface="Microsoft Yi Baiti"/>
-      <a:font script="Tibt" typeface="Microsoft Himalaya"/>
-      <a:font script="Thaa" typeface="MV Boli"/>
-      <a:font script="Deva" typeface="Mangal"/>
-      <a:font script="Telu" typeface="Gautami"/>
-      <a:font script="Taml" typeface="Latha"/>
-      <a:font script="Syrc" typeface="Estrangelo Edessa"/>
-      <a:font script="Orya" typeface="Kalinga"/>
-      <a:font script="Mlym" typeface="Kartika"/>
-      <a:font script="Laoo" typeface="DokChampa"/>
-      <a:font script="Sinh" typeface="Iskoola Pota"/>
-      <a:font script="Mong" typeface="Mongolian Baiti"/>
-      <a:font script="Viet" typeface="Arial"/>
-      <a:font script="Uigh" typeface="Microsoft Uighur"/>
-      <a:font script="Geor" typeface="Sylfaen"/>
-      <a:font script="Armn" typeface="Arial"/>
-      <a:font script="Bugi" typeface="Leelawadee UI"/>
-      <a:font script="Bopo" typeface="Microsoft JhengHei"/>
-      <a:font script="Java" typeface="Javanese Text"/>
-      <a:font script="Lisu" typeface="Segoe UI"/>
-      <a:font script="Mymr" typeface="Myanmar Text"/>
-      <a:font script="Nkoo" typeface="Ebrima"/>
-      <a:font script="Olck" typeface="Nirmala UI"/>
-      <a:font script="Osma" typeface="Ebrima"/>
-      <a:font script="Phag" typeface="Phagspa"/>
-      <a:font script="Syrn" typeface="Estrangelo Edessa"/>
-      <a:font script="Syrj" typeface="Estrangelo Edessa"/>
-      <a:font script="Syre" typeface="Estrangelo Edessa"/>
-      <a:font script="Sora" typeface="Nirmala UI"/>
-      <a:font script="Tale" typeface="Microsoft Tai Le"/>
-      <a:font script="Talu" typeface="Microsoft New Tai Lue"/>
-      <a:font script="Tfng" typeface="Ebrima"/>
-    </a:minorFont>
-  </a:fontScheme>
-  <a:fmtScheme name="Office">
-    <a:fillStyleLst>
-      <a:solidFill>
-        <a:schemeClr val="phClr"/>
-      </a:solidFill>
-      <a:gradFill rotWithShape="1">
-        <a:gsLst>
-          <a:gs pos="0">
-            <a:schemeClr val="phClr">
-              <a:lumMod val="110000"/>
-              <a:satMod val="105000"/>
-              <a:tint val="67000"/>
-            </a:schemeClr>
-          </a:gs>
-          <a:gs pos="50000">
-            <a:schemeClr val="phClr">
-              <a:lumMod val="105000"/>
-              <a:satMod val="103000"/>
-              <a:tint val="73000"/>
-            </a:schemeClr>
-          </a:gs>
-          <a:gs pos="100000">
-            <a:schemeClr val="phClr">
-              <a:lumMod val="105000"/>
-              <a:satMod val="109000"/>
-              <a:tint val="81000"/>
-            </a:schemeClr>
-          </a:gs>
-        </a:gsLst>
-        <a:lin ang="5400000" scaled="0"/>
-      </a:gradFill>
-      <a:gradFill rotWithShape="1">
-        <a:gsLst>
-          <a:gs pos="0">
-            <a:schemeClr val="phClr">
-              <a:satMod val="103000"/>
-              <a:lumMod val="102000"/>
-              <a:tint val="94000"/>
-            </a:schemeClr>
-          </a:gs>
-          <a:gs pos="50000">
-            <a:schemeClr val="phClr">
-              <a:satMod val="110000"/>
-              <a:lumMod val="100000"/>
-              <a:shade val="100000"/>
-            </a:schemeClr>
-          </a:gs>
-          <a:gs pos="100000">
-            <a:schemeClr val="phClr">
-              <a:lumMod val="99000"/>
-              <a:satMod val="120000"/>
-              <a:shade val="78000"/>
-            </a:schemeClr>
-          </a:gs>
-        </a:gsLst>
-        <a:lin ang="5400000" scaled="0"/>
-      </a:gradFill>
-    </a:fillStyleLst>
-    <a:lnStyleLst>
-      <a:ln w="6350" cap="flat" cmpd="sng" algn="ctr">
-        <a:solidFill>
-          <a:schemeClr val="phClr"/>
-        </a:solidFill>
-        <a:prstDash val="solid"/>
-        <a:miter lim="800000"/>
-      </a:ln>
-      <a:ln w="12700" cap="flat" cmpd="sng" algn="ctr">
-        <a:solidFill>
-          <a:schemeClr val="phClr"/>
-        </a:solidFill>
-        <a:prstDash val="solid"/>
-        <a:miter lim="800000"/>
-      </a:ln>
-      <a:ln w="19050" cap="flat" cmpd="sng" algn="ctr">
-        <a:solidFill>
-          <a:schemeClr val="phClr"/>
-        </a:solidFill>
-        <a:prstDash val="solid"/>
-        <a:miter lim="800000"/>
-      </a:ln>
-    </a:lnStyleLst>
-    <a:effectStyleLst>
-      <a:effectStyle>
-        <a:effectLst/>
-      </a:effectStyle>
-      <a:effectStyle>
-        <a:effectLst/>
-      </a:effectStyle>
-      <a:effectStyle>
-        <a:effectLst>
-          <a:outerShdw blurRad="57150" dist="19050" dir="5400000" algn="ctr" rotWithShape="0">
-            <a:srgbClr val="000000">
-              <a:alpha val="63000"/>
-            </a:srgbClr>
-          </a:outerShdw>
-        </a:effectLst>
-      </a:effectStyle>
-    </a:effectStyleLst>
-    <a:bgFillStyleLst>
-      <a:solidFill>
-        <a:schemeClr val="phClr"/>
-      </a:solidFill>
-      <a:solidFill>
-        <a:schemeClr val="phClr">
-          <a:tint val="95000"/>
-          <a:satMod val="170000"/>
-        </a:schemeClr>
-      </a:solidFill>
-      <a:gradFill rotWithShape="1">
-        <a:gsLst>
-          <a:gs pos="0">
-            <a:schemeClr val="phClr">
-              <a:tint val="93000"/>
-              <a:satMod val="150000"/>
-              <a:shade val="98000"/>
-              <a:lumMod val="102000"/>
-            </a:schemeClr>
-          </a:gs>
-          <a:gs pos="50000">
-            <a:schemeClr val="phClr">
-              <a:tint val="98000"/>
-              <a:satMod val="130000"/>
-              <a:shade val="90000"/>
-              <a:lumMod val="103000"/>
-            </a:schemeClr>
-          </a:gs>
-          <a:gs pos="100000">
-            <a:schemeClr val="phClr">
-              <a:shade val="63000"/>
-              <a:satMod val="120000"/>
-            </a:schemeClr>
-          </a:gs>
-        </a:gsLst>
-        <a:lin ang="5400000" scaled="0"/>
-      </a:gradFill>
-    </a:bgFillStyleLst>
-  </a:fmtScheme>
-</a:themeOverride>
 </file>
--- a/docs/BYNATIONALITY/Ижорки.docx
+++ b/docs/BYNATIONALITY/Ижорки.docx
@@ -148,7 +148,43 @@
                 <w:szCs w:val="16"/>
                 <w:lang w:val="ru-RU"/>
               </w:rPr>
-              <w:t>с 1937 по 1938 гг. было расстреляно 15 женщин-ижорок.</w:t>
+              <w:t>с 1937 по 1938 гг. был</w:t>
+            </w:r>
+            <w:r>
+              <w:rPr>
+                <w:rFonts w:ascii="Arial" w:hAnsi="Arial" w:cs="Arial"/>
+                <w:sz w:val="16"/>
+                <w:szCs w:val="16"/>
+                <w:lang w:val="ru-RU"/>
+              </w:rPr>
+              <w:t>и</w:t>
+            </w:r>
+            <w:r>
+              <w:rPr>
+                <w:rFonts w:ascii="Arial" w:hAnsi="Arial" w:cs="Arial"/>
+                <w:sz w:val="16"/>
+                <w:szCs w:val="16"/>
+                <w:lang w:val="ru-RU"/>
+              </w:rPr>
+              <w:t xml:space="preserve"> расстрелян</w:t>
+            </w:r>
+            <w:r>
+              <w:rPr>
+                <w:rFonts w:ascii="Arial" w:hAnsi="Arial" w:cs="Arial"/>
+                <w:sz w:val="16"/>
+                <w:szCs w:val="16"/>
+                <w:lang w:val="ru-RU"/>
+              </w:rPr>
+              <w:t>ы</w:t>
+            </w:r>
+            <w:r>
+              <w:rPr>
+                <w:rFonts w:ascii="Arial" w:hAnsi="Arial" w:cs="Arial"/>
+                <w:sz w:val="16"/>
+                <w:szCs w:val="16"/>
+                <w:lang w:val="ru-RU"/>
+              </w:rPr>
+              <w:t xml:space="preserve"> 15 женщин-ижорок.</w:t>
             </w:r>
           </w:p>
           <w:p>
@@ -167,7 +203,25 @@
                 <w:szCs w:val="16"/>
                 <w:lang w:val="ru-RU"/>
               </w:rPr>
-              <w:t xml:space="preserve">Данный список составлен на основе открытых и доступных на </w:t>
+              <w:t xml:space="preserve">Данный список составлен на основе открытых и доступных </w:t>
+            </w:r>
+            <w:r>
+              <w:rPr>
+                <w:rFonts w:ascii="Arial" w:hAnsi="Arial" w:cs="Arial"/>
+                <w:sz w:val="16"/>
+                <w:szCs w:val="16"/>
+                <w:lang w:val="ru-RU"/>
+              </w:rPr>
+              <w:t>в</w:t>
+            </w:r>
+            <w:r>
+              <w:rPr>
+                <w:rFonts w:ascii="Arial" w:hAnsi="Arial" w:cs="Arial"/>
+                <w:sz w:val="16"/>
+                <w:szCs w:val="16"/>
+                <w:lang w:val="ru-RU"/>
+              </w:rPr>
+              <w:t xml:space="preserve"> </w:t>
             </w:r>
             <w:r>
               <w:rPr>
@@ -518,22 +572,11 @@
             <w:r>
               <w:rPr>
                 <w:rFonts w:ascii="Arial" w:hAnsi="Arial" w:cs="Arial"/>
-                <w:b/>
-                <w:bCs/>
-                <w:sz w:val="16"/>
-                <w:szCs w:val="16"/>
-                <w:lang w:val="ru-RU"/>
-              </w:rPr>
-              <w:t>Партийность:</w:t>
-            </w:r>
-            <w:r>
-              <w:rPr>
-                <w:rFonts w:ascii="Arial" w:hAnsi="Arial" w:cs="Arial"/>
-                <w:sz w:val="16"/>
-                <w:szCs w:val="16"/>
-                <w:lang w:val="ru-RU"/>
-              </w:rPr>
-              <w:t xml:space="preserve"> Беспартийные</w:t>
+                <w:sz w:val="16"/>
+                <w:szCs w:val="16"/>
+                <w:lang w:val="ru-RU"/>
+              </w:rPr>
+              <w:t>Партийность: Беспартийные</w:t>
             </w:r>
             <w:r>
               <w:rPr>
@@ -611,22 +654,11 @@
             <w:r>
               <w:rPr>
                 <w:rFonts w:ascii="Arial" w:hAnsi="Arial" w:cs="Arial"/>
-                <w:b/>
-                <w:bCs/>
-                <w:sz w:val="16"/>
-                <w:szCs w:val="16"/>
-                <w:lang w:val="ru-RU"/>
-              </w:rPr>
-              <w:t>Профессия/социальная страта:</w:t>
-            </w:r>
-            <w:r>
-              <w:rPr>
-                <w:rFonts w:ascii="Arial" w:hAnsi="Arial" w:cs="Arial"/>
-                <w:sz w:val="16"/>
-                <w:szCs w:val="16"/>
-                <w:lang w:val="ru-RU"/>
-              </w:rPr>
-              <w:t xml:space="preserve"> судомойка – 3; монашка – 3; домохозяйка – 2, колхозница – 2; сторож; педагог</w:t>
+                <w:sz w:val="16"/>
+                <w:szCs w:val="16"/>
+                <w:lang w:val="ru-RU"/>
+              </w:rPr>
+              <w:t>Профессия/социальная страта: судомойка – 3; монашка – 3; домохозяйка – 2, колхозница – 2; сторож; педагог</w:t>
             </w:r>
             <w:r>
               <w:rPr>
@@ -954,6 +986,9 @@
     <w:p>
       <w:pPr>
         <w:jc w:val="center"/>
+        <w:rPr>
+          <w:rFonts w:hint="eastAsia"/>
+        </w:rPr>
       </w:pPr>
       <w:r>
         <w:rPr>

--- a/docs/BYNATIONALITY/Ижорки.docx
+++ b/docs/BYNATIONALITY/Ижорки.docx
@@ -574,9 +574,37 @@
                 <w:rFonts w:ascii="Arial" w:hAnsi="Arial" w:cs="Arial"/>
                 <w:sz w:val="16"/>
                 <w:szCs w:val="16"/>
-                <w:lang w:val="ru-RU"/>
-              </w:rPr>
-              <w:t>Партийность: Беспартийные</w:t>
+                <w:u w:val="single"/>
+                <w:lang w:val="ru-RU"/>
+              </w:rPr>
+              <w:t>Партийность</w:t>
+            </w:r>
+            <w:r>
+              <w:rPr>
+                <w:rFonts w:ascii="Arial" w:hAnsi="Arial" w:cs="Arial"/>
+                <w:sz w:val="16"/>
+                <w:szCs w:val="16"/>
+                <w:lang w:val="ru-RU"/>
+              </w:rPr>
+              <w:t xml:space="preserve">: </w:t>
+            </w:r>
+            <w:r>
+              <w:rPr>
+                <w:rFonts w:ascii="Arial" w:hAnsi="Arial" w:cs="Arial"/>
+                <w:sz w:val="16"/>
+                <w:szCs w:val="16"/>
+                <w:lang w:val="ru-RU"/>
+              </w:rPr>
+              <w:t>б</w:t>
+            </w:r>
+            <w:r>
+              <w:rPr>
+                <w:rFonts w:ascii="Arial" w:hAnsi="Arial" w:cs="Arial"/>
+                <w:sz w:val="16"/>
+                <w:szCs w:val="16"/>
+                <w:lang w:val="ru-RU"/>
+              </w:rPr>
+              <w:t>еспартийные</w:t>
             </w:r>
             <w:r>
               <w:rPr>
@@ -656,27 +684,28 @@
                 <w:rFonts w:ascii="Arial" w:hAnsi="Arial" w:cs="Arial"/>
                 <w:sz w:val="16"/>
                 <w:szCs w:val="16"/>
-                <w:lang w:val="ru-RU"/>
-              </w:rPr>
-              <w:t>Профессия/социальная страта: судомойка – 3; монашка – 3; домохозяйка – 2, колхозница – 2; сторож; педагог</w:t>
-            </w:r>
-            <w:r>
-              <w:rPr>
-                <w:rFonts w:ascii="Arial" w:hAnsi="Arial" w:cs="Arial"/>
-                <w:sz w:val="16"/>
-                <w:szCs w:val="16"/>
-                <w:lang w:val="ru-RU"/>
-              </w:rPr>
-              <w:t xml:space="preserve"> – </w:t>
-            </w:r>
-            <w:r>
-              <w:rPr>
-                <w:rFonts w:ascii="Arial" w:hAnsi="Arial" w:cs="Arial"/>
-                <w:sz w:val="16"/>
-                <w:szCs w:val="16"/>
-                <w:lang w:val="ru-RU"/>
-              </w:rPr>
-              <w:t>1;</w:t>
+                <w:u w:val="single"/>
+                <w:lang w:val="ru-RU"/>
+              </w:rPr>
+              <w:t>Профессия/социальная страта</w:t>
+            </w:r>
+            <w:r>
+              <w:rPr>
+                <w:rFonts w:ascii="Arial" w:hAnsi="Arial" w:cs="Arial"/>
+                <w:sz w:val="16"/>
+                <w:szCs w:val="16"/>
+                <w:lang w:val="ru-RU"/>
+              </w:rPr>
+              <w:t>: судомойка – 3; монашка – 3; домохозяйка – 2, колхозница – 2; сторож; педагог</w:t>
+            </w:r>
+            <w:r>
+              <w:rPr>
+                <w:rFonts w:ascii="Arial" w:hAnsi="Arial" w:cs="Arial"/>
+                <w:sz w:val="16"/>
+                <w:szCs w:val="16"/>
+                <w:lang w:val="ru-RU"/>
+              </w:rPr>
+              <w:t>,</w:t>
             </w:r>
             <w:r>
               <w:rPr>
@@ -1113,7 +1142,6 @@
               <w:bottom w:val="double" w:sz="1" w:space="0" w:color="808080"/>
               <w:right w:val="double" w:sz="2" w:space="0" w:color="808080"/>
             </w:tcBorders>
-            <w:shd w:val="clear" w:color="auto" w:fill="auto"/>
             <w:vAlign w:val="center"/>
           </w:tcPr>
           <w:p>
@@ -1452,7 +1480,6 @@
               <w:bottom w:val="double" w:sz="1" w:space="0" w:color="808080"/>
               <w:right w:val="double" w:sz="2" w:space="0" w:color="808080"/>
             </w:tcBorders>
-            <w:shd w:val="clear" w:color="auto" w:fill="auto"/>
             <w:vAlign w:val="center"/>
           </w:tcPr>
           <w:p>
@@ -1853,7 +1880,6 @@
               <w:bottom w:val="double" w:sz="1" w:space="0" w:color="808080"/>
               <w:right w:val="double" w:sz="2" w:space="0" w:color="808080"/>
             </w:tcBorders>
-            <w:shd w:val="clear" w:color="auto" w:fill="auto"/>
             <w:vAlign w:val="center"/>
           </w:tcPr>
           <w:p>
@@ -2081,7 +2107,6 @@
               <w:bottom w:val="double" w:sz="1" w:space="0" w:color="808080"/>
               <w:right w:val="double" w:sz="2" w:space="0" w:color="808080"/>
             </w:tcBorders>
-            <w:shd w:val="clear" w:color="auto" w:fill="auto"/>
             <w:vAlign w:val="center"/>
           </w:tcPr>
           <w:p>
@@ -2333,7 +2358,6 @@
               <w:bottom w:val="double" w:sz="1" w:space="0" w:color="808080"/>
               <w:right w:val="double" w:sz="2" w:space="0" w:color="808080"/>
             </w:tcBorders>
-            <w:shd w:val="clear" w:color="auto" w:fill="auto"/>
             <w:vAlign w:val="center"/>
           </w:tcPr>
           <w:p>
@@ -2598,7 +2622,6 @@
               <w:bottom w:val="double" w:sz="1" w:space="0" w:color="808080"/>
               <w:right w:val="double" w:sz="2" w:space="0" w:color="808080"/>
             </w:tcBorders>
-            <w:shd w:val="clear" w:color="auto" w:fill="auto"/>
             <w:vAlign w:val="center"/>
           </w:tcPr>
           <w:p>
@@ -2906,7 +2929,6 @@
               <w:bottom w:val="double" w:sz="1" w:space="0" w:color="808080"/>
               <w:right w:val="double" w:sz="2" w:space="0" w:color="808080"/>
             </w:tcBorders>
-            <w:shd w:val="clear" w:color="auto" w:fill="auto"/>
             <w:vAlign w:val="center"/>
           </w:tcPr>
           <w:p>
@@ -3170,7 +3192,6 @@
               <w:bottom w:val="double" w:sz="1" w:space="0" w:color="808080"/>
               <w:right w:val="double" w:sz="2" w:space="0" w:color="808080"/>
             </w:tcBorders>
-            <w:shd w:val="clear" w:color="auto" w:fill="auto"/>
             <w:vAlign w:val="center"/>
           </w:tcPr>
           <w:p>
@@ -3474,7 +3495,6 @@
               <w:bottom w:val="double" w:sz="1" w:space="0" w:color="808080"/>
               <w:right w:val="double" w:sz="2" w:space="0" w:color="808080"/>
             </w:tcBorders>
-            <w:shd w:val="clear" w:color="auto" w:fill="auto"/>
             <w:vAlign w:val="center"/>
           </w:tcPr>
           <w:p>
@@ -3802,7 +3822,6 @@
               <w:bottom w:val="double" w:sz="1" w:space="0" w:color="808080"/>
               <w:right w:val="double" w:sz="2" w:space="0" w:color="808080"/>
             </w:tcBorders>
-            <w:shd w:val="clear" w:color="auto" w:fill="auto"/>
             <w:vAlign w:val="center"/>
           </w:tcPr>
           <w:p>
@@ -4134,7 +4153,6 @@
               <w:bottom w:val="double" w:sz="1" w:space="0" w:color="808080"/>
               <w:right w:val="double" w:sz="2" w:space="0" w:color="808080"/>
             </w:tcBorders>
-            <w:shd w:val="clear" w:color="auto" w:fill="auto"/>
             <w:vAlign w:val="center"/>
           </w:tcPr>
           <w:p>
@@ -4520,7 +4538,6 @@
               <w:bottom w:val="double" w:sz="1" w:space="0" w:color="808080"/>
               <w:right w:val="double" w:sz="2" w:space="0" w:color="808080"/>
             </w:tcBorders>
-            <w:shd w:val="clear" w:color="auto" w:fill="auto"/>
             <w:vAlign w:val="center"/>
           </w:tcPr>
           <w:p>
@@ -4757,7 +4774,6 @@
               <w:bottom w:val="double" w:sz="1" w:space="0" w:color="808080"/>
               <w:right w:val="double" w:sz="2" w:space="0" w:color="808080"/>
             </w:tcBorders>
-            <w:shd w:val="clear" w:color="auto" w:fill="auto"/>
             <w:vAlign w:val="center"/>
           </w:tcPr>
           <w:p>
@@ -5146,7 +5162,6 @@
               <w:bottom w:val="double" w:sz="1" w:space="0" w:color="808080"/>
               <w:right w:val="double" w:sz="2" w:space="0" w:color="808080"/>
             </w:tcBorders>
-            <w:shd w:val="clear" w:color="auto" w:fill="auto"/>
             <w:vAlign w:val="center"/>
           </w:tcPr>
           <w:p>
@@ -5439,7 +5454,6 @@
               <w:bottom w:val="double" w:sz="1" w:space="0" w:color="808080"/>
               <w:right w:val="double" w:sz="2" w:space="0" w:color="808080"/>
             </w:tcBorders>
-            <w:shd w:val="clear" w:color="auto" w:fill="auto"/>
             <w:vAlign w:val="center"/>
           </w:tcPr>
           <w:p>
